--- a/4.质量管理/2.运行记录类文件/040209-满意度调查计划.docx
+++ b/4.质量管理/2.运行记录类文件/040209-满意度调查计划.docx
@@ -935,6 +935,8 @@
               <w:tab w:val="right" w:leader="dot" w:pos="8697"/>
             </w:tabs>
           </w:pPr>
+          <w:bookmarkStart w:id="8" w:name="_GoBack"/>
+          <w:bookmarkEnd w:id="8"/>
           <w:r>
             <w:fldChar w:fldCharType="begin"/>
           </w:r>
@@ -948,7 +950,7 @@
             <w:fldChar w:fldCharType="begin"/>
           </w:r>
           <w:r>
-            <w:instrText xml:space="preserve"> HYPERLINK \l _Toc2654 </w:instrText>
+            <w:instrText xml:space="preserve"> HYPERLINK \l _Toc13612 </w:instrText>
           </w:r>
           <w:r>
             <w:fldChar w:fldCharType="separate"/>
@@ -972,7 +974,7 @@
             <w:fldChar w:fldCharType="begin"/>
           </w:r>
           <w:r>
-            <w:instrText xml:space="preserve"> PAGEREF _Toc2654 \h </w:instrText>
+            <w:instrText xml:space="preserve"> PAGEREF _Toc13612 \h </w:instrText>
           </w:r>
           <w:r>
             <w:fldChar w:fldCharType="separate"/>
@@ -998,7 +1000,7 @@
             <w:fldChar w:fldCharType="begin"/>
           </w:r>
           <w:r>
-            <w:instrText xml:space="preserve"> HYPERLINK \l _Toc27896 </w:instrText>
+            <w:instrText xml:space="preserve"> HYPERLINK \l _Toc938 </w:instrText>
           </w:r>
           <w:r>
             <w:fldChar w:fldCharType="separate"/>
@@ -1022,7 +1024,7 @@
             <w:fldChar w:fldCharType="begin"/>
           </w:r>
           <w:r>
-            <w:instrText xml:space="preserve"> PAGEREF _Toc27896 \h </w:instrText>
+            <w:instrText xml:space="preserve"> PAGEREF _Toc938 \h </w:instrText>
           </w:r>
           <w:r>
             <w:fldChar w:fldCharType="separate"/>
@@ -1048,7 +1050,7 @@
             <w:fldChar w:fldCharType="begin"/>
           </w:r>
           <w:r>
-            <w:instrText xml:space="preserve"> HYPERLINK \l _Toc6243 </w:instrText>
+            <w:instrText xml:space="preserve"> HYPERLINK \l _Toc2370 </w:instrText>
           </w:r>
           <w:r>
             <w:fldChar w:fldCharType="separate"/>
@@ -1072,7 +1074,7 @@
             <w:fldChar w:fldCharType="begin"/>
           </w:r>
           <w:r>
-            <w:instrText xml:space="preserve"> PAGEREF _Toc6243 \h </w:instrText>
+            <w:instrText xml:space="preserve"> PAGEREF _Toc2370 \h </w:instrText>
           </w:r>
           <w:r>
             <w:fldChar w:fldCharType="separate"/>
@@ -1098,7 +1100,7 @@
             <w:fldChar w:fldCharType="begin"/>
           </w:r>
           <w:r>
-            <w:instrText xml:space="preserve"> HYPERLINK \l _Toc29867 </w:instrText>
+            <w:instrText xml:space="preserve"> HYPERLINK \l _Toc5237 </w:instrText>
           </w:r>
           <w:r>
             <w:fldChar w:fldCharType="separate"/>
@@ -1122,7 +1124,7 @@
             <w:fldChar w:fldCharType="begin"/>
           </w:r>
           <w:r>
-            <w:instrText xml:space="preserve"> PAGEREF _Toc29867 \h </w:instrText>
+            <w:instrText xml:space="preserve"> PAGEREF _Toc5237 \h </w:instrText>
           </w:r>
           <w:r>
             <w:fldChar w:fldCharType="separate"/>
@@ -1148,7 +1150,7 @@
             <w:fldChar w:fldCharType="begin"/>
           </w:r>
           <w:r>
-            <w:instrText xml:space="preserve"> HYPERLINK \l _Toc31661 </w:instrText>
+            <w:instrText xml:space="preserve"> HYPERLINK \l _Toc4446 </w:instrText>
           </w:r>
           <w:r>
             <w:fldChar w:fldCharType="separate"/>
@@ -1169,7 +1171,7 @@
             <w:fldChar w:fldCharType="begin"/>
           </w:r>
           <w:r>
-            <w:instrText xml:space="preserve"> PAGEREF _Toc31661 \h </w:instrText>
+            <w:instrText xml:space="preserve"> PAGEREF _Toc4446 \h </w:instrText>
           </w:r>
           <w:r>
             <w:fldChar w:fldCharType="separate"/>
@@ -1195,7 +1197,7 @@
             <w:fldChar w:fldCharType="begin"/>
           </w:r>
           <w:r>
-            <w:instrText xml:space="preserve"> HYPERLINK \l _Toc11461 </w:instrText>
+            <w:instrText xml:space="preserve"> HYPERLINK \l _Toc10187 </w:instrText>
           </w:r>
           <w:r>
             <w:fldChar w:fldCharType="separate"/>
@@ -1221,7 +1223,7 @@
             <w:fldChar w:fldCharType="begin"/>
           </w:r>
           <w:r>
-            <w:instrText xml:space="preserve"> PAGEREF _Toc11461 \h </w:instrText>
+            <w:instrText xml:space="preserve"> PAGEREF _Toc10187 \h </w:instrText>
           </w:r>
           <w:r>
             <w:fldChar w:fldCharType="separate"/>
@@ -1247,7 +1249,7 @@
             <w:fldChar w:fldCharType="begin"/>
           </w:r>
           <w:r>
-            <w:instrText xml:space="preserve"> HYPERLINK \l _Toc14862 </w:instrText>
+            <w:instrText xml:space="preserve"> HYPERLINK \l _Toc17146 </w:instrText>
           </w:r>
           <w:r>
             <w:fldChar w:fldCharType="separate"/>
@@ -1273,7 +1275,7 @@
             <w:fldChar w:fldCharType="begin"/>
           </w:r>
           <w:r>
-            <w:instrText xml:space="preserve"> PAGEREF _Toc14862 \h </w:instrText>
+            <w:instrText xml:space="preserve"> PAGEREF _Toc17146 \h </w:instrText>
           </w:r>
           <w:r>
             <w:fldChar w:fldCharType="separate"/>
@@ -1299,7 +1301,7 @@
             <w:fldChar w:fldCharType="begin"/>
           </w:r>
           <w:r>
-            <w:instrText xml:space="preserve"> HYPERLINK \l _Toc6069 </w:instrText>
+            <w:instrText xml:space="preserve"> HYPERLINK \l _Toc1082 </w:instrText>
           </w:r>
           <w:r>
             <w:fldChar w:fldCharType="separate"/>
@@ -1318,7 +1320,7 @@
             <w:fldChar w:fldCharType="begin"/>
           </w:r>
           <w:r>
-            <w:instrText xml:space="preserve"> PAGEREF _Toc6069 \h </w:instrText>
+            <w:instrText xml:space="preserve"> PAGEREF _Toc1082 \h </w:instrText>
           </w:r>
           <w:r>
             <w:fldChar w:fldCharType="separate"/>
@@ -1359,7 +1361,7 @@
           <w:rFonts w:hint="eastAsia"/>
         </w:rPr>
       </w:pPr>
-      <w:bookmarkStart w:id="0" w:name="_Toc2654"/>
+      <w:bookmarkStart w:id="0" w:name="_Toc13612"/>
       <w:r>
         <w:rPr>
           <w:rFonts w:hint="eastAsia"/>
@@ -1391,7 +1393,7 @@
           <w:rFonts w:hint="eastAsia"/>
         </w:rPr>
       </w:pPr>
-      <w:bookmarkStart w:id="1" w:name="_Toc27896"/>
+      <w:bookmarkStart w:id="1" w:name="_Toc938"/>
       <w:r>
         <w:rPr>
           <w:rFonts w:hint="eastAsia"/>
@@ -1408,7 +1410,6 @@
           <w:rFonts w:hint="eastAsia"/>
         </w:rPr>
       </w:pPr>
-      <w:bookmarkStart w:id="8" w:name="_GoBack"/>
       <w:r>
         <w:rPr>
           <w:rFonts w:hint="eastAsia"/>
@@ -1632,7 +1633,6 @@
         <w:t>等。</w:t>
       </w:r>
     </w:p>
-    <w:bookmarkEnd w:id="8"/>
     <w:p>
       <w:pPr>
         <w:pStyle w:val="28"/>
@@ -1641,7 +1641,7 @@
           <w:rFonts w:hint="eastAsia"/>
         </w:rPr>
       </w:pPr>
-      <w:bookmarkStart w:id="2" w:name="_Toc6243"/>
+      <w:bookmarkStart w:id="2" w:name="_Toc2370"/>
       <w:r>
         <w:rPr>
           <w:rFonts w:hint="eastAsia"/>
@@ -1727,7 +1727,7 @@
           <w:rFonts w:hint="eastAsia"/>
         </w:rPr>
       </w:pPr>
-      <w:bookmarkStart w:id="3" w:name="_Toc29867"/>
+      <w:bookmarkStart w:id="3" w:name="_Toc5237"/>
       <w:r>
         <w:rPr>
           <w:rFonts w:hint="eastAsia"/>
@@ -1756,7 +1756,7 @@
         <w:pStyle w:val="28"/>
         <w:bidi w:val="0"/>
       </w:pPr>
-      <w:bookmarkStart w:id="4" w:name="_Toc31661"/>
+      <w:bookmarkStart w:id="4" w:name="_Toc4446"/>
       <w:r>
         <w:t>调查内容与评价项</w:t>
       </w:r>
@@ -1815,7 +1815,6 @@
             <w:insideH w:val="none" w:color="auto" w:sz="0" w:space="0"/>
             <w:insideV w:val="none" w:color="auto" w:sz="0" w:space="0"/>
           </w:tblBorders>
-          <w:shd w:val="clear" w:color="auto" w:fill="auto"/>
           <w:tblCellMar>
             <w:top w:w="15" w:type="dxa"/>
             <w:left w:w="15" w:type="dxa"/>
@@ -2044,6 +2043,247 @@
                 <w:lang w:val="en-US" w:eastAsia="zh-CN"/>
               </w:rPr>
               <w:t>评分说明</w:t>
+            </w:r>
+          </w:p>
+        </w:tc>
+      </w:tr>
+      <w:tr>
+        <w:tblPrEx>
+          <w:tblBorders>
+            <w:top w:val="none" w:color="auto" w:sz="0" w:space="0"/>
+            <w:left w:val="none" w:color="auto" w:sz="0" w:space="0"/>
+            <w:bottom w:val="none" w:color="auto" w:sz="0" w:space="0"/>
+            <w:right w:val="none" w:color="auto" w:sz="0" w:space="0"/>
+            <w:insideH w:val="none" w:color="auto" w:sz="0" w:space="0"/>
+            <w:insideV w:val="none" w:color="auto" w:sz="0" w:space="0"/>
+          </w:tblBorders>
+          <w:tblCellMar>
+            <w:top w:w="15" w:type="dxa"/>
+            <w:left w:w="15" w:type="dxa"/>
+            <w:bottom w:w="15" w:type="dxa"/>
+            <w:right w:w="15" w:type="dxa"/>
+          </w:tblCellMar>
+        </w:tblPrEx>
+        <w:trPr>
+          <w:jc w:val="center"/>
+        </w:trPr>
+        <w:tc>
+          <w:tcPr>
+            <w:tcW w:w="0" w:type="auto"/>
+            <w:tcBorders>
+              <w:top w:val="single" w:color="auto" w:sz="4" w:space="0"/>
+              <w:left w:val="single" w:color="auto" w:sz="4" w:space="0"/>
+              <w:bottom w:val="single" w:color="auto" w:sz="4" w:space="0"/>
+              <w:right w:val="single" w:color="auto" w:sz="4" w:space="0"/>
+            </w:tcBorders>
+            <w:shd w:val="clear" w:color="auto" w:fill="auto"/>
+            <w:tcMar>
+              <w:top w:w="120" w:type="dxa"/>
+              <w:left w:w="0" w:type="dxa"/>
+              <w:bottom w:w="120" w:type="dxa"/>
+              <w:right w:w="192" w:type="dxa"/>
+            </w:tcMar>
+            <w:vAlign w:val="center"/>
+          </w:tcPr>
+          <w:p>
+            <w:pPr>
+              <w:keepNext w:val="0"/>
+              <w:keepLines w:val="0"/>
+              <w:widowControl/>
+              <w:suppressLineNumbers w:val="0"/>
+              <w:spacing w:line="300" w:lineRule="atLeast"/>
+              <w:jc w:val="left"/>
+              <w:rPr>
+                <w:rFonts w:hint="default" w:ascii="Segoe UI" w:hAnsi="Segoe UI" w:eastAsia="Segoe UI" w:cs="Segoe UI"/>
+                <w:i w:val="0"/>
+                <w:iCs w:val="0"/>
+                <w:caps w:val="0"/>
+                <w:color w:val="0F1115"/>
+                <w:spacing w:val="0"/>
+                <w:sz w:val="18"/>
+                <w:szCs w:val="18"/>
+              </w:rPr>
+            </w:pPr>
+            <w:r>
+              <w:rPr>
+                <w:rFonts w:hint="default" w:ascii="Segoe UI" w:hAnsi="Segoe UI" w:eastAsia="Segoe UI" w:cs="Segoe UI"/>
+                <w:i w:val="0"/>
+                <w:iCs w:val="0"/>
+                <w:caps w:val="0"/>
+                <w:snapToGrid w:val="0"/>
+                <w:color w:val="0F1115"/>
+                <w:spacing w:val="0"/>
+                <w:kern w:val="0"/>
+                <w:sz w:val="18"/>
+                <w:szCs w:val="18"/>
+                <w:lang w:val="en-US" w:eastAsia="zh-CN"/>
+              </w:rPr>
+              <w:t>1</w:t>
+            </w:r>
+          </w:p>
+        </w:tc>
+        <w:tc>
+          <w:tcPr>
+            <w:tcW w:w="0" w:type="auto"/>
+            <w:tcBorders>
+              <w:top w:val="single" w:color="auto" w:sz="4" w:space="0"/>
+              <w:left w:val="single" w:color="auto" w:sz="4" w:space="0"/>
+              <w:bottom w:val="single" w:color="auto" w:sz="4" w:space="0"/>
+              <w:right w:val="single" w:color="auto" w:sz="4" w:space="0"/>
+            </w:tcBorders>
+            <w:shd w:val="clear" w:color="auto" w:fill="auto"/>
+            <w:tcMar>
+              <w:top w:w="120" w:type="dxa"/>
+              <w:left w:w="192" w:type="dxa"/>
+              <w:bottom w:w="120" w:type="dxa"/>
+              <w:right w:w="192" w:type="dxa"/>
+            </w:tcMar>
+            <w:vAlign w:val="center"/>
+          </w:tcPr>
+          <w:p>
+            <w:pPr>
+              <w:keepNext w:val="0"/>
+              <w:keepLines w:val="0"/>
+              <w:widowControl/>
+              <w:suppressLineNumbers w:val="0"/>
+              <w:spacing w:line="300" w:lineRule="atLeast"/>
+              <w:jc w:val="left"/>
+              <w:rPr>
+                <w:rFonts w:hint="default" w:ascii="Segoe UI" w:hAnsi="Segoe UI" w:eastAsia="Segoe UI" w:cs="Segoe UI"/>
+                <w:i w:val="0"/>
+                <w:iCs w:val="0"/>
+                <w:caps w:val="0"/>
+                <w:color w:val="0F1115"/>
+                <w:spacing w:val="0"/>
+                <w:sz w:val="18"/>
+                <w:szCs w:val="18"/>
+              </w:rPr>
+            </w:pPr>
+            <w:r>
+              <w:rPr>
+                <w:rFonts w:hint="default" w:ascii="Segoe UI" w:hAnsi="Segoe UI" w:eastAsia="Segoe UI" w:cs="Segoe UI"/>
+                <w:i w:val="0"/>
+                <w:iCs w:val="0"/>
+                <w:caps w:val="0"/>
+                <w:snapToGrid w:val="0"/>
+                <w:color w:val="0F1115"/>
+                <w:spacing w:val="0"/>
+                <w:kern w:val="0"/>
+                <w:sz w:val="18"/>
+                <w:szCs w:val="18"/>
+                <w:lang w:val="en-US" w:eastAsia="zh-CN"/>
+              </w:rPr>
+              <w:t>技术水平</w:t>
+            </w:r>
+          </w:p>
+        </w:tc>
+        <w:tc>
+          <w:tcPr>
+            <w:tcW w:w="0" w:type="auto"/>
+            <w:tcBorders>
+              <w:top w:val="single" w:color="auto" w:sz="4" w:space="0"/>
+              <w:left w:val="single" w:color="auto" w:sz="4" w:space="0"/>
+              <w:bottom w:val="single" w:color="auto" w:sz="4" w:space="0"/>
+              <w:right w:val="single" w:color="auto" w:sz="4" w:space="0"/>
+            </w:tcBorders>
+            <w:shd w:val="clear" w:color="auto" w:fill="auto"/>
+            <w:tcMar>
+              <w:top w:w="120" w:type="dxa"/>
+              <w:left w:w="192" w:type="dxa"/>
+              <w:bottom w:w="120" w:type="dxa"/>
+              <w:right w:w="192" w:type="dxa"/>
+            </w:tcMar>
+            <w:vAlign w:val="center"/>
+          </w:tcPr>
+          <w:p>
+            <w:pPr>
+              <w:keepNext w:val="0"/>
+              <w:keepLines w:val="0"/>
+              <w:widowControl/>
+              <w:suppressLineNumbers w:val="0"/>
+              <w:spacing w:line="300" w:lineRule="atLeast"/>
+              <w:jc w:val="left"/>
+              <w:rPr>
+                <w:rFonts w:hint="default" w:ascii="Segoe UI" w:hAnsi="Segoe UI" w:eastAsia="Segoe UI" w:cs="Segoe UI"/>
+                <w:i w:val="0"/>
+                <w:iCs w:val="0"/>
+                <w:caps w:val="0"/>
+                <w:color w:val="0F1115"/>
+                <w:spacing w:val="0"/>
+                <w:sz w:val="18"/>
+                <w:szCs w:val="18"/>
+              </w:rPr>
+            </w:pPr>
+            <w:r>
+              <w:rPr>
+                <w:rFonts w:hint="default" w:ascii="Segoe UI" w:hAnsi="Segoe UI" w:eastAsia="Segoe UI" w:cs="Segoe UI"/>
+                <w:i w:val="0"/>
+                <w:iCs w:val="0"/>
+                <w:caps w:val="0"/>
+                <w:snapToGrid w:val="0"/>
+                <w:color w:val="0F1115"/>
+                <w:spacing w:val="0"/>
+                <w:kern w:val="0"/>
+                <w:sz w:val="18"/>
+                <w:szCs w:val="18"/>
+                <w:lang w:val="en-US" w:eastAsia="zh-CN"/>
+              </w:rPr>
+              <w:t>10分</w:t>
+            </w:r>
+          </w:p>
+        </w:tc>
+        <w:tc>
+          <w:tcPr>
+            <w:tcW w:w="0" w:type="auto"/>
+            <w:tcBorders>
+              <w:top w:val="single" w:color="auto" w:sz="4" w:space="0"/>
+              <w:left w:val="single" w:color="auto" w:sz="4" w:space="0"/>
+              <w:bottom w:val="single" w:color="auto" w:sz="4" w:space="0"/>
+              <w:right w:val="single" w:color="auto" w:sz="4" w:space="0"/>
+            </w:tcBorders>
+            <w:shd w:val="clear" w:color="auto" w:fill="auto"/>
+            <w:tcMar>
+              <w:top w:w="120" w:type="dxa"/>
+              <w:left w:w="192" w:type="dxa"/>
+              <w:bottom w:w="120" w:type="dxa"/>
+              <w:right w:w="0" w:type="dxa"/>
+            </w:tcMar>
+            <w:vAlign w:val="center"/>
+          </w:tcPr>
+          <w:p>
+            <w:pPr>
+              <w:keepNext w:val="0"/>
+              <w:keepLines w:val="0"/>
+              <w:widowControl/>
+              <w:suppressLineNumbers w:val="0"/>
+              <w:spacing w:line="300" w:lineRule="atLeast"/>
+              <w:jc w:val="left"/>
+              <w:rPr>
+                <w:rFonts w:hint="default" w:ascii="Segoe UI" w:hAnsi="Segoe UI" w:eastAsia="Segoe UI" w:cs="Segoe UI"/>
+                <w:i w:val="0"/>
+                <w:iCs w:val="0"/>
+                <w:caps w:val="0"/>
+                <w:color w:val="0F1115"/>
+                <w:spacing w:val="0"/>
+                <w:sz w:val="18"/>
+                <w:szCs w:val="18"/>
+              </w:rPr>
+            </w:pPr>
+            <w:r>
+              <w:rPr>
+                <w:rFonts w:hint="default" w:ascii="Segoe UI" w:hAnsi="Segoe UI" w:eastAsia="Segoe UI" w:cs="Segoe UI"/>
+                <w:i w:val="0"/>
+                <w:iCs w:val="0"/>
+                <w:caps w:val="0"/>
+                <w:snapToGrid w:val="0"/>
+                <w:color w:val="0F1115"/>
+                <w:spacing w:val="0"/>
+                <w:kern w:val="0"/>
+                <w:sz w:val="18"/>
+                <w:szCs w:val="18"/>
+                <w:lang w:val="en-US" w:eastAsia="zh-CN"/>
+              </w:rPr>
+              <w:t>评估技术能力的专业性与解决问题的能力。</w:t>
             </w:r>
           </w:p>
         </w:tc>
@@ -2120,7 +2360,7 @@
                 <w:szCs w:val="18"/>
                 <w:lang w:val="en-US" w:eastAsia="zh-CN"/>
               </w:rPr>
-              <w:t>1</w:t>
+              <w:t>2</w:t>
             </w:r>
           </w:p>
         </w:tc>
@@ -2175,7 +2415,7 @@
                 <w:szCs w:val="18"/>
                 <w:lang w:val="en-US" w:eastAsia="zh-CN"/>
               </w:rPr>
-              <w:t>技术水平</w:t>
+              <w:t>服务态度</w:t>
             </w:r>
           </w:p>
         </w:tc>
@@ -2285,7 +2525,1694 @@
                 <w:szCs w:val="18"/>
                 <w:lang w:val="en-US" w:eastAsia="zh-CN"/>
               </w:rPr>
-              <w:t>评估技术能力的专业性与解决问题的能力。</w:t>
+              <w:t>评估服务人员的礼貌、耐心与合作精神。</w:t>
+            </w:r>
+          </w:p>
+        </w:tc>
+      </w:tr>
+      <w:tr>
+        <w:tblPrEx>
+          <w:tblBorders>
+            <w:top w:val="none" w:color="auto" w:sz="0" w:space="0"/>
+            <w:left w:val="none" w:color="auto" w:sz="0" w:space="0"/>
+            <w:bottom w:val="none" w:color="auto" w:sz="0" w:space="0"/>
+            <w:right w:val="none" w:color="auto" w:sz="0" w:space="0"/>
+            <w:insideH w:val="none" w:color="auto" w:sz="0" w:space="0"/>
+            <w:insideV w:val="none" w:color="auto" w:sz="0" w:space="0"/>
+          </w:tblBorders>
+          <w:tblCellMar>
+            <w:top w:w="15" w:type="dxa"/>
+            <w:left w:w="15" w:type="dxa"/>
+            <w:bottom w:w="15" w:type="dxa"/>
+            <w:right w:w="15" w:type="dxa"/>
+          </w:tblCellMar>
+        </w:tblPrEx>
+        <w:trPr>
+          <w:jc w:val="center"/>
+        </w:trPr>
+        <w:tc>
+          <w:tcPr>
+            <w:tcW w:w="0" w:type="auto"/>
+            <w:tcBorders>
+              <w:top w:val="single" w:color="auto" w:sz="4" w:space="0"/>
+              <w:left w:val="single" w:color="auto" w:sz="4" w:space="0"/>
+              <w:bottom w:val="single" w:color="auto" w:sz="4" w:space="0"/>
+              <w:right w:val="single" w:color="auto" w:sz="4" w:space="0"/>
+            </w:tcBorders>
+            <w:shd w:val="clear" w:color="auto" w:fill="auto"/>
+            <w:tcMar>
+              <w:top w:w="120" w:type="dxa"/>
+              <w:left w:w="0" w:type="dxa"/>
+              <w:bottom w:w="120" w:type="dxa"/>
+              <w:right w:w="192" w:type="dxa"/>
+            </w:tcMar>
+            <w:vAlign w:val="center"/>
+          </w:tcPr>
+          <w:p>
+            <w:pPr>
+              <w:keepNext w:val="0"/>
+              <w:keepLines w:val="0"/>
+              <w:widowControl/>
+              <w:suppressLineNumbers w:val="0"/>
+              <w:spacing w:line="300" w:lineRule="atLeast"/>
+              <w:jc w:val="left"/>
+              <w:rPr>
+                <w:rFonts w:hint="default" w:ascii="Segoe UI" w:hAnsi="Segoe UI" w:eastAsia="Segoe UI" w:cs="Segoe UI"/>
+                <w:i w:val="0"/>
+                <w:iCs w:val="0"/>
+                <w:caps w:val="0"/>
+                <w:color w:val="0F1115"/>
+                <w:spacing w:val="0"/>
+                <w:sz w:val="18"/>
+                <w:szCs w:val="18"/>
+              </w:rPr>
+            </w:pPr>
+            <w:r>
+              <w:rPr>
+                <w:rFonts w:hint="default" w:ascii="Segoe UI" w:hAnsi="Segoe UI" w:eastAsia="Segoe UI" w:cs="Segoe UI"/>
+                <w:i w:val="0"/>
+                <w:iCs w:val="0"/>
+                <w:caps w:val="0"/>
+                <w:snapToGrid w:val="0"/>
+                <w:color w:val="0F1115"/>
+                <w:spacing w:val="0"/>
+                <w:kern w:val="0"/>
+                <w:sz w:val="18"/>
+                <w:szCs w:val="18"/>
+                <w:lang w:val="en-US" w:eastAsia="zh-CN"/>
+              </w:rPr>
+              <w:t>3</w:t>
+            </w:r>
+          </w:p>
+        </w:tc>
+        <w:tc>
+          <w:tcPr>
+            <w:tcW w:w="0" w:type="auto"/>
+            <w:tcBorders>
+              <w:top w:val="single" w:color="auto" w:sz="4" w:space="0"/>
+              <w:left w:val="single" w:color="auto" w:sz="4" w:space="0"/>
+              <w:bottom w:val="single" w:color="auto" w:sz="4" w:space="0"/>
+              <w:right w:val="single" w:color="auto" w:sz="4" w:space="0"/>
+            </w:tcBorders>
+            <w:shd w:val="clear" w:color="auto" w:fill="auto"/>
+            <w:tcMar>
+              <w:top w:w="120" w:type="dxa"/>
+              <w:left w:w="192" w:type="dxa"/>
+              <w:bottom w:w="120" w:type="dxa"/>
+              <w:right w:w="192" w:type="dxa"/>
+            </w:tcMar>
+            <w:vAlign w:val="center"/>
+          </w:tcPr>
+          <w:p>
+            <w:pPr>
+              <w:keepNext w:val="0"/>
+              <w:keepLines w:val="0"/>
+              <w:widowControl/>
+              <w:suppressLineNumbers w:val="0"/>
+              <w:spacing w:line="300" w:lineRule="atLeast"/>
+              <w:jc w:val="left"/>
+              <w:rPr>
+                <w:rFonts w:hint="default" w:ascii="Segoe UI" w:hAnsi="Segoe UI" w:eastAsia="Segoe UI" w:cs="Segoe UI"/>
+                <w:i w:val="0"/>
+                <w:iCs w:val="0"/>
+                <w:caps w:val="0"/>
+                <w:color w:val="0F1115"/>
+                <w:spacing w:val="0"/>
+                <w:sz w:val="18"/>
+                <w:szCs w:val="18"/>
+              </w:rPr>
+            </w:pPr>
+            <w:r>
+              <w:rPr>
+                <w:rFonts w:hint="default" w:ascii="Segoe UI" w:hAnsi="Segoe UI" w:eastAsia="Segoe UI" w:cs="Segoe UI"/>
+                <w:i w:val="0"/>
+                <w:iCs w:val="0"/>
+                <w:caps w:val="0"/>
+                <w:snapToGrid w:val="0"/>
+                <w:color w:val="0F1115"/>
+                <w:spacing w:val="0"/>
+                <w:kern w:val="0"/>
+                <w:sz w:val="18"/>
+                <w:szCs w:val="18"/>
+                <w:lang w:val="en-US" w:eastAsia="zh-CN"/>
+              </w:rPr>
+              <w:t>服务及时性</w:t>
+            </w:r>
+          </w:p>
+        </w:tc>
+        <w:tc>
+          <w:tcPr>
+            <w:tcW w:w="0" w:type="auto"/>
+            <w:tcBorders>
+              <w:top w:val="single" w:color="auto" w:sz="4" w:space="0"/>
+              <w:left w:val="single" w:color="auto" w:sz="4" w:space="0"/>
+              <w:bottom w:val="single" w:color="auto" w:sz="4" w:space="0"/>
+              <w:right w:val="single" w:color="auto" w:sz="4" w:space="0"/>
+            </w:tcBorders>
+            <w:shd w:val="clear" w:color="auto" w:fill="auto"/>
+            <w:tcMar>
+              <w:top w:w="120" w:type="dxa"/>
+              <w:left w:w="192" w:type="dxa"/>
+              <w:bottom w:w="120" w:type="dxa"/>
+              <w:right w:w="192" w:type="dxa"/>
+            </w:tcMar>
+            <w:vAlign w:val="center"/>
+          </w:tcPr>
+          <w:p>
+            <w:pPr>
+              <w:keepNext w:val="0"/>
+              <w:keepLines w:val="0"/>
+              <w:widowControl/>
+              <w:suppressLineNumbers w:val="0"/>
+              <w:spacing w:line="300" w:lineRule="atLeast"/>
+              <w:jc w:val="left"/>
+              <w:rPr>
+                <w:rFonts w:hint="default" w:ascii="Segoe UI" w:hAnsi="Segoe UI" w:eastAsia="Segoe UI" w:cs="Segoe UI"/>
+                <w:i w:val="0"/>
+                <w:iCs w:val="0"/>
+                <w:caps w:val="0"/>
+                <w:color w:val="0F1115"/>
+                <w:spacing w:val="0"/>
+                <w:sz w:val="18"/>
+                <w:szCs w:val="18"/>
+              </w:rPr>
+            </w:pPr>
+            <w:r>
+              <w:rPr>
+                <w:rFonts w:hint="default" w:ascii="Segoe UI" w:hAnsi="Segoe UI" w:eastAsia="Segoe UI" w:cs="Segoe UI"/>
+                <w:i w:val="0"/>
+                <w:iCs w:val="0"/>
+                <w:caps w:val="0"/>
+                <w:snapToGrid w:val="0"/>
+                <w:color w:val="0F1115"/>
+                <w:spacing w:val="0"/>
+                <w:kern w:val="0"/>
+                <w:sz w:val="18"/>
+                <w:szCs w:val="18"/>
+                <w:lang w:val="en-US" w:eastAsia="zh-CN"/>
+              </w:rPr>
+              <w:t>10分</w:t>
+            </w:r>
+          </w:p>
+        </w:tc>
+        <w:tc>
+          <w:tcPr>
+            <w:tcW w:w="0" w:type="auto"/>
+            <w:tcBorders>
+              <w:top w:val="single" w:color="auto" w:sz="4" w:space="0"/>
+              <w:left w:val="single" w:color="auto" w:sz="4" w:space="0"/>
+              <w:bottom w:val="single" w:color="auto" w:sz="4" w:space="0"/>
+              <w:right w:val="single" w:color="auto" w:sz="4" w:space="0"/>
+            </w:tcBorders>
+            <w:shd w:val="clear" w:color="auto" w:fill="auto"/>
+            <w:tcMar>
+              <w:top w:w="120" w:type="dxa"/>
+              <w:left w:w="192" w:type="dxa"/>
+              <w:bottom w:w="120" w:type="dxa"/>
+              <w:right w:w="0" w:type="dxa"/>
+            </w:tcMar>
+            <w:vAlign w:val="center"/>
+          </w:tcPr>
+          <w:p>
+            <w:pPr>
+              <w:keepNext w:val="0"/>
+              <w:keepLines w:val="0"/>
+              <w:widowControl/>
+              <w:suppressLineNumbers w:val="0"/>
+              <w:spacing w:line="300" w:lineRule="atLeast"/>
+              <w:jc w:val="left"/>
+              <w:rPr>
+                <w:rFonts w:hint="default" w:ascii="Segoe UI" w:hAnsi="Segoe UI" w:eastAsia="Segoe UI" w:cs="Segoe UI"/>
+                <w:i w:val="0"/>
+                <w:iCs w:val="0"/>
+                <w:caps w:val="0"/>
+                <w:color w:val="0F1115"/>
+                <w:spacing w:val="0"/>
+                <w:sz w:val="18"/>
+                <w:szCs w:val="18"/>
+              </w:rPr>
+            </w:pPr>
+            <w:r>
+              <w:rPr>
+                <w:rFonts w:hint="default" w:ascii="Segoe UI" w:hAnsi="Segoe UI" w:eastAsia="Segoe UI" w:cs="Segoe UI"/>
+                <w:i w:val="0"/>
+                <w:iCs w:val="0"/>
+                <w:caps w:val="0"/>
+                <w:snapToGrid w:val="0"/>
+                <w:color w:val="0F1115"/>
+                <w:spacing w:val="0"/>
+                <w:kern w:val="0"/>
+                <w:sz w:val="18"/>
+                <w:szCs w:val="18"/>
+                <w:lang w:val="en-US" w:eastAsia="zh-CN"/>
+              </w:rPr>
+              <w:t>评估响应请求、到达现场及处理问题的速度。</w:t>
+            </w:r>
+          </w:p>
+        </w:tc>
+      </w:tr>
+      <w:tr>
+        <w:tblPrEx>
+          <w:tblBorders>
+            <w:top w:val="none" w:color="auto" w:sz="0" w:space="0"/>
+            <w:left w:val="none" w:color="auto" w:sz="0" w:space="0"/>
+            <w:bottom w:val="none" w:color="auto" w:sz="0" w:space="0"/>
+            <w:right w:val="none" w:color="auto" w:sz="0" w:space="0"/>
+            <w:insideH w:val="none" w:color="auto" w:sz="0" w:space="0"/>
+            <w:insideV w:val="none" w:color="auto" w:sz="0" w:space="0"/>
+          </w:tblBorders>
+          <w:tblCellMar>
+            <w:top w:w="15" w:type="dxa"/>
+            <w:left w:w="15" w:type="dxa"/>
+            <w:bottom w:w="15" w:type="dxa"/>
+            <w:right w:w="15" w:type="dxa"/>
+          </w:tblCellMar>
+        </w:tblPrEx>
+        <w:trPr>
+          <w:jc w:val="center"/>
+        </w:trPr>
+        <w:tc>
+          <w:tcPr>
+            <w:tcW w:w="0" w:type="auto"/>
+            <w:tcBorders>
+              <w:top w:val="single" w:color="auto" w:sz="4" w:space="0"/>
+              <w:left w:val="single" w:color="auto" w:sz="4" w:space="0"/>
+              <w:bottom w:val="single" w:color="auto" w:sz="4" w:space="0"/>
+              <w:right w:val="single" w:color="auto" w:sz="4" w:space="0"/>
+            </w:tcBorders>
+            <w:shd w:val="clear" w:color="auto" w:fill="auto"/>
+            <w:tcMar>
+              <w:top w:w="120" w:type="dxa"/>
+              <w:left w:w="0" w:type="dxa"/>
+              <w:bottom w:w="120" w:type="dxa"/>
+              <w:right w:w="192" w:type="dxa"/>
+            </w:tcMar>
+            <w:vAlign w:val="center"/>
+          </w:tcPr>
+          <w:p>
+            <w:pPr>
+              <w:keepNext w:val="0"/>
+              <w:keepLines w:val="0"/>
+              <w:widowControl/>
+              <w:suppressLineNumbers w:val="0"/>
+              <w:spacing w:line="300" w:lineRule="atLeast"/>
+              <w:jc w:val="left"/>
+              <w:rPr>
+                <w:rFonts w:hint="default" w:ascii="Segoe UI" w:hAnsi="Segoe UI" w:eastAsia="Segoe UI" w:cs="Segoe UI"/>
+                <w:i w:val="0"/>
+                <w:iCs w:val="0"/>
+                <w:caps w:val="0"/>
+                <w:color w:val="0F1115"/>
+                <w:spacing w:val="0"/>
+                <w:sz w:val="18"/>
+                <w:szCs w:val="18"/>
+              </w:rPr>
+            </w:pPr>
+            <w:r>
+              <w:rPr>
+                <w:rFonts w:hint="default" w:ascii="Segoe UI" w:hAnsi="Segoe UI" w:eastAsia="Segoe UI" w:cs="Segoe UI"/>
+                <w:i w:val="0"/>
+                <w:iCs w:val="0"/>
+                <w:caps w:val="0"/>
+                <w:snapToGrid w:val="0"/>
+                <w:color w:val="0F1115"/>
+                <w:spacing w:val="0"/>
+                <w:kern w:val="0"/>
+                <w:sz w:val="18"/>
+                <w:szCs w:val="18"/>
+                <w:lang w:val="en-US" w:eastAsia="zh-CN"/>
+              </w:rPr>
+              <w:t>4</w:t>
+            </w:r>
+          </w:p>
+        </w:tc>
+        <w:tc>
+          <w:tcPr>
+            <w:tcW w:w="0" w:type="auto"/>
+            <w:tcBorders>
+              <w:top w:val="single" w:color="auto" w:sz="4" w:space="0"/>
+              <w:left w:val="single" w:color="auto" w:sz="4" w:space="0"/>
+              <w:bottom w:val="single" w:color="auto" w:sz="4" w:space="0"/>
+              <w:right w:val="single" w:color="auto" w:sz="4" w:space="0"/>
+            </w:tcBorders>
+            <w:shd w:val="clear" w:color="auto" w:fill="auto"/>
+            <w:tcMar>
+              <w:top w:w="120" w:type="dxa"/>
+              <w:left w:w="192" w:type="dxa"/>
+              <w:bottom w:w="120" w:type="dxa"/>
+              <w:right w:w="192" w:type="dxa"/>
+            </w:tcMar>
+            <w:vAlign w:val="center"/>
+          </w:tcPr>
+          <w:p>
+            <w:pPr>
+              <w:keepNext w:val="0"/>
+              <w:keepLines w:val="0"/>
+              <w:widowControl/>
+              <w:suppressLineNumbers w:val="0"/>
+              <w:spacing w:line="300" w:lineRule="atLeast"/>
+              <w:jc w:val="left"/>
+              <w:rPr>
+                <w:rFonts w:hint="default" w:ascii="Segoe UI" w:hAnsi="Segoe UI" w:eastAsia="Segoe UI" w:cs="Segoe UI"/>
+                <w:i w:val="0"/>
+                <w:iCs w:val="0"/>
+                <w:caps w:val="0"/>
+                <w:color w:val="0F1115"/>
+                <w:spacing w:val="0"/>
+                <w:sz w:val="18"/>
+                <w:szCs w:val="18"/>
+              </w:rPr>
+            </w:pPr>
+            <w:r>
+              <w:rPr>
+                <w:rFonts w:hint="default" w:ascii="Segoe UI" w:hAnsi="Segoe UI" w:eastAsia="Segoe UI" w:cs="Segoe UI"/>
+                <w:i w:val="0"/>
+                <w:iCs w:val="0"/>
+                <w:caps w:val="0"/>
+                <w:snapToGrid w:val="0"/>
+                <w:color w:val="0F1115"/>
+                <w:spacing w:val="0"/>
+                <w:kern w:val="0"/>
+                <w:sz w:val="18"/>
+                <w:szCs w:val="18"/>
+                <w:lang w:val="en-US" w:eastAsia="zh-CN"/>
+              </w:rPr>
+              <w:t>服务规范性</w:t>
+            </w:r>
+          </w:p>
+        </w:tc>
+        <w:tc>
+          <w:tcPr>
+            <w:tcW w:w="0" w:type="auto"/>
+            <w:tcBorders>
+              <w:top w:val="single" w:color="auto" w:sz="4" w:space="0"/>
+              <w:left w:val="single" w:color="auto" w:sz="4" w:space="0"/>
+              <w:bottom w:val="single" w:color="auto" w:sz="4" w:space="0"/>
+              <w:right w:val="single" w:color="auto" w:sz="4" w:space="0"/>
+            </w:tcBorders>
+            <w:shd w:val="clear" w:color="auto" w:fill="auto"/>
+            <w:tcMar>
+              <w:top w:w="120" w:type="dxa"/>
+              <w:left w:w="192" w:type="dxa"/>
+              <w:bottom w:w="120" w:type="dxa"/>
+              <w:right w:w="192" w:type="dxa"/>
+            </w:tcMar>
+            <w:vAlign w:val="center"/>
+          </w:tcPr>
+          <w:p>
+            <w:pPr>
+              <w:keepNext w:val="0"/>
+              <w:keepLines w:val="0"/>
+              <w:widowControl/>
+              <w:suppressLineNumbers w:val="0"/>
+              <w:spacing w:line="300" w:lineRule="atLeast"/>
+              <w:jc w:val="left"/>
+              <w:rPr>
+                <w:rFonts w:hint="default" w:ascii="Segoe UI" w:hAnsi="Segoe UI" w:eastAsia="Segoe UI" w:cs="Segoe UI"/>
+                <w:i w:val="0"/>
+                <w:iCs w:val="0"/>
+                <w:caps w:val="0"/>
+                <w:color w:val="0F1115"/>
+                <w:spacing w:val="0"/>
+                <w:sz w:val="18"/>
+                <w:szCs w:val="18"/>
+              </w:rPr>
+            </w:pPr>
+            <w:r>
+              <w:rPr>
+                <w:rFonts w:hint="default" w:ascii="Segoe UI" w:hAnsi="Segoe UI" w:eastAsia="Segoe UI" w:cs="Segoe UI"/>
+                <w:i w:val="0"/>
+                <w:iCs w:val="0"/>
+                <w:caps w:val="0"/>
+                <w:snapToGrid w:val="0"/>
+                <w:color w:val="0F1115"/>
+                <w:spacing w:val="0"/>
+                <w:kern w:val="0"/>
+                <w:sz w:val="18"/>
+                <w:szCs w:val="18"/>
+                <w:lang w:val="en-US" w:eastAsia="zh-CN"/>
+              </w:rPr>
+              <w:t>10分</w:t>
+            </w:r>
+          </w:p>
+        </w:tc>
+        <w:tc>
+          <w:tcPr>
+            <w:tcW w:w="0" w:type="auto"/>
+            <w:tcBorders>
+              <w:top w:val="single" w:color="auto" w:sz="4" w:space="0"/>
+              <w:left w:val="single" w:color="auto" w:sz="4" w:space="0"/>
+              <w:bottom w:val="single" w:color="auto" w:sz="4" w:space="0"/>
+              <w:right w:val="single" w:color="auto" w:sz="4" w:space="0"/>
+            </w:tcBorders>
+            <w:shd w:val="clear" w:color="auto" w:fill="auto"/>
+            <w:tcMar>
+              <w:top w:w="120" w:type="dxa"/>
+              <w:left w:w="192" w:type="dxa"/>
+              <w:bottom w:w="120" w:type="dxa"/>
+              <w:right w:w="0" w:type="dxa"/>
+            </w:tcMar>
+            <w:vAlign w:val="center"/>
+          </w:tcPr>
+          <w:p>
+            <w:pPr>
+              <w:keepNext w:val="0"/>
+              <w:keepLines w:val="0"/>
+              <w:widowControl/>
+              <w:suppressLineNumbers w:val="0"/>
+              <w:spacing w:line="300" w:lineRule="atLeast"/>
+              <w:jc w:val="left"/>
+              <w:rPr>
+                <w:rFonts w:hint="default" w:ascii="Segoe UI" w:hAnsi="Segoe UI" w:eastAsia="Segoe UI" w:cs="Segoe UI"/>
+                <w:i w:val="0"/>
+                <w:iCs w:val="0"/>
+                <w:caps w:val="0"/>
+                <w:color w:val="0F1115"/>
+                <w:spacing w:val="0"/>
+                <w:sz w:val="18"/>
+                <w:szCs w:val="18"/>
+              </w:rPr>
+            </w:pPr>
+            <w:r>
+              <w:rPr>
+                <w:rFonts w:hint="default" w:ascii="Segoe UI" w:hAnsi="Segoe UI" w:eastAsia="Segoe UI" w:cs="Segoe UI"/>
+                <w:i w:val="0"/>
+                <w:iCs w:val="0"/>
+                <w:caps w:val="0"/>
+                <w:snapToGrid w:val="0"/>
+                <w:color w:val="0F1115"/>
+                <w:spacing w:val="0"/>
+                <w:kern w:val="0"/>
+                <w:sz w:val="18"/>
+                <w:szCs w:val="18"/>
+                <w:lang w:val="en-US" w:eastAsia="zh-CN"/>
+              </w:rPr>
+              <w:t>评估服务过程是否符合既定流程与标准。</w:t>
+            </w:r>
+          </w:p>
+        </w:tc>
+      </w:tr>
+      <w:tr>
+        <w:tblPrEx>
+          <w:tblBorders>
+            <w:top w:val="none" w:color="auto" w:sz="0" w:space="0"/>
+            <w:left w:val="none" w:color="auto" w:sz="0" w:space="0"/>
+            <w:bottom w:val="none" w:color="auto" w:sz="0" w:space="0"/>
+            <w:right w:val="none" w:color="auto" w:sz="0" w:space="0"/>
+            <w:insideH w:val="none" w:color="auto" w:sz="0" w:space="0"/>
+            <w:insideV w:val="none" w:color="auto" w:sz="0" w:space="0"/>
+          </w:tblBorders>
+          <w:tblCellMar>
+            <w:top w:w="15" w:type="dxa"/>
+            <w:left w:w="15" w:type="dxa"/>
+            <w:bottom w:w="15" w:type="dxa"/>
+            <w:right w:w="15" w:type="dxa"/>
+          </w:tblCellMar>
+        </w:tblPrEx>
+        <w:trPr>
+          <w:jc w:val="center"/>
+        </w:trPr>
+        <w:tc>
+          <w:tcPr>
+            <w:tcW w:w="0" w:type="auto"/>
+            <w:tcBorders>
+              <w:top w:val="single" w:color="auto" w:sz="4" w:space="0"/>
+              <w:left w:val="single" w:color="auto" w:sz="4" w:space="0"/>
+              <w:bottom w:val="single" w:color="auto" w:sz="4" w:space="0"/>
+              <w:right w:val="single" w:color="auto" w:sz="4" w:space="0"/>
+            </w:tcBorders>
+            <w:shd w:val="clear" w:color="auto" w:fill="auto"/>
+            <w:tcMar>
+              <w:top w:w="120" w:type="dxa"/>
+              <w:left w:w="0" w:type="dxa"/>
+              <w:bottom w:w="120" w:type="dxa"/>
+              <w:right w:w="192" w:type="dxa"/>
+            </w:tcMar>
+            <w:vAlign w:val="center"/>
+          </w:tcPr>
+          <w:p>
+            <w:pPr>
+              <w:keepNext w:val="0"/>
+              <w:keepLines w:val="0"/>
+              <w:widowControl/>
+              <w:suppressLineNumbers w:val="0"/>
+              <w:spacing w:line="300" w:lineRule="atLeast"/>
+              <w:jc w:val="left"/>
+              <w:rPr>
+                <w:rFonts w:hint="default" w:ascii="Segoe UI" w:hAnsi="Segoe UI" w:eastAsia="Segoe UI" w:cs="Segoe UI"/>
+                <w:i w:val="0"/>
+                <w:iCs w:val="0"/>
+                <w:caps w:val="0"/>
+                <w:color w:val="0F1115"/>
+                <w:spacing w:val="0"/>
+                <w:sz w:val="18"/>
+                <w:szCs w:val="18"/>
+              </w:rPr>
+            </w:pPr>
+            <w:r>
+              <w:rPr>
+                <w:rFonts w:hint="default" w:ascii="Segoe UI" w:hAnsi="Segoe UI" w:eastAsia="Segoe UI" w:cs="Segoe UI"/>
+                <w:i w:val="0"/>
+                <w:iCs w:val="0"/>
+                <w:caps w:val="0"/>
+                <w:snapToGrid w:val="0"/>
+                <w:color w:val="0F1115"/>
+                <w:spacing w:val="0"/>
+                <w:kern w:val="0"/>
+                <w:sz w:val="18"/>
+                <w:szCs w:val="18"/>
+                <w:lang w:val="en-US" w:eastAsia="zh-CN"/>
+              </w:rPr>
+              <w:t>5</w:t>
+            </w:r>
+          </w:p>
+        </w:tc>
+        <w:tc>
+          <w:tcPr>
+            <w:tcW w:w="0" w:type="auto"/>
+            <w:tcBorders>
+              <w:top w:val="single" w:color="auto" w:sz="4" w:space="0"/>
+              <w:left w:val="single" w:color="auto" w:sz="4" w:space="0"/>
+              <w:bottom w:val="single" w:color="auto" w:sz="4" w:space="0"/>
+              <w:right w:val="single" w:color="auto" w:sz="4" w:space="0"/>
+            </w:tcBorders>
+            <w:shd w:val="clear" w:color="auto" w:fill="auto"/>
+            <w:tcMar>
+              <w:top w:w="120" w:type="dxa"/>
+              <w:left w:w="192" w:type="dxa"/>
+              <w:bottom w:w="120" w:type="dxa"/>
+              <w:right w:w="192" w:type="dxa"/>
+            </w:tcMar>
+            <w:vAlign w:val="center"/>
+          </w:tcPr>
+          <w:p>
+            <w:pPr>
+              <w:keepNext w:val="0"/>
+              <w:keepLines w:val="0"/>
+              <w:widowControl/>
+              <w:suppressLineNumbers w:val="0"/>
+              <w:spacing w:line="300" w:lineRule="atLeast"/>
+              <w:jc w:val="left"/>
+              <w:rPr>
+                <w:rFonts w:hint="default" w:ascii="Segoe UI" w:hAnsi="Segoe UI" w:eastAsia="Segoe UI" w:cs="Segoe UI"/>
+                <w:i w:val="0"/>
+                <w:iCs w:val="0"/>
+                <w:caps w:val="0"/>
+                <w:color w:val="0F1115"/>
+                <w:spacing w:val="0"/>
+                <w:sz w:val="18"/>
+                <w:szCs w:val="18"/>
+              </w:rPr>
+            </w:pPr>
+            <w:r>
+              <w:rPr>
+                <w:rFonts w:hint="default" w:ascii="Segoe UI" w:hAnsi="Segoe UI" w:eastAsia="Segoe UI" w:cs="Segoe UI"/>
+                <w:i w:val="0"/>
+                <w:iCs w:val="0"/>
+                <w:caps w:val="0"/>
+                <w:snapToGrid w:val="0"/>
+                <w:color w:val="0F1115"/>
+                <w:spacing w:val="0"/>
+                <w:kern w:val="0"/>
+                <w:sz w:val="18"/>
+                <w:szCs w:val="18"/>
+                <w:lang w:val="en-US" w:eastAsia="zh-CN"/>
+              </w:rPr>
+              <w:t>问题解决的效率</w:t>
+            </w:r>
+          </w:p>
+        </w:tc>
+        <w:tc>
+          <w:tcPr>
+            <w:tcW w:w="0" w:type="auto"/>
+            <w:tcBorders>
+              <w:top w:val="single" w:color="auto" w:sz="4" w:space="0"/>
+              <w:left w:val="single" w:color="auto" w:sz="4" w:space="0"/>
+              <w:bottom w:val="single" w:color="auto" w:sz="4" w:space="0"/>
+              <w:right w:val="single" w:color="auto" w:sz="4" w:space="0"/>
+            </w:tcBorders>
+            <w:shd w:val="clear" w:color="auto" w:fill="auto"/>
+            <w:tcMar>
+              <w:top w:w="120" w:type="dxa"/>
+              <w:left w:w="192" w:type="dxa"/>
+              <w:bottom w:w="120" w:type="dxa"/>
+              <w:right w:w="192" w:type="dxa"/>
+            </w:tcMar>
+            <w:vAlign w:val="center"/>
+          </w:tcPr>
+          <w:p>
+            <w:pPr>
+              <w:keepNext w:val="0"/>
+              <w:keepLines w:val="0"/>
+              <w:widowControl/>
+              <w:suppressLineNumbers w:val="0"/>
+              <w:spacing w:line="300" w:lineRule="atLeast"/>
+              <w:jc w:val="left"/>
+              <w:rPr>
+                <w:rFonts w:hint="default" w:ascii="Segoe UI" w:hAnsi="Segoe UI" w:eastAsia="Segoe UI" w:cs="Segoe UI"/>
+                <w:i w:val="0"/>
+                <w:iCs w:val="0"/>
+                <w:caps w:val="0"/>
+                <w:color w:val="0F1115"/>
+                <w:spacing w:val="0"/>
+                <w:sz w:val="18"/>
+                <w:szCs w:val="18"/>
+              </w:rPr>
+            </w:pPr>
+            <w:r>
+              <w:rPr>
+                <w:rFonts w:hint="default" w:ascii="Segoe UI" w:hAnsi="Segoe UI" w:eastAsia="Segoe UI" w:cs="Segoe UI"/>
+                <w:i w:val="0"/>
+                <w:iCs w:val="0"/>
+                <w:caps w:val="0"/>
+                <w:snapToGrid w:val="0"/>
+                <w:color w:val="0F1115"/>
+                <w:spacing w:val="0"/>
+                <w:kern w:val="0"/>
+                <w:sz w:val="18"/>
+                <w:szCs w:val="18"/>
+                <w:lang w:val="en-US" w:eastAsia="zh-CN"/>
+              </w:rPr>
+              <w:t>10分</w:t>
+            </w:r>
+          </w:p>
+        </w:tc>
+        <w:tc>
+          <w:tcPr>
+            <w:tcW w:w="0" w:type="auto"/>
+            <w:tcBorders>
+              <w:top w:val="single" w:color="auto" w:sz="4" w:space="0"/>
+              <w:left w:val="single" w:color="auto" w:sz="4" w:space="0"/>
+              <w:bottom w:val="single" w:color="auto" w:sz="4" w:space="0"/>
+              <w:right w:val="single" w:color="auto" w:sz="4" w:space="0"/>
+            </w:tcBorders>
+            <w:shd w:val="clear" w:color="auto" w:fill="auto"/>
+            <w:tcMar>
+              <w:top w:w="120" w:type="dxa"/>
+              <w:left w:w="192" w:type="dxa"/>
+              <w:bottom w:w="120" w:type="dxa"/>
+              <w:right w:w="0" w:type="dxa"/>
+            </w:tcMar>
+            <w:vAlign w:val="center"/>
+          </w:tcPr>
+          <w:p>
+            <w:pPr>
+              <w:keepNext w:val="0"/>
+              <w:keepLines w:val="0"/>
+              <w:widowControl/>
+              <w:suppressLineNumbers w:val="0"/>
+              <w:spacing w:line="300" w:lineRule="atLeast"/>
+              <w:jc w:val="left"/>
+              <w:rPr>
+                <w:rFonts w:hint="default" w:ascii="Segoe UI" w:hAnsi="Segoe UI" w:eastAsia="Segoe UI" w:cs="Segoe UI"/>
+                <w:i w:val="0"/>
+                <w:iCs w:val="0"/>
+                <w:caps w:val="0"/>
+                <w:color w:val="0F1115"/>
+                <w:spacing w:val="0"/>
+                <w:sz w:val="18"/>
+                <w:szCs w:val="18"/>
+              </w:rPr>
+            </w:pPr>
+            <w:r>
+              <w:rPr>
+                <w:rFonts w:hint="default" w:ascii="Segoe UI" w:hAnsi="Segoe UI" w:eastAsia="Segoe UI" w:cs="Segoe UI"/>
+                <w:i w:val="0"/>
+                <w:iCs w:val="0"/>
+                <w:caps w:val="0"/>
+                <w:snapToGrid w:val="0"/>
+                <w:color w:val="0F1115"/>
+                <w:spacing w:val="0"/>
+                <w:kern w:val="0"/>
+                <w:sz w:val="18"/>
+                <w:szCs w:val="18"/>
+                <w:lang w:val="en-US" w:eastAsia="zh-CN"/>
+              </w:rPr>
+              <w:t>评估从发现问题到解决方案提出的时间周期。</w:t>
+            </w:r>
+          </w:p>
+        </w:tc>
+      </w:tr>
+      <w:tr>
+        <w:tblPrEx>
+          <w:tblBorders>
+            <w:top w:val="none" w:color="auto" w:sz="0" w:space="0"/>
+            <w:left w:val="none" w:color="auto" w:sz="0" w:space="0"/>
+            <w:bottom w:val="none" w:color="auto" w:sz="0" w:space="0"/>
+            <w:right w:val="none" w:color="auto" w:sz="0" w:space="0"/>
+            <w:insideH w:val="none" w:color="auto" w:sz="0" w:space="0"/>
+            <w:insideV w:val="none" w:color="auto" w:sz="0" w:space="0"/>
+          </w:tblBorders>
+          <w:tblCellMar>
+            <w:top w:w="15" w:type="dxa"/>
+            <w:left w:w="15" w:type="dxa"/>
+            <w:bottom w:w="15" w:type="dxa"/>
+            <w:right w:w="15" w:type="dxa"/>
+          </w:tblCellMar>
+        </w:tblPrEx>
+        <w:trPr>
+          <w:jc w:val="center"/>
+        </w:trPr>
+        <w:tc>
+          <w:tcPr>
+            <w:tcW w:w="0" w:type="auto"/>
+            <w:tcBorders>
+              <w:top w:val="single" w:color="auto" w:sz="4" w:space="0"/>
+              <w:left w:val="single" w:color="auto" w:sz="4" w:space="0"/>
+              <w:bottom w:val="single" w:color="auto" w:sz="4" w:space="0"/>
+              <w:right w:val="single" w:color="auto" w:sz="4" w:space="0"/>
+            </w:tcBorders>
+            <w:shd w:val="clear" w:color="auto" w:fill="auto"/>
+            <w:tcMar>
+              <w:top w:w="120" w:type="dxa"/>
+              <w:left w:w="0" w:type="dxa"/>
+              <w:bottom w:w="120" w:type="dxa"/>
+              <w:right w:w="192" w:type="dxa"/>
+            </w:tcMar>
+            <w:vAlign w:val="center"/>
+          </w:tcPr>
+          <w:p>
+            <w:pPr>
+              <w:keepNext w:val="0"/>
+              <w:keepLines w:val="0"/>
+              <w:widowControl/>
+              <w:suppressLineNumbers w:val="0"/>
+              <w:spacing w:line="300" w:lineRule="atLeast"/>
+              <w:jc w:val="left"/>
+              <w:rPr>
+                <w:rFonts w:hint="default" w:ascii="Segoe UI" w:hAnsi="Segoe UI" w:eastAsia="Segoe UI" w:cs="Segoe UI"/>
+                <w:i w:val="0"/>
+                <w:iCs w:val="0"/>
+                <w:caps w:val="0"/>
+                <w:color w:val="0F1115"/>
+                <w:spacing w:val="0"/>
+                <w:sz w:val="18"/>
+                <w:szCs w:val="18"/>
+              </w:rPr>
+            </w:pPr>
+            <w:r>
+              <w:rPr>
+                <w:rFonts w:hint="default" w:ascii="Segoe UI" w:hAnsi="Segoe UI" w:eastAsia="Segoe UI" w:cs="Segoe UI"/>
+                <w:i w:val="0"/>
+                <w:iCs w:val="0"/>
+                <w:caps w:val="0"/>
+                <w:snapToGrid w:val="0"/>
+                <w:color w:val="0F1115"/>
+                <w:spacing w:val="0"/>
+                <w:kern w:val="0"/>
+                <w:sz w:val="18"/>
+                <w:szCs w:val="18"/>
+                <w:lang w:val="en-US" w:eastAsia="zh-CN"/>
+              </w:rPr>
+              <w:t>6</w:t>
+            </w:r>
+          </w:p>
+        </w:tc>
+        <w:tc>
+          <w:tcPr>
+            <w:tcW w:w="0" w:type="auto"/>
+            <w:tcBorders>
+              <w:top w:val="single" w:color="auto" w:sz="4" w:space="0"/>
+              <w:left w:val="single" w:color="auto" w:sz="4" w:space="0"/>
+              <w:bottom w:val="single" w:color="auto" w:sz="4" w:space="0"/>
+              <w:right w:val="single" w:color="auto" w:sz="4" w:space="0"/>
+            </w:tcBorders>
+            <w:shd w:val="clear" w:color="auto" w:fill="auto"/>
+            <w:tcMar>
+              <w:top w:w="120" w:type="dxa"/>
+              <w:left w:w="192" w:type="dxa"/>
+              <w:bottom w:w="120" w:type="dxa"/>
+              <w:right w:w="192" w:type="dxa"/>
+            </w:tcMar>
+            <w:vAlign w:val="center"/>
+          </w:tcPr>
+          <w:p>
+            <w:pPr>
+              <w:keepNext w:val="0"/>
+              <w:keepLines w:val="0"/>
+              <w:widowControl/>
+              <w:suppressLineNumbers w:val="0"/>
+              <w:spacing w:line="300" w:lineRule="atLeast"/>
+              <w:jc w:val="left"/>
+              <w:rPr>
+                <w:rFonts w:hint="default" w:ascii="Segoe UI" w:hAnsi="Segoe UI" w:eastAsia="Segoe UI" w:cs="Segoe UI"/>
+                <w:i w:val="0"/>
+                <w:iCs w:val="0"/>
+                <w:caps w:val="0"/>
+                <w:color w:val="0F1115"/>
+                <w:spacing w:val="0"/>
+                <w:sz w:val="18"/>
+                <w:szCs w:val="18"/>
+              </w:rPr>
+            </w:pPr>
+            <w:r>
+              <w:rPr>
+                <w:rFonts w:hint="default" w:ascii="Segoe UI" w:hAnsi="Segoe UI" w:eastAsia="Segoe UI" w:cs="Segoe UI"/>
+                <w:i w:val="0"/>
+                <w:iCs w:val="0"/>
+                <w:caps w:val="0"/>
+                <w:snapToGrid w:val="0"/>
+                <w:color w:val="0F1115"/>
+                <w:spacing w:val="0"/>
+                <w:kern w:val="0"/>
+                <w:sz w:val="18"/>
+                <w:szCs w:val="18"/>
+                <w:lang w:val="en-US" w:eastAsia="zh-CN"/>
+              </w:rPr>
+              <w:t>问题解决有效性</w:t>
+            </w:r>
+          </w:p>
+        </w:tc>
+        <w:tc>
+          <w:tcPr>
+            <w:tcW w:w="0" w:type="auto"/>
+            <w:tcBorders>
+              <w:top w:val="single" w:color="auto" w:sz="4" w:space="0"/>
+              <w:left w:val="single" w:color="auto" w:sz="4" w:space="0"/>
+              <w:bottom w:val="single" w:color="auto" w:sz="4" w:space="0"/>
+              <w:right w:val="single" w:color="auto" w:sz="4" w:space="0"/>
+            </w:tcBorders>
+            <w:shd w:val="clear" w:color="auto" w:fill="auto"/>
+            <w:tcMar>
+              <w:top w:w="120" w:type="dxa"/>
+              <w:left w:w="192" w:type="dxa"/>
+              <w:bottom w:w="120" w:type="dxa"/>
+              <w:right w:w="192" w:type="dxa"/>
+            </w:tcMar>
+            <w:vAlign w:val="center"/>
+          </w:tcPr>
+          <w:p>
+            <w:pPr>
+              <w:keepNext w:val="0"/>
+              <w:keepLines w:val="0"/>
+              <w:widowControl/>
+              <w:suppressLineNumbers w:val="0"/>
+              <w:spacing w:line="300" w:lineRule="atLeast"/>
+              <w:jc w:val="left"/>
+              <w:rPr>
+                <w:rFonts w:hint="default" w:ascii="Segoe UI" w:hAnsi="Segoe UI" w:eastAsia="Segoe UI" w:cs="Segoe UI"/>
+                <w:i w:val="0"/>
+                <w:iCs w:val="0"/>
+                <w:caps w:val="0"/>
+                <w:color w:val="0F1115"/>
+                <w:spacing w:val="0"/>
+                <w:sz w:val="18"/>
+                <w:szCs w:val="18"/>
+              </w:rPr>
+            </w:pPr>
+            <w:r>
+              <w:rPr>
+                <w:rFonts w:hint="default" w:ascii="Segoe UI" w:hAnsi="Segoe UI" w:eastAsia="Segoe UI" w:cs="Segoe UI"/>
+                <w:i w:val="0"/>
+                <w:iCs w:val="0"/>
+                <w:caps w:val="0"/>
+                <w:snapToGrid w:val="0"/>
+                <w:color w:val="0F1115"/>
+                <w:spacing w:val="0"/>
+                <w:kern w:val="0"/>
+                <w:sz w:val="18"/>
+                <w:szCs w:val="18"/>
+                <w:lang w:val="en-US" w:eastAsia="zh-CN"/>
+              </w:rPr>
+              <w:t>10分</w:t>
+            </w:r>
+          </w:p>
+        </w:tc>
+        <w:tc>
+          <w:tcPr>
+            <w:tcW w:w="0" w:type="auto"/>
+            <w:tcBorders>
+              <w:top w:val="single" w:color="auto" w:sz="4" w:space="0"/>
+              <w:left w:val="single" w:color="auto" w:sz="4" w:space="0"/>
+              <w:bottom w:val="single" w:color="auto" w:sz="4" w:space="0"/>
+              <w:right w:val="single" w:color="auto" w:sz="4" w:space="0"/>
+            </w:tcBorders>
+            <w:shd w:val="clear" w:color="auto" w:fill="auto"/>
+            <w:tcMar>
+              <w:top w:w="120" w:type="dxa"/>
+              <w:left w:w="192" w:type="dxa"/>
+              <w:bottom w:w="120" w:type="dxa"/>
+              <w:right w:w="0" w:type="dxa"/>
+            </w:tcMar>
+            <w:vAlign w:val="center"/>
+          </w:tcPr>
+          <w:p>
+            <w:pPr>
+              <w:keepNext w:val="0"/>
+              <w:keepLines w:val="0"/>
+              <w:widowControl/>
+              <w:suppressLineNumbers w:val="0"/>
+              <w:spacing w:line="300" w:lineRule="atLeast"/>
+              <w:jc w:val="left"/>
+              <w:rPr>
+                <w:rFonts w:hint="default" w:ascii="Segoe UI" w:hAnsi="Segoe UI" w:eastAsia="Segoe UI" w:cs="Segoe UI"/>
+                <w:i w:val="0"/>
+                <w:iCs w:val="0"/>
+                <w:caps w:val="0"/>
+                <w:color w:val="0F1115"/>
+                <w:spacing w:val="0"/>
+                <w:sz w:val="18"/>
+                <w:szCs w:val="18"/>
+              </w:rPr>
+            </w:pPr>
+            <w:r>
+              <w:rPr>
+                <w:rFonts w:hint="default" w:ascii="Segoe UI" w:hAnsi="Segoe UI" w:eastAsia="Segoe UI" w:cs="Segoe UI"/>
+                <w:i w:val="0"/>
+                <w:iCs w:val="0"/>
+                <w:caps w:val="0"/>
+                <w:snapToGrid w:val="0"/>
+                <w:color w:val="0F1115"/>
+                <w:spacing w:val="0"/>
+                <w:kern w:val="0"/>
+                <w:sz w:val="18"/>
+                <w:szCs w:val="18"/>
+                <w:lang w:val="en-US" w:eastAsia="zh-CN"/>
+              </w:rPr>
+              <w:t>评估解决方案是否彻底、根本地解决了问题，无复发。</w:t>
+            </w:r>
+          </w:p>
+        </w:tc>
+      </w:tr>
+      <w:tr>
+        <w:tblPrEx>
+          <w:tblBorders>
+            <w:top w:val="none" w:color="auto" w:sz="0" w:space="0"/>
+            <w:left w:val="none" w:color="auto" w:sz="0" w:space="0"/>
+            <w:bottom w:val="none" w:color="auto" w:sz="0" w:space="0"/>
+            <w:right w:val="none" w:color="auto" w:sz="0" w:space="0"/>
+            <w:insideH w:val="none" w:color="auto" w:sz="0" w:space="0"/>
+            <w:insideV w:val="none" w:color="auto" w:sz="0" w:space="0"/>
+          </w:tblBorders>
+          <w:tblCellMar>
+            <w:top w:w="15" w:type="dxa"/>
+            <w:left w:w="15" w:type="dxa"/>
+            <w:bottom w:w="15" w:type="dxa"/>
+            <w:right w:w="15" w:type="dxa"/>
+          </w:tblCellMar>
+        </w:tblPrEx>
+        <w:trPr>
+          <w:jc w:val="center"/>
+        </w:trPr>
+        <w:tc>
+          <w:tcPr>
+            <w:tcW w:w="0" w:type="auto"/>
+            <w:tcBorders>
+              <w:top w:val="single" w:color="auto" w:sz="4" w:space="0"/>
+              <w:left w:val="single" w:color="auto" w:sz="4" w:space="0"/>
+              <w:bottom w:val="single" w:color="auto" w:sz="4" w:space="0"/>
+              <w:right w:val="single" w:color="auto" w:sz="4" w:space="0"/>
+            </w:tcBorders>
+            <w:shd w:val="clear" w:color="auto" w:fill="auto"/>
+            <w:tcMar>
+              <w:top w:w="120" w:type="dxa"/>
+              <w:left w:w="0" w:type="dxa"/>
+              <w:bottom w:w="120" w:type="dxa"/>
+              <w:right w:w="192" w:type="dxa"/>
+            </w:tcMar>
+            <w:vAlign w:val="center"/>
+          </w:tcPr>
+          <w:p>
+            <w:pPr>
+              <w:keepNext w:val="0"/>
+              <w:keepLines w:val="0"/>
+              <w:widowControl/>
+              <w:suppressLineNumbers w:val="0"/>
+              <w:spacing w:line="300" w:lineRule="atLeast"/>
+              <w:jc w:val="left"/>
+              <w:rPr>
+                <w:rFonts w:hint="default" w:ascii="Segoe UI" w:hAnsi="Segoe UI" w:eastAsia="Segoe UI" w:cs="Segoe UI"/>
+                <w:i w:val="0"/>
+                <w:iCs w:val="0"/>
+                <w:caps w:val="0"/>
+                <w:color w:val="0F1115"/>
+                <w:spacing w:val="0"/>
+                <w:sz w:val="18"/>
+                <w:szCs w:val="18"/>
+              </w:rPr>
+            </w:pPr>
+            <w:r>
+              <w:rPr>
+                <w:rFonts w:hint="default" w:ascii="Segoe UI" w:hAnsi="Segoe UI" w:eastAsia="Segoe UI" w:cs="Segoe UI"/>
+                <w:i w:val="0"/>
+                <w:iCs w:val="0"/>
+                <w:caps w:val="0"/>
+                <w:snapToGrid w:val="0"/>
+                <w:color w:val="0F1115"/>
+                <w:spacing w:val="0"/>
+                <w:kern w:val="0"/>
+                <w:sz w:val="18"/>
+                <w:szCs w:val="18"/>
+                <w:lang w:val="en-US" w:eastAsia="zh-CN"/>
+              </w:rPr>
+              <w:t>7</w:t>
+            </w:r>
+          </w:p>
+        </w:tc>
+        <w:tc>
+          <w:tcPr>
+            <w:tcW w:w="0" w:type="auto"/>
+            <w:tcBorders>
+              <w:top w:val="single" w:color="auto" w:sz="4" w:space="0"/>
+              <w:left w:val="single" w:color="auto" w:sz="4" w:space="0"/>
+              <w:bottom w:val="single" w:color="auto" w:sz="4" w:space="0"/>
+              <w:right w:val="single" w:color="auto" w:sz="4" w:space="0"/>
+            </w:tcBorders>
+            <w:shd w:val="clear" w:color="auto" w:fill="auto"/>
+            <w:tcMar>
+              <w:top w:w="120" w:type="dxa"/>
+              <w:left w:w="192" w:type="dxa"/>
+              <w:bottom w:w="120" w:type="dxa"/>
+              <w:right w:w="192" w:type="dxa"/>
+            </w:tcMar>
+            <w:vAlign w:val="center"/>
+          </w:tcPr>
+          <w:p>
+            <w:pPr>
+              <w:keepNext w:val="0"/>
+              <w:keepLines w:val="0"/>
+              <w:widowControl/>
+              <w:suppressLineNumbers w:val="0"/>
+              <w:spacing w:line="300" w:lineRule="atLeast"/>
+              <w:jc w:val="left"/>
+              <w:rPr>
+                <w:rFonts w:hint="default" w:ascii="Segoe UI" w:hAnsi="Segoe UI" w:eastAsia="Segoe UI" w:cs="Segoe UI"/>
+                <w:i w:val="0"/>
+                <w:iCs w:val="0"/>
+                <w:caps w:val="0"/>
+                <w:color w:val="0F1115"/>
+                <w:spacing w:val="0"/>
+                <w:sz w:val="18"/>
+                <w:szCs w:val="18"/>
+              </w:rPr>
+            </w:pPr>
+            <w:r>
+              <w:rPr>
+                <w:rFonts w:hint="default" w:ascii="Segoe UI" w:hAnsi="Segoe UI" w:eastAsia="Segoe UI" w:cs="Segoe UI"/>
+                <w:i w:val="0"/>
+                <w:iCs w:val="0"/>
+                <w:caps w:val="0"/>
+                <w:snapToGrid w:val="0"/>
+                <w:color w:val="0F1115"/>
+                <w:spacing w:val="0"/>
+                <w:kern w:val="0"/>
+                <w:sz w:val="18"/>
+                <w:szCs w:val="18"/>
+                <w:lang w:val="en-US" w:eastAsia="zh-CN"/>
+              </w:rPr>
+              <w:t>咨询及培训</w:t>
+            </w:r>
+          </w:p>
+        </w:tc>
+        <w:tc>
+          <w:tcPr>
+            <w:tcW w:w="0" w:type="auto"/>
+            <w:tcBorders>
+              <w:top w:val="single" w:color="auto" w:sz="4" w:space="0"/>
+              <w:left w:val="single" w:color="auto" w:sz="4" w:space="0"/>
+              <w:bottom w:val="single" w:color="auto" w:sz="4" w:space="0"/>
+              <w:right w:val="single" w:color="auto" w:sz="4" w:space="0"/>
+            </w:tcBorders>
+            <w:shd w:val="clear" w:color="auto" w:fill="auto"/>
+            <w:tcMar>
+              <w:top w:w="120" w:type="dxa"/>
+              <w:left w:w="192" w:type="dxa"/>
+              <w:bottom w:w="120" w:type="dxa"/>
+              <w:right w:w="192" w:type="dxa"/>
+            </w:tcMar>
+            <w:vAlign w:val="center"/>
+          </w:tcPr>
+          <w:p>
+            <w:pPr>
+              <w:keepNext w:val="0"/>
+              <w:keepLines w:val="0"/>
+              <w:widowControl/>
+              <w:suppressLineNumbers w:val="0"/>
+              <w:spacing w:line="300" w:lineRule="atLeast"/>
+              <w:jc w:val="left"/>
+              <w:rPr>
+                <w:rFonts w:hint="default" w:ascii="Segoe UI" w:hAnsi="Segoe UI" w:eastAsia="Segoe UI" w:cs="Segoe UI"/>
+                <w:i w:val="0"/>
+                <w:iCs w:val="0"/>
+                <w:caps w:val="0"/>
+                <w:color w:val="0F1115"/>
+                <w:spacing w:val="0"/>
+                <w:sz w:val="18"/>
+                <w:szCs w:val="18"/>
+              </w:rPr>
+            </w:pPr>
+            <w:r>
+              <w:rPr>
+                <w:rFonts w:hint="default" w:ascii="Segoe UI" w:hAnsi="Segoe UI" w:eastAsia="Segoe UI" w:cs="Segoe UI"/>
+                <w:i w:val="0"/>
+                <w:iCs w:val="0"/>
+                <w:caps w:val="0"/>
+                <w:snapToGrid w:val="0"/>
+                <w:color w:val="0F1115"/>
+                <w:spacing w:val="0"/>
+                <w:kern w:val="0"/>
+                <w:sz w:val="18"/>
+                <w:szCs w:val="18"/>
+                <w:lang w:val="en-US" w:eastAsia="zh-CN"/>
+              </w:rPr>
+              <w:t>10分</w:t>
+            </w:r>
+          </w:p>
+        </w:tc>
+        <w:tc>
+          <w:tcPr>
+            <w:tcW w:w="0" w:type="auto"/>
+            <w:tcBorders>
+              <w:top w:val="single" w:color="auto" w:sz="4" w:space="0"/>
+              <w:left w:val="single" w:color="auto" w:sz="4" w:space="0"/>
+              <w:bottom w:val="single" w:color="auto" w:sz="4" w:space="0"/>
+              <w:right w:val="single" w:color="auto" w:sz="4" w:space="0"/>
+            </w:tcBorders>
+            <w:shd w:val="clear" w:color="auto" w:fill="auto"/>
+            <w:tcMar>
+              <w:top w:w="120" w:type="dxa"/>
+              <w:left w:w="192" w:type="dxa"/>
+              <w:bottom w:w="120" w:type="dxa"/>
+              <w:right w:w="0" w:type="dxa"/>
+            </w:tcMar>
+            <w:vAlign w:val="center"/>
+          </w:tcPr>
+          <w:p>
+            <w:pPr>
+              <w:keepNext w:val="0"/>
+              <w:keepLines w:val="0"/>
+              <w:widowControl/>
+              <w:suppressLineNumbers w:val="0"/>
+              <w:spacing w:line="300" w:lineRule="atLeast"/>
+              <w:jc w:val="left"/>
+              <w:rPr>
+                <w:rFonts w:hint="default" w:ascii="Segoe UI" w:hAnsi="Segoe UI" w:eastAsia="Segoe UI" w:cs="Segoe UI"/>
+                <w:i w:val="0"/>
+                <w:iCs w:val="0"/>
+                <w:caps w:val="0"/>
+                <w:color w:val="0F1115"/>
+                <w:spacing w:val="0"/>
+                <w:sz w:val="18"/>
+                <w:szCs w:val="18"/>
+              </w:rPr>
+            </w:pPr>
+            <w:r>
+              <w:rPr>
+                <w:rFonts w:hint="default" w:ascii="Segoe UI" w:hAnsi="Segoe UI" w:eastAsia="Segoe UI" w:cs="Segoe UI"/>
+                <w:i w:val="0"/>
+                <w:iCs w:val="0"/>
+                <w:caps w:val="0"/>
+                <w:snapToGrid w:val="0"/>
+                <w:color w:val="0F1115"/>
+                <w:spacing w:val="0"/>
+                <w:kern w:val="0"/>
+                <w:sz w:val="18"/>
+                <w:szCs w:val="18"/>
+                <w:lang w:val="en-US" w:eastAsia="zh-CN"/>
+              </w:rPr>
+              <w:t>评估日常咨询解答与培训支持的实用性与清晰度。</w:t>
+            </w:r>
+          </w:p>
+        </w:tc>
+      </w:tr>
+      <w:tr>
+        <w:tblPrEx>
+          <w:tblBorders>
+            <w:top w:val="none" w:color="auto" w:sz="0" w:space="0"/>
+            <w:left w:val="none" w:color="auto" w:sz="0" w:space="0"/>
+            <w:bottom w:val="none" w:color="auto" w:sz="0" w:space="0"/>
+            <w:right w:val="none" w:color="auto" w:sz="0" w:space="0"/>
+            <w:insideH w:val="none" w:color="auto" w:sz="0" w:space="0"/>
+            <w:insideV w:val="none" w:color="auto" w:sz="0" w:space="0"/>
+          </w:tblBorders>
+          <w:tblCellMar>
+            <w:top w:w="15" w:type="dxa"/>
+            <w:left w:w="15" w:type="dxa"/>
+            <w:bottom w:w="15" w:type="dxa"/>
+            <w:right w:w="15" w:type="dxa"/>
+          </w:tblCellMar>
+        </w:tblPrEx>
+        <w:trPr>
+          <w:jc w:val="center"/>
+        </w:trPr>
+        <w:tc>
+          <w:tcPr>
+            <w:tcW w:w="0" w:type="auto"/>
+            <w:tcBorders>
+              <w:top w:val="single" w:color="auto" w:sz="4" w:space="0"/>
+              <w:left w:val="single" w:color="auto" w:sz="4" w:space="0"/>
+              <w:bottom w:val="single" w:color="auto" w:sz="4" w:space="0"/>
+              <w:right w:val="single" w:color="auto" w:sz="4" w:space="0"/>
+            </w:tcBorders>
+            <w:shd w:val="clear" w:color="auto" w:fill="auto"/>
+            <w:tcMar>
+              <w:top w:w="120" w:type="dxa"/>
+              <w:left w:w="0" w:type="dxa"/>
+              <w:bottom w:w="120" w:type="dxa"/>
+              <w:right w:w="192" w:type="dxa"/>
+            </w:tcMar>
+            <w:vAlign w:val="center"/>
+          </w:tcPr>
+          <w:p>
+            <w:pPr>
+              <w:keepNext w:val="0"/>
+              <w:keepLines w:val="0"/>
+              <w:widowControl/>
+              <w:suppressLineNumbers w:val="0"/>
+              <w:spacing w:line="300" w:lineRule="atLeast"/>
+              <w:jc w:val="left"/>
+              <w:rPr>
+                <w:rFonts w:hint="default" w:ascii="Segoe UI" w:hAnsi="Segoe UI" w:eastAsia="Segoe UI" w:cs="Segoe UI"/>
+                <w:i w:val="0"/>
+                <w:iCs w:val="0"/>
+                <w:caps w:val="0"/>
+                <w:color w:val="0F1115"/>
+                <w:spacing w:val="0"/>
+                <w:sz w:val="18"/>
+                <w:szCs w:val="18"/>
+              </w:rPr>
+            </w:pPr>
+            <w:r>
+              <w:rPr>
+                <w:rFonts w:hint="default" w:ascii="Segoe UI" w:hAnsi="Segoe UI" w:eastAsia="Segoe UI" w:cs="Segoe UI"/>
+                <w:i w:val="0"/>
+                <w:iCs w:val="0"/>
+                <w:caps w:val="0"/>
+                <w:snapToGrid w:val="0"/>
+                <w:color w:val="0F1115"/>
+                <w:spacing w:val="0"/>
+                <w:kern w:val="0"/>
+                <w:sz w:val="18"/>
+                <w:szCs w:val="18"/>
+                <w:lang w:val="en-US" w:eastAsia="zh-CN"/>
+              </w:rPr>
+              <w:t>8</w:t>
+            </w:r>
+          </w:p>
+        </w:tc>
+        <w:tc>
+          <w:tcPr>
+            <w:tcW w:w="0" w:type="auto"/>
+            <w:tcBorders>
+              <w:top w:val="single" w:color="auto" w:sz="4" w:space="0"/>
+              <w:left w:val="single" w:color="auto" w:sz="4" w:space="0"/>
+              <w:bottom w:val="single" w:color="auto" w:sz="4" w:space="0"/>
+              <w:right w:val="single" w:color="auto" w:sz="4" w:space="0"/>
+            </w:tcBorders>
+            <w:shd w:val="clear" w:color="auto" w:fill="auto"/>
+            <w:tcMar>
+              <w:top w:w="120" w:type="dxa"/>
+              <w:left w:w="192" w:type="dxa"/>
+              <w:bottom w:w="120" w:type="dxa"/>
+              <w:right w:w="192" w:type="dxa"/>
+            </w:tcMar>
+            <w:vAlign w:val="center"/>
+          </w:tcPr>
+          <w:p>
+            <w:pPr>
+              <w:keepNext w:val="0"/>
+              <w:keepLines w:val="0"/>
+              <w:widowControl/>
+              <w:suppressLineNumbers w:val="0"/>
+              <w:spacing w:line="300" w:lineRule="atLeast"/>
+              <w:jc w:val="left"/>
+              <w:rPr>
+                <w:rFonts w:hint="default" w:ascii="Segoe UI" w:hAnsi="Segoe UI" w:eastAsia="Segoe UI" w:cs="Segoe UI"/>
+                <w:i w:val="0"/>
+                <w:iCs w:val="0"/>
+                <w:caps w:val="0"/>
+                <w:color w:val="0F1115"/>
+                <w:spacing w:val="0"/>
+                <w:sz w:val="18"/>
+                <w:szCs w:val="18"/>
+              </w:rPr>
+            </w:pPr>
+            <w:r>
+              <w:rPr>
+                <w:rFonts w:hint="default" w:ascii="Segoe UI" w:hAnsi="Segoe UI" w:eastAsia="Segoe UI" w:cs="Segoe UI"/>
+                <w:i w:val="0"/>
+                <w:iCs w:val="0"/>
+                <w:caps w:val="0"/>
+                <w:snapToGrid w:val="0"/>
+                <w:color w:val="0F1115"/>
+                <w:spacing w:val="0"/>
+                <w:kern w:val="0"/>
+                <w:sz w:val="18"/>
+                <w:szCs w:val="18"/>
+                <w:lang w:val="en-US" w:eastAsia="zh-CN"/>
+              </w:rPr>
+              <w:t>使用方便性</w:t>
+            </w:r>
+          </w:p>
+        </w:tc>
+        <w:tc>
+          <w:tcPr>
+            <w:tcW w:w="0" w:type="auto"/>
+            <w:tcBorders>
+              <w:top w:val="single" w:color="auto" w:sz="4" w:space="0"/>
+              <w:left w:val="single" w:color="auto" w:sz="4" w:space="0"/>
+              <w:bottom w:val="single" w:color="auto" w:sz="4" w:space="0"/>
+              <w:right w:val="single" w:color="auto" w:sz="4" w:space="0"/>
+            </w:tcBorders>
+            <w:shd w:val="clear" w:color="auto" w:fill="auto"/>
+            <w:tcMar>
+              <w:top w:w="120" w:type="dxa"/>
+              <w:left w:w="192" w:type="dxa"/>
+              <w:bottom w:w="120" w:type="dxa"/>
+              <w:right w:w="192" w:type="dxa"/>
+            </w:tcMar>
+            <w:vAlign w:val="center"/>
+          </w:tcPr>
+          <w:p>
+            <w:pPr>
+              <w:keepNext w:val="0"/>
+              <w:keepLines w:val="0"/>
+              <w:widowControl/>
+              <w:suppressLineNumbers w:val="0"/>
+              <w:spacing w:line="300" w:lineRule="atLeast"/>
+              <w:jc w:val="left"/>
+              <w:rPr>
+                <w:rFonts w:hint="default" w:ascii="Segoe UI" w:hAnsi="Segoe UI" w:eastAsia="Segoe UI" w:cs="Segoe UI"/>
+                <w:i w:val="0"/>
+                <w:iCs w:val="0"/>
+                <w:caps w:val="0"/>
+                <w:color w:val="0F1115"/>
+                <w:spacing w:val="0"/>
+                <w:sz w:val="18"/>
+                <w:szCs w:val="18"/>
+              </w:rPr>
+            </w:pPr>
+            <w:r>
+              <w:rPr>
+                <w:rFonts w:hint="default" w:ascii="Segoe UI" w:hAnsi="Segoe UI" w:eastAsia="Segoe UI" w:cs="Segoe UI"/>
+                <w:i w:val="0"/>
+                <w:iCs w:val="0"/>
+                <w:caps w:val="0"/>
+                <w:snapToGrid w:val="0"/>
+                <w:color w:val="0F1115"/>
+                <w:spacing w:val="0"/>
+                <w:kern w:val="0"/>
+                <w:sz w:val="18"/>
+                <w:szCs w:val="18"/>
+                <w:lang w:val="en-US" w:eastAsia="zh-CN"/>
+              </w:rPr>
+              <w:t>10分</w:t>
+            </w:r>
+          </w:p>
+        </w:tc>
+        <w:tc>
+          <w:tcPr>
+            <w:tcW w:w="0" w:type="auto"/>
+            <w:tcBorders>
+              <w:top w:val="single" w:color="auto" w:sz="4" w:space="0"/>
+              <w:left w:val="single" w:color="auto" w:sz="4" w:space="0"/>
+              <w:bottom w:val="single" w:color="auto" w:sz="4" w:space="0"/>
+              <w:right w:val="single" w:color="auto" w:sz="4" w:space="0"/>
+            </w:tcBorders>
+            <w:shd w:val="clear" w:color="auto" w:fill="auto"/>
+            <w:tcMar>
+              <w:top w:w="120" w:type="dxa"/>
+              <w:left w:w="192" w:type="dxa"/>
+              <w:bottom w:w="120" w:type="dxa"/>
+              <w:right w:w="0" w:type="dxa"/>
+            </w:tcMar>
+            <w:vAlign w:val="center"/>
+          </w:tcPr>
+          <w:p>
+            <w:pPr>
+              <w:keepNext w:val="0"/>
+              <w:keepLines w:val="0"/>
+              <w:widowControl/>
+              <w:suppressLineNumbers w:val="0"/>
+              <w:spacing w:line="300" w:lineRule="atLeast"/>
+              <w:jc w:val="left"/>
+              <w:rPr>
+                <w:rFonts w:hint="default" w:ascii="Segoe UI" w:hAnsi="Segoe UI" w:eastAsia="Segoe UI" w:cs="Segoe UI"/>
+                <w:i w:val="0"/>
+                <w:iCs w:val="0"/>
+                <w:caps w:val="0"/>
+                <w:color w:val="0F1115"/>
+                <w:spacing w:val="0"/>
+                <w:sz w:val="18"/>
+                <w:szCs w:val="18"/>
+              </w:rPr>
+            </w:pPr>
+            <w:r>
+              <w:rPr>
+                <w:rFonts w:hint="default" w:ascii="Segoe UI" w:hAnsi="Segoe UI" w:eastAsia="Segoe UI" w:cs="Segoe UI"/>
+                <w:i w:val="0"/>
+                <w:iCs w:val="0"/>
+                <w:caps w:val="0"/>
+                <w:snapToGrid w:val="0"/>
+                <w:color w:val="0F1115"/>
+                <w:spacing w:val="0"/>
+                <w:kern w:val="0"/>
+                <w:sz w:val="18"/>
+                <w:szCs w:val="18"/>
+                <w:lang w:val="en-US" w:eastAsia="zh-CN"/>
+              </w:rPr>
+              <w:t>评估所提供的系统、工具或文档是否易于理解和使用。</w:t>
+            </w:r>
+          </w:p>
+        </w:tc>
+      </w:tr>
+      <w:tr>
+        <w:tblPrEx>
+          <w:tblBorders>
+            <w:top w:val="none" w:color="auto" w:sz="0" w:space="0"/>
+            <w:left w:val="none" w:color="auto" w:sz="0" w:space="0"/>
+            <w:bottom w:val="none" w:color="auto" w:sz="0" w:space="0"/>
+            <w:right w:val="none" w:color="auto" w:sz="0" w:space="0"/>
+            <w:insideH w:val="none" w:color="auto" w:sz="0" w:space="0"/>
+            <w:insideV w:val="none" w:color="auto" w:sz="0" w:space="0"/>
+          </w:tblBorders>
+          <w:tblCellMar>
+            <w:top w:w="15" w:type="dxa"/>
+            <w:left w:w="15" w:type="dxa"/>
+            <w:bottom w:w="15" w:type="dxa"/>
+            <w:right w:w="15" w:type="dxa"/>
+          </w:tblCellMar>
+        </w:tblPrEx>
+        <w:trPr>
+          <w:jc w:val="center"/>
+        </w:trPr>
+        <w:tc>
+          <w:tcPr>
+            <w:tcW w:w="0" w:type="auto"/>
+            <w:tcBorders>
+              <w:top w:val="single" w:color="auto" w:sz="4" w:space="0"/>
+              <w:left w:val="single" w:color="auto" w:sz="4" w:space="0"/>
+              <w:bottom w:val="single" w:color="auto" w:sz="4" w:space="0"/>
+              <w:right w:val="single" w:color="auto" w:sz="4" w:space="0"/>
+            </w:tcBorders>
+            <w:shd w:val="clear" w:color="auto" w:fill="auto"/>
+            <w:tcMar>
+              <w:top w:w="120" w:type="dxa"/>
+              <w:left w:w="0" w:type="dxa"/>
+              <w:bottom w:w="120" w:type="dxa"/>
+              <w:right w:w="192" w:type="dxa"/>
+            </w:tcMar>
+            <w:vAlign w:val="center"/>
+          </w:tcPr>
+          <w:p>
+            <w:pPr>
+              <w:keepNext w:val="0"/>
+              <w:keepLines w:val="0"/>
+              <w:widowControl/>
+              <w:suppressLineNumbers w:val="0"/>
+              <w:spacing w:line="300" w:lineRule="atLeast"/>
+              <w:jc w:val="left"/>
+              <w:rPr>
+                <w:rFonts w:hint="default" w:ascii="Segoe UI" w:hAnsi="Segoe UI" w:eastAsia="Segoe UI" w:cs="Segoe UI"/>
+                <w:i w:val="0"/>
+                <w:iCs w:val="0"/>
+                <w:caps w:val="0"/>
+                <w:color w:val="0F1115"/>
+                <w:spacing w:val="0"/>
+                <w:sz w:val="18"/>
+                <w:szCs w:val="18"/>
+              </w:rPr>
+            </w:pPr>
+            <w:r>
+              <w:rPr>
+                <w:rFonts w:hint="default" w:ascii="Segoe UI" w:hAnsi="Segoe UI" w:eastAsia="Segoe UI" w:cs="Segoe UI"/>
+                <w:i w:val="0"/>
+                <w:iCs w:val="0"/>
+                <w:caps w:val="0"/>
+                <w:snapToGrid w:val="0"/>
+                <w:color w:val="0F1115"/>
+                <w:spacing w:val="0"/>
+                <w:kern w:val="0"/>
+                <w:sz w:val="18"/>
+                <w:szCs w:val="18"/>
+                <w:lang w:val="en-US" w:eastAsia="zh-CN"/>
+              </w:rPr>
+              <w:t>9</w:t>
+            </w:r>
+          </w:p>
+        </w:tc>
+        <w:tc>
+          <w:tcPr>
+            <w:tcW w:w="0" w:type="auto"/>
+            <w:tcBorders>
+              <w:top w:val="single" w:color="auto" w:sz="4" w:space="0"/>
+              <w:left w:val="single" w:color="auto" w:sz="4" w:space="0"/>
+              <w:bottom w:val="single" w:color="auto" w:sz="4" w:space="0"/>
+              <w:right w:val="single" w:color="auto" w:sz="4" w:space="0"/>
+            </w:tcBorders>
+            <w:shd w:val="clear" w:color="auto" w:fill="auto"/>
+            <w:tcMar>
+              <w:top w:w="120" w:type="dxa"/>
+              <w:left w:w="192" w:type="dxa"/>
+              <w:bottom w:w="120" w:type="dxa"/>
+              <w:right w:w="192" w:type="dxa"/>
+            </w:tcMar>
+            <w:vAlign w:val="center"/>
+          </w:tcPr>
+          <w:p>
+            <w:pPr>
+              <w:keepNext w:val="0"/>
+              <w:keepLines w:val="0"/>
+              <w:widowControl/>
+              <w:suppressLineNumbers w:val="0"/>
+              <w:spacing w:line="300" w:lineRule="atLeast"/>
+              <w:jc w:val="left"/>
+              <w:rPr>
+                <w:rFonts w:hint="default" w:ascii="Segoe UI" w:hAnsi="Segoe UI" w:eastAsia="Segoe UI" w:cs="Segoe UI"/>
+                <w:i w:val="0"/>
+                <w:iCs w:val="0"/>
+                <w:caps w:val="0"/>
+                <w:color w:val="0F1115"/>
+                <w:spacing w:val="0"/>
+                <w:sz w:val="18"/>
+                <w:szCs w:val="18"/>
+              </w:rPr>
+            </w:pPr>
+            <w:r>
+              <w:rPr>
+                <w:rFonts w:hint="default" w:ascii="Segoe UI" w:hAnsi="Segoe UI" w:eastAsia="Segoe UI" w:cs="Segoe UI"/>
+                <w:i w:val="0"/>
+                <w:iCs w:val="0"/>
+                <w:caps w:val="0"/>
+                <w:snapToGrid w:val="0"/>
+                <w:color w:val="0F1115"/>
+                <w:spacing w:val="0"/>
+                <w:kern w:val="0"/>
+                <w:sz w:val="18"/>
+                <w:szCs w:val="18"/>
+                <w:lang w:val="en-US" w:eastAsia="zh-CN"/>
+              </w:rPr>
+              <w:t>系统相关培训</w:t>
+            </w:r>
+          </w:p>
+        </w:tc>
+        <w:tc>
+          <w:tcPr>
+            <w:tcW w:w="0" w:type="auto"/>
+            <w:tcBorders>
+              <w:top w:val="single" w:color="auto" w:sz="4" w:space="0"/>
+              <w:left w:val="single" w:color="auto" w:sz="4" w:space="0"/>
+              <w:bottom w:val="single" w:color="auto" w:sz="4" w:space="0"/>
+              <w:right w:val="single" w:color="auto" w:sz="4" w:space="0"/>
+            </w:tcBorders>
+            <w:shd w:val="clear" w:color="auto" w:fill="auto"/>
+            <w:tcMar>
+              <w:top w:w="120" w:type="dxa"/>
+              <w:left w:w="192" w:type="dxa"/>
+              <w:bottom w:w="120" w:type="dxa"/>
+              <w:right w:w="192" w:type="dxa"/>
+            </w:tcMar>
+            <w:vAlign w:val="center"/>
+          </w:tcPr>
+          <w:p>
+            <w:pPr>
+              <w:keepNext w:val="0"/>
+              <w:keepLines w:val="0"/>
+              <w:widowControl/>
+              <w:suppressLineNumbers w:val="0"/>
+              <w:spacing w:line="300" w:lineRule="atLeast"/>
+              <w:jc w:val="left"/>
+              <w:rPr>
+                <w:rFonts w:hint="default" w:ascii="Segoe UI" w:hAnsi="Segoe UI" w:eastAsia="Segoe UI" w:cs="Segoe UI"/>
+                <w:i w:val="0"/>
+                <w:iCs w:val="0"/>
+                <w:caps w:val="0"/>
+                <w:color w:val="0F1115"/>
+                <w:spacing w:val="0"/>
+                <w:sz w:val="18"/>
+                <w:szCs w:val="18"/>
+              </w:rPr>
+            </w:pPr>
+            <w:r>
+              <w:rPr>
+                <w:rFonts w:hint="default" w:ascii="Segoe UI" w:hAnsi="Segoe UI" w:eastAsia="Segoe UI" w:cs="Segoe UI"/>
+                <w:i w:val="0"/>
+                <w:iCs w:val="0"/>
+                <w:caps w:val="0"/>
+                <w:snapToGrid w:val="0"/>
+                <w:color w:val="0F1115"/>
+                <w:spacing w:val="0"/>
+                <w:kern w:val="0"/>
+                <w:sz w:val="18"/>
+                <w:szCs w:val="18"/>
+                <w:lang w:val="en-US" w:eastAsia="zh-CN"/>
+              </w:rPr>
+              <w:t>10分</w:t>
+            </w:r>
+          </w:p>
+        </w:tc>
+        <w:tc>
+          <w:tcPr>
+            <w:tcW w:w="0" w:type="auto"/>
+            <w:tcBorders>
+              <w:top w:val="single" w:color="auto" w:sz="4" w:space="0"/>
+              <w:left w:val="single" w:color="auto" w:sz="4" w:space="0"/>
+              <w:bottom w:val="single" w:color="auto" w:sz="4" w:space="0"/>
+              <w:right w:val="single" w:color="auto" w:sz="4" w:space="0"/>
+            </w:tcBorders>
+            <w:shd w:val="clear" w:color="auto" w:fill="auto"/>
+            <w:tcMar>
+              <w:top w:w="120" w:type="dxa"/>
+              <w:left w:w="192" w:type="dxa"/>
+              <w:bottom w:w="120" w:type="dxa"/>
+              <w:right w:w="0" w:type="dxa"/>
+            </w:tcMar>
+            <w:vAlign w:val="center"/>
+          </w:tcPr>
+          <w:p>
+            <w:pPr>
+              <w:keepNext w:val="0"/>
+              <w:keepLines w:val="0"/>
+              <w:widowControl/>
+              <w:suppressLineNumbers w:val="0"/>
+              <w:spacing w:line="300" w:lineRule="atLeast"/>
+              <w:jc w:val="left"/>
+              <w:rPr>
+                <w:rFonts w:hint="default" w:ascii="Segoe UI" w:hAnsi="Segoe UI" w:eastAsia="Segoe UI" w:cs="Segoe UI"/>
+                <w:i w:val="0"/>
+                <w:iCs w:val="0"/>
+                <w:caps w:val="0"/>
+                <w:color w:val="0F1115"/>
+                <w:spacing w:val="0"/>
+                <w:sz w:val="18"/>
+                <w:szCs w:val="18"/>
+              </w:rPr>
+            </w:pPr>
+            <w:r>
+              <w:rPr>
+                <w:rFonts w:hint="default" w:ascii="Segoe UI" w:hAnsi="Segoe UI" w:eastAsia="Segoe UI" w:cs="Segoe UI"/>
+                <w:i w:val="0"/>
+                <w:iCs w:val="0"/>
+                <w:caps w:val="0"/>
+                <w:snapToGrid w:val="0"/>
+                <w:color w:val="0F1115"/>
+                <w:spacing w:val="0"/>
+                <w:kern w:val="0"/>
+                <w:sz w:val="18"/>
+                <w:szCs w:val="18"/>
+                <w:lang w:val="en-US" w:eastAsia="zh-CN"/>
+              </w:rPr>
+              <w:t>评估针对具体系统操作的培训质量与效果。</w:t>
             </w:r>
           </w:p>
         </w:tc>
@@ -2362,7 +4289,7 @@
                 <w:szCs w:val="18"/>
                 <w:lang w:val="en-US" w:eastAsia="zh-CN"/>
               </w:rPr>
-              <w:t>2</w:t>
+              <w:t>10</w:t>
             </w:r>
           </w:p>
         </w:tc>
@@ -2417,7 +4344,7 @@
                 <w:szCs w:val="18"/>
                 <w:lang w:val="en-US" w:eastAsia="zh-CN"/>
               </w:rPr>
-              <w:t>服务态度</w:t>
+              <w:t>服务台服务水平</w:t>
             </w:r>
           </w:p>
         </w:tc>
@@ -2527,7 +4454,7 @@
                 <w:szCs w:val="18"/>
                 <w:lang w:val="en-US" w:eastAsia="zh-CN"/>
               </w:rPr>
-              <w:t>评估服务人员的礼貌、耐心与合作精神。</w:t>
+              <w:t>评估服务台在接入、沟通、派单及跟进过程中的整体表现。</w:t>
             </w:r>
           </w:p>
         </w:tc>
@@ -2542,1943 +4469,6 @@
             <w:insideH w:val="none" w:color="auto" w:sz="0" w:space="0"/>
             <w:insideV w:val="none" w:color="auto" w:sz="0" w:space="0"/>
           </w:tblBorders>
-          <w:shd w:val="clear" w:color="auto" w:fill="auto"/>
-          <w:tblCellMar>
-            <w:top w:w="15" w:type="dxa"/>
-            <w:left w:w="15" w:type="dxa"/>
-            <w:bottom w:w="15" w:type="dxa"/>
-            <w:right w:w="15" w:type="dxa"/>
-          </w:tblCellMar>
-        </w:tblPrEx>
-        <w:trPr>
-          <w:jc w:val="center"/>
-        </w:trPr>
-        <w:tc>
-          <w:tcPr>
-            <w:tcW w:w="0" w:type="auto"/>
-            <w:tcBorders>
-              <w:top w:val="single" w:color="auto" w:sz="4" w:space="0"/>
-              <w:left w:val="single" w:color="auto" w:sz="4" w:space="0"/>
-              <w:bottom w:val="single" w:color="auto" w:sz="4" w:space="0"/>
-              <w:right w:val="single" w:color="auto" w:sz="4" w:space="0"/>
-            </w:tcBorders>
-            <w:shd w:val="clear" w:color="auto" w:fill="auto"/>
-            <w:tcMar>
-              <w:top w:w="120" w:type="dxa"/>
-              <w:left w:w="0" w:type="dxa"/>
-              <w:bottom w:w="120" w:type="dxa"/>
-              <w:right w:w="192" w:type="dxa"/>
-            </w:tcMar>
-            <w:vAlign w:val="center"/>
-          </w:tcPr>
-          <w:p>
-            <w:pPr>
-              <w:keepNext w:val="0"/>
-              <w:keepLines w:val="0"/>
-              <w:widowControl/>
-              <w:suppressLineNumbers w:val="0"/>
-              <w:spacing w:line="300" w:lineRule="atLeast"/>
-              <w:jc w:val="left"/>
-              <w:rPr>
-                <w:rFonts w:hint="default" w:ascii="Segoe UI" w:hAnsi="Segoe UI" w:eastAsia="Segoe UI" w:cs="Segoe UI"/>
-                <w:i w:val="0"/>
-                <w:iCs w:val="0"/>
-                <w:caps w:val="0"/>
-                <w:color w:val="0F1115"/>
-                <w:spacing w:val="0"/>
-                <w:sz w:val="18"/>
-                <w:szCs w:val="18"/>
-              </w:rPr>
-            </w:pPr>
-            <w:r>
-              <w:rPr>
-                <w:rFonts w:hint="default" w:ascii="Segoe UI" w:hAnsi="Segoe UI" w:eastAsia="Segoe UI" w:cs="Segoe UI"/>
-                <w:i w:val="0"/>
-                <w:iCs w:val="0"/>
-                <w:caps w:val="0"/>
-                <w:snapToGrid w:val="0"/>
-                <w:color w:val="0F1115"/>
-                <w:spacing w:val="0"/>
-                <w:kern w:val="0"/>
-                <w:sz w:val="18"/>
-                <w:szCs w:val="18"/>
-                <w:lang w:val="en-US" w:eastAsia="zh-CN"/>
-              </w:rPr>
-              <w:t>3</w:t>
-            </w:r>
-          </w:p>
-        </w:tc>
-        <w:tc>
-          <w:tcPr>
-            <w:tcW w:w="0" w:type="auto"/>
-            <w:tcBorders>
-              <w:top w:val="single" w:color="auto" w:sz="4" w:space="0"/>
-              <w:left w:val="single" w:color="auto" w:sz="4" w:space="0"/>
-              <w:bottom w:val="single" w:color="auto" w:sz="4" w:space="0"/>
-              <w:right w:val="single" w:color="auto" w:sz="4" w:space="0"/>
-            </w:tcBorders>
-            <w:shd w:val="clear" w:color="auto" w:fill="auto"/>
-            <w:tcMar>
-              <w:top w:w="120" w:type="dxa"/>
-              <w:left w:w="192" w:type="dxa"/>
-              <w:bottom w:w="120" w:type="dxa"/>
-              <w:right w:w="192" w:type="dxa"/>
-            </w:tcMar>
-            <w:vAlign w:val="center"/>
-          </w:tcPr>
-          <w:p>
-            <w:pPr>
-              <w:keepNext w:val="0"/>
-              <w:keepLines w:val="0"/>
-              <w:widowControl/>
-              <w:suppressLineNumbers w:val="0"/>
-              <w:spacing w:line="300" w:lineRule="atLeast"/>
-              <w:jc w:val="left"/>
-              <w:rPr>
-                <w:rFonts w:hint="default" w:ascii="Segoe UI" w:hAnsi="Segoe UI" w:eastAsia="Segoe UI" w:cs="Segoe UI"/>
-                <w:i w:val="0"/>
-                <w:iCs w:val="0"/>
-                <w:caps w:val="0"/>
-                <w:color w:val="0F1115"/>
-                <w:spacing w:val="0"/>
-                <w:sz w:val="18"/>
-                <w:szCs w:val="18"/>
-              </w:rPr>
-            </w:pPr>
-            <w:r>
-              <w:rPr>
-                <w:rFonts w:hint="default" w:ascii="Segoe UI" w:hAnsi="Segoe UI" w:eastAsia="Segoe UI" w:cs="Segoe UI"/>
-                <w:i w:val="0"/>
-                <w:iCs w:val="0"/>
-                <w:caps w:val="0"/>
-                <w:snapToGrid w:val="0"/>
-                <w:color w:val="0F1115"/>
-                <w:spacing w:val="0"/>
-                <w:kern w:val="0"/>
-                <w:sz w:val="18"/>
-                <w:szCs w:val="18"/>
-                <w:lang w:val="en-US" w:eastAsia="zh-CN"/>
-              </w:rPr>
-              <w:t>服务及时性</w:t>
-            </w:r>
-          </w:p>
-        </w:tc>
-        <w:tc>
-          <w:tcPr>
-            <w:tcW w:w="0" w:type="auto"/>
-            <w:tcBorders>
-              <w:top w:val="single" w:color="auto" w:sz="4" w:space="0"/>
-              <w:left w:val="single" w:color="auto" w:sz="4" w:space="0"/>
-              <w:bottom w:val="single" w:color="auto" w:sz="4" w:space="0"/>
-              <w:right w:val="single" w:color="auto" w:sz="4" w:space="0"/>
-            </w:tcBorders>
-            <w:shd w:val="clear" w:color="auto" w:fill="auto"/>
-            <w:tcMar>
-              <w:top w:w="120" w:type="dxa"/>
-              <w:left w:w="192" w:type="dxa"/>
-              <w:bottom w:w="120" w:type="dxa"/>
-              <w:right w:w="192" w:type="dxa"/>
-            </w:tcMar>
-            <w:vAlign w:val="center"/>
-          </w:tcPr>
-          <w:p>
-            <w:pPr>
-              <w:keepNext w:val="0"/>
-              <w:keepLines w:val="0"/>
-              <w:widowControl/>
-              <w:suppressLineNumbers w:val="0"/>
-              <w:spacing w:line="300" w:lineRule="atLeast"/>
-              <w:jc w:val="left"/>
-              <w:rPr>
-                <w:rFonts w:hint="default" w:ascii="Segoe UI" w:hAnsi="Segoe UI" w:eastAsia="Segoe UI" w:cs="Segoe UI"/>
-                <w:i w:val="0"/>
-                <w:iCs w:val="0"/>
-                <w:caps w:val="0"/>
-                <w:color w:val="0F1115"/>
-                <w:spacing w:val="0"/>
-                <w:sz w:val="18"/>
-                <w:szCs w:val="18"/>
-              </w:rPr>
-            </w:pPr>
-            <w:r>
-              <w:rPr>
-                <w:rFonts w:hint="default" w:ascii="Segoe UI" w:hAnsi="Segoe UI" w:eastAsia="Segoe UI" w:cs="Segoe UI"/>
-                <w:i w:val="0"/>
-                <w:iCs w:val="0"/>
-                <w:caps w:val="0"/>
-                <w:snapToGrid w:val="0"/>
-                <w:color w:val="0F1115"/>
-                <w:spacing w:val="0"/>
-                <w:kern w:val="0"/>
-                <w:sz w:val="18"/>
-                <w:szCs w:val="18"/>
-                <w:lang w:val="en-US" w:eastAsia="zh-CN"/>
-              </w:rPr>
-              <w:t>10分</w:t>
-            </w:r>
-          </w:p>
-        </w:tc>
-        <w:tc>
-          <w:tcPr>
-            <w:tcW w:w="0" w:type="auto"/>
-            <w:tcBorders>
-              <w:top w:val="single" w:color="auto" w:sz="4" w:space="0"/>
-              <w:left w:val="single" w:color="auto" w:sz="4" w:space="0"/>
-              <w:bottom w:val="single" w:color="auto" w:sz="4" w:space="0"/>
-              <w:right w:val="single" w:color="auto" w:sz="4" w:space="0"/>
-            </w:tcBorders>
-            <w:shd w:val="clear" w:color="auto" w:fill="auto"/>
-            <w:tcMar>
-              <w:top w:w="120" w:type="dxa"/>
-              <w:left w:w="192" w:type="dxa"/>
-              <w:bottom w:w="120" w:type="dxa"/>
-              <w:right w:w="0" w:type="dxa"/>
-            </w:tcMar>
-            <w:vAlign w:val="center"/>
-          </w:tcPr>
-          <w:p>
-            <w:pPr>
-              <w:keepNext w:val="0"/>
-              <w:keepLines w:val="0"/>
-              <w:widowControl/>
-              <w:suppressLineNumbers w:val="0"/>
-              <w:spacing w:line="300" w:lineRule="atLeast"/>
-              <w:jc w:val="left"/>
-              <w:rPr>
-                <w:rFonts w:hint="default" w:ascii="Segoe UI" w:hAnsi="Segoe UI" w:eastAsia="Segoe UI" w:cs="Segoe UI"/>
-                <w:i w:val="0"/>
-                <w:iCs w:val="0"/>
-                <w:caps w:val="0"/>
-                <w:color w:val="0F1115"/>
-                <w:spacing w:val="0"/>
-                <w:sz w:val="18"/>
-                <w:szCs w:val="18"/>
-              </w:rPr>
-            </w:pPr>
-            <w:r>
-              <w:rPr>
-                <w:rFonts w:hint="default" w:ascii="Segoe UI" w:hAnsi="Segoe UI" w:eastAsia="Segoe UI" w:cs="Segoe UI"/>
-                <w:i w:val="0"/>
-                <w:iCs w:val="0"/>
-                <w:caps w:val="0"/>
-                <w:snapToGrid w:val="0"/>
-                <w:color w:val="0F1115"/>
-                <w:spacing w:val="0"/>
-                <w:kern w:val="0"/>
-                <w:sz w:val="18"/>
-                <w:szCs w:val="18"/>
-                <w:lang w:val="en-US" w:eastAsia="zh-CN"/>
-              </w:rPr>
-              <w:t>评估响应请求、到达现场及处理问题的速度。</w:t>
-            </w:r>
-          </w:p>
-        </w:tc>
-      </w:tr>
-      <w:tr>
-        <w:tblPrEx>
-          <w:tblBorders>
-            <w:top w:val="none" w:color="auto" w:sz="0" w:space="0"/>
-            <w:left w:val="none" w:color="auto" w:sz="0" w:space="0"/>
-            <w:bottom w:val="none" w:color="auto" w:sz="0" w:space="0"/>
-            <w:right w:val="none" w:color="auto" w:sz="0" w:space="0"/>
-            <w:insideH w:val="none" w:color="auto" w:sz="0" w:space="0"/>
-            <w:insideV w:val="none" w:color="auto" w:sz="0" w:space="0"/>
-          </w:tblBorders>
-          <w:shd w:val="clear" w:color="auto" w:fill="auto"/>
-          <w:tblCellMar>
-            <w:top w:w="15" w:type="dxa"/>
-            <w:left w:w="15" w:type="dxa"/>
-            <w:bottom w:w="15" w:type="dxa"/>
-            <w:right w:w="15" w:type="dxa"/>
-          </w:tblCellMar>
-        </w:tblPrEx>
-        <w:trPr>
-          <w:jc w:val="center"/>
-        </w:trPr>
-        <w:tc>
-          <w:tcPr>
-            <w:tcW w:w="0" w:type="auto"/>
-            <w:tcBorders>
-              <w:top w:val="single" w:color="auto" w:sz="4" w:space="0"/>
-              <w:left w:val="single" w:color="auto" w:sz="4" w:space="0"/>
-              <w:bottom w:val="single" w:color="auto" w:sz="4" w:space="0"/>
-              <w:right w:val="single" w:color="auto" w:sz="4" w:space="0"/>
-            </w:tcBorders>
-            <w:shd w:val="clear" w:color="auto" w:fill="auto"/>
-            <w:tcMar>
-              <w:top w:w="120" w:type="dxa"/>
-              <w:left w:w="0" w:type="dxa"/>
-              <w:bottom w:w="120" w:type="dxa"/>
-              <w:right w:w="192" w:type="dxa"/>
-            </w:tcMar>
-            <w:vAlign w:val="center"/>
-          </w:tcPr>
-          <w:p>
-            <w:pPr>
-              <w:keepNext w:val="0"/>
-              <w:keepLines w:val="0"/>
-              <w:widowControl/>
-              <w:suppressLineNumbers w:val="0"/>
-              <w:spacing w:line="300" w:lineRule="atLeast"/>
-              <w:jc w:val="left"/>
-              <w:rPr>
-                <w:rFonts w:hint="default" w:ascii="Segoe UI" w:hAnsi="Segoe UI" w:eastAsia="Segoe UI" w:cs="Segoe UI"/>
-                <w:i w:val="0"/>
-                <w:iCs w:val="0"/>
-                <w:caps w:val="0"/>
-                <w:color w:val="0F1115"/>
-                <w:spacing w:val="0"/>
-                <w:sz w:val="18"/>
-                <w:szCs w:val="18"/>
-              </w:rPr>
-            </w:pPr>
-            <w:r>
-              <w:rPr>
-                <w:rFonts w:hint="default" w:ascii="Segoe UI" w:hAnsi="Segoe UI" w:eastAsia="Segoe UI" w:cs="Segoe UI"/>
-                <w:i w:val="0"/>
-                <w:iCs w:val="0"/>
-                <w:caps w:val="0"/>
-                <w:snapToGrid w:val="0"/>
-                <w:color w:val="0F1115"/>
-                <w:spacing w:val="0"/>
-                <w:kern w:val="0"/>
-                <w:sz w:val="18"/>
-                <w:szCs w:val="18"/>
-                <w:lang w:val="en-US" w:eastAsia="zh-CN"/>
-              </w:rPr>
-              <w:t>4</w:t>
-            </w:r>
-          </w:p>
-        </w:tc>
-        <w:tc>
-          <w:tcPr>
-            <w:tcW w:w="0" w:type="auto"/>
-            <w:tcBorders>
-              <w:top w:val="single" w:color="auto" w:sz="4" w:space="0"/>
-              <w:left w:val="single" w:color="auto" w:sz="4" w:space="0"/>
-              <w:bottom w:val="single" w:color="auto" w:sz="4" w:space="0"/>
-              <w:right w:val="single" w:color="auto" w:sz="4" w:space="0"/>
-            </w:tcBorders>
-            <w:shd w:val="clear" w:color="auto" w:fill="auto"/>
-            <w:tcMar>
-              <w:top w:w="120" w:type="dxa"/>
-              <w:left w:w="192" w:type="dxa"/>
-              <w:bottom w:w="120" w:type="dxa"/>
-              <w:right w:w="192" w:type="dxa"/>
-            </w:tcMar>
-            <w:vAlign w:val="center"/>
-          </w:tcPr>
-          <w:p>
-            <w:pPr>
-              <w:keepNext w:val="0"/>
-              <w:keepLines w:val="0"/>
-              <w:widowControl/>
-              <w:suppressLineNumbers w:val="0"/>
-              <w:spacing w:line="300" w:lineRule="atLeast"/>
-              <w:jc w:val="left"/>
-              <w:rPr>
-                <w:rFonts w:hint="default" w:ascii="Segoe UI" w:hAnsi="Segoe UI" w:eastAsia="Segoe UI" w:cs="Segoe UI"/>
-                <w:i w:val="0"/>
-                <w:iCs w:val="0"/>
-                <w:caps w:val="0"/>
-                <w:color w:val="0F1115"/>
-                <w:spacing w:val="0"/>
-                <w:sz w:val="18"/>
-                <w:szCs w:val="18"/>
-              </w:rPr>
-            </w:pPr>
-            <w:r>
-              <w:rPr>
-                <w:rFonts w:hint="default" w:ascii="Segoe UI" w:hAnsi="Segoe UI" w:eastAsia="Segoe UI" w:cs="Segoe UI"/>
-                <w:i w:val="0"/>
-                <w:iCs w:val="0"/>
-                <w:caps w:val="0"/>
-                <w:snapToGrid w:val="0"/>
-                <w:color w:val="0F1115"/>
-                <w:spacing w:val="0"/>
-                <w:kern w:val="0"/>
-                <w:sz w:val="18"/>
-                <w:szCs w:val="18"/>
-                <w:lang w:val="en-US" w:eastAsia="zh-CN"/>
-              </w:rPr>
-              <w:t>服务规范性</w:t>
-            </w:r>
-          </w:p>
-        </w:tc>
-        <w:tc>
-          <w:tcPr>
-            <w:tcW w:w="0" w:type="auto"/>
-            <w:tcBorders>
-              <w:top w:val="single" w:color="auto" w:sz="4" w:space="0"/>
-              <w:left w:val="single" w:color="auto" w:sz="4" w:space="0"/>
-              <w:bottom w:val="single" w:color="auto" w:sz="4" w:space="0"/>
-              <w:right w:val="single" w:color="auto" w:sz="4" w:space="0"/>
-            </w:tcBorders>
-            <w:shd w:val="clear" w:color="auto" w:fill="auto"/>
-            <w:tcMar>
-              <w:top w:w="120" w:type="dxa"/>
-              <w:left w:w="192" w:type="dxa"/>
-              <w:bottom w:w="120" w:type="dxa"/>
-              <w:right w:w="192" w:type="dxa"/>
-            </w:tcMar>
-            <w:vAlign w:val="center"/>
-          </w:tcPr>
-          <w:p>
-            <w:pPr>
-              <w:keepNext w:val="0"/>
-              <w:keepLines w:val="0"/>
-              <w:widowControl/>
-              <w:suppressLineNumbers w:val="0"/>
-              <w:spacing w:line="300" w:lineRule="atLeast"/>
-              <w:jc w:val="left"/>
-              <w:rPr>
-                <w:rFonts w:hint="default" w:ascii="Segoe UI" w:hAnsi="Segoe UI" w:eastAsia="Segoe UI" w:cs="Segoe UI"/>
-                <w:i w:val="0"/>
-                <w:iCs w:val="0"/>
-                <w:caps w:val="0"/>
-                <w:color w:val="0F1115"/>
-                <w:spacing w:val="0"/>
-                <w:sz w:val="18"/>
-                <w:szCs w:val="18"/>
-              </w:rPr>
-            </w:pPr>
-            <w:r>
-              <w:rPr>
-                <w:rFonts w:hint="default" w:ascii="Segoe UI" w:hAnsi="Segoe UI" w:eastAsia="Segoe UI" w:cs="Segoe UI"/>
-                <w:i w:val="0"/>
-                <w:iCs w:val="0"/>
-                <w:caps w:val="0"/>
-                <w:snapToGrid w:val="0"/>
-                <w:color w:val="0F1115"/>
-                <w:spacing w:val="0"/>
-                <w:kern w:val="0"/>
-                <w:sz w:val="18"/>
-                <w:szCs w:val="18"/>
-                <w:lang w:val="en-US" w:eastAsia="zh-CN"/>
-              </w:rPr>
-              <w:t>10分</w:t>
-            </w:r>
-          </w:p>
-        </w:tc>
-        <w:tc>
-          <w:tcPr>
-            <w:tcW w:w="0" w:type="auto"/>
-            <w:tcBorders>
-              <w:top w:val="single" w:color="auto" w:sz="4" w:space="0"/>
-              <w:left w:val="single" w:color="auto" w:sz="4" w:space="0"/>
-              <w:bottom w:val="single" w:color="auto" w:sz="4" w:space="0"/>
-              <w:right w:val="single" w:color="auto" w:sz="4" w:space="0"/>
-            </w:tcBorders>
-            <w:shd w:val="clear" w:color="auto" w:fill="auto"/>
-            <w:tcMar>
-              <w:top w:w="120" w:type="dxa"/>
-              <w:left w:w="192" w:type="dxa"/>
-              <w:bottom w:w="120" w:type="dxa"/>
-              <w:right w:w="0" w:type="dxa"/>
-            </w:tcMar>
-            <w:vAlign w:val="center"/>
-          </w:tcPr>
-          <w:p>
-            <w:pPr>
-              <w:keepNext w:val="0"/>
-              <w:keepLines w:val="0"/>
-              <w:widowControl/>
-              <w:suppressLineNumbers w:val="0"/>
-              <w:spacing w:line="300" w:lineRule="atLeast"/>
-              <w:jc w:val="left"/>
-              <w:rPr>
-                <w:rFonts w:hint="default" w:ascii="Segoe UI" w:hAnsi="Segoe UI" w:eastAsia="Segoe UI" w:cs="Segoe UI"/>
-                <w:i w:val="0"/>
-                <w:iCs w:val="0"/>
-                <w:caps w:val="0"/>
-                <w:color w:val="0F1115"/>
-                <w:spacing w:val="0"/>
-                <w:sz w:val="18"/>
-                <w:szCs w:val="18"/>
-              </w:rPr>
-            </w:pPr>
-            <w:r>
-              <w:rPr>
-                <w:rFonts w:hint="default" w:ascii="Segoe UI" w:hAnsi="Segoe UI" w:eastAsia="Segoe UI" w:cs="Segoe UI"/>
-                <w:i w:val="0"/>
-                <w:iCs w:val="0"/>
-                <w:caps w:val="0"/>
-                <w:snapToGrid w:val="0"/>
-                <w:color w:val="0F1115"/>
-                <w:spacing w:val="0"/>
-                <w:kern w:val="0"/>
-                <w:sz w:val="18"/>
-                <w:szCs w:val="18"/>
-                <w:lang w:val="en-US" w:eastAsia="zh-CN"/>
-              </w:rPr>
-              <w:t>评估服务过程是否符合既定流程与标准。</w:t>
-            </w:r>
-          </w:p>
-        </w:tc>
-      </w:tr>
-      <w:tr>
-        <w:tblPrEx>
-          <w:tblBorders>
-            <w:top w:val="none" w:color="auto" w:sz="0" w:space="0"/>
-            <w:left w:val="none" w:color="auto" w:sz="0" w:space="0"/>
-            <w:bottom w:val="none" w:color="auto" w:sz="0" w:space="0"/>
-            <w:right w:val="none" w:color="auto" w:sz="0" w:space="0"/>
-            <w:insideH w:val="none" w:color="auto" w:sz="0" w:space="0"/>
-            <w:insideV w:val="none" w:color="auto" w:sz="0" w:space="0"/>
-          </w:tblBorders>
-          <w:shd w:val="clear" w:color="auto" w:fill="auto"/>
-          <w:tblCellMar>
-            <w:top w:w="15" w:type="dxa"/>
-            <w:left w:w="15" w:type="dxa"/>
-            <w:bottom w:w="15" w:type="dxa"/>
-            <w:right w:w="15" w:type="dxa"/>
-          </w:tblCellMar>
-        </w:tblPrEx>
-        <w:trPr>
-          <w:jc w:val="center"/>
-        </w:trPr>
-        <w:tc>
-          <w:tcPr>
-            <w:tcW w:w="0" w:type="auto"/>
-            <w:tcBorders>
-              <w:top w:val="single" w:color="auto" w:sz="4" w:space="0"/>
-              <w:left w:val="single" w:color="auto" w:sz="4" w:space="0"/>
-              <w:bottom w:val="single" w:color="auto" w:sz="4" w:space="0"/>
-              <w:right w:val="single" w:color="auto" w:sz="4" w:space="0"/>
-            </w:tcBorders>
-            <w:shd w:val="clear" w:color="auto" w:fill="auto"/>
-            <w:tcMar>
-              <w:top w:w="120" w:type="dxa"/>
-              <w:left w:w="0" w:type="dxa"/>
-              <w:bottom w:w="120" w:type="dxa"/>
-              <w:right w:w="192" w:type="dxa"/>
-            </w:tcMar>
-            <w:vAlign w:val="center"/>
-          </w:tcPr>
-          <w:p>
-            <w:pPr>
-              <w:keepNext w:val="0"/>
-              <w:keepLines w:val="0"/>
-              <w:widowControl/>
-              <w:suppressLineNumbers w:val="0"/>
-              <w:spacing w:line="300" w:lineRule="atLeast"/>
-              <w:jc w:val="left"/>
-              <w:rPr>
-                <w:rFonts w:hint="default" w:ascii="Segoe UI" w:hAnsi="Segoe UI" w:eastAsia="Segoe UI" w:cs="Segoe UI"/>
-                <w:i w:val="0"/>
-                <w:iCs w:val="0"/>
-                <w:caps w:val="0"/>
-                <w:color w:val="0F1115"/>
-                <w:spacing w:val="0"/>
-                <w:sz w:val="18"/>
-                <w:szCs w:val="18"/>
-              </w:rPr>
-            </w:pPr>
-            <w:r>
-              <w:rPr>
-                <w:rFonts w:hint="default" w:ascii="Segoe UI" w:hAnsi="Segoe UI" w:eastAsia="Segoe UI" w:cs="Segoe UI"/>
-                <w:i w:val="0"/>
-                <w:iCs w:val="0"/>
-                <w:caps w:val="0"/>
-                <w:snapToGrid w:val="0"/>
-                <w:color w:val="0F1115"/>
-                <w:spacing w:val="0"/>
-                <w:kern w:val="0"/>
-                <w:sz w:val="18"/>
-                <w:szCs w:val="18"/>
-                <w:lang w:val="en-US" w:eastAsia="zh-CN"/>
-              </w:rPr>
-              <w:t>5</w:t>
-            </w:r>
-          </w:p>
-        </w:tc>
-        <w:tc>
-          <w:tcPr>
-            <w:tcW w:w="0" w:type="auto"/>
-            <w:tcBorders>
-              <w:top w:val="single" w:color="auto" w:sz="4" w:space="0"/>
-              <w:left w:val="single" w:color="auto" w:sz="4" w:space="0"/>
-              <w:bottom w:val="single" w:color="auto" w:sz="4" w:space="0"/>
-              <w:right w:val="single" w:color="auto" w:sz="4" w:space="0"/>
-            </w:tcBorders>
-            <w:shd w:val="clear" w:color="auto" w:fill="auto"/>
-            <w:tcMar>
-              <w:top w:w="120" w:type="dxa"/>
-              <w:left w:w="192" w:type="dxa"/>
-              <w:bottom w:w="120" w:type="dxa"/>
-              <w:right w:w="192" w:type="dxa"/>
-            </w:tcMar>
-            <w:vAlign w:val="center"/>
-          </w:tcPr>
-          <w:p>
-            <w:pPr>
-              <w:keepNext w:val="0"/>
-              <w:keepLines w:val="0"/>
-              <w:widowControl/>
-              <w:suppressLineNumbers w:val="0"/>
-              <w:spacing w:line="300" w:lineRule="atLeast"/>
-              <w:jc w:val="left"/>
-              <w:rPr>
-                <w:rFonts w:hint="default" w:ascii="Segoe UI" w:hAnsi="Segoe UI" w:eastAsia="Segoe UI" w:cs="Segoe UI"/>
-                <w:i w:val="0"/>
-                <w:iCs w:val="0"/>
-                <w:caps w:val="0"/>
-                <w:color w:val="0F1115"/>
-                <w:spacing w:val="0"/>
-                <w:sz w:val="18"/>
-                <w:szCs w:val="18"/>
-              </w:rPr>
-            </w:pPr>
-            <w:r>
-              <w:rPr>
-                <w:rFonts w:hint="default" w:ascii="Segoe UI" w:hAnsi="Segoe UI" w:eastAsia="Segoe UI" w:cs="Segoe UI"/>
-                <w:i w:val="0"/>
-                <w:iCs w:val="0"/>
-                <w:caps w:val="0"/>
-                <w:snapToGrid w:val="0"/>
-                <w:color w:val="0F1115"/>
-                <w:spacing w:val="0"/>
-                <w:kern w:val="0"/>
-                <w:sz w:val="18"/>
-                <w:szCs w:val="18"/>
-                <w:lang w:val="en-US" w:eastAsia="zh-CN"/>
-              </w:rPr>
-              <w:t>问题解决的效率</w:t>
-            </w:r>
-          </w:p>
-        </w:tc>
-        <w:tc>
-          <w:tcPr>
-            <w:tcW w:w="0" w:type="auto"/>
-            <w:tcBorders>
-              <w:top w:val="single" w:color="auto" w:sz="4" w:space="0"/>
-              <w:left w:val="single" w:color="auto" w:sz="4" w:space="0"/>
-              <w:bottom w:val="single" w:color="auto" w:sz="4" w:space="0"/>
-              <w:right w:val="single" w:color="auto" w:sz="4" w:space="0"/>
-            </w:tcBorders>
-            <w:shd w:val="clear" w:color="auto" w:fill="auto"/>
-            <w:tcMar>
-              <w:top w:w="120" w:type="dxa"/>
-              <w:left w:w="192" w:type="dxa"/>
-              <w:bottom w:w="120" w:type="dxa"/>
-              <w:right w:w="192" w:type="dxa"/>
-            </w:tcMar>
-            <w:vAlign w:val="center"/>
-          </w:tcPr>
-          <w:p>
-            <w:pPr>
-              <w:keepNext w:val="0"/>
-              <w:keepLines w:val="0"/>
-              <w:widowControl/>
-              <w:suppressLineNumbers w:val="0"/>
-              <w:spacing w:line="300" w:lineRule="atLeast"/>
-              <w:jc w:val="left"/>
-              <w:rPr>
-                <w:rFonts w:hint="default" w:ascii="Segoe UI" w:hAnsi="Segoe UI" w:eastAsia="Segoe UI" w:cs="Segoe UI"/>
-                <w:i w:val="0"/>
-                <w:iCs w:val="0"/>
-                <w:caps w:val="0"/>
-                <w:color w:val="0F1115"/>
-                <w:spacing w:val="0"/>
-                <w:sz w:val="18"/>
-                <w:szCs w:val="18"/>
-              </w:rPr>
-            </w:pPr>
-            <w:r>
-              <w:rPr>
-                <w:rFonts w:hint="default" w:ascii="Segoe UI" w:hAnsi="Segoe UI" w:eastAsia="Segoe UI" w:cs="Segoe UI"/>
-                <w:i w:val="0"/>
-                <w:iCs w:val="0"/>
-                <w:caps w:val="0"/>
-                <w:snapToGrid w:val="0"/>
-                <w:color w:val="0F1115"/>
-                <w:spacing w:val="0"/>
-                <w:kern w:val="0"/>
-                <w:sz w:val="18"/>
-                <w:szCs w:val="18"/>
-                <w:lang w:val="en-US" w:eastAsia="zh-CN"/>
-              </w:rPr>
-              <w:t>10分</w:t>
-            </w:r>
-          </w:p>
-        </w:tc>
-        <w:tc>
-          <w:tcPr>
-            <w:tcW w:w="0" w:type="auto"/>
-            <w:tcBorders>
-              <w:top w:val="single" w:color="auto" w:sz="4" w:space="0"/>
-              <w:left w:val="single" w:color="auto" w:sz="4" w:space="0"/>
-              <w:bottom w:val="single" w:color="auto" w:sz="4" w:space="0"/>
-              <w:right w:val="single" w:color="auto" w:sz="4" w:space="0"/>
-            </w:tcBorders>
-            <w:shd w:val="clear" w:color="auto" w:fill="auto"/>
-            <w:tcMar>
-              <w:top w:w="120" w:type="dxa"/>
-              <w:left w:w="192" w:type="dxa"/>
-              <w:bottom w:w="120" w:type="dxa"/>
-              <w:right w:w="0" w:type="dxa"/>
-            </w:tcMar>
-            <w:vAlign w:val="center"/>
-          </w:tcPr>
-          <w:p>
-            <w:pPr>
-              <w:keepNext w:val="0"/>
-              <w:keepLines w:val="0"/>
-              <w:widowControl/>
-              <w:suppressLineNumbers w:val="0"/>
-              <w:spacing w:line="300" w:lineRule="atLeast"/>
-              <w:jc w:val="left"/>
-              <w:rPr>
-                <w:rFonts w:hint="default" w:ascii="Segoe UI" w:hAnsi="Segoe UI" w:eastAsia="Segoe UI" w:cs="Segoe UI"/>
-                <w:i w:val="0"/>
-                <w:iCs w:val="0"/>
-                <w:caps w:val="0"/>
-                <w:color w:val="0F1115"/>
-                <w:spacing w:val="0"/>
-                <w:sz w:val="18"/>
-                <w:szCs w:val="18"/>
-              </w:rPr>
-            </w:pPr>
-            <w:r>
-              <w:rPr>
-                <w:rFonts w:hint="default" w:ascii="Segoe UI" w:hAnsi="Segoe UI" w:eastAsia="Segoe UI" w:cs="Segoe UI"/>
-                <w:i w:val="0"/>
-                <w:iCs w:val="0"/>
-                <w:caps w:val="0"/>
-                <w:snapToGrid w:val="0"/>
-                <w:color w:val="0F1115"/>
-                <w:spacing w:val="0"/>
-                <w:kern w:val="0"/>
-                <w:sz w:val="18"/>
-                <w:szCs w:val="18"/>
-                <w:lang w:val="en-US" w:eastAsia="zh-CN"/>
-              </w:rPr>
-              <w:t>评估从发现问题到解决方案提出的时间周期。</w:t>
-            </w:r>
-          </w:p>
-        </w:tc>
-      </w:tr>
-      <w:tr>
-        <w:tblPrEx>
-          <w:tblBorders>
-            <w:top w:val="none" w:color="auto" w:sz="0" w:space="0"/>
-            <w:left w:val="none" w:color="auto" w:sz="0" w:space="0"/>
-            <w:bottom w:val="none" w:color="auto" w:sz="0" w:space="0"/>
-            <w:right w:val="none" w:color="auto" w:sz="0" w:space="0"/>
-            <w:insideH w:val="none" w:color="auto" w:sz="0" w:space="0"/>
-            <w:insideV w:val="none" w:color="auto" w:sz="0" w:space="0"/>
-          </w:tblBorders>
-          <w:shd w:val="clear" w:color="auto" w:fill="auto"/>
-          <w:tblCellMar>
-            <w:top w:w="15" w:type="dxa"/>
-            <w:left w:w="15" w:type="dxa"/>
-            <w:bottom w:w="15" w:type="dxa"/>
-            <w:right w:w="15" w:type="dxa"/>
-          </w:tblCellMar>
-        </w:tblPrEx>
-        <w:trPr>
-          <w:jc w:val="center"/>
-        </w:trPr>
-        <w:tc>
-          <w:tcPr>
-            <w:tcW w:w="0" w:type="auto"/>
-            <w:tcBorders>
-              <w:top w:val="single" w:color="auto" w:sz="4" w:space="0"/>
-              <w:left w:val="single" w:color="auto" w:sz="4" w:space="0"/>
-              <w:bottom w:val="single" w:color="auto" w:sz="4" w:space="0"/>
-              <w:right w:val="single" w:color="auto" w:sz="4" w:space="0"/>
-            </w:tcBorders>
-            <w:shd w:val="clear" w:color="auto" w:fill="auto"/>
-            <w:tcMar>
-              <w:top w:w="120" w:type="dxa"/>
-              <w:left w:w="0" w:type="dxa"/>
-              <w:bottom w:w="120" w:type="dxa"/>
-              <w:right w:w="192" w:type="dxa"/>
-            </w:tcMar>
-            <w:vAlign w:val="center"/>
-          </w:tcPr>
-          <w:p>
-            <w:pPr>
-              <w:keepNext w:val="0"/>
-              <w:keepLines w:val="0"/>
-              <w:widowControl/>
-              <w:suppressLineNumbers w:val="0"/>
-              <w:spacing w:line="300" w:lineRule="atLeast"/>
-              <w:jc w:val="left"/>
-              <w:rPr>
-                <w:rFonts w:hint="default" w:ascii="Segoe UI" w:hAnsi="Segoe UI" w:eastAsia="Segoe UI" w:cs="Segoe UI"/>
-                <w:i w:val="0"/>
-                <w:iCs w:val="0"/>
-                <w:caps w:val="0"/>
-                <w:color w:val="0F1115"/>
-                <w:spacing w:val="0"/>
-                <w:sz w:val="18"/>
-                <w:szCs w:val="18"/>
-              </w:rPr>
-            </w:pPr>
-            <w:r>
-              <w:rPr>
-                <w:rFonts w:hint="default" w:ascii="Segoe UI" w:hAnsi="Segoe UI" w:eastAsia="Segoe UI" w:cs="Segoe UI"/>
-                <w:i w:val="0"/>
-                <w:iCs w:val="0"/>
-                <w:caps w:val="0"/>
-                <w:snapToGrid w:val="0"/>
-                <w:color w:val="0F1115"/>
-                <w:spacing w:val="0"/>
-                <w:kern w:val="0"/>
-                <w:sz w:val="18"/>
-                <w:szCs w:val="18"/>
-                <w:lang w:val="en-US" w:eastAsia="zh-CN"/>
-              </w:rPr>
-              <w:t>6</w:t>
-            </w:r>
-          </w:p>
-        </w:tc>
-        <w:tc>
-          <w:tcPr>
-            <w:tcW w:w="0" w:type="auto"/>
-            <w:tcBorders>
-              <w:top w:val="single" w:color="auto" w:sz="4" w:space="0"/>
-              <w:left w:val="single" w:color="auto" w:sz="4" w:space="0"/>
-              <w:bottom w:val="single" w:color="auto" w:sz="4" w:space="0"/>
-              <w:right w:val="single" w:color="auto" w:sz="4" w:space="0"/>
-            </w:tcBorders>
-            <w:shd w:val="clear" w:color="auto" w:fill="auto"/>
-            <w:tcMar>
-              <w:top w:w="120" w:type="dxa"/>
-              <w:left w:w="192" w:type="dxa"/>
-              <w:bottom w:w="120" w:type="dxa"/>
-              <w:right w:w="192" w:type="dxa"/>
-            </w:tcMar>
-            <w:vAlign w:val="center"/>
-          </w:tcPr>
-          <w:p>
-            <w:pPr>
-              <w:keepNext w:val="0"/>
-              <w:keepLines w:val="0"/>
-              <w:widowControl/>
-              <w:suppressLineNumbers w:val="0"/>
-              <w:spacing w:line="300" w:lineRule="atLeast"/>
-              <w:jc w:val="left"/>
-              <w:rPr>
-                <w:rFonts w:hint="default" w:ascii="Segoe UI" w:hAnsi="Segoe UI" w:eastAsia="Segoe UI" w:cs="Segoe UI"/>
-                <w:i w:val="0"/>
-                <w:iCs w:val="0"/>
-                <w:caps w:val="0"/>
-                <w:color w:val="0F1115"/>
-                <w:spacing w:val="0"/>
-                <w:sz w:val="18"/>
-                <w:szCs w:val="18"/>
-              </w:rPr>
-            </w:pPr>
-            <w:r>
-              <w:rPr>
-                <w:rFonts w:hint="default" w:ascii="Segoe UI" w:hAnsi="Segoe UI" w:eastAsia="Segoe UI" w:cs="Segoe UI"/>
-                <w:i w:val="0"/>
-                <w:iCs w:val="0"/>
-                <w:caps w:val="0"/>
-                <w:snapToGrid w:val="0"/>
-                <w:color w:val="0F1115"/>
-                <w:spacing w:val="0"/>
-                <w:kern w:val="0"/>
-                <w:sz w:val="18"/>
-                <w:szCs w:val="18"/>
-                <w:lang w:val="en-US" w:eastAsia="zh-CN"/>
-              </w:rPr>
-              <w:t>问题解决有效性</w:t>
-            </w:r>
-          </w:p>
-        </w:tc>
-        <w:tc>
-          <w:tcPr>
-            <w:tcW w:w="0" w:type="auto"/>
-            <w:tcBorders>
-              <w:top w:val="single" w:color="auto" w:sz="4" w:space="0"/>
-              <w:left w:val="single" w:color="auto" w:sz="4" w:space="0"/>
-              <w:bottom w:val="single" w:color="auto" w:sz="4" w:space="0"/>
-              <w:right w:val="single" w:color="auto" w:sz="4" w:space="0"/>
-            </w:tcBorders>
-            <w:shd w:val="clear" w:color="auto" w:fill="auto"/>
-            <w:tcMar>
-              <w:top w:w="120" w:type="dxa"/>
-              <w:left w:w="192" w:type="dxa"/>
-              <w:bottom w:w="120" w:type="dxa"/>
-              <w:right w:w="192" w:type="dxa"/>
-            </w:tcMar>
-            <w:vAlign w:val="center"/>
-          </w:tcPr>
-          <w:p>
-            <w:pPr>
-              <w:keepNext w:val="0"/>
-              <w:keepLines w:val="0"/>
-              <w:widowControl/>
-              <w:suppressLineNumbers w:val="0"/>
-              <w:spacing w:line="300" w:lineRule="atLeast"/>
-              <w:jc w:val="left"/>
-              <w:rPr>
-                <w:rFonts w:hint="default" w:ascii="Segoe UI" w:hAnsi="Segoe UI" w:eastAsia="Segoe UI" w:cs="Segoe UI"/>
-                <w:i w:val="0"/>
-                <w:iCs w:val="0"/>
-                <w:caps w:val="0"/>
-                <w:color w:val="0F1115"/>
-                <w:spacing w:val="0"/>
-                <w:sz w:val="18"/>
-                <w:szCs w:val="18"/>
-              </w:rPr>
-            </w:pPr>
-            <w:r>
-              <w:rPr>
-                <w:rFonts w:hint="default" w:ascii="Segoe UI" w:hAnsi="Segoe UI" w:eastAsia="Segoe UI" w:cs="Segoe UI"/>
-                <w:i w:val="0"/>
-                <w:iCs w:val="0"/>
-                <w:caps w:val="0"/>
-                <w:snapToGrid w:val="0"/>
-                <w:color w:val="0F1115"/>
-                <w:spacing w:val="0"/>
-                <w:kern w:val="0"/>
-                <w:sz w:val="18"/>
-                <w:szCs w:val="18"/>
-                <w:lang w:val="en-US" w:eastAsia="zh-CN"/>
-              </w:rPr>
-              <w:t>10分</w:t>
-            </w:r>
-          </w:p>
-        </w:tc>
-        <w:tc>
-          <w:tcPr>
-            <w:tcW w:w="0" w:type="auto"/>
-            <w:tcBorders>
-              <w:top w:val="single" w:color="auto" w:sz="4" w:space="0"/>
-              <w:left w:val="single" w:color="auto" w:sz="4" w:space="0"/>
-              <w:bottom w:val="single" w:color="auto" w:sz="4" w:space="0"/>
-              <w:right w:val="single" w:color="auto" w:sz="4" w:space="0"/>
-            </w:tcBorders>
-            <w:shd w:val="clear" w:color="auto" w:fill="auto"/>
-            <w:tcMar>
-              <w:top w:w="120" w:type="dxa"/>
-              <w:left w:w="192" w:type="dxa"/>
-              <w:bottom w:w="120" w:type="dxa"/>
-              <w:right w:w="0" w:type="dxa"/>
-            </w:tcMar>
-            <w:vAlign w:val="center"/>
-          </w:tcPr>
-          <w:p>
-            <w:pPr>
-              <w:keepNext w:val="0"/>
-              <w:keepLines w:val="0"/>
-              <w:widowControl/>
-              <w:suppressLineNumbers w:val="0"/>
-              <w:spacing w:line="300" w:lineRule="atLeast"/>
-              <w:jc w:val="left"/>
-              <w:rPr>
-                <w:rFonts w:hint="default" w:ascii="Segoe UI" w:hAnsi="Segoe UI" w:eastAsia="Segoe UI" w:cs="Segoe UI"/>
-                <w:i w:val="0"/>
-                <w:iCs w:val="0"/>
-                <w:caps w:val="0"/>
-                <w:color w:val="0F1115"/>
-                <w:spacing w:val="0"/>
-                <w:sz w:val="18"/>
-                <w:szCs w:val="18"/>
-              </w:rPr>
-            </w:pPr>
-            <w:r>
-              <w:rPr>
-                <w:rFonts w:hint="default" w:ascii="Segoe UI" w:hAnsi="Segoe UI" w:eastAsia="Segoe UI" w:cs="Segoe UI"/>
-                <w:i w:val="0"/>
-                <w:iCs w:val="0"/>
-                <w:caps w:val="0"/>
-                <w:snapToGrid w:val="0"/>
-                <w:color w:val="0F1115"/>
-                <w:spacing w:val="0"/>
-                <w:kern w:val="0"/>
-                <w:sz w:val="18"/>
-                <w:szCs w:val="18"/>
-                <w:lang w:val="en-US" w:eastAsia="zh-CN"/>
-              </w:rPr>
-              <w:t>评估解决方案是否彻底、根本地解决了问题，无复发。</w:t>
-            </w:r>
-          </w:p>
-        </w:tc>
-      </w:tr>
-      <w:tr>
-        <w:tblPrEx>
-          <w:tblBorders>
-            <w:top w:val="none" w:color="auto" w:sz="0" w:space="0"/>
-            <w:left w:val="none" w:color="auto" w:sz="0" w:space="0"/>
-            <w:bottom w:val="none" w:color="auto" w:sz="0" w:space="0"/>
-            <w:right w:val="none" w:color="auto" w:sz="0" w:space="0"/>
-            <w:insideH w:val="none" w:color="auto" w:sz="0" w:space="0"/>
-            <w:insideV w:val="none" w:color="auto" w:sz="0" w:space="0"/>
-          </w:tblBorders>
-          <w:shd w:val="clear" w:color="auto" w:fill="auto"/>
-          <w:tblCellMar>
-            <w:top w:w="15" w:type="dxa"/>
-            <w:left w:w="15" w:type="dxa"/>
-            <w:bottom w:w="15" w:type="dxa"/>
-            <w:right w:w="15" w:type="dxa"/>
-          </w:tblCellMar>
-        </w:tblPrEx>
-        <w:trPr>
-          <w:jc w:val="center"/>
-        </w:trPr>
-        <w:tc>
-          <w:tcPr>
-            <w:tcW w:w="0" w:type="auto"/>
-            <w:tcBorders>
-              <w:top w:val="single" w:color="auto" w:sz="4" w:space="0"/>
-              <w:left w:val="single" w:color="auto" w:sz="4" w:space="0"/>
-              <w:bottom w:val="single" w:color="auto" w:sz="4" w:space="0"/>
-              <w:right w:val="single" w:color="auto" w:sz="4" w:space="0"/>
-            </w:tcBorders>
-            <w:shd w:val="clear" w:color="auto" w:fill="auto"/>
-            <w:tcMar>
-              <w:top w:w="120" w:type="dxa"/>
-              <w:left w:w="0" w:type="dxa"/>
-              <w:bottom w:w="120" w:type="dxa"/>
-              <w:right w:w="192" w:type="dxa"/>
-            </w:tcMar>
-            <w:vAlign w:val="center"/>
-          </w:tcPr>
-          <w:p>
-            <w:pPr>
-              <w:keepNext w:val="0"/>
-              <w:keepLines w:val="0"/>
-              <w:widowControl/>
-              <w:suppressLineNumbers w:val="0"/>
-              <w:spacing w:line="300" w:lineRule="atLeast"/>
-              <w:jc w:val="left"/>
-              <w:rPr>
-                <w:rFonts w:hint="default" w:ascii="Segoe UI" w:hAnsi="Segoe UI" w:eastAsia="Segoe UI" w:cs="Segoe UI"/>
-                <w:i w:val="0"/>
-                <w:iCs w:val="0"/>
-                <w:caps w:val="0"/>
-                <w:color w:val="0F1115"/>
-                <w:spacing w:val="0"/>
-                <w:sz w:val="18"/>
-                <w:szCs w:val="18"/>
-              </w:rPr>
-            </w:pPr>
-            <w:r>
-              <w:rPr>
-                <w:rFonts w:hint="default" w:ascii="Segoe UI" w:hAnsi="Segoe UI" w:eastAsia="Segoe UI" w:cs="Segoe UI"/>
-                <w:i w:val="0"/>
-                <w:iCs w:val="0"/>
-                <w:caps w:val="0"/>
-                <w:snapToGrid w:val="0"/>
-                <w:color w:val="0F1115"/>
-                <w:spacing w:val="0"/>
-                <w:kern w:val="0"/>
-                <w:sz w:val="18"/>
-                <w:szCs w:val="18"/>
-                <w:lang w:val="en-US" w:eastAsia="zh-CN"/>
-              </w:rPr>
-              <w:t>7</w:t>
-            </w:r>
-          </w:p>
-        </w:tc>
-        <w:tc>
-          <w:tcPr>
-            <w:tcW w:w="0" w:type="auto"/>
-            <w:tcBorders>
-              <w:top w:val="single" w:color="auto" w:sz="4" w:space="0"/>
-              <w:left w:val="single" w:color="auto" w:sz="4" w:space="0"/>
-              <w:bottom w:val="single" w:color="auto" w:sz="4" w:space="0"/>
-              <w:right w:val="single" w:color="auto" w:sz="4" w:space="0"/>
-            </w:tcBorders>
-            <w:shd w:val="clear" w:color="auto" w:fill="auto"/>
-            <w:tcMar>
-              <w:top w:w="120" w:type="dxa"/>
-              <w:left w:w="192" w:type="dxa"/>
-              <w:bottom w:w="120" w:type="dxa"/>
-              <w:right w:w="192" w:type="dxa"/>
-            </w:tcMar>
-            <w:vAlign w:val="center"/>
-          </w:tcPr>
-          <w:p>
-            <w:pPr>
-              <w:keepNext w:val="0"/>
-              <w:keepLines w:val="0"/>
-              <w:widowControl/>
-              <w:suppressLineNumbers w:val="0"/>
-              <w:spacing w:line="300" w:lineRule="atLeast"/>
-              <w:jc w:val="left"/>
-              <w:rPr>
-                <w:rFonts w:hint="default" w:ascii="Segoe UI" w:hAnsi="Segoe UI" w:eastAsia="Segoe UI" w:cs="Segoe UI"/>
-                <w:i w:val="0"/>
-                <w:iCs w:val="0"/>
-                <w:caps w:val="0"/>
-                <w:color w:val="0F1115"/>
-                <w:spacing w:val="0"/>
-                <w:sz w:val="18"/>
-                <w:szCs w:val="18"/>
-              </w:rPr>
-            </w:pPr>
-            <w:r>
-              <w:rPr>
-                <w:rFonts w:hint="default" w:ascii="Segoe UI" w:hAnsi="Segoe UI" w:eastAsia="Segoe UI" w:cs="Segoe UI"/>
-                <w:i w:val="0"/>
-                <w:iCs w:val="0"/>
-                <w:caps w:val="0"/>
-                <w:snapToGrid w:val="0"/>
-                <w:color w:val="0F1115"/>
-                <w:spacing w:val="0"/>
-                <w:kern w:val="0"/>
-                <w:sz w:val="18"/>
-                <w:szCs w:val="18"/>
-                <w:lang w:val="en-US" w:eastAsia="zh-CN"/>
-              </w:rPr>
-              <w:t>咨询及培训</w:t>
-            </w:r>
-          </w:p>
-        </w:tc>
-        <w:tc>
-          <w:tcPr>
-            <w:tcW w:w="0" w:type="auto"/>
-            <w:tcBorders>
-              <w:top w:val="single" w:color="auto" w:sz="4" w:space="0"/>
-              <w:left w:val="single" w:color="auto" w:sz="4" w:space="0"/>
-              <w:bottom w:val="single" w:color="auto" w:sz="4" w:space="0"/>
-              <w:right w:val="single" w:color="auto" w:sz="4" w:space="0"/>
-            </w:tcBorders>
-            <w:shd w:val="clear" w:color="auto" w:fill="auto"/>
-            <w:tcMar>
-              <w:top w:w="120" w:type="dxa"/>
-              <w:left w:w="192" w:type="dxa"/>
-              <w:bottom w:w="120" w:type="dxa"/>
-              <w:right w:w="192" w:type="dxa"/>
-            </w:tcMar>
-            <w:vAlign w:val="center"/>
-          </w:tcPr>
-          <w:p>
-            <w:pPr>
-              <w:keepNext w:val="0"/>
-              <w:keepLines w:val="0"/>
-              <w:widowControl/>
-              <w:suppressLineNumbers w:val="0"/>
-              <w:spacing w:line="300" w:lineRule="atLeast"/>
-              <w:jc w:val="left"/>
-              <w:rPr>
-                <w:rFonts w:hint="default" w:ascii="Segoe UI" w:hAnsi="Segoe UI" w:eastAsia="Segoe UI" w:cs="Segoe UI"/>
-                <w:i w:val="0"/>
-                <w:iCs w:val="0"/>
-                <w:caps w:val="0"/>
-                <w:color w:val="0F1115"/>
-                <w:spacing w:val="0"/>
-                <w:sz w:val="18"/>
-                <w:szCs w:val="18"/>
-              </w:rPr>
-            </w:pPr>
-            <w:r>
-              <w:rPr>
-                <w:rFonts w:hint="default" w:ascii="Segoe UI" w:hAnsi="Segoe UI" w:eastAsia="Segoe UI" w:cs="Segoe UI"/>
-                <w:i w:val="0"/>
-                <w:iCs w:val="0"/>
-                <w:caps w:val="0"/>
-                <w:snapToGrid w:val="0"/>
-                <w:color w:val="0F1115"/>
-                <w:spacing w:val="0"/>
-                <w:kern w:val="0"/>
-                <w:sz w:val="18"/>
-                <w:szCs w:val="18"/>
-                <w:lang w:val="en-US" w:eastAsia="zh-CN"/>
-              </w:rPr>
-              <w:t>10分</w:t>
-            </w:r>
-          </w:p>
-        </w:tc>
-        <w:tc>
-          <w:tcPr>
-            <w:tcW w:w="0" w:type="auto"/>
-            <w:tcBorders>
-              <w:top w:val="single" w:color="auto" w:sz="4" w:space="0"/>
-              <w:left w:val="single" w:color="auto" w:sz="4" w:space="0"/>
-              <w:bottom w:val="single" w:color="auto" w:sz="4" w:space="0"/>
-              <w:right w:val="single" w:color="auto" w:sz="4" w:space="0"/>
-            </w:tcBorders>
-            <w:shd w:val="clear" w:color="auto" w:fill="auto"/>
-            <w:tcMar>
-              <w:top w:w="120" w:type="dxa"/>
-              <w:left w:w="192" w:type="dxa"/>
-              <w:bottom w:w="120" w:type="dxa"/>
-              <w:right w:w="0" w:type="dxa"/>
-            </w:tcMar>
-            <w:vAlign w:val="center"/>
-          </w:tcPr>
-          <w:p>
-            <w:pPr>
-              <w:keepNext w:val="0"/>
-              <w:keepLines w:val="0"/>
-              <w:widowControl/>
-              <w:suppressLineNumbers w:val="0"/>
-              <w:spacing w:line="300" w:lineRule="atLeast"/>
-              <w:jc w:val="left"/>
-              <w:rPr>
-                <w:rFonts w:hint="default" w:ascii="Segoe UI" w:hAnsi="Segoe UI" w:eastAsia="Segoe UI" w:cs="Segoe UI"/>
-                <w:i w:val="0"/>
-                <w:iCs w:val="0"/>
-                <w:caps w:val="0"/>
-                <w:color w:val="0F1115"/>
-                <w:spacing w:val="0"/>
-                <w:sz w:val="18"/>
-                <w:szCs w:val="18"/>
-              </w:rPr>
-            </w:pPr>
-            <w:r>
-              <w:rPr>
-                <w:rFonts w:hint="default" w:ascii="Segoe UI" w:hAnsi="Segoe UI" w:eastAsia="Segoe UI" w:cs="Segoe UI"/>
-                <w:i w:val="0"/>
-                <w:iCs w:val="0"/>
-                <w:caps w:val="0"/>
-                <w:snapToGrid w:val="0"/>
-                <w:color w:val="0F1115"/>
-                <w:spacing w:val="0"/>
-                <w:kern w:val="0"/>
-                <w:sz w:val="18"/>
-                <w:szCs w:val="18"/>
-                <w:lang w:val="en-US" w:eastAsia="zh-CN"/>
-              </w:rPr>
-              <w:t>评估日常咨询解答与培训支持的实用性与清晰度。</w:t>
-            </w:r>
-          </w:p>
-        </w:tc>
-      </w:tr>
-      <w:tr>
-        <w:tblPrEx>
-          <w:tblBorders>
-            <w:top w:val="none" w:color="auto" w:sz="0" w:space="0"/>
-            <w:left w:val="none" w:color="auto" w:sz="0" w:space="0"/>
-            <w:bottom w:val="none" w:color="auto" w:sz="0" w:space="0"/>
-            <w:right w:val="none" w:color="auto" w:sz="0" w:space="0"/>
-            <w:insideH w:val="none" w:color="auto" w:sz="0" w:space="0"/>
-            <w:insideV w:val="none" w:color="auto" w:sz="0" w:space="0"/>
-          </w:tblBorders>
-          <w:shd w:val="clear" w:color="auto" w:fill="auto"/>
-          <w:tblCellMar>
-            <w:top w:w="15" w:type="dxa"/>
-            <w:left w:w="15" w:type="dxa"/>
-            <w:bottom w:w="15" w:type="dxa"/>
-            <w:right w:w="15" w:type="dxa"/>
-          </w:tblCellMar>
-        </w:tblPrEx>
-        <w:trPr>
-          <w:jc w:val="center"/>
-        </w:trPr>
-        <w:tc>
-          <w:tcPr>
-            <w:tcW w:w="0" w:type="auto"/>
-            <w:tcBorders>
-              <w:top w:val="single" w:color="auto" w:sz="4" w:space="0"/>
-              <w:left w:val="single" w:color="auto" w:sz="4" w:space="0"/>
-              <w:bottom w:val="single" w:color="auto" w:sz="4" w:space="0"/>
-              <w:right w:val="single" w:color="auto" w:sz="4" w:space="0"/>
-            </w:tcBorders>
-            <w:shd w:val="clear" w:color="auto" w:fill="auto"/>
-            <w:tcMar>
-              <w:top w:w="120" w:type="dxa"/>
-              <w:left w:w="0" w:type="dxa"/>
-              <w:bottom w:w="120" w:type="dxa"/>
-              <w:right w:w="192" w:type="dxa"/>
-            </w:tcMar>
-            <w:vAlign w:val="center"/>
-          </w:tcPr>
-          <w:p>
-            <w:pPr>
-              <w:keepNext w:val="0"/>
-              <w:keepLines w:val="0"/>
-              <w:widowControl/>
-              <w:suppressLineNumbers w:val="0"/>
-              <w:spacing w:line="300" w:lineRule="atLeast"/>
-              <w:jc w:val="left"/>
-              <w:rPr>
-                <w:rFonts w:hint="default" w:ascii="Segoe UI" w:hAnsi="Segoe UI" w:eastAsia="Segoe UI" w:cs="Segoe UI"/>
-                <w:i w:val="0"/>
-                <w:iCs w:val="0"/>
-                <w:caps w:val="0"/>
-                <w:color w:val="0F1115"/>
-                <w:spacing w:val="0"/>
-                <w:sz w:val="18"/>
-                <w:szCs w:val="18"/>
-              </w:rPr>
-            </w:pPr>
-            <w:r>
-              <w:rPr>
-                <w:rFonts w:hint="default" w:ascii="Segoe UI" w:hAnsi="Segoe UI" w:eastAsia="Segoe UI" w:cs="Segoe UI"/>
-                <w:i w:val="0"/>
-                <w:iCs w:val="0"/>
-                <w:caps w:val="0"/>
-                <w:snapToGrid w:val="0"/>
-                <w:color w:val="0F1115"/>
-                <w:spacing w:val="0"/>
-                <w:kern w:val="0"/>
-                <w:sz w:val="18"/>
-                <w:szCs w:val="18"/>
-                <w:lang w:val="en-US" w:eastAsia="zh-CN"/>
-              </w:rPr>
-              <w:t>8</w:t>
-            </w:r>
-          </w:p>
-        </w:tc>
-        <w:tc>
-          <w:tcPr>
-            <w:tcW w:w="0" w:type="auto"/>
-            <w:tcBorders>
-              <w:top w:val="single" w:color="auto" w:sz="4" w:space="0"/>
-              <w:left w:val="single" w:color="auto" w:sz="4" w:space="0"/>
-              <w:bottom w:val="single" w:color="auto" w:sz="4" w:space="0"/>
-              <w:right w:val="single" w:color="auto" w:sz="4" w:space="0"/>
-            </w:tcBorders>
-            <w:shd w:val="clear" w:color="auto" w:fill="auto"/>
-            <w:tcMar>
-              <w:top w:w="120" w:type="dxa"/>
-              <w:left w:w="192" w:type="dxa"/>
-              <w:bottom w:w="120" w:type="dxa"/>
-              <w:right w:w="192" w:type="dxa"/>
-            </w:tcMar>
-            <w:vAlign w:val="center"/>
-          </w:tcPr>
-          <w:p>
-            <w:pPr>
-              <w:keepNext w:val="0"/>
-              <w:keepLines w:val="0"/>
-              <w:widowControl/>
-              <w:suppressLineNumbers w:val="0"/>
-              <w:spacing w:line="300" w:lineRule="atLeast"/>
-              <w:jc w:val="left"/>
-              <w:rPr>
-                <w:rFonts w:hint="default" w:ascii="Segoe UI" w:hAnsi="Segoe UI" w:eastAsia="Segoe UI" w:cs="Segoe UI"/>
-                <w:i w:val="0"/>
-                <w:iCs w:val="0"/>
-                <w:caps w:val="0"/>
-                <w:color w:val="0F1115"/>
-                <w:spacing w:val="0"/>
-                <w:sz w:val="18"/>
-                <w:szCs w:val="18"/>
-              </w:rPr>
-            </w:pPr>
-            <w:r>
-              <w:rPr>
-                <w:rFonts w:hint="default" w:ascii="Segoe UI" w:hAnsi="Segoe UI" w:eastAsia="Segoe UI" w:cs="Segoe UI"/>
-                <w:i w:val="0"/>
-                <w:iCs w:val="0"/>
-                <w:caps w:val="0"/>
-                <w:snapToGrid w:val="0"/>
-                <w:color w:val="0F1115"/>
-                <w:spacing w:val="0"/>
-                <w:kern w:val="0"/>
-                <w:sz w:val="18"/>
-                <w:szCs w:val="18"/>
-                <w:lang w:val="en-US" w:eastAsia="zh-CN"/>
-              </w:rPr>
-              <w:t>使用方便性</w:t>
-            </w:r>
-          </w:p>
-        </w:tc>
-        <w:tc>
-          <w:tcPr>
-            <w:tcW w:w="0" w:type="auto"/>
-            <w:tcBorders>
-              <w:top w:val="single" w:color="auto" w:sz="4" w:space="0"/>
-              <w:left w:val="single" w:color="auto" w:sz="4" w:space="0"/>
-              <w:bottom w:val="single" w:color="auto" w:sz="4" w:space="0"/>
-              <w:right w:val="single" w:color="auto" w:sz="4" w:space="0"/>
-            </w:tcBorders>
-            <w:shd w:val="clear" w:color="auto" w:fill="auto"/>
-            <w:tcMar>
-              <w:top w:w="120" w:type="dxa"/>
-              <w:left w:w="192" w:type="dxa"/>
-              <w:bottom w:w="120" w:type="dxa"/>
-              <w:right w:w="192" w:type="dxa"/>
-            </w:tcMar>
-            <w:vAlign w:val="center"/>
-          </w:tcPr>
-          <w:p>
-            <w:pPr>
-              <w:keepNext w:val="0"/>
-              <w:keepLines w:val="0"/>
-              <w:widowControl/>
-              <w:suppressLineNumbers w:val="0"/>
-              <w:spacing w:line="300" w:lineRule="atLeast"/>
-              <w:jc w:val="left"/>
-              <w:rPr>
-                <w:rFonts w:hint="default" w:ascii="Segoe UI" w:hAnsi="Segoe UI" w:eastAsia="Segoe UI" w:cs="Segoe UI"/>
-                <w:i w:val="0"/>
-                <w:iCs w:val="0"/>
-                <w:caps w:val="0"/>
-                <w:color w:val="0F1115"/>
-                <w:spacing w:val="0"/>
-                <w:sz w:val="18"/>
-                <w:szCs w:val="18"/>
-              </w:rPr>
-            </w:pPr>
-            <w:r>
-              <w:rPr>
-                <w:rFonts w:hint="default" w:ascii="Segoe UI" w:hAnsi="Segoe UI" w:eastAsia="Segoe UI" w:cs="Segoe UI"/>
-                <w:i w:val="0"/>
-                <w:iCs w:val="0"/>
-                <w:caps w:val="0"/>
-                <w:snapToGrid w:val="0"/>
-                <w:color w:val="0F1115"/>
-                <w:spacing w:val="0"/>
-                <w:kern w:val="0"/>
-                <w:sz w:val="18"/>
-                <w:szCs w:val="18"/>
-                <w:lang w:val="en-US" w:eastAsia="zh-CN"/>
-              </w:rPr>
-              <w:t>10分</w:t>
-            </w:r>
-          </w:p>
-        </w:tc>
-        <w:tc>
-          <w:tcPr>
-            <w:tcW w:w="0" w:type="auto"/>
-            <w:tcBorders>
-              <w:top w:val="single" w:color="auto" w:sz="4" w:space="0"/>
-              <w:left w:val="single" w:color="auto" w:sz="4" w:space="0"/>
-              <w:bottom w:val="single" w:color="auto" w:sz="4" w:space="0"/>
-              <w:right w:val="single" w:color="auto" w:sz="4" w:space="0"/>
-            </w:tcBorders>
-            <w:shd w:val="clear" w:color="auto" w:fill="auto"/>
-            <w:tcMar>
-              <w:top w:w="120" w:type="dxa"/>
-              <w:left w:w="192" w:type="dxa"/>
-              <w:bottom w:w="120" w:type="dxa"/>
-              <w:right w:w="0" w:type="dxa"/>
-            </w:tcMar>
-            <w:vAlign w:val="center"/>
-          </w:tcPr>
-          <w:p>
-            <w:pPr>
-              <w:keepNext w:val="0"/>
-              <w:keepLines w:val="0"/>
-              <w:widowControl/>
-              <w:suppressLineNumbers w:val="0"/>
-              <w:spacing w:line="300" w:lineRule="atLeast"/>
-              <w:jc w:val="left"/>
-              <w:rPr>
-                <w:rFonts w:hint="default" w:ascii="Segoe UI" w:hAnsi="Segoe UI" w:eastAsia="Segoe UI" w:cs="Segoe UI"/>
-                <w:i w:val="0"/>
-                <w:iCs w:val="0"/>
-                <w:caps w:val="0"/>
-                <w:color w:val="0F1115"/>
-                <w:spacing w:val="0"/>
-                <w:sz w:val="18"/>
-                <w:szCs w:val="18"/>
-              </w:rPr>
-            </w:pPr>
-            <w:r>
-              <w:rPr>
-                <w:rFonts w:hint="default" w:ascii="Segoe UI" w:hAnsi="Segoe UI" w:eastAsia="Segoe UI" w:cs="Segoe UI"/>
-                <w:i w:val="0"/>
-                <w:iCs w:val="0"/>
-                <w:caps w:val="0"/>
-                <w:snapToGrid w:val="0"/>
-                <w:color w:val="0F1115"/>
-                <w:spacing w:val="0"/>
-                <w:kern w:val="0"/>
-                <w:sz w:val="18"/>
-                <w:szCs w:val="18"/>
-                <w:lang w:val="en-US" w:eastAsia="zh-CN"/>
-              </w:rPr>
-              <w:t>评估所提供的系统、工具或文档是否易于理解和使用。</w:t>
-            </w:r>
-          </w:p>
-        </w:tc>
-      </w:tr>
-      <w:tr>
-        <w:tblPrEx>
-          <w:tblBorders>
-            <w:top w:val="none" w:color="auto" w:sz="0" w:space="0"/>
-            <w:left w:val="none" w:color="auto" w:sz="0" w:space="0"/>
-            <w:bottom w:val="none" w:color="auto" w:sz="0" w:space="0"/>
-            <w:right w:val="none" w:color="auto" w:sz="0" w:space="0"/>
-            <w:insideH w:val="none" w:color="auto" w:sz="0" w:space="0"/>
-            <w:insideV w:val="none" w:color="auto" w:sz="0" w:space="0"/>
-          </w:tblBorders>
-          <w:shd w:val="clear" w:color="auto" w:fill="auto"/>
-          <w:tblCellMar>
-            <w:top w:w="15" w:type="dxa"/>
-            <w:left w:w="15" w:type="dxa"/>
-            <w:bottom w:w="15" w:type="dxa"/>
-            <w:right w:w="15" w:type="dxa"/>
-          </w:tblCellMar>
-        </w:tblPrEx>
-        <w:trPr>
-          <w:jc w:val="center"/>
-        </w:trPr>
-        <w:tc>
-          <w:tcPr>
-            <w:tcW w:w="0" w:type="auto"/>
-            <w:tcBorders>
-              <w:top w:val="single" w:color="auto" w:sz="4" w:space="0"/>
-              <w:left w:val="single" w:color="auto" w:sz="4" w:space="0"/>
-              <w:bottom w:val="single" w:color="auto" w:sz="4" w:space="0"/>
-              <w:right w:val="single" w:color="auto" w:sz="4" w:space="0"/>
-            </w:tcBorders>
-            <w:shd w:val="clear" w:color="auto" w:fill="auto"/>
-            <w:tcMar>
-              <w:top w:w="120" w:type="dxa"/>
-              <w:left w:w="0" w:type="dxa"/>
-              <w:bottom w:w="120" w:type="dxa"/>
-              <w:right w:w="192" w:type="dxa"/>
-            </w:tcMar>
-            <w:vAlign w:val="center"/>
-          </w:tcPr>
-          <w:p>
-            <w:pPr>
-              <w:keepNext w:val="0"/>
-              <w:keepLines w:val="0"/>
-              <w:widowControl/>
-              <w:suppressLineNumbers w:val="0"/>
-              <w:spacing w:line="300" w:lineRule="atLeast"/>
-              <w:jc w:val="left"/>
-              <w:rPr>
-                <w:rFonts w:hint="default" w:ascii="Segoe UI" w:hAnsi="Segoe UI" w:eastAsia="Segoe UI" w:cs="Segoe UI"/>
-                <w:i w:val="0"/>
-                <w:iCs w:val="0"/>
-                <w:caps w:val="0"/>
-                <w:color w:val="0F1115"/>
-                <w:spacing w:val="0"/>
-                <w:sz w:val="18"/>
-                <w:szCs w:val="18"/>
-              </w:rPr>
-            </w:pPr>
-            <w:r>
-              <w:rPr>
-                <w:rFonts w:hint="default" w:ascii="Segoe UI" w:hAnsi="Segoe UI" w:eastAsia="Segoe UI" w:cs="Segoe UI"/>
-                <w:i w:val="0"/>
-                <w:iCs w:val="0"/>
-                <w:caps w:val="0"/>
-                <w:snapToGrid w:val="0"/>
-                <w:color w:val="0F1115"/>
-                <w:spacing w:val="0"/>
-                <w:kern w:val="0"/>
-                <w:sz w:val="18"/>
-                <w:szCs w:val="18"/>
-                <w:lang w:val="en-US" w:eastAsia="zh-CN"/>
-              </w:rPr>
-              <w:t>9</w:t>
-            </w:r>
-          </w:p>
-        </w:tc>
-        <w:tc>
-          <w:tcPr>
-            <w:tcW w:w="0" w:type="auto"/>
-            <w:tcBorders>
-              <w:top w:val="single" w:color="auto" w:sz="4" w:space="0"/>
-              <w:left w:val="single" w:color="auto" w:sz="4" w:space="0"/>
-              <w:bottom w:val="single" w:color="auto" w:sz="4" w:space="0"/>
-              <w:right w:val="single" w:color="auto" w:sz="4" w:space="0"/>
-            </w:tcBorders>
-            <w:shd w:val="clear" w:color="auto" w:fill="auto"/>
-            <w:tcMar>
-              <w:top w:w="120" w:type="dxa"/>
-              <w:left w:w="192" w:type="dxa"/>
-              <w:bottom w:w="120" w:type="dxa"/>
-              <w:right w:w="192" w:type="dxa"/>
-            </w:tcMar>
-            <w:vAlign w:val="center"/>
-          </w:tcPr>
-          <w:p>
-            <w:pPr>
-              <w:keepNext w:val="0"/>
-              <w:keepLines w:val="0"/>
-              <w:widowControl/>
-              <w:suppressLineNumbers w:val="0"/>
-              <w:spacing w:line="300" w:lineRule="atLeast"/>
-              <w:jc w:val="left"/>
-              <w:rPr>
-                <w:rFonts w:hint="default" w:ascii="Segoe UI" w:hAnsi="Segoe UI" w:eastAsia="Segoe UI" w:cs="Segoe UI"/>
-                <w:i w:val="0"/>
-                <w:iCs w:val="0"/>
-                <w:caps w:val="0"/>
-                <w:color w:val="0F1115"/>
-                <w:spacing w:val="0"/>
-                <w:sz w:val="18"/>
-                <w:szCs w:val="18"/>
-              </w:rPr>
-            </w:pPr>
-            <w:r>
-              <w:rPr>
-                <w:rFonts w:hint="default" w:ascii="Segoe UI" w:hAnsi="Segoe UI" w:eastAsia="Segoe UI" w:cs="Segoe UI"/>
-                <w:i w:val="0"/>
-                <w:iCs w:val="0"/>
-                <w:caps w:val="0"/>
-                <w:snapToGrid w:val="0"/>
-                <w:color w:val="0F1115"/>
-                <w:spacing w:val="0"/>
-                <w:kern w:val="0"/>
-                <w:sz w:val="18"/>
-                <w:szCs w:val="18"/>
-                <w:lang w:val="en-US" w:eastAsia="zh-CN"/>
-              </w:rPr>
-              <w:t>系统相关培训</w:t>
-            </w:r>
-          </w:p>
-        </w:tc>
-        <w:tc>
-          <w:tcPr>
-            <w:tcW w:w="0" w:type="auto"/>
-            <w:tcBorders>
-              <w:top w:val="single" w:color="auto" w:sz="4" w:space="0"/>
-              <w:left w:val="single" w:color="auto" w:sz="4" w:space="0"/>
-              <w:bottom w:val="single" w:color="auto" w:sz="4" w:space="0"/>
-              <w:right w:val="single" w:color="auto" w:sz="4" w:space="0"/>
-            </w:tcBorders>
-            <w:shd w:val="clear" w:color="auto" w:fill="auto"/>
-            <w:tcMar>
-              <w:top w:w="120" w:type="dxa"/>
-              <w:left w:w="192" w:type="dxa"/>
-              <w:bottom w:w="120" w:type="dxa"/>
-              <w:right w:w="192" w:type="dxa"/>
-            </w:tcMar>
-            <w:vAlign w:val="center"/>
-          </w:tcPr>
-          <w:p>
-            <w:pPr>
-              <w:keepNext w:val="0"/>
-              <w:keepLines w:val="0"/>
-              <w:widowControl/>
-              <w:suppressLineNumbers w:val="0"/>
-              <w:spacing w:line="300" w:lineRule="atLeast"/>
-              <w:jc w:val="left"/>
-              <w:rPr>
-                <w:rFonts w:hint="default" w:ascii="Segoe UI" w:hAnsi="Segoe UI" w:eastAsia="Segoe UI" w:cs="Segoe UI"/>
-                <w:i w:val="0"/>
-                <w:iCs w:val="0"/>
-                <w:caps w:val="0"/>
-                <w:color w:val="0F1115"/>
-                <w:spacing w:val="0"/>
-                <w:sz w:val="18"/>
-                <w:szCs w:val="18"/>
-              </w:rPr>
-            </w:pPr>
-            <w:r>
-              <w:rPr>
-                <w:rFonts w:hint="default" w:ascii="Segoe UI" w:hAnsi="Segoe UI" w:eastAsia="Segoe UI" w:cs="Segoe UI"/>
-                <w:i w:val="0"/>
-                <w:iCs w:val="0"/>
-                <w:caps w:val="0"/>
-                <w:snapToGrid w:val="0"/>
-                <w:color w:val="0F1115"/>
-                <w:spacing w:val="0"/>
-                <w:kern w:val="0"/>
-                <w:sz w:val="18"/>
-                <w:szCs w:val="18"/>
-                <w:lang w:val="en-US" w:eastAsia="zh-CN"/>
-              </w:rPr>
-              <w:t>10分</w:t>
-            </w:r>
-          </w:p>
-        </w:tc>
-        <w:tc>
-          <w:tcPr>
-            <w:tcW w:w="0" w:type="auto"/>
-            <w:tcBorders>
-              <w:top w:val="single" w:color="auto" w:sz="4" w:space="0"/>
-              <w:left w:val="single" w:color="auto" w:sz="4" w:space="0"/>
-              <w:bottom w:val="single" w:color="auto" w:sz="4" w:space="0"/>
-              <w:right w:val="single" w:color="auto" w:sz="4" w:space="0"/>
-            </w:tcBorders>
-            <w:shd w:val="clear" w:color="auto" w:fill="auto"/>
-            <w:tcMar>
-              <w:top w:w="120" w:type="dxa"/>
-              <w:left w:w="192" w:type="dxa"/>
-              <w:bottom w:w="120" w:type="dxa"/>
-              <w:right w:w="0" w:type="dxa"/>
-            </w:tcMar>
-            <w:vAlign w:val="center"/>
-          </w:tcPr>
-          <w:p>
-            <w:pPr>
-              <w:keepNext w:val="0"/>
-              <w:keepLines w:val="0"/>
-              <w:widowControl/>
-              <w:suppressLineNumbers w:val="0"/>
-              <w:spacing w:line="300" w:lineRule="atLeast"/>
-              <w:jc w:val="left"/>
-              <w:rPr>
-                <w:rFonts w:hint="default" w:ascii="Segoe UI" w:hAnsi="Segoe UI" w:eastAsia="Segoe UI" w:cs="Segoe UI"/>
-                <w:i w:val="0"/>
-                <w:iCs w:val="0"/>
-                <w:caps w:val="0"/>
-                <w:color w:val="0F1115"/>
-                <w:spacing w:val="0"/>
-                <w:sz w:val="18"/>
-                <w:szCs w:val="18"/>
-              </w:rPr>
-            </w:pPr>
-            <w:r>
-              <w:rPr>
-                <w:rFonts w:hint="default" w:ascii="Segoe UI" w:hAnsi="Segoe UI" w:eastAsia="Segoe UI" w:cs="Segoe UI"/>
-                <w:i w:val="0"/>
-                <w:iCs w:val="0"/>
-                <w:caps w:val="0"/>
-                <w:snapToGrid w:val="0"/>
-                <w:color w:val="0F1115"/>
-                <w:spacing w:val="0"/>
-                <w:kern w:val="0"/>
-                <w:sz w:val="18"/>
-                <w:szCs w:val="18"/>
-                <w:lang w:val="en-US" w:eastAsia="zh-CN"/>
-              </w:rPr>
-              <w:t>评估针对具体系统操作的培训质量与效果。</w:t>
-            </w:r>
-          </w:p>
-        </w:tc>
-      </w:tr>
-      <w:tr>
-        <w:tblPrEx>
-          <w:tblBorders>
-            <w:top w:val="none" w:color="auto" w:sz="0" w:space="0"/>
-            <w:left w:val="none" w:color="auto" w:sz="0" w:space="0"/>
-            <w:bottom w:val="none" w:color="auto" w:sz="0" w:space="0"/>
-            <w:right w:val="none" w:color="auto" w:sz="0" w:space="0"/>
-            <w:insideH w:val="none" w:color="auto" w:sz="0" w:space="0"/>
-            <w:insideV w:val="none" w:color="auto" w:sz="0" w:space="0"/>
-          </w:tblBorders>
-          <w:shd w:val="clear" w:color="auto" w:fill="auto"/>
-          <w:tblCellMar>
-            <w:top w:w="15" w:type="dxa"/>
-            <w:left w:w="15" w:type="dxa"/>
-            <w:bottom w:w="15" w:type="dxa"/>
-            <w:right w:w="15" w:type="dxa"/>
-          </w:tblCellMar>
-        </w:tblPrEx>
-        <w:trPr>
-          <w:jc w:val="center"/>
-        </w:trPr>
-        <w:tc>
-          <w:tcPr>
-            <w:tcW w:w="0" w:type="auto"/>
-            <w:tcBorders>
-              <w:top w:val="single" w:color="auto" w:sz="4" w:space="0"/>
-              <w:left w:val="single" w:color="auto" w:sz="4" w:space="0"/>
-              <w:bottom w:val="single" w:color="auto" w:sz="4" w:space="0"/>
-              <w:right w:val="single" w:color="auto" w:sz="4" w:space="0"/>
-            </w:tcBorders>
-            <w:shd w:val="clear" w:color="auto" w:fill="auto"/>
-            <w:tcMar>
-              <w:top w:w="120" w:type="dxa"/>
-              <w:left w:w="0" w:type="dxa"/>
-              <w:bottom w:w="120" w:type="dxa"/>
-              <w:right w:w="192" w:type="dxa"/>
-            </w:tcMar>
-            <w:vAlign w:val="center"/>
-          </w:tcPr>
-          <w:p>
-            <w:pPr>
-              <w:keepNext w:val="0"/>
-              <w:keepLines w:val="0"/>
-              <w:widowControl/>
-              <w:suppressLineNumbers w:val="0"/>
-              <w:spacing w:line="300" w:lineRule="atLeast"/>
-              <w:jc w:val="left"/>
-              <w:rPr>
-                <w:rFonts w:hint="default" w:ascii="Segoe UI" w:hAnsi="Segoe UI" w:eastAsia="Segoe UI" w:cs="Segoe UI"/>
-                <w:i w:val="0"/>
-                <w:iCs w:val="0"/>
-                <w:caps w:val="0"/>
-                <w:color w:val="0F1115"/>
-                <w:spacing w:val="0"/>
-                <w:sz w:val="18"/>
-                <w:szCs w:val="18"/>
-              </w:rPr>
-            </w:pPr>
-            <w:r>
-              <w:rPr>
-                <w:rFonts w:hint="default" w:ascii="Segoe UI" w:hAnsi="Segoe UI" w:eastAsia="Segoe UI" w:cs="Segoe UI"/>
-                <w:i w:val="0"/>
-                <w:iCs w:val="0"/>
-                <w:caps w:val="0"/>
-                <w:snapToGrid w:val="0"/>
-                <w:color w:val="0F1115"/>
-                <w:spacing w:val="0"/>
-                <w:kern w:val="0"/>
-                <w:sz w:val="18"/>
-                <w:szCs w:val="18"/>
-                <w:lang w:val="en-US" w:eastAsia="zh-CN"/>
-              </w:rPr>
-              <w:t>10</w:t>
-            </w:r>
-          </w:p>
-        </w:tc>
-        <w:tc>
-          <w:tcPr>
-            <w:tcW w:w="0" w:type="auto"/>
-            <w:tcBorders>
-              <w:top w:val="single" w:color="auto" w:sz="4" w:space="0"/>
-              <w:left w:val="single" w:color="auto" w:sz="4" w:space="0"/>
-              <w:bottom w:val="single" w:color="auto" w:sz="4" w:space="0"/>
-              <w:right w:val="single" w:color="auto" w:sz="4" w:space="0"/>
-            </w:tcBorders>
-            <w:shd w:val="clear" w:color="auto" w:fill="auto"/>
-            <w:tcMar>
-              <w:top w:w="120" w:type="dxa"/>
-              <w:left w:w="192" w:type="dxa"/>
-              <w:bottom w:w="120" w:type="dxa"/>
-              <w:right w:w="192" w:type="dxa"/>
-            </w:tcMar>
-            <w:vAlign w:val="center"/>
-          </w:tcPr>
-          <w:p>
-            <w:pPr>
-              <w:keepNext w:val="0"/>
-              <w:keepLines w:val="0"/>
-              <w:widowControl/>
-              <w:suppressLineNumbers w:val="0"/>
-              <w:spacing w:line="300" w:lineRule="atLeast"/>
-              <w:jc w:val="left"/>
-              <w:rPr>
-                <w:rFonts w:hint="default" w:ascii="Segoe UI" w:hAnsi="Segoe UI" w:eastAsia="Segoe UI" w:cs="Segoe UI"/>
-                <w:i w:val="0"/>
-                <w:iCs w:val="0"/>
-                <w:caps w:val="0"/>
-                <w:color w:val="0F1115"/>
-                <w:spacing w:val="0"/>
-                <w:sz w:val="18"/>
-                <w:szCs w:val="18"/>
-              </w:rPr>
-            </w:pPr>
-            <w:r>
-              <w:rPr>
-                <w:rFonts w:hint="default" w:ascii="Segoe UI" w:hAnsi="Segoe UI" w:eastAsia="Segoe UI" w:cs="Segoe UI"/>
-                <w:i w:val="0"/>
-                <w:iCs w:val="0"/>
-                <w:caps w:val="0"/>
-                <w:snapToGrid w:val="0"/>
-                <w:color w:val="0F1115"/>
-                <w:spacing w:val="0"/>
-                <w:kern w:val="0"/>
-                <w:sz w:val="18"/>
-                <w:szCs w:val="18"/>
-                <w:lang w:val="en-US" w:eastAsia="zh-CN"/>
-              </w:rPr>
-              <w:t>服务台服务水平</w:t>
-            </w:r>
-          </w:p>
-        </w:tc>
-        <w:tc>
-          <w:tcPr>
-            <w:tcW w:w="0" w:type="auto"/>
-            <w:tcBorders>
-              <w:top w:val="single" w:color="auto" w:sz="4" w:space="0"/>
-              <w:left w:val="single" w:color="auto" w:sz="4" w:space="0"/>
-              <w:bottom w:val="single" w:color="auto" w:sz="4" w:space="0"/>
-              <w:right w:val="single" w:color="auto" w:sz="4" w:space="0"/>
-            </w:tcBorders>
-            <w:shd w:val="clear" w:color="auto" w:fill="auto"/>
-            <w:tcMar>
-              <w:top w:w="120" w:type="dxa"/>
-              <w:left w:w="192" w:type="dxa"/>
-              <w:bottom w:w="120" w:type="dxa"/>
-              <w:right w:w="192" w:type="dxa"/>
-            </w:tcMar>
-            <w:vAlign w:val="center"/>
-          </w:tcPr>
-          <w:p>
-            <w:pPr>
-              <w:keepNext w:val="0"/>
-              <w:keepLines w:val="0"/>
-              <w:widowControl/>
-              <w:suppressLineNumbers w:val="0"/>
-              <w:spacing w:line="300" w:lineRule="atLeast"/>
-              <w:jc w:val="left"/>
-              <w:rPr>
-                <w:rFonts w:hint="default" w:ascii="Segoe UI" w:hAnsi="Segoe UI" w:eastAsia="Segoe UI" w:cs="Segoe UI"/>
-                <w:i w:val="0"/>
-                <w:iCs w:val="0"/>
-                <w:caps w:val="0"/>
-                <w:color w:val="0F1115"/>
-                <w:spacing w:val="0"/>
-                <w:sz w:val="18"/>
-                <w:szCs w:val="18"/>
-              </w:rPr>
-            </w:pPr>
-            <w:r>
-              <w:rPr>
-                <w:rFonts w:hint="default" w:ascii="Segoe UI" w:hAnsi="Segoe UI" w:eastAsia="Segoe UI" w:cs="Segoe UI"/>
-                <w:i w:val="0"/>
-                <w:iCs w:val="0"/>
-                <w:caps w:val="0"/>
-                <w:snapToGrid w:val="0"/>
-                <w:color w:val="0F1115"/>
-                <w:spacing w:val="0"/>
-                <w:kern w:val="0"/>
-                <w:sz w:val="18"/>
-                <w:szCs w:val="18"/>
-                <w:lang w:val="en-US" w:eastAsia="zh-CN"/>
-              </w:rPr>
-              <w:t>10分</w:t>
-            </w:r>
-          </w:p>
-        </w:tc>
-        <w:tc>
-          <w:tcPr>
-            <w:tcW w:w="0" w:type="auto"/>
-            <w:tcBorders>
-              <w:top w:val="single" w:color="auto" w:sz="4" w:space="0"/>
-              <w:left w:val="single" w:color="auto" w:sz="4" w:space="0"/>
-              <w:bottom w:val="single" w:color="auto" w:sz="4" w:space="0"/>
-              <w:right w:val="single" w:color="auto" w:sz="4" w:space="0"/>
-            </w:tcBorders>
-            <w:shd w:val="clear" w:color="auto" w:fill="auto"/>
-            <w:tcMar>
-              <w:top w:w="120" w:type="dxa"/>
-              <w:left w:w="192" w:type="dxa"/>
-              <w:bottom w:w="120" w:type="dxa"/>
-              <w:right w:w="0" w:type="dxa"/>
-            </w:tcMar>
-            <w:vAlign w:val="center"/>
-          </w:tcPr>
-          <w:p>
-            <w:pPr>
-              <w:keepNext w:val="0"/>
-              <w:keepLines w:val="0"/>
-              <w:widowControl/>
-              <w:suppressLineNumbers w:val="0"/>
-              <w:spacing w:line="300" w:lineRule="atLeast"/>
-              <w:jc w:val="left"/>
-              <w:rPr>
-                <w:rFonts w:hint="default" w:ascii="Segoe UI" w:hAnsi="Segoe UI" w:eastAsia="Segoe UI" w:cs="Segoe UI"/>
-                <w:i w:val="0"/>
-                <w:iCs w:val="0"/>
-                <w:caps w:val="0"/>
-                <w:color w:val="0F1115"/>
-                <w:spacing w:val="0"/>
-                <w:sz w:val="18"/>
-                <w:szCs w:val="18"/>
-              </w:rPr>
-            </w:pPr>
-            <w:r>
-              <w:rPr>
-                <w:rFonts w:hint="default" w:ascii="Segoe UI" w:hAnsi="Segoe UI" w:eastAsia="Segoe UI" w:cs="Segoe UI"/>
-                <w:i w:val="0"/>
-                <w:iCs w:val="0"/>
-                <w:caps w:val="0"/>
-                <w:snapToGrid w:val="0"/>
-                <w:color w:val="0F1115"/>
-                <w:spacing w:val="0"/>
-                <w:kern w:val="0"/>
-                <w:sz w:val="18"/>
-                <w:szCs w:val="18"/>
-                <w:lang w:val="en-US" w:eastAsia="zh-CN"/>
-              </w:rPr>
-              <w:t>评估服务台在接入、沟通、派单及跟进过程中的整体表现。</w:t>
-            </w:r>
-          </w:p>
-        </w:tc>
-      </w:tr>
-      <w:tr>
-        <w:tblPrEx>
-          <w:tblBorders>
-            <w:top w:val="none" w:color="auto" w:sz="0" w:space="0"/>
-            <w:left w:val="none" w:color="auto" w:sz="0" w:space="0"/>
-            <w:bottom w:val="none" w:color="auto" w:sz="0" w:space="0"/>
-            <w:right w:val="none" w:color="auto" w:sz="0" w:space="0"/>
-            <w:insideH w:val="none" w:color="auto" w:sz="0" w:space="0"/>
-            <w:insideV w:val="none" w:color="auto" w:sz="0" w:space="0"/>
-          </w:tblBorders>
-          <w:shd w:val="clear" w:color="auto" w:fill="auto"/>
           <w:tblCellMar>
             <w:top w:w="15" w:type="dxa"/>
             <w:left w:w="15" w:type="dxa"/>
@@ -4691,7 +4681,7 @@
           <w:lang w:val="en-US" w:eastAsia="zh-CN"/>
         </w:rPr>
       </w:pPr>
-      <w:bookmarkStart w:id="5" w:name="_Toc11461"/>
+      <w:bookmarkStart w:id="5" w:name="_Toc10187"/>
       <w:r>
         <w:rPr>
           <w:rFonts w:hint="eastAsia"/>
@@ -4925,7 +4915,7 @@
           <w:lang w:val="en-US" w:eastAsia="zh-CN"/>
         </w:rPr>
       </w:pPr>
-      <w:bookmarkStart w:id="6" w:name="_Toc14862"/>
+      <w:bookmarkStart w:id="6" w:name="_Toc17146"/>
       <w:r>
         <w:rPr>
           <w:rFonts w:hint="eastAsia"/>
@@ -5084,7 +5074,7 @@
           <w:lang w:val="en-US" w:eastAsia="zh-CN"/>
         </w:rPr>
       </w:pPr>
-      <w:bookmarkStart w:id="7" w:name="_Toc6069"/>
+      <w:bookmarkStart w:id="7" w:name="_Toc1082"/>
       <w:r>
         <w:rPr>
           <w:rFonts w:hint="default"/>

--- a/4.质量管理/2.运行记录类文件/040209-满意度调查计划.docx
+++ b/4.质量管理/2.运行记录类文件/040209-满意度调查计划.docx
@@ -28,7 +28,7 @@
           <w:rFonts w:hint="eastAsia"/>
           <w:lang w:val="en-US" w:eastAsia="zh-CN"/>
         </w:rPr>
-        <w:t>2025年满意度调查计划</w:t>
+        <w:t>满意度调查计划</w:t>
       </w:r>
     </w:p>
     <w:p>
@@ -189,12 +189,6 @@
             </w:pPr>
             <w:r>
               <w:rPr>
-                <w:spacing w:val="-1"/>
-              </w:rPr>
-              <w:t>2025年度</w:t>
-            </w:r>
-            <w:r>
-              <w:rPr>
                 <w:rFonts w:hint="eastAsia"/>
                 <w:spacing w:val="-1"/>
                 <w:lang w:val="en-US" w:eastAsia="zh-CN"/>
@@ -935,8 +929,6 @@
               <w:tab w:val="right" w:leader="dot" w:pos="8697"/>
             </w:tabs>
           </w:pPr>
-          <w:bookmarkStart w:id="8" w:name="_GoBack"/>
-          <w:bookmarkEnd w:id="8"/>
           <w:r>
             <w:fldChar w:fldCharType="begin"/>
           </w:r>
@@ -950,7 +942,7 @@
             <w:fldChar w:fldCharType="begin"/>
           </w:r>
           <w:r>
-            <w:instrText xml:space="preserve"> HYPERLINK \l _Toc13612 </w:instrText>
+            <w:instrText xml:space="preserve"> HYPERLINK \l _Toc15434 </w:instrText>
           </w:r>
           <w:r>
             <w:fldChar w:fldCharType="separate"/>
@@ -974,7 +966,7 @@
             <w:fldChar w:fldCharType="begin"/>
           </w:r>
           <w:r>
-            <w:instrText xml:space="preserve"> PAGEREF _Toc13612 \h </w:instrText>
+            <w:instrText xml:space="preserve"> PAGEREF _Toc15434 \h </w:instrText>
           </w:r>
           <w:r>
             <w:fldChar w:fldCharType="separate"/>
@@ -1000,7 +992,7 @@
             <w:fldChar w:fldCharType="begin"/>
           </w:r>
           <w:r>
-            <w:instrText xml:space="preserve"> HYPERLINK \l _Toc938 </w:instrText>
+            <w:instrText xml:space="preserve"> HYPERLINK \l _Toc1371 </w:instrText>
           </w:r>
           <w:r>
             <w:fldChar w:fldCharType="separate"/>
@@ -1024,7 +1016,7 @@
             <w:fldChar w:fldCharType="begin"/>
           </w:r>
           <w:r>
-            <w:instrText xml:space="preserve"> PAGEREF _Toc938 \h </w:instrText>
+            <w:instrText xml:space="preserve"> PAGEREF _Toc1371 \h </w:instrText>
           </w:r>
           <w:r>
             <w:fldChar w:fldCharType="separate"/>
@@ -1050,7 +1042,7 @@
             <w:fldChar w:fldCharType="begin"/>
           </w:r>
           <w:r>
-            <w:instrText xml:space="preserve"> HYPERLINK \l _Toc2370 </w:instrText>
+            <w:instrText xml:space="preserve"> HYPERLINK \l _Toc13021 </w:instrText>
           </w:r>
           <w:r>
             <w:fldChar w:fldCharType="separate"/>
@@ -1074,7 +1066,7 @@
             <w:fldChar w:fldCharType="begin"/>
           </w:r>
           <w:r>
-            <w:instrText xml:space="preserve"> PAGEREF _Toc2370 \h </w:instrText>
+            <w:instrText xml:space="preserve"> PAGEREF _Toc13021 \h </w:instrText>
           </w:r>
           <w:r>
             <w:fldChar w:fldCharType="separate"/>
@@ -1100,7 +1092,7 @@
             <w:fldChar w:fldCharType="begin"/>
           </w:r>
           <w:r>
-            <w:instrText xml:space="preserve"> HYPERLINK \l _Toc5237 </w:instrText>
+            <w:instrText xml:space="preserve"> HYPERLINK \l _Toc28707 </w:instrText>
           </w:r>
           <w:r>
             <w:fldChar w:fldCharType="separate"/>
@@ -1124,7 +1116,7 @@
             <w:fldChar w:fldCharType="begin"/>
           </w:r>
           <w:r>
-            <w:instrText xml:space="preserve"> PAGEREF _Toc5237 \h </w:instrText>
+            <w:instrText xml:space="preserve"> PAGEREF _Toc28707 \h </w:instrText>
           </w:r>
           <w:r>
             <w:fldChar w:fldCharType="separate"/>
@@ -1150,7 +1142,7 @@
             <w:fldChar w:fldCharType="begin"/>
           </w:r>
           <w:r>
-            <w:instrText xml:space="preserve"> HYPERLINK \l _Toc4446 </w:instrText>
+            <w:instrText xml:space="preserve"> HYPERLINK \l _Toc1826 </w:instrText>
           </w:r>
           <w:r>
             <w:fldChar w:fldCharType="separate"/>
@@ -1171,7 +1163,7 @@
             <w:fldChar w:fldCharType="begin"/>
           </w:r>
           <w:r>
-            <w:instrText xml:space="preserve"> PAGEREF _Toc4446 \h </w:instrText>
+            <w:instrText xml:space="preserve"> PAGEREF _Toc1826 \h </w:instrText>
           </w:r>
           <w:r>
             <w:fldChar w:fldCharType="separate"/>
@@ -1197,7 +1189,7 @@
             <w:fldChar w:fldCharType="begin"/>
           </w:r>
           <w:r>
-            <w:instrText xml:space="preserve"> HYPERLINK \l _Toc10187 </w:instrText>
+            <w:instrText xml:space="preserve"> HYPERLINK \l _Toc13601 </w:instrText>
           </w:r>
           <w:r>
             <w:fldChar w:fldCharType="separate"/>
@@ -1223,7 +1215,7 @@
             <w:fldChar w:fldCharType="begin"/>
           </w:r>
           <w:r>
-            <w:instrText xml:space="preserve"> PAGEREF _Toc10187 \h </w:instrText>
+            <w:instrText xml:space="preserve"> PAGEREF _Toc13601 \h </w:instrText>
           </w:r>
           <w:r>
             <w:fldChar w:fldCharType="separate"/>
@@ -1249,7 +1241,7 @@
             <w:fldChar w:fldCharType="begin"/>
           </w:r>
           <w:r>
-            <w:instrText xml:space="preserve"> HYPERLINK \l _Toc17146 </w:instrText>
+            <w:instrText xml:space="preserve"> HYPERLINK \l _Toc29663 </w:instrText>
           </w:r>
           <w:r>
             <w:fldChar w:fldCharType="separate"/>
@@ -1275,7 +1267,7 @@
             <w:fldChar w:fldCharType="begin"/>
           </w:r>
           <w:r>
-            <w:instrText xml:space="preserve"> PAGEREF _Toc17146 \h </w:instrText>
+            <w:instrText xml:space="preserve"> PAGEREF _Toc29663 \h </w:instrText>
           </w:r>
           <w:r>
             <w:fldChar w:fldCharType="separate"/>
@@ -1301,7 +1293,7 @@
             <w:fldChar w:fldCharType="begin"/>
           </w:r>
           <w:r>
-            <w:instrText xml:space="preserve"> HYPERLINK \l _Toc1082 </w:instrText>
+            <w:instrText xml:space="preserve"> HYPERLINK \l _Toc14438 </w:instrText>
           </w:r>
           <w:r>
             <w:fldChar w:fldCharType="separate"/>
@@ -1320,7 +1312,7 @@
             <w:fldChar w:fldCharType="begin"/>
           </w:r>
           <w:r>
-            <w:instrText xml:space="preserve"> PAGEREF _Toc1082 \h </w:instrText>
+            <w:instrText xml:space="preserve"> PAGEREF _Toc14438 \h </w:instrText>
           </w:r>
           <w:r>
             <w:fldChar w:fldCharType="separate"/>
@@ -1361,7 +1353,7 @@
           <w:rFonts w:hint="eastAsia"/>
         </w:rPr>
       </w:pPr>
-      <w:bookmarkStart w:id="0" w:name="_Toc13612"/>
+      <w:bookmarkStart w:id="0" w:name="_Toc15434"/>
       <w:r>
         <w:rPr>
           <w:rFonts w:hint="eastAsia"/>
@@ -1393,7 +1385,7 @@
           <w:rFonts w:hint="eastAsia"/>
         </w:rPr>
       </w:pPr>
-      <w:bookmarkStart w:id="1" w:name="_Toc938"/>
+      <w:bookmarkStart w:id="1" w:name="_Toc1371"/>
       <w:r>
         <w:rPr>
           <w:rFonts w:hint="eastAsia"/>
@@ -1641,7 +1633,7 @@
           <w:rFonts w:hint="eastAsia"/>
         </w:rPr>
       </w:pPr>
-      <w:bookmarkStart w:id="2" w:name="_Toc2370"/>
+      <w:bookmarkStart w:id="2" w:name="_Toc13021"/>
       <w:r>
         <w:rPr>
           <w:rFonts w:hint="eastAsia"/>
@@ -1727,7 +1719,7 @@
           <w:rFonts w:hint="eastAsia"/>
         </w:rPr>
       </w:pPr>
-      <w:bookmarkStart w:id="3" w:name="_Toc5237"/>
+      <w:bookmarkStart w:id="3" w:name="_Toc28707"/>
       <w:r>
         <w:rPr>
           <w:rFonts w:hint="eastAsia"/>
@@ -1756,7 +1748,7 @@
         <w:pStyle w:val="28"/>
         <w:bidi w:val="0"/>
       </w:pPr>
-      <w:bookmarkStart w:id="4" w:name="_Toc4446"/>
+      <w:bookmarkStart w:id="4" w:name="_Toc1826"/>
       <w:r>
         <w:t>调查内容与评价项</w:t>
       </w:r>
@@ -1815,6 +1807,7 @@
             <w:insideH w:val="none" w:color="auto" w:sz="0" w:space="0"/>
             <w:insideV w:val="none" w:color="auto" w:sz="0" w:space="0"/>
           </w:tblBorders>
+          <w:shd w:val="clear" w:color="auto" w:fill="auto"/>
           <w:tblCellMar>
             <w:top w:w="15" w:type="dxa"/>
             <w:left w:w="15" w:type="dxa"/>
@@ -2043,247 +2036,6 @@
                 <w:lang w:val="en-US" w:eastAsia="zh-CN"/>
               </w:rPr>
               <w:t>评分说明</w:t>
-            </w:r>
-          </w:p>
-        </w:tc>
-      </w:tr>
-      <w:tr>
-        <w:tblPrEx>
-          <w:tblBorders>
-            <w:top w:val="none" w:color="auto" w:sz="0" w:space="0"/>
-            <w:left w:val="none" w:color="auto" w:sz="0" w:space="0"/>
-            <w:bottom w:val="none" w:color="auto" w:sz="0" w:space="0"/>
-            <w:right w:val="none" w:color="auto" w:sz="0" w:space="0"/>
-            <w:insideH w:val="none" w:color="auto" w:sz="0" w:space="0"/>
-            <w:insideV w:val="none" w:color="auto" w:sz="0" w:space="0"/>
-          </w:tblBorders>
-          <w:tblCellMar>
-            <w:top w:w="15" w:type="dxa"/>
-            <w:left w:w="15" w:type="dxa"/>
-            <w:bottom w:w="15" w:type="dxa"/>
-            <w:right w:w="15" w:type="dxa"/>
-          </w:tblCellMar>
-        </w:tblPrEx>
-        <w:trPr>
-          <w:jc w:val="center"/>
-        </w:trPr>
-        <w:tc>
-          <w:tcPr>
-            <w:tcW w:w="0" w:type="auto"/>
-            <w:tcBorders>
-              <w:top w:val="single" w:color="auto" w:sz="4" w:space="0"/>
-              <w:left w:val="single" w:color="auto" w:sz="4" w:space="0"/>
-              <w:bottom w:val="single" w:color="auto" w:sz="4" w:space="0"/>
-              <w:right w:val="single" w:color="auto" w:sz="4" w:space="0"/>
-            </w:tcBorders>
-            <w:shd w:val="clear" w:color="auto" w:fill="auto"/>
-            <w:tcMar>
-              <w:top w:w="120" w:type="dxa"/>
-              <w:left w:w="0" w:type="dxa"/>
-              <w:bottom w:w="120" w:type="dxa"/>
-              <w:right w:w="192" w:type="dxa"/>
-            </w:tcMar>
-            <w:vAlign w:val="center"/>
-          </w:tcPr>
-          <w:p>
-            <w:pPr>
-              <w:keepNext w:val="0"/>
-              <w:keepLines w:val="0"/>
-              <w:widowControl/>
-              <w:suppressLineNumbers w:val="0"/>
-              <w:spacing w:line="300" w:lineRule="atLeast"/>
-              <w:jc w:val="left"/>
-              <w:rPr>
-                <w:rFonts w:hint="default" w:ascii="Segoe UI" w:hAnsi="Segoe UI" w:eastAsia="Segoe UI" w:cs="Segoe UI"/>
-                <w:i w:val="0"/>
-                <w:iCs w:val="0"/>
-                <w:caps w:val="0"/>
-                <w:color w:val="0F1115"/>
-                <w:spacing w:val="0"/>
-                <w:sz w:val="18"/>
-                <w:szCs w:val="18"/>
-              </w:rPr>
-            </w:pPr>
-            <w:r>
-              <w:rPr>
-                <w:rFonts w:hint="default" w:ascii="Segoe UI" w:hAnsi="Segoe UI" w:eastAsia="Segoe UI" w:cs="Segoe UI"/>
-                <w:i w:val="0"/>
-                <w:iCs w:val="0"/>
-                <w:caps w:val="0"/>
-                <w:snapToGrid w:val="0"/>
-                <w:color w:val="0F1115"/>
-                <w:spacing w:val="0"/>
-                <w:kern w:val="0"/>
-                <w:sz w:val="18"/>
-                <w:szCs w:val="18"/>
-                <w:lang w:val="en-US" w:eastAsia="zh-CN"/>
-              </w:rPr>
-              <w:t>1</w:t>
-            </w:r>
-          </w:p>
-        </w:tc>
-        <w:tc>
-          <w:tcPr>
-            <w:tcW w:w="0" w:type="auto"/>
-            <w:tcBorders>
-              <w:top w:val="single" w:color="auto" w:sz="4" w:space="0"/>
-              <w:left w:val="single" w:color="auto" w:sz="4" w:space="0"/>
-              <w:bottom w:val="single" w:color="auto" w:sz="4" w:space="0"/>
-              <w:right w:val="single" w:color="auto" w:sz="4" w:space="0"/>
-            </w:tcBorders>
-            <w:shd w:val="clear" w:color="auto" w:fill="auto"/>
-            <w:tcMar>
-              <w:top w:w="120" w:type="dxa"/>
-              <w:left w:w="192" w:type="dxa"/>
-              <w:bottom w:w="120" w:type="dxa"/>
-              <w:right w:w="192" w:type="dxa"/>
-            </w:tcMar>
-            <w:vAlign w:val="center"/>
-          </w:tcPr>
-          <w:p>
-            <w:pPr>
-              <w:keepNext w:val="0"/>
-              <w:keepLines w:val="0"/>
-              <w:widowControl/>
-              <w:suppressLineNumbers w:val="0"/>
-              <w:spacing w:line="300" w:lineRule="atLeast"/>
-              <w:jc w:val="left"/>
-              <w:rPr>
-                <w:rFonts w:hint="default" w:ascii="Segoe UI" w:hAnsi="Segoe UI" w:eastAsia="Segoe UI" w:cs="Segoe UI"/>
-                <w:i w:val="0"/>
-                <w:iCs w:val="0"/>
-                <w:caps w:val="0"/>
-                <w:color w:val="0F1115"/>
-                <w:spacing w:val="0"/>
-                <w:sz w:val="18"/>
-                <w:szCs w:val="18"/>
-              </w:rPr>
-            </w:pPr>
-            <w:r>
-              <w:rPr>
-                <w:rFonts w:hint="default" w:ascii="Segoe UI" w:hAnsi="Segoe UI" w:eastAsia="Segoe UI" w:cs="Segoe UI"/>
-                <w:i w:val="0"/>
-                <w:iCs w:val="0"/>
-                <w:caps w:val="0"/>
-                <w:snapToGrid w:val="0"/>
-                <w:color w:val="0F1115"/>
-                <w:spacing w:val="0"/>
-                <w:kern w:val="0"/>
-                <w:sz w:val="18"/>
-                <w:szCs w:val="18"/>
-                <w:lang w:val="en-US" w:eastAsia="zh-CN"/>
-              </w:rPr>
-              <w:t>技术水平</w:t>
-            </w:r>
-          </w:p>
-        </w:tc>
-        <w:tc>
-          <w:tcPr>
-            <w:tcW w:w="0" w:type="auto"/>
-            <w:tcBorders>
-              <w:top w:val="single" w:color="auto" w:sz="4" w:space="0"/>
-              <w:left w:val="single" w:color="auto" w:sz="4" w:space="0"/>
-              <w:bottom w:val="single" w:color="auto" w:sz="4" w:space="0"/>
-              <w:right w:val="single" w:color="auto" w:sz="4" w:space="0"/>
-            </w:tcBorders>
-            <w:shd w:val="clear" w:color="auto" w:fill="auto"/>
-            <w:tcMar>
-              <w:top w:w="120" w:type="dxa"/>
-              <w:left w:w="192" w:type="dxa"/>
-              <w:bottom w:w="120" w:type="dxa"/>
-              <w:right w:w="192" w:type="dxa"/>
-            </w:tcMar>
-            <w:vAlign w:val="center"/>
-          </w:tcPr>
-          <w:p>
-            <w:pPr>
-              <w:keepNext w:val="0"/>
-              <w:keepLines w:val="0"/>
-              <w:widowControl/>
-              <w:suppressLineNumbers w:val="0"/>
-              <w:spacing w:line="300" w:lineRule="atLeast"/>
-              <w:jc w:val="left"/>
-              <w:rPr>
-                <w:rFonts w:hint="default" w:ascii="Segoe UI" w:hAnsi="Segoe UI" w:eastAsia="Segoe UI" w:cs="Segoe UI"/>
-                <w:i w:val="0"/>
-                <w:iCs w:val="0"/>
-                <w:caps w:val="0"/>
-                <w:color w:val="0F1115"/>
-                <w:spacing w:val="0"/>
-                <w:sz w:val="18"/>
-                <w:szCs w:val="18"/>
-              </w:rPr>
-            </w:pPr>
-            <w:r>
-              <w:rPr>
-                <w:rFonts w:hint="default" w:ascii="Segoe UI" w:hAnsi="Segoe UI" w:eastAsia="Segoe UI" w:cs="Segoe UI"/>
-                <w:i w:val="0"/>
-                <w:iCs w:val="0"/>
-                <w:caps w:val="0"/>
-                <w:snapToGrid w:val="0"/>
-                <w:color w:val="0F1115"/>
-                <w:spacing w:val="0"/>
-                <w:kern w:val="0"/>
-                <w:sz w:val="18"/>
-                <w:szCs w:val="18"/>
-                <w:lang w:val="en-US" w:eastAsia="zh-CN"/>
-              </w:rPr>
-              <w:t>10分</w:t>
-            </w:r>
-          </w:p>
-        </w:tc>
-        <w:tc>
-          <w:tcPr>
-            <w:tcW w:w="0" w:type="auto"/>
-            <w:tcBorders>
-              <w:top w:val="single" w:color="auto" w:sz="4" w:space="0"/>
-              <w:left w:val="single" w:color="auto" w:sz="4" w:space="0"/>
-              <w:bottom w:val="single" w:color="auto" w:sz="4" w:space="0"/>
-              <w:right w:val="single" w:color="auto" w:sz="4" w:space="0"/>
-            </w:tcBorders>
-            <w:shd w:val="clear" w:color="auto" w:fill="auto"/>
-            <w:tcMar>
-              <w:top w:w="120" w:type="dxa"/>
-              <w:left w:w="192" w:type="dxa"/>
-              <w:bottom w:w="120" w:type="dxa"/>
-              <w:right w:w="0" w:type="dxa"/>
-            </w:tcMar>
-            <w:vAlign w:val="center"/>
-          </w:tcPr>
-          <w:p>
-            <w:pPr>
-              <w:keepNext w:val="0"/>
-              <w:keepLines w:val="0"/>
-              <w:widowControl/>
-              <w:suppressLineNumbers w:val="0"/>
-              <w:spacing w:line="300" w:lineRule="atLeast"/>
-              <w:jc w:val="left"/>
-              <w:rPr>
-                <w:rFonts w:hint="default" w:ascii="Segoe UI" w:hAnsi="Segoe UI" w:eastAsia="Segoe UI" w:cs="Segoe UI"/>
-                <w:i w:val="0"/>
-                <w:iCs w:val="0"/>
-                <w:caps w:val="0"/>
-                <w:color w:val="0F1115"/>
-                <w:spacing w:val="0"/>
-                <w:sz w:val="18"/>
-                <w:szCs w:val="18"/>
-              </w:rPr>
-            </w:pPr>
-            <w:r>
-              <w:rPr>
-                <w:rFonts w:hint="default" w:ascii="Segoe UI" w:hAnsi="Segoe UI" w:eastAsia="Segoe UI" w:cs="Segoe UI"/>
-                <w:i w:val="0"/>
-                <w:iCs w:val="0"/>
-                <w:caps w:val="0"/>
-                <w:snapToGrid w:val="0"/>
-                <w:color w:val="0F1115"/>
-                <w:spacing w:val="0"/>
-                <w:kern w:val="0"/>
-                <w:sz w:val="18"/>
-                <w:szCs w:val="18"/>
-                <w:lang w:val="en-US" w:eastAsia="zh-CN"/>
-              </w:rPr>
-              <w:t>评估技术能力的专业性与解决问题的能力。</w:t>
             </w:r>
           </w:p>
         </w:tc>
@@ -2360,7 +2112,7 @@
                 <w:szCs w:val="18"/>
                 <w:lang w:val="en-US" w:eastAsia="zh-CN"/>
               </w:rPr>
-              <w:t>2</w:t>
+              <w:t>1</w:t>
             </w:r>
           </w:p>
         </w:tc>
@@ -2415,7 +2167,7 @@
                 <w:szCs w:val="18"/>
                 <w:lang w:val="en-US" w:eastAsia="zh-CN"/>
               </w:rPr>
-              <w:t>服务态度</w:t>
+              <w:t>技术水平</w:t>
             </w:r>
           </w:p>
         </w:tc>
@@ -2525,1694 +2277,7 @@
                 <w:szCs w:val="18"/>
                 <w:lang w:val="en-US" w:eastAsia="zh-CN"/>
               </w:rPr>
-              <w:t>评估服务人员的礼貌、耐心与合作精神。</w:t>
-            </w:r>
-          </w:p>
-        </w:tc>
-      </w:tr>
-      <w:tr>
-        <w:tblPrEx>
-          <w:tblBorders>
-            <w:top w:val="none" w:color="auto" w:sz="0" w:space="0"/>
-            <w:left w:val="none" w:color="auto" w:sz="0" w:space="0"/>
-            <w:bottom w:val="none" w:color="auto" w:sz="0" w:space="0"/>
-            <w:right w:val="none" w:color="auto" w:sz="0" w:space="0"/>
-            <w:insideH w:val="none" w:color="auto" w:sz="0" w:space="0"/>
-            <w:insideV w:val="none" w:color="auto" w:sz="0" w:space="0"/>
-          </w:tblBorders>
-          <w:tblCellMar>
-            <w:top w:w="15" w:type="dxa"/>
-            <w:left w:w="15" w:type="dxa"/>
-            <w:bottom w:w="15" w:type="dxa"/>
-            <w:right w:w="15" w:type="dxa"/>
-          </w:tblCellMar>
-        </w:tblPrEx>
-        <w:trPr>
-          <w:jc w:val="center"/>
-        </w:trPr>
-        <w:tc>
-          <w:tcPr>
-            <w:tcW w:w="0" w:type="auto"/>
-            <w:tcBorders>
-              <w:top w:val="single" w:color="auto" w:sz="4" w:space="0"/>
-              <w:left w:val="single" w:color="auto" w:sz="4" w:space="0"/>
-              <w:bottom w:val="single" w:color="auto" w:sz="4" w:space="0"/>
-              <w:right w:val="single" w:color="auto" w:sz="4" w:space="0"/>
-            </w:tcBorders>
-            <w:shd w:val="clear" w:color="auto" w:fill="auto"/>
-            <w:tcMar>
-              <w:top w:w="120" w:type="dxa"/>
-              <w:left w:w="0" w:type="dxa"/>
-              <w:bottom w:w="120" w:type="dxa"/>
-              <w:right w:w="192" w:type="dxa"/>
-            </w:tcMar>
-            <w:vAlign w:val="center"/>
-          </w:tcPr>
-          <w:p>
-            <w:pPr>
-              <w:keepNext w:val="0"/>
-              <w:keepLines w:val="0"/>
-              <w:widowControl/>
-              <w:suppressLineNumbers w:val="0"/>
-              <w:spacing w:line="300" w:lineRule="atLeast"/>
-              <w:jc w:val="left"/>
-              <w:rPr>
-                <w:rFonts w:hint="default" w:ascii="Segoe UI" w:hAnsi="Segoe UI" w:eastAsia="Segoe UI" w:cs="Segoe UI"/>
-                <w:i w:val="0"/>
-                <w:iCs w:val="0"/>
-                <w:caps w:val="0"/>
-                <w:color w:val="0F1115"/>
-                <w:spacing w:val="0"/>
-                <w:sz w:val="18"/>
-                <w:szCs w:val="18"/>
-              </w:rPr>
-            </w:pPr>
-            <w:r>
-              <w:rPr>
-                <w:rFonts w:hint="default" w:ascii="Segoe UI" w:hAnsi="Segoe UI" w:eastAsia="Segoe UI" w:cs="Segoe UI"/>
-                <w:i w:val="0"/>
-                <w:iCs w:val="0"/>
-                <w:caps w:val="0"/>
-                <w:snapToGrid w:val="0"/>
-                <w:color w:val="0F1115"/>
-                <w:spacing w:val="0"/>
-                <w:kern w:val="0"/>
-                <w:sz w:val="18"/>
-                <w:szCs w:val="18"/>
-                <w:lang w:val="en-US" w:eastAsia="zh-CN"/>
-              </w:rPr>
-              <w:t>3</w:t>
-            </w:r>
-          </w:p>
-        </w:tc>
-        <w:tc>
-          <w:tcPr>
-            <w:tcW w:w="0" w:type="auto"/>
-            <w:tcBorders>
-              <w:top w:val="single" w:color="auto" w:sz="4" w:space="0"/>
-              <w:left w:val="single" w:color="auto" w:sz="4" w:space="0"/>
-              <w:bottom w:val="single" w:color="auto" w:sz="4" w:space="0"/>
-              <w:right w:val="single" w:color="auto" w:sz="4" w:space="0"/>
-            </w:tcBorders>
-            <w:shd w:val="clear" w:color="auto" w:fill="auto"/>
-            <w:tcMar>
-              <w:top w:w="120" w:type="dxa"/>
-              <w:left w:w="192" w:type="dxa"/>
-              <w:bottom w:w="120" w:type="dxa"/>
-              <w:right w:w="192" w:type="dxa"/>
-            </w:tcMar>
-            <w:vAlign w:val="center"/>
-          </w:tcPr>
-          <w:p>
-            <w:pPr>
-              <w:keepNext w:val="0"/>
-              <w:keepLines w:val="0"/>
-              <w:widowControl/>
-              <w:suppressLineNumbers w:val="0"/>
-              <w:spacing w:line="300" w:lineRule="atLeast"/>
-              <w:jc w:val="left"/>
-              <w:rPr>
-                <w:rFonts w:hint="default" w:ascii="Segoe UI" w:hAnsi="Segoe UI" w:eastAsia="Segoe UI" w:cs="Segoe UI"/>
-                <w:i w:val="0"/>
-                <w:iCs w:val="0"/>
-                <w:caps w:val="0"/>
-                <w:color w:val="0F1115"/>
-                <w:spacing w:val="0"/>
-                <w:sz w:val="18"/>
-                <w:szCs w:val="18"/>
-              </w:rPr>
-            </w:pPr>
-            <w:r>
-              <w:rPr>
-                <w:rFonts w:hint="default" w:ascii="Segoe UI" w:hAnsi="Segoe UI" w:eastAsia="Segoe UI" w:cs="Segoe UI"/>
-                <w:i w:val="0"/>
-                <w:iCs w:val="0"/>
-                <w:caps w:val="0"/>
-                <w:snapToGrid w:val="0"/>
-                <w:color w:val="0F1115"/>
-                <w:spacing w:val="0"/>
-                <w:kern w:val="0"/>
-                <w:sz w:val="18"/>
-                <w:szCs w:val="18"/>
-                <w:lang w:val="en-US" w:eastAsia="zh-CN"/>
-              </w:rPr>
-              <w:t>服务及时性</w:t>
-            </w:r>
-          </w:p>
-        </w:tc>
-        <w:tc>
-          <w:tcPr>
-            <w:tcW w:w="0" w:type="auto"/>
-            <w:tcBorders>
-              <w:top w:val="single" w:color="auto" w:sz="4" w:space="0"/>
-              <w:left w:val="single" w:color="auto" w:sz="4" w:space="0"/>
-              <w:bottom w:val="single" w:color="auto" w:sz="4" w:space="0"/>
-              <w:right w:val="single" w:color="auto" w:sz="4" w:space="0"/>
-            </w:tcBorders>
-            <w:shd w:val="clear" w:color="auto" w:fill="auto"/>
-            <w:tcMar>
-              <w:top w:w="120" w:type="dxa"/>
-              <w:left w:w="192" w:type="dxa"/>
-              <w:bottom w:w="120" w:type="dxa"/>
-              <w:right w:w="192" w:type="dxa"/>
-            </w:tcMar>
-            <w:vAlign w:val="center"/>
-          </w:tcPr>
-          <w:p>
-            <w:pPr>
-              <w:keepNext w:val="0"/>
-              <w:keepLines w:val="0"/>
-              <w:widowControl/>
-              <w:suppressLineNumbers w:val="0"/>
-              <w:spacing w:line="300" w:lineRule="atLeast"/>
-              <w:jc w:val="left"/>
-              <w:rPr>
-                <w:rFonts w:hint="default" w:ascii="Segoe UI" w:hAnsi="Segoe UI" w:eastAsia="Segoe UI" w:cs="Segoe UI"/>
-                <w:i w:val="0"/>
-                <w:iCs w:val="0"/>
-                <w:caps w:val="0"/>
-                <w:color w:val="0F1115"/>
-                <w:spacing w:val="0"/>
-                <w:sz w:val="18"/>
-                <w:szCs w:val="18"/>
-              </w:rPr>
-            </w:pPr>
-            <w:r>
-              <w:rPr>
-                <w:rFonts w:hint="default" w:ascii="Segoe UI" w:hAnsi="Segoe UI" w:eastAsia="Segoe UI" w:cs="Segoe UI"/>
-                <w:i w:val="0"/>
-                <w:iCs w:val="0"/>
-                <w:caps w:val="0"/>
-                <w:snapToGrid w:val="0"/>
-                <w:color w:val="0F1115"/>
-                <w:spacing w:val="0"/>
-                <w:kern w:val="0"/>
-                <w:sz w:val="18"/>
-                <w:szCs w:val="18"/>
-                <w:lang w:val="en-US" w:eastAsia="zh-CN"/>
-              </w:rPr>
-              <w:t>10分</w:t>
-            </w:r>
-          </w:p>
-        </w:tc>
-        <w:tc>
-          <w:tcPr>
-            <w:tcW w:w="0" w:type="auto"/>
-            <w:tcBorders>
-              <w:top w:val="single" w:color="auto" w:sz="4" w:space="0"/>
-              <w:left w:val="single" w:color="auto" w:sz="4" w:space="0"/>
-              <w:bottom w:val="single" w:color="auto" w:sz="4" w:space="0"/>
-              <w:right w:val="single" w:color="auto" w:sz="4" w:space="0"/>
-            </w:tcBorders>
-            <w:shd w:val="clear" w:color="auto" w:fill="auto"/>
-            <w:tcMar>
-              <w:top w:w="120" w:type="dxa"/>
-              <w:left w:w="192" w:type="dxa"/>
-              <w:bottom w:w="120" w:type="dxa"/>
-              <w:right w:w="0" w:type="dxa"/>
-            </w:tcMar>
-            <w:vAlign w:val="center"/>
-          </w:tcPr>
-          <w:p>
-            <w:pPr>
-              <w:keepNext w:val="0"/>
-              <w:keepLines w:val="0"/>
-              <w:widowControl/>
-              <w:suppressLineNumbers w:val="0"/>
-              <w:spacing w:line="300" w:lineRule="atLeast"/>
-              <w:jc w:val="left"/>
-              <w:rPr>
-                <w:rFonts w:hint="default" w:ascii="Segoe UI" w:hAnsi="Segoe UI" w:eastAsia="Segoe UI" w:cs="Segoe UI"/>
-                <w:i w:val="0"/>
-                <w:iCs w:val="0"/>
-                <w:caps w:val="0"/>
-                <w:color w:val="0F1115"/>
-                <w:spacing w:val="0"/>
-                <w:sz w:val="18"/>
-                <w:szCs w:val="18"/>
-              </w:rPr>
-            </w:pPr>
-            <w:r>
-              <w:rPr>
-                <w:rFonts w:hint="default" w:ascii="Segoe UI" w:hAnsi="Segoe UI" w:eastAsia="Segoe UI" w:cs="Segoe UI"/>
-                <w:i w:val="0"/>
-                <w:iCs w:val="0"/>
-                <w:caps w:val="0"/>
-                <w:snapToGrid w:val="0"/>
-                <w:color w:val="0F1115"/>
-                <w:spacing w:val="0"/>
-                <w:kern w:val="0"/>
-                <w:sz w:val="18"/>
-                <w:szCs w:val="18"/>
-                <w:lang w:val="en-US" w:eastAsia="zh-CN"/>
-              </w:rPr>
-              <w:t>评估响应请求、到达现场及处理问题的速度。</w:t>
-            </w:r>
-          </w:p>
-        </w:tc>
-      </w:tr>
-      <w:tr>
-        <w:tblPrEx>
-          <w:tblBorders>
-            <w:top w:val="none" w:color="auto" w:sz="0" w:space="0"/>
-            <w:left w:val="none" w:color="auto" w:sz="0" w:space="0"/>
-            <w:bottom w:val="none" w:color="auto" w:sz="0" w:space="0"/>
-            <w:right w:val="none" w:color="auto" w:sz="0" w:space="0"/>
-            <w:insideH w:val="none" w:color="auto" w:sz="0" w:space="0"/>
-            <w:insideV w:val="none" w:color="auto" w:sz="0" w:space="0"/>
-          </w:tblBorders>
-          <w:tblCellMar>
-            <w:top w:w="15" w:type="dxa"/>
-            <w:left w:w="15" w:type="dxa"/>
-            <w:bottom w:w="15" w:type="dxa"/>
-            <w:right w:w="15" w:type="dxa"/>
-          </w:tblCellMar>
-        </w:tblPrEx>
-        <w:trPr>
-          <w:jc w:val="center"/>
-        </w:trPr>
-        <w:tc>
-          <w:tcPr>
-            <w:tcW w:w="0" w:type="auto"/>
-            <w:tcBorders>
-              <w:top w:val="single" w:color="auto" w:sz="4" w:space="0"/>
-              <w:left w:val="single" w:color="auto" w:sz="4" w:space="0"/>
-              <w:bottom w:val="single" w:color="auto" w:sz="4" w:space="0"/>
-              <w:right w:val="single" w:color="auto" w:sz="4" w:space="0"/>
-            </w:tcBorders>
-            <w:shd w:val="clear" w:color="auto" w:fill="auto"/>
-            <w:tcMar>
-              <w:top w:w="120" w:type="dxa"/>
-              <w:left w:w="0" w:type="dxa"/>
-              <w:bottom w:w="120" w:type="dxa"/>
-              <w:right w:w="192" w:type="dxa"/>
-            </w:tcMar>
-            <w:vAlign w:val="center"/>
-          </w:tcPr>
-          <w:p>
-            <w:pPr>
-              <w:keepNext w:val="0"/>
-              <w:keepLines w:val="0"/>
-              <w:widowControl/>
-              <w:suppressLineNumbers w:val="0"/>
-              <w:spacing w:line="300" w:lineRule="atLeast"/>
-              <w:jc w:val="left"/>
-              <w:rPr>
-                <w:rFonts w:hint="default" w:ascii="Segoe UI" w:hAnsi="Segoe UI" w:eastAsia="Segoe UI" w:cs="Segoe UI"/>
-                <w:i w:val="0"/>
-                <w:iCs w:val="0"/>
-                <w:caps w:val="0"/>
-                <w:color w:val="0F1115"/>
-                <w:spacing w:val="0"/>
-                <w:sz w:val="18"/>
-                <w:szCs w:val="18"/>
-              </w:rPr>
-            </w:pPr>
-            <w:r>
-              <w:rPr>
-                <w:rFonts w:hint="default" w:ascii="Segoe UI" w:hAnsi="Segoe UI" w:eastAsia="Segoe UI" w:cs="Segoe UI"/>
-                <w:i w:val="0"/>
-                <w:iCs w:val="0"/>
-                <w:caps w:val="0"/>
-                <w:snapToGrid w:val="0"/>
-                <w:color w:val="0F1115"/>
-                <w:spacing w:val="0"/>
-                <w:kern w:val="0"/>
-                <w:sz w:val="18"/>
-                <w:szCs w:val="18"/>
-                <w:lang w:val="en-US" w:eastAsia="zh-CN"/>
-              </w:rPr>
-              <w:t>4</w:t>
-            </w:r>
-          </w:p>
-        </w:tc>
-        <w:tc>
-          <w:tcPr>
-            <w:tcW w:w="0" w:type="auto"/>
-            <w:tcBorders>
-              <w:top w:val="single" w:color="auto" w:sz="4" w:space="0"/>
-              <w:left w:val="single" w:color="auto" w:sz="4" w:space="0"/>
-              <w:bottom w:val="single" w:color="auto" w:sz="4" w:space="0"/>
-              <w:right w:val="single" w:color="auto" w:sz="4" w:space="0"/>
-            </w:tcBorders>
-            <w:shd w:val="clear" w:color="auto" w:fill="auto"/>
-            <w:tcMar>
-              <w:top w:w="120" w:type="dxa"/>
-              <w:left w:w="192" w:type="dxa"/>
-              <w:bottom w:w="120" w:type="dxa"/>
-              <w:right w:w="192" w:type="dxa"/>
-            </w:tcMar>
-            <w:vAlign w:val="center"/>
-          </w:tcPr>
-          <w:p>
-            <w:pPr>
-              <w:keepNext w:val="0"/>
-              <w:keepLines w:val="0"/>
-              <w:widowControl/>
-              <w:suppressLineNumbers w:val="0"/>
-              <w:spacing w:line="300" w:lineRule="atLeast"/>
-              <w:jc w:val="left"/>
-              <w:rPr>
-                <w:rFonts w:hint="default" w:ascii="Segoe UI" w:hAnsi="Segoe UI" w:eastAsia="Segoe UI" w:cs="Segoe UI"/>
-                <w:i w:val="0"/>
-                <w:iCs w:val="0"/>
-                <w:caps w:val="0"/>
-                <w:color w:val="0F1115"/>
-                <w:spacing w:val="0"/>
-                <w:sz w:val="18"/>
-                <w:szCs w:val="18"/>
-              </w:rPr>
-            </w:pPr>
-            <w:r>
-              <w:rPr>
-                <w:rFonts w:hint="default" w:ascii="Segoe UI" w:hAnsi="Segoe UI" w:eastAsia="Segoe UI" w:cs="Segoe UI"/>
-                <w:i w:val="0"/>
-                <w:iCs w:val="0"/>
-                <w:caps w:val="0"/>
-                <w:snapToGrid w:val="0"/>
-                <w:color w:val="0F1115"/>
-                <w:spacing w:val="0"/>
-                <w:kern w:val="0"/>
-                <w:sz w:val="18"/>
-                <w:szCs w:val="18"/>
-                <w:lang w:val="en-US" w:eastAsia="zh-CN"/>
-              </w:rPr>
-              <w:t>服务规范性</w:t>
-            </w:r>
-          </w:p>
-        </w:tc>
-        <w:tc>
-          <w:tcPr>
-            <w:tcW w:w="0" w:type="auto"/>
-            <w:tcBorders>
-              <w:top w:val="single" w:color="auto" w:sz="4" w:space="0"/>
-              <w:left w:val="single" w:color="auto" w:sz="4" w:space="0"/>
-              <w:bottom w:val="single" w:color="auto" w:sz="4" w:space="0"/>
-              <w:right w:val="single" w:color="auto" w:sz="4" w:space="0"/>
-            </w:tcBorders>
-            <w:shd w:val="clear" w:color="auto" w:fill="auto"/>
-            <w:tcMar>
-              <w:top w:w="120" w:type="dxa"/>
-              <w:left w:w="192" w:type="dxa"/>
-              <w:bottom w:w="120" w:type="dxa"/>
-              <w:right w:w="192" w:type="dxa"/>
-            </w:tcMar>
-            <w:vAlign w:val="center"/>
-          </w:tcPr>
-          <w:p>
-            <w:pPr>
-              <w:keepNext w:val="0"/>
-              <w:keepLines w:val="0"/>
-              <w:widowControl/>
-              <w:suppressLineNumbers w:val="0"/>
-              <w:spacing w:line="300" w:lineRule="atLeast"/>
-              <w:jc w:val="left"/>
-              <w:rPr>
-                <w:rFonts w:hint="default" w:ascii="Segoe UI" w:hAnsi="Segoe UI" w:eastAsia="Segoe UI" w:cs="Segoe UI"/>
-                <w:i w:val="0"/>
-                <w:iCs w:val="0"/>
-                <w:caps w:val="0"/>
-                <w:color w:val="0F1115"/>
-                <w:spacing w:val="0"/>
-                <w:sz w:val="18"/>
-                <w:szCs w:val="18"/>
-              </w:rPr>
-            </w:pPr>
-            <w:r>
-              <w:rPr>
-                <w:rFonts w:hint="default" w:ascii="Segoe UI" w:hAnsi="Segoe UI" w:eastAsia="Segoe UI" w:cs="Segoe UI"/>
-                <w:i w:val="0"/>
-                <w:iCs w:val="0"/>
-                <w:caps w:val="0"/>
-                <w:snapToGrid w:val="0"/>
-                <w:color w:val="0F1115"/>
-                <w:spacing w:val="0"/>
-                <w:kern w:val="0"/>
-                <w:sz w:val="18"/>
-                <w:szCs w:val="18"/>
-                <w:lang w:val="en-US" w:eastAsia="zh-CN"/>
-              </w:rPr>
-              <w:t>10分</w:t>
-            </w:r>
-          </w:p>
-        </w:tc>
-        <w:tc>
-          <w:tcPr>
-            <w:tcW w:w="0" w:type="auto"/>
-            <w:tcBorders>
-              <w:top w:val="single" w:color="auto" w:sz="4" w:space="0"/>
-              <w:left w:val="single" w:color="auto" w:sz="4" w:space="0"/>
-              <w:bottom w:val="single" w:color="auto" w:sz="4" w:space="0"/>
-              <w:right w:val="single" w:color="auto" w:sz="4" w:space="0"/>
-            </w:tcBorders>
-            <w:shd w:val="clear" w:color="auto" w:fill="auto"/>
-            <w:tcMar>
-              <w:top w:w="120" w:type="dxa"/>
-              <w:left w:w="192" w:type="dxa"/>
-              <w:bottom w:w="120" w:type="dxa"/>
-              <w:right w:w="0" w:type="dxa"/>
-            </w:tcMar>
-            <w:vAlign w:val="center"/>
-          </w:tcPr>
-          <w:p>
-            <w:pPr>
-              <w:keepNext w:val="0"/>
-              <w:keepLines w:val="0"/>
-              <w:widowControl/>
-              <w:suppressLineNumbers w:val="0"/>
-              <w:spacing w:line="300" w:lineRule="atLeast"/>
-              <w:jc w:val="left"/>
-              <w:rPr>
-                <w:rFonts w:hint="default" w:ascii="Segoe UI" w:hAnsi="Segoe UI" w:eastAsia="Segoe UI" w:cs="Segoe UI"/>
-                <w:i w:val="0"/>
-                <w:iCs w:val="0"/>
-                <w:caps w:val="0"/>
-                <w:color w:val="0F1115"/>
-                <w:spacing w:val="0"/>
-                <w:sz w:val="18"/>
-                <w:szCs w:val="18"/>
-              </w:rPr>
-            </w:pPr>
-            <w:r>
-              <w:rPr>
-                <w:rFonts w:hint="default" w:ascii="Segoe UI" w:hAnsi="Segoe UI" w:eastAsia="Segoe UI" w:cs="Segoe UI"/>
-                <w:i w:val="0"/>
-                <w:iCs w:val="0"/>
-                <w:caps w:val="0"/>
-                <w:snapToGrid w:val="0"/>
-                <w:color w:val="0F1115"/>
-                <w:spacing w:val="0"/>
-                <w:kern w:val="0"/>
-                <w:sz w:val="18"/>
-                <w:szCs w:val="18"/>
-                <w:lang w:val="en-US" w:eastAsia="zh-CN"/>
-              </w:rPr>
-              <w:t>评估服务过程是否符合既定流程与标准。</w:t>
-            </w:r>
-          </w:p>
-        </w:tc>
-      </w:tr>
-      <w:tr>
-        <w:tblPrEx>
-          <w:tblBorders>
-            <w:top w:val="none" w:color="auto" w:sz="0" w:space="0"/>
-            <w:left w:val="none" w:color="auto" w:sz="0" w:space="0"/>
-            <w:bottom w:val="none" w:color="auto" w:sz="0" w:space="0"/>
-            <w:right w:val="none" w:color="auto" w:sz="0" w:space="0"/>
-            <w:insideH w:val="none" w:color="auto" w:sz="0" w:space="0"/>
-            <w:insideV w:val="none" w:color="auto" w:sz="0" w:space="0"/>
-          </w:tblBorders>
-          <w:tblCellMar>
-            <w:top w:w="15" w:type="dxa"/>
-            <w:left w:w="15" w:type="dxa"/>
-            <w:bottom w:w="15" w:type="dxa"/>
-            <w:right w:w="15" w:type="dxa"/>
-          </w:tblCellMar>
-        </w:tblPrEx>
-        <w:trPr>
-          <w:jc w:val="center"/>
-        </w:trPr>
-        <w:tc>
-          <w:tcPr>
-            <w:tcW w:w="0" w:type="auto"/>
-            <w:tcBorders>
-              <w:top w:val="single" w:color="auto" w:sz="4" w:space="0"/>
-              <w:left w:val="single" w:color="auto" w:sz="4" w:space="0"/>
-              <w:bottom w:val="single" w:color="auto" w:sz="4" w:space="0"/>
-              <w:right w:val="single" w:color="auto" w:sz="4" w:space="0"/>
-            </w:tcBorders>
-            <w:shd w:val="clear" w:color="auto" w:fill="auto"/>
-            <w:tcMar>
-              <w:top w:w="120" w:type="dxa"/>
-              <w:left w:w="0" w:type="dxa"/>
-              <w:bottom w:w="120" w:type="dxa"/>
-              <w:right w:w="192" w:type="dxa"/>
-            </w:tcMar>
-            <w:vAlign w:val="center"/>
-          </w:tcPr>
-          <w:p>
-            <w:pPr>
-              <w:keepNext w:val="0"/>
-              <w:keepLines w:val="0"/>
-              <w:widowControl/>
-              <w:suppressLineNumbers w:val="0"/>
-              <w:spacing w:line="300" w:lineRule="atLeast"/>
-              <w:jc w:val="left"/>
-              <w:rPr>
-                <w:rFonts w:hint="default" w:ascii="Segoe UI" w:hAnsi="Segoe UI" w:eastAsia="Segoe UI" w:cs="Segoe UI"/>
-                <w:i w:val="0"/>
-                <w:iCs w:val="0"/>
-                <w:caps w:val="0"/>
-                <w:color w:val="0F1115"/>
-                <w:spacing w:val="0"/>
-                <w:sz w:val="18"/>
-                <w:szCs w:val="18"/>
-              </w:rPr>
-            </w:pPr>
-            <w:r>
-              <w:rPr>
-                <w:rFonts w:hint="default" w:ascii="Segoe UI" w:hAnsi="Segoe UI" w:eastAsia="Segoe UI" w:cs="Segoe UI"/>
-                <w:i w:val="0"/>
-                <w:iCs w:val="0"/>
-                <w:caps w:val="0"/>
-                <w:snapToGrid w:val="0"/>
-                <w:color w:val="0F1115"/>
-                <w:spacing w:val="0"/>
-                <w:kern w:val="0"/>
-                <w:sz w:val="18"/>
-                <w:szCs w:val="18"/>
-                <w:lang w:val="en-US" w:eastAsia="zh-CN"/>
-              </w:rPr>
-              <w:t>5</w:t>
-            </w:r>
-          </w:p>
-        </w:tc>
-        <w:tc>
-          <w:tcPr>
-            <w:tcW w:w="0" w:type="auto"/>
-            <w:tcBorders>
-              <w:top w:val="single" w:color="auto" w:sz="4" w:space="0"/>
-              <w:left w:val="single" w:color="auto" w:sz="4" w:space="0"/>
-              <w:bottom w:val="single" w:color="auto" w:sz="4" w:space="0"/>
-              <w:right w:val="single" w:color="auto" w:sz="4" w:space="0"/>
-            </w:tcBorders>
-            <w:shd w:val="clear" w:color="auto" w:fill="auto"/>
-            <w:tcMar>
-              <w:top w:w="120" w:type="dxa"/>
-              <w:left w:w="192" w:type="dxa"/>
-              <w:bottom w:w="120" w:type="dxa"/>
-              <w:right w:w="192" w:type="dxa"/>
-            </w:tcMar>
-            <w:vAlign w:val="center"/>
-          </w:tcPr>
-          <w:p>
-            <w:pPr>
-              <w:keepNext w:val="0"/>
-              <w:keepLines w:val="0"/>
-              <w:widowControl/>
-              <w:suppressLineNumbers w:val="0"/>
-              <w:spacing w:line="300" w:lineRule="atLeast"/>
-              <w:jc w:val="left"/>
-              <w:rPr>
-                <w:rFonts w:hint="default" w:ascii="Segoe UI" w:hAnsi="Segoe UI" w:eastAsia="Segoe UI" w:cs="Segoe UI"/>
-                <w:i w:val="0"/>
-                <w:iCs w:val="0"/>
-                <w:caps w:val="0"/>
-                <w:color w:val="0F1115"/>
-                <w:spacing w:val="0"/>
-                <w:sz w:val="18"/>
-                <w:szCs w:val="18"/>
-              </w:rPr>
-            </w:pPr>
-            <w:r>
-              <w:rPr>
-                <w:rFonts w:hint="default" w:ascii="Segoe UI" w:hAnsi="Segoe UI" w:eastAsia="Segoe UI" w:cs="Segoe UI"/>
-                <w:i w:val="0"/>
-                <w:iCs w:val="0"/>
-                <w:caps w:val="0"/>
-                <w:snapToGrid w:val="0"/>
-                <w:color w:val="0F1115"/>
-                <w:spacing w:val="0"/>
-                <w:kern w:val="0"/>
-                <w:sz w:val="18"/>
-                <w:szCs w:val="18"/>
-                <w:lang w:val="en-US" w:eastAsia="zh-CN"/>
-              </w:rPr>
-              <w:t>问题解决的效率</w:t>
-            </w:r>
-          </w:p>
-        </w:tc>
-        <w:tc>
-          <w:tcPr>
-            <w:tcW w:w="0" w:type="auto"/>
-            <w:tcBorders>
-              <w:top w:val="single" w:color="auto" w:sz="4" w:space="0"/>
-              <w:left w:val="single" w:color="auto" w:sz="4" w:space="0"/>
-              <w:bottom w:val="single" w:color="auto" w:sz="4" w:space="0"/>
-              <w:right w:val="single" w:color="auto" w:sz="4" w:space="0"/>
-            </w:tcBorders>
-            <w:shd w:val="clear" w:color="auto" w:fill="auto"/>
-            <w:tcMar>
-              <w:top w:w="120" w:type="dxa"/>
-              <w:left w:w="192" w:type="dxa"/>
-              <w:bottom w:w="120" w:type="dxa"/>
-              <w:right w:w="192" w:type="dxa"/>
-            </w:tcMar>
-            <w:vAlign w:val="center"/>
-          </w:tcPr>
-          <w:p>
-            <w:pPr>
-              <w:keepNext w:val="0"/>
-              <w:keepLines w:val="0"/>
-              <w:widowControl/>
-              <w:suppressLineNumbers w:val="0"/>
-              <w:spacing w:line="300" w:lineRule="atLeast"/>
-              <w:jc w:val="left"/>
-              <w:rPr>
-                <w:rFonts w:hint="default" w:ascii="Segoe UI" w:hAnsi="Segoe UI" w:eastAsia="Segoe UI" w:cs="Segoe UI"/>
-                <w:i w:val="0"/>
-                <w:iCs w:val="0"/>
-                <w:caps w:val="0"/>
-                <w:color w:val="0F1115"/>
-                <w:spacing w:val="0"/>
-                <w:sz w:val="18"/>
-                <w:szCs w:val="18"/>
-              </w:rPr>
-            </w:pPr>
-            <w:r>
-              <w:rPr>
-                <w:rFonts w:hint="default" w:ascii="Segoe UI" w:hAnsi="Segoe UI" w:eastAsia="Segoe UI" w:cs="Segoe UI"/>
-                <w:i w:val="0"/>
-                <w:iCs w:val="0"/>
-                <w:caps w:val="0"/>
-                <w:snapToGrid w:val="0"/>
-                <w:color w:val="0F1115"/>
-                <w:spacing w:val="0"/>
-                <w:kern w:val="0"/>
-                <w:sz w:val="18"/>
-                <w:szCs w:val="18"/>
-                <w:lang w:val="en-US" w:eastAsia="zh-CN"/>
-              </w:rPr>
-              <w:t>10分</w:t>
-            </w:r>
-          </w:p>
-        </w:tc>
-        <w:tc>
-          <w:tcPr>
-            <w:tcW w:w="0" w:type="auto"/>
-            <w:tcBorders>
-              <w:top w:val="single" w:color="auto" w:sz="4" w:space="0"/>
-              <w:left w:val="single" w:color="auto" w:sz="4" w:space="0"/>
-              <w:bottom w:val="single" w:color="auto" w:sz="4" w:space="0"/>
-              <w:right w:val="single" w:color="auto" w:sz="4" w:space="0"/>
-            </w:tcBorders>
-            <w:shd w:val="clear" w:color="auto" w:fill="auto"/>
-            <w:tcMar>
-              <w:top w:w="120" w:type="dxa"/>
-              <w:left w:w="192" w:type="dxa"/>
-              <w:bottom w:w="120" w:type="dxa"/>
-              <w:right w:w="0" w:type="dxa"/>
-            </w:tcMar>
-            <w:vAlign w:val="center"/>
-          </w:tcPr>
-          <w:p>
-            <w:pPr>
-              <w:keepNext w:val="0"/>
-              <w:keepLines w:val="0"/>
-              <w:widowControl/>
-              <w:suppressLineNumbers w:val="0"/>
-              <w:spacing w:line="300" w:lineRule="atLeast"/>
-              <w:jc w:val="left"/>
-              <w:rPr>
-                <w:rFonts w:hint="default" w:ascii="Segoe UI" w:hAnsi="Segoe UI" w:eastAsia="Segoe UI" w:cs="Segoe UI"/>
-                <w:i w:val="0"/>
-                <w:iCs w:val="0"/>
-                <w:caps w:val="0"/>
-                <w:color w:val="0F1115"/>
-                <w:spacing w:val="0"/>
-                <w:sz w:val="18"/>
-                <w:szCs w:val="18"/>
-              </w:rPr>
-            </w:pPr>
-            <w:r>
-              <w:rPr>
-                <w:rFonts w:hint="default" w:ascii="Segoe UI" w:hAnsi="Segoe UI" w:eastAsia="Segoe UI" w:cs="Segoe UI"/>
-                <w:i w:val="0"/>
-                <w:iCs w:val="0"/>
-                <w:caps w:val="0"/>
-                <w:snapToGrid w:val="0"/>
-                <w:color w:val="0F1115"/>
-                <w:spacing w:val="0"/>
-                <w:kern w:val="0"/>
-                <w:sz w:val="18"/>
-                <w:szCs w:val="18"/>
-                <w:lang w:val="en-US" w:eastAsia="zh-CN"/>
-              </w:rPr>
-              <w:t>评估从发现问题到解决方案提出的时间周期。</w:t>
-            </w:r>
-          </w:p>
-        </w:tc>
-      </w:tr>
-      <w:tr>
-        <w:tblPrEx>
-          <w:tblBorders>
-            <w:top w:val="none" w:color="auto" w:sz="0" w:space="0"/>
-            <w:left w:val="none" w:color="auto" w:sz="0" w:space="0"/>
-            <w:bottom w:val="none" w:color="auto" w:sz="0" w:space="0"/>
-            <w:right w:val="none" w:color="auto" w:sz="0" w:space="0"/>
-            <w:insideH w:val="none" w:color="auto" w:sz="0" w:space="0"/>
-            <w:insideV w:val="none" w:color="auto" w:sz="0" w:space="0"/>
-          </w:tblBorders>
-          <w:tblCellMar>
-            <w:top w:w="15" w:type="dxa"/>
-            <w:left w:w="15" w:type="dxa"/>
-            <w:bottom w:w="15" w:type="dxa"/>
-            <w:right w:w="15" w:type="dxa"/>
-          </w:tblCellMar>
-        </w:tblPrEx>
-        <w:trPr>
-          <w:jc w:val="center"/>
-        </w:trPr>
-        <w:tc>
-          <w:tcPr>
-            <w:tcW w:w="0" w:type="auto"/>
-            <w:tcBorders>
-              <w:top w:val="single" w:color="auto" w:sz="4" w:space="0"/>
-              <w:left w:val="single" w:color="auto" w:sz="4" w:space="0"/>
-              <w:bottom w:val="single" w:color="auto" w:sz="4" w:space="0"/>
-              <w:right w:val="single" w:color="auto" w:sz="4" w:space="0"/>
-            </w:tcBorders>
-            <w:shd w:val="clear" w:color="auto" w:fill="auto"/>
-            <w:tcMar>
-              <w:top w:w="120" w:type="dxa"/>
-              <w:left w:w="0" w:type="dxa"/>
-              <w:bottom w:w="120" w:type="dxa"/>
-              <w:right w:w="192" w:type="dxa"/>
-            </w:tcMar>
-            <w:vAlign w:val="center"/>
-          </w:tcPr>
-          <w:p>
-            <w:pPr>
-              <w:keepNext w:val="0"/>
-              <w:keepLines w:val="0"/>
-              <w:widowControl/>
-              <w:suppressLineNumbers w:val="0"/>
-              <w:spacing w:line="300" w:lineRule="atLeast"/>
-              <w:jc w:val="left"/>
-              <w:rPr>
-                <w:rFonts w:hint="default" w:ascii="Segoe UI" w:hAnsi="Segoe UI" w:eastAsia="Segoe UI" w:cs="Segoe UI"/>
-                <w:i w:val="0"/>
-                <w:iCs w:val="0"/>
-                <w:caps w:val="0"/>
-                <w:color w:val="0F1115"/>
-                <w:spacing w:val="0"/>
-                <w:sz w:val="18"/>
-                <w:szCs w:val="18"/>
-              </w:rPr>
-            </w:pPr>
-            <w:r>
-              <w:rPr>
-                <w:rFonts w:hint="default" w:ascii="Segoe UI" w:hAnsi="Segoe UI" w:eastAsia="Segoe UI" w:cs="Segoe UI"/>
-                <w:i w:val="0"/>
-                <w:iCs w:val="0"/>
-                <w:caps w:val="0"/>
-                <w:snapToGrid w:val="0"/>
-                <w:color w:val="0F1115"/>
-                <w:spacing w:val="0"/>
-                <w:kern w:val="0"/>
-                <w:sz w:val="18"/>
-                <w:szCs w:val="18"/>
-                <w:lang w:val="en-US" w:eastAsia="zh-CN"/>
-              </w:rPr>
-              <w:t>6</w:t>
-            </w:r>
-          </w:p>
-        </w:tc>
-        <w:tc>
-          <w:tcPr>
-            <w:tcW w:w="0" w:type="auto"/>
-            <w:tcBorders>
-              <w:top w:val="single" w:color="auto" w:sz="4" w:space="0"/>
-              <w:left w:val="single" w:color="auto" w:sz="4" w:space="0"/>
-              <w:bottom w:val="single" w:color="auto" w:sz="4" w:space="0"/>
-              <w:right w:val="single" w:color="auto" w:sz="4" w:space="0"/>
-            </w:tcBorders>
-            <w:shd w:val="clear" w:color="auto" w:fill="auto"/>
-            <w:tcMar>
-              <w:top w:w="120" w:type="dxa"/>
-              <w:left w:w="192" w:type="dxa"/>
-              <w:bottom w:w="120" w:type="dxa"/>
-              <w:right w:w="192" w:type="dxa"/>
-            </w:tcMar>
-            <w:vAlign w:val="center"/>
-          </w:tcPr>
-          <w:p>
-            <w:pPr>
-              <w:keepNext w:val="0"/>
-              <w:keepLines w:val="0"/>
-              <w:widowControl/>
-              <w:suppressLineNumbers w:val="0"/>
-              <w:spacing w:line="300" w:lineRule="atLeast"/>
-              <w:jc w:val="left"/>
-              <w:rPr>
-                <w:rFonts w:hint="default" w:ascii="Segoe UI" w:hAnsi="Segoe UI" w:eastAsia="Segoe UI" w:cs="Segoe UI"/>
-                <w:i w:val="0"/>
-                <w:iCs w:val="0"/>
-                <w:caps w:val="0"/>
-                <w:color w:val="0F1115"/>
-                <w:spacing w:val="0"/>
-                <w:sz w:val="18"/>
-                <w:szCs w:val="18"/>
-              </w:rPr>
-            </w:pPr>
-            <w:r>
-              <w:rPr>
-                <w:rFonts w:hint="default" w:ascii="Segoe UI" w:hAnsi="Segoe UI" w:eastAsia="Segoe UI" w:cs="Segoe UI"/>
-                <w:i w:val="0"/>
-                <w:iCs w:val="0"/>
-                <w:caps w:val="0"/>
-                <w:snapToGrid w:val="0"/>
-                <w:color w:val="0F1115"/>
-                <w:spacing w:val="0"/>
-                <w:kern w:val="0"/>
-                <w:sz w:val="18"/>
-                <w:szCs w:val="18"/>
-                <w:lang w:val="en-US" w:eastAsia="zh-CN"/>
-              </w:rPr>
-              <w:t>问题解决有效性</w:t>
-            </w:r>
-          </w:p>
-        </w:tc>
-        <w:tc>
-          <w:tcPr>
-            <w:tcW w:w="0" w:type="auto"/>
-            <w:tcBorders>
-              <w:top w:val="single" w:color="auto" w:sz="4" w:space="0"/>
-              <w:left w:val="single" w:color="auto" w:sz="4" w:space="0"/>
-              <w:bottom w:val="single" w:color="auto" w:sz="4" w:space="0"/>
-              <w:right w:val="single" w:color="auto" w:sz="4" w:space="0"/>
-            </w:tcBorders>
-            <w:shd w:val="clear" w:color="auto" w:fill="auto"/>
-            <w:tcMar>
-              <w:top w:w="120" w:type="dxa"/>
-              <w:left w:w="192" w:type="dxa"/>
-              <w:bottom w:w="120" w:type="dxa"/>
-              <w:right w:w="192" w:type="dxa"/>
-            </w:tcMar>
-            <w:vAlign w:val="center"/>
-          </w:tcPr>
-          <w:p>
-            <w:pPr>
-              <w:keepNext w:val="0"/>
-              <w:keepLines w:val="0"/>
-              <w:widowControl/>
-              <w:suppressLineNumbers w:val="0"/>
-              <w:spacing w:line="300" w:lineRule="atLeast"/>
-              <w:jc w:val="left"/>
-              <w:rPr>
-                <w:rFonts w:hint="default" w:ascii="Segoe UI" w:hAnsi="Segoe UI" w:eastAsia="Segoe UI" w:cs="Segoe UI"/>
-                <w:i w:val="0"/>
-                <w:iCs w:val="0"/>
-                <w:caps w:val="0"/>
-                <w:color w:val="0F1115"/>
-                <w:spacing w:val="0"/>
-                <w:sz w:val="18"/>
-                <w:szCs w:val="18"/>
-              </w:rPr>
-            </w:pPr>
-            <w:r>
-              <w:rPr>
-                <w:rFonts w:hint="default" w:ascii="Segoe UI" w:hAnsi="Segoe UI" w:eastAsia="Segoe UI" w:cs="Segoe UI"/>
-                <w:i w:val="0"/>
-                <w:iCs w:val="0"/>
-                <w:caps w:val="0"/>
-                <w:snapToGrid w:val="0"/>
-                <w:color w:val="0F1115"/>
-                <w:spacing w:val="0"/>
-                <w:kern w:val="0"/>
-                <w:sz w:val="18"/>
-                <w:szCs w:val="18"/>
-                <w:lang w:val="en-US" w:eastAsia="zh-CN"/>
-              </w:rPr>
-              <w:t>10分</w:t>
-            </w:r>
-          </w:p>
-        </w:tc>
-        <w:tc>
-          <w:tcPr>
-            <w:tcW w:w="0" w:type="auto"/>
-            <w:tcBorders>
-              <w:top w:val="single" w:color="auto" w:sz="4" w:space="0"/>
-              <w:left w:val="single" w:color="auto" w:sz="4" w:space="0"/>
-              <w:bottom w:val="single" w:color="auto" w:sz="4" w:space="0"/>
-              <w:right w:val="single" w:color="auto" w:sz="4" w:space="0"/>
-            </w:tcBorders>
-            <w:shd w:val="clear" w:color="auto" w:fill="auto"/>
-            <w:tcMar>
-              <w:top w:w="120" w:type="dxa"/>
-              <w:left w:w="192" w:type="dxa"/>
-              <w:bottom w:w="120" w:type="dxa"/>
-              <w:right w:w="0" w:type="dxa"/>
-            </w:tcMar>
-            <w:vAlign w:val="center"/>
-          </w:tcPr>
-          <w:p>
-            <w:pPr>
-              <w:keepNext w:val="0"/>
-              <w:keepLines w:val="0"/>
-              <w:widowControl/>
-              <w:suppressLineNumbers w:val="0"/>
-              <w:spacing w:line="300" w:lineRule="atLeast"/>
-              <w:jc w:val="left"/>
-              <w:rPr>
-                <w:rFonts w:hint="default" w:ascii="Segoe UI" w:hAnsi="Segoe UI" w:eastAsia="Segoe UI" w:cs="Segoe UI"/>
-                <w:i w:val="0"/>
-                <w:iCs w:val="0"/>
-                <w:caps w:val="0"/>
-                <w:color w:val="0F1115"/>
-                <w:spacing w:val="0"/>
-                <w:sz w:val="18"/>
-                <w:szCs w:val="18"/>
-              </w:rPr>
-            </w:pPr>
-            <w:r>
-              <w:rPr>
-                <w:rFonts w:hint="default" w:ascii="Segoe UI" w:hAnsi="Segoe UI" w:eastAsia="Segoe UI" w:cs="Segoe UI"/>
-                <w:i w:val="0"/>
-                <w:iCs w:val="0"/>
-                <w:caps w:val="0"/>
-                <w:snapToGrid w:val="0"/>
-                <w:color w:val="0F1115"/>
-                <w:spacing w:val="0"/>
-                <w:kern w:val="0"/>
-                <w:sz w:val="18"/>
-                <w:szCs w:val="18"/>
-                <w:lang w:val="en-US" w:eastAsia="zh-CN"/>
-              </w:rPr>
-              <w:t>评估解决方案是否彻底、根本地解决了问题，无复发。</w:t>
-            </w:r>
-          </w:p>
-        </w:tc>
-      </w:tr>
-      <w:tr>
-        <w:tblPrEx>
-          <w:tblBorders>
-            <w:top w:val="none" w:color="auto" w:sz="0" w:space="0"/>
-            <w:left w:val="none" w:color="auto" w:sz="0" w:space="0"/>
-            <w:bottom w:val="none" w:color="auto" w:sz="0" w:space="0"/>
-            <w:right w:val="none" w:color="auto" w:sz="0" w:space="0"/>
-            <w:insideH w:val="none" w:color="auto" w:sz="0" w:space="0"/>
-            <w:insideV w:val="none" w:color="auto" w:sz="0" w:space="0"/>
-          </w:tblBorders>
-          <w:tblCellMar>
-            <w:top w:w="15" w:type="dxa"/>
-            <w:left w:w="15" w:type="dxa"/>
-            <w:bottom w:w="15" w:type="dxa"/>
-            <w:right w:w="15" w:type="dxa"/>
-          </w:tblCellMar>
-        </w:tblPrEx>
-        <w:trPr>
-          <w:jc w:val="center"/>
-        </w:trPr>
-        <w:tc>
-          <w:tcPr>
-            <w:tcW w:w="0" w:type="auto"/>
-            <w:tcBorders>
-              <w:top w:val="single" w:color="auto" w:sz="4" w:space="0"/>
-              <w:left w:val="single" w:color="auto" w:sz="4" w:space="0"/>
-              <w:bottom w:val="single" w:color="auto" w:sz="4" w:space="0"/>
-              <w:right w:val="single" w:color="auto" w:sz="4" w:space="0"/>
-            </w:tcBorders>
-            <w:shd w:val="clear" w:color="auto" w:fill="auto"/>
-            <w:tcMar>
-              <w:top w:w="120" w:type="dxa"/>
-              <w:left w:w="0" w:type="dxa"/>
-              <w:bottom w:w="120" w:type="dxa"/>
-              <w:right w:w="192" w:type="dxa"/>
-            </w:tcMar>
-            <w:vAlign w:val="center"/>
-          </w:tcPr>
-          <w:p>
-            <w:pPr>
-              <w:keepNext w:val="0"/>
-              <w:keepLines w:val="0"/>
-              <w:widowControl/>
-              <w:suppressLineNumbers w:val="0"/>
-              <w:spacing w:line="300" w:lineRule="atLeast"/>
-              <w:jc w:val="left"/>
-              <w:rPr>
-                <w:rFonts w:hint="default" w:ascii="Segoe UI" w:hAnsi="Segoe UI" w:eastAsia="Segoe UI" w:cs="Segoe UI"/>
-                <w:i w:val="0"/>
-                <w:iCs w:val="0"/>
-                <w:caps w:val="0"/>
-                <w:color w:val="0F1115"/>
-                <w:spacing w:val="0"/>
-                <w:sz w:val="18"/>
-                <w:szCs w:val="18"/>
-              </w:rPr>
-            </w:pPr>
-            <w:r>
-              <w:rPr>
-                <w:rFonts w:hint="default" w:ascii="Segoe UI" w:hAnsi="Segoe UI" w:eastAsia="Segoe UI" w:cs="Segoe UI"/>
-                <w:i w:val="0"/>
-                <w:iCs w:val="0"/>
-                <w:caps w:val="0"/>
-                <w:snapToGrid w:val="0"/>
-                <w:color w:val="0F1115"/>
-                <w:spacing w:val="0"/>
-                <w:kern w:val="0"/>
-                <w:sz w:val="18"/>
-                <w:szCs w:val="18"/>
-                <w:lang w:val="en-US" w:eastAsia="zh-CN"/>
-              </w:rPr>
-              <w:t>7</w:t>
-            </w:r>
-          </w:p>
-        </w:tc>
-        <w:tc>
-          <w:tcPr>
-            <w:tcW w:w="0" w:type="auto"/>
-            <w:tcBorders>
-              <w:top w:val="single" w:color="auto" w:sz="4" w:space="0"/>
-              <w:left w:val="single" w:color="auto" w:sz="4" w:space="0"/>
-              <w:bottom w:val="single" w:color="auto" w:sz="4" w:space="0"/>
-              <w:right w:val="single" w:color="auto" w:sz="4" w:space="0"/>
-            </w:tcBorders>
-            <w:shd w:val="clear" w:color="auto" w:fill="auto"/>
-            <w:tcMar>
-              <w:top w:w="120" w:type="dxa"/>
-              <w:left w:w="192" w:type="dxa"/>
-              <w:bottom w:w="120" w:type="dxa"/>
-              <w:right w:w="192" w:type="dxa"/>
-            </w:tcMar>
-            <w:vAlign w:val="center"/>
-          </w:tcPr>
-          <w:p>
-            <w:pPr>
-              <w:keepNext w:val="0"/>
-              <w:keepLines w:val="0"/>
-              <w:widowControl/>
-              <w:suppressLineNumbers w:val="0"/>
-              <w:spacing w:line="300" w:lineRule="atLeast"/>
-              <w:jc w:val="left"/>
-              <w:rPr>
-                <w:rFonts w:hint="default" w:ascii="Segoe UI" w:hAnsi="Segoe UI" w:eastAsia="Segoe UI" w:cs="Segoe UI"/>
-                <w:i w:val="0"/>
-                <w:iCs w:val="0"/>
-                <w:caps w:val="0"/>
-                <w:color w:val="0F1115"/>
-                <w:spacing w:val="0"/>
-                <w:sz w:val="18"/>
-                <w:szCs w:val="18"/>
-              </w:rPr>
-            </w:pPr>
-            <w:r>
-              <w:rPr>
-                <w:rFonts w:hint="default" w:ascii="Segoe UI" w:hAnsi="Segoe UI" w:eastAsia="Segoe UI" w:cs="Segoe UI"/>
-                <w:i w:val="0"/>
-                <w:iCs w:val="0"/>
-                <w:caps w:val="0"/>
-                <w:snapToGrid w:val="0"/>
-                <w:color w:val="0F1115"/>
-                <w:spacing w:val="0"/>
-                <w:kern w:val="0"/>
-                <w:sz w:val="18"/>
-                <w:szCs w:val="18"/>
-                <w:lang w:val="en-US" w:eastAsia="zh-CN"/>
-              </w:rPr>
-              <w:t>咨询及培训</w:t>
-            </w:r>
-          </w:p>
-        </w:tc>
-        <w:tc>
-          <w:tcPr>
-            <w:tcW w:w="0" w:type="auto"/>
-            <w:tcBorders>
-              <w:top w:val="single" w:color="auto" w:sz="4" w:space="0"/>
-              <w:left w:val="single" w:color="auto" w:sz="4" w:space="0"/>
-              <w:bottom w:val="single" w:color="auto" w:sz="4" w:space="0"/>
-              <w:right w:val="single" w:color="auto" w:sz="4" w:space="0"/>
-            </w:tcBorders>
-            <w:shd w:val="clear" w:color="auto" w:fill="auto"/>
-            <w:tcMar>
-              <w:top w:w="120" w:type="dxa"/>
-              <w:left w:w="192" w:type="dxa"/>
-              <w:bottom w:w="120" w:type="dxa"/>
-              <w:right w:w="192" w:type="dxa"/>
-            </w:tcMar>
-            <w:vAlign w:val="center"/>
-          </w:tcPr>
-          <w:p>
-            <w:pPr>
-              <w:keepNext w:val="0"/>
-              <w:keepLines w:val="0"/>
-              <w:widowControl/>
-              <w:suppressLineNumbers w:val="0"/>
-              <w:spacing w:line="300" w:lineRule="atLeast"/>
-              <w:jc w:val="left"/>
-              <w:rPr>
-                <w:rFonts w:hint="default" w:ascii="Segoe UI" w:hAnsi="Segoe UI" w:eastAsia="Segoe UI" w:cs="Segoe UI"/>
-                <w:i w:val="0"/>
-                <w:iCs w:val="0"/>
-                <w:caps w:val="0"/>
-                <w:color w:val="0F1115"/>
-                <w:spacing w:val="0"/>
-                <w:sz w:val="18"/>
-                <w:szCs w:val="18"/>
-              </w:rPr>
-            </w:pPr>
-            <w:r>
-              <w:rPr>
-                <w:rFonts w:hint="default" w:ascii="Segoe UI" w:hAnsi="Segoe UI" w:eastAsia="Segoe UI" w:cs="Segoe UI"/>
-                <w:i w:val="0"/>
-                <w:iCs w:val="0"/>
-                <w:caps w:val="0"/>
-                <w:snapToGrid w:val="0"/>
-                <w:color w:val="0F1115"/>
-                <w:spacing w:val="0"/>
-                <w:kern w:val="0"/>
-                <w:sz w:val="18"/>
-                <w:szCs w:val="18"/>
-                <w:lang w:val="en-US" w:eastAsia="zh-CN"/>
-              </w:rPr>
-              <w:t>10分</w:t>
-            </w:r>
-          </w:p>
-        </w:tc>
-        <w:tc>
-          <w:tcPr>
-            <w:tcW w:w="0" w:type="auto"/>
-            <w:tcBorders>
-              <w:top w:val="single" w:color="auto" w:sz="4" w:space="0"/>
-              <w:left w:val="single" w:color="auto" w:sz="4" w:space="0"/>
-              <w:bottom w:val="single" w:color="auto" w:sz="4" w:space="0"/>
-              <w:right w:val="single" w:color="auto" w:sz="4" w:space="0"/>
-            </w:tcBorders>
-            <w:shd w:val="clear" w:color="auto" w:fill="auto"/>
-            <w:tcMar>
-              <w:top w:w="120" w:type="dxa"/>
-              <w:left w:w="192" w:type="dxa"/>
-              <w:bottom w:w="120" w:type="dxa"/>
-              <w:right w:w="0" w:type="dxa"/>
-            </w:tcMar>
-            <w:vAlign w:val="center"/>
-          </w:tcPr>
-          <w:p>
-            <w:pPr>
-              <w:keepNext w:val="0"/>
-              <w:keepLines w:val="0"/>
-              <w:widowControl/>
-              <w:suppressLineNumbers w:val="0"/>
-              <w:spacing w:line="300" w:lineRule="atLeast"/>
-              <w:jc w:val="left"/>
-              <w:rPr>
-                <w:rFonts w:hint="default" w:ascii="Segoe UI" w:hAnsi="Segoe UI" w:eastAsia="Segoe UI" w:cs="Segoe UI"/>
-                <w:i w:val="0"/>
-                <w:iCs w:val="0"/>
-                <w:caps w:val="0"/>
-                <w:color w:val="0F1115"/>
-                <w:spacing w:val="0"/>
-                <w:sz w:val="18"/>
-                <w:szCs w:val="18"/>
-              </w:rPr>
-            </w:pPr>
-            <w:r>
-              <w:rPr>
-                <w:rFonts w:hint="default" w:ascii="Segoe UI" w:hAnsi="Segoe UI" w:eastAsia="Segoe UI" w:cs="Segoe UI"/>
-                <w:i w:val="0"/>
-                <w:iCs w:val="0"/>
-                <w:caps w:val="0"/>
-                <w:snapToGrid w:val="0"/>
-                <w:color w:val="0F1115"/>
-                <w:spacing w:val="0"/>
-                <w:kern w:val="0"/>
-                <w:sz w:val="18"/>
-                <w:szCs w:val="18"/>
-                <w:lang w:val="en-US" w:eastAsia="zh-CN"/>
-              </w:rPr>
-              <w:t>评估日常咨询解答与培训支持的实用性与清晰度。</w:t>
-            </w:r>
-          </w:p>
-        </w:tc>
-      </w:tr>
-      <w:tr>
-        <w:tblPrEx>
-          <w:tblBorders>
-            <w:top w:val="none" w:color="auto" w:sz="0" w:space="0"/>
-            <w:left w:val="none" w:color="auto" w:sz="0" w:space="0"/>
-            <w:bottom w:val="none" w:color="auto" w:sz="0" w:space="0"/>
-            <w:right w:val="none" w:color="auto" w:sz="0" w:space="0"/>
-            <w:insideH w:val="none" w:color="auto" w:sz="0" w:space="0"/>
-            <w:insideV w:val="none" w:color="auto" w:sz="0" w:space="0"/>
-          </w:tblBorders>
-          <w:tblCellMar>
-            <w:top w:w="15" w:type="dxa"/>
-            <w:left w:w="15" w:type="dxa"/>
-            <w:bottom w:w="15" w:type="dxa"/>
-            <w:right w:w="15" w:type="dxa"/>
-          </w:tblCellMar>
-        </w:tblPrEx>
-        <w:trPr>
-          <w:jc w:val="center"/>
-        </w:trPr>
-        <w:tc>
-          <w:tcPr>
-            <w:tcW w:w="0" w:type="auto"/>
-            <w:tcBorders>
-              <w:top w:val="single" w:color="auto" w:sz="4" w:space="0"/>
-              <w:left w:val="single" w:color="auto" w:sz="4" w:space="0"/>
-              <w:bottom w:val="single" w:color="auto" w:sz="4" w:space="0"/>
-              <w:right w:val="single" w:color="auto" w:sz="4" w:space="0"/>
-            </w:tcBorders>
-            <w:shd w:val="clear" w:color="auto" w:fill="auto"/>
-            <w:tcMar>
-              <w:top w:w="120" w:type="dxa"/>
-              <w:left w:w="0" w:type="dxa"/>
-              <w:bottom w:w="120" w:type="dxa"/>
-              <w:right w:w="192" w:type="dxa"/>
-            </w:tcMar>
-            <w:vAlign w:val="center"/>
-          </w:tcPr>
-          <w:p>
-            <w:pPr>
-              <w:keepNext w:val="0"/>
-              <w:keepLines w:val="0"/>
-              <w:widowControl/>
-              <w:suppressLineNumbers w:val="0"/>
-              <w:spacing w:line="300" w:lineRule="atLeast"/>
-              <w:jc w:val="left"/>
-              <w:rPr>
-                <w:rFonts w:hint="default" w:ascii="Segoe UI" w:hAnsi="Segoe UI" w:eastAsia="Segoe UI" w:cs="Segoe UI"/>
-                <w:i w:val="0"/>
-                <w:iCs w:val="0"/>
-                <w:caps w:val="0"/>
-                <w:color w:val="0F1115"/>
-                <w:spacing w:val="0"/>
-                <w:sz w:val="18"/>
-                <w:szCs w:val="18"/>
-              </w:rPr>
-            </w:pPr>
-            <w:r>
-              <w:rPr>
-                <w:rFonts w:hint="default" w:ascii="Segoe UI" w:hAnsi="Segoe UI" w:eastAsia="Segoe UI" w:cs="Segoe UI"/>
-                <w:i w:val="0"/>
-                <w:iCs w:val="0"/>
-                <w:caps w:val="0"/>
-                <w:snapToGrid w:val="0"/>
-                <w:color w:val="0F1115"/>
-                <w:spacing w:val="0"/>
-                <w:kern w:val="0"/>
-                <w:sz w:val="18"/>
-                <w:szCs w:val="18"/>
-                <w:lang w:val="en-US" w:eastAsia="zh-CN"/>
-              </w:rPr>
-              <w:t>8</w:t>
-            </w:r>
-          </w:p>
-        </w:tc>
-        <w:tc>
-          <w:tcPr>
-            <w:tcW w:w="0" w:type="auto"/>
-            <w:tcBorders>
-              <w:top w:val="single" w:color="auto" w:sz="4" w:space="0"/>
-              <w:left w:val="single" w:color="auto" w:sz="4" w:space="0"/>
-              <w:bottom w:val="single" w:color="auto" w:sz="4" w:space="0"/>
-              <w:right w:val="single" w:color="auto" w:sz="4" w:space="0"/>
-            </w:tcBorders>
-            <w:shd w:val="clear" w:color="auto" w:fill="auto"/>
-            <w:tcMar>
-              <w:top w:w="120" w:type="dxa"/>
-              <w:left w:w="192" w:type="dxa"/>
-              <w:bottom w:w="120" w:type="dxa"/>
-              <w:right w:w="192" w:type="dxa"/>
-            </w:tcMar>
-            <w:vAlign w:val="center"/>
-          </w:tcPr>
-          <w:p>
-            <w:pPr>
-              <w:keepNext w:val="0"/>
-              <w:keepLines w:val="0"/>
-              <w:widowControl/>
-              <w:suppressLineNumbers w:val="0"/>
-              <w:spacing w:line="300" w:lineRule="atLeast"/>
-              <w:jc w:val="left"/>
-              <w:rPr>
-                <w:rFonts w:hint="default" w:ascii="Segoe UI" w:hAnsi="Segoe UI" w:eastAsia="Segoe UI" w:cs="Segoe UI"/>
-                <w:i w:val="0"/>
-                <w:iCs w:val="0"/>
-                <w:caps w:val="0"/>
-                <w:color w:val="0F1115"/>
-                <w:spacing w:val="0"/>
-                <w:sz w:val="18"/>
-                <w:szCs w:val="18"/>
-              </w:rPr>
-            </w:pPr>
-            <w:r>
-              <w:rPr>
-                <w:rFonts w:hint="default" w:ascii="Segoe UI" w:hAnsi="Segoe UI" w:eastAsia="Segoe UI" w:cs="Segoe UI"/>
-                <w:i w:val="0"/>
-                <w:iCs w:val="0"/>
-                <w:caps w:val="0"/>
-                <w:snapToGrid w:val="0"/>
-                <w:color w:val="0F1115"/>
-                <w:spacing w:val="0"/>
-                <w:kern w:val="0"/>
-                <w:sz w:val="18"/>
-                <w:szCs w:val="18"/>
-                <w:lang w:val="en-US" w:eastAsia="zh-CN"/>
-              </w:rPr>
-              <w:t>使用方便性</w:t>
-            </w:r>
-          </w:p>
-        </w:tc>
-        <w:tc>
-          <w:tcPr>
-            <w:tcW w:w="0" w:type="auto"/>
-            <w:tcBorders>
-              <w:top w:val="single" w:color="auto" w:sz="4" w:space="0"/>
-              <w:left w:val="single" w:color="auto" w:sz="4" w:space="0"/>
-              <w:bottom w:val="single" w:color="auto" w:sz="4" w:space="0"/>
-              <w:right w:val="single" w:color="auto" w:sz="4" w:space="0"/>
-            </w:tcBorders>
-            <w:shd w:val="clear" w:color="auto" w:fill="auto"/>
-            <w:tcMar>
-              <w:top w:w="120" w:type="dxa"/>
-              <w:left w:w="192" w:type="dxa"/>
-              <w:bottom w:w="120" w:type="dxa"/>
-              <w:right w:w="192" w:type="dxa"/>
-            </w:tcMar>
-            <w:vAlign w:val="center"/>
-          </w:tcPr>
-          <w:p>
-            <w:pPr>
-              <w:keepNext w:val="0"/>
-              <w:keepLines w:val="0"/>
-              <w:widowControl/>
-              <w:suppressLineNumbers w:val="0"/>
-              <w:spacing w:line="300" w:lineRule="atLeast"/>
-              <w:jc w:val="left"/>
-              <w:rPr>
-                <w:rFonts w:hint="default" w:ascii="Segoe UI" w:hAnsi="Segoe UI" w:eastAsia="Segoe UI" w:cs="Segoe UI"/>
-                <w:i w:val="0"/>
-                <w:iCs w:val="0"/>
-                <w:caps w:val="0"/>
-                <w:color w:val="0F1115"/>
-                <w:spacing w:val="0"/>
-                <w:sz w:val="18"/>
-                <w:szCs w:val="18"/>
-              </w:rPr>
-            </w:pPr>
-            <w:r>
-              <w:rPr>
-                <w:rFonts w:hint="default" w:ascii="Segoe UI" w:hAnsi="Segoe UI" w:eastAsia="Segoe UI" w:cs="Segoe UI"/>
-                <w:i w:val="0"/>
-                <w:iCs w:val="0"/>
-                <w:caps w:val="0"/>
-                <w:snapToGrid w:val="0"/>
-                <w:color w:val="0F1115"/>
-                <w:spacing w:val="0"/>
-                <w:kern w:val="0"/>
-                <w:sz w:val="18"/>
-                <w:szCs w:val="18"/>
-                <w:lang w:val="en-US" w:eastAsia="zh-CN"/>
-              </w:rPr>
-              <w:t>10分</w:t>
-            </w:r>
-          </w:p>
-        </w:tc>
-        <w:tc>
-          <w:tcPr>
-            <w:tcW w:w="0" w:type="auto"/>
-            <w:tcBorders>
-              <w:top w:val="single" w:color="auto" w:sz="4" w:space="0"/>
-              <w:left w:val="single" w:color="auto" w:sz="4" w:space="0"/>
-              <w:bottom w:val="single" w:color="auto" w:sz="4" w:space="0"/>
-              <w:right w:val="single" w:color="auto" w:sz="4" w:space="0"/>
-            </w:tcBorders>
-            <w:shd w:val="clear" w:color="auto" w:fill="auto"/>
-            <w:tcMar>
-              <w:top w:w="120" w:type="dxa"/>
-              <w:left w:w="192" w:type="dxa"/>
-              <w:bottom w:w="120" w:type="dxa"/>
-              <w:right w:w="0" w:type="dxa"/>
-            </w:tcMar>
-            <w:vAlign w:val="center"/>
-          </w:tcPr>
-          <w:p>
-            <w:pPr>
-              <w:keepNext w:val="0"/>
-              <w:keepLines w:val="0"/>
-              <w:widowControl/>
-              <w:suppressLineNumbers w:val="0"/>
-              <w:spacing w:line="300" w:lineRule="atLeast"/>
-              <w:jc w:val="left"/>
-              <w:rPr>
-                <w:rFonts w:hint="default" w:ascii="Segoe UI" w:hAnsi="Segoe UI" w:eastAsia="Segoe UI" w:cs="Segoe UI"/>
-                <w:i w:val="0"/>
-                <w:iCs w:val="0"/>
-                <w:caps w:val="0"/>
-                <w:color w:val="0F1115"/>
-                <w:spacing w:val="0"/>
-                <w:sz w:val="18"/>
-                <w:szCs w:val="18"/>
-              </w:rPr>
-            </w:pPr>
-            <w:r>
-              <w:rPr>
-                <w:rFonts w:hint="default" w:ascii="Segoe UI" w:hAnsi="Segoe UI" w:eastAsia="Segoe UI" w:cs="Segoe UI"/>
-                <w:i w:val="0"/>
-                <w:iCs w:val="0"/>
-                <w:caps w:val="0"/>
-                <w:snapToGrid w:val="0"/>
-                <w:color w:val="0F1115"/>
-                <w:spacing w:val="0"/>
-                <w:kern w:val="0"/>
-                <w:sz w:val="18"/>
-                <w:szCs w:val="18"/>
-                <w:lang w:val="en-US" w:eastAsia="zh-CN"/>
-              </w:rPr>
-              <w:t>评估所提供的系统、工具或文档是否易于理解和使用。</w:t>
-            </w:r>
-          </w:p>
-        </w:tc>
-      </w:tr>
-      <w:tr>
-        <w:tblPrEx>
-          <w:tblBorders>
-            <w:top w:val="none" w:color="auto" w:sz="0" w:space="0"/>
-            <w:left w:val="none" w:color="auto" w:sz="0" w:space="0"/>
-            <w:bottom w:val="none" w:color="auto" w:sz="0" w:space="0"/>
-            <w:right w:val="none" w:color="auto" w:sz="0" w:space="0"/>
-            <w:insideH w:val="none" w:color="auto" w:sz="0" w:space="0"/>
-            <w:insideV w:val="none" w:color="auto" w:sz="0" w:space="0"/>
-          </w:tblBorders>
-          <w:tblCellMar>
-            <w:top w:w="15" w:type="dxa"/>
-            <w:left w:w="15" w:type="dxa"/>
-            <w:bottom w:w="15" w:type="dxa"/>
-            <w:right w:w="15" w:type="dxa"/>
-          </w:tblCellMar>
-        </w:tblPrEx>
-        <w:trPr>
-          <w:jc w:val="center"/>
-        </w:trPr>
-        <w:tc>
-          <w:tcPr>
-            <w:tcW w:w="0" w:type="auto"/>
-            <w:tcBorders>
-              <w:top w:val="single" w:color="auto" w:sz="4" w:space="0"/>
-              <w:left w:val="single" w:color="auto" w:sz="4" w:space="0"/>
-              <w:bottom w:val="single" w:color="auto" w:sz="4" w:space="0"/>
-              <w:right w:val="single" w:color="auto" w:sz="4" w:space="0"/>
-            </w:tcBorders>
-            <w:shd w:val="clear" w:color="auto" w:fill="auto"/>
-            <w:tcMar>
-              <w:top w:w="120" w:type="dxa"/>
-              <w:left w:w="0" w:type="dxa"/>
-              <w:bottom w:w="120" w:type="dxa"/>
-              <w:right w:w="192" w:type="dxa"/>
-            </w:tcMar>
-            <w:vAlign w:val="center"/>
-          </w:tcPr>
-          <w:p>
-            <w:pPr>
-              <w:keepNext w:val="0"/>
-              <w:keepLines w:val="0"/>
-              <w:widowControl/>
-              <w:suppressLineNumbers w:val="0"/>
-              <w:spacing w:line="300" w:lineRule="atLeast"/>
-              <w:jc w:val="left"/>
-              <w:rPr>
-                <w:rFonts w:hint="default" w:ascii="Segoe UI" w:hAnsi="Segoe UI" w:eastAsia="Segoe UI" w:cs="Segoe UI"/>
-                <w:i w:val="0"/>
-                <w:iCs w:val="0"/>
-                <w:caps w:val="0"/>
-                <w:color w:val="0F1115"/>
-                <w:spacing w:val="0"/>
-                <w:sz w:val="18"/>
-                <w:szCs w:val="18"/>
-              </w:rPr>
-            </w:pPr>
-            <w:r>
-              <w:rPr>
-                <w:rFonts w:hint="default" w:ascii="Segoe UI" w:hAnsi="Segoe UI" w:eastAsia="Segoe UI" w:cs="Segoe UI"/>
-                <w:i w:val="0"/>
-                <w:iCs w:val="0"/>
-                <w:caps w:val="0"/>
-                <w:snapToGrid w:val="0"/>
-                <w:color w:val="0F1115"/>
-                <w:spacing w:val="0"/>
-                <w:kern w:val="0"/>
-                <w:sz w:val="18"/>
-                <w:szCs w:val="18"/>
-                <w:lang w:val="en-US" w:eastAsia="zh-CN"/>
-              </w:rPr>
-              <w:t>9</w:t>
-            </w:r>
-          </w:p>
-        </w:tc>
-        <w:tc>
-          <w:tcPr>
-            <w:tcW w:w="0" w:type="auto"/>
-            <w:tcBorders>
-              <w:top w:val="single" w:color="auto" w:sz="4" w:space="0"/>
-              <w:left w:val="single" w:color="auto" w:sz="4" w:space="0"/>
-              <w:bottom w:val="single" w:color="auto" w:sz="4" w:space="0"/>
-              <w:right w:val="single" w:color="auto" w:sz="4" w:space="0"/>
-            </w:tcBorders>
-            <w:shd w:val="clear" w:color="auto" w:fill="auto"/>
-            <w:tcMar>
-              <w:top w:w="120" w:type="dxa"/>
-              <w:left w:w="192" w:type="dxa"/>
-              <w:bottom w:w="120" w:type="dxa"/>
-              <w:right w:w="192" w:type="dxa"/>
-            </w:tcMar>
-            <w:vAlign w:val="center"/>
-          </w:tcPr>
-          <w:p>
-            <w:pPr>
-              <w:keepNext w:val="0"/>
-              <w:keepLines w:val="0"/>
-              <w:widowControl/>
-              <w:suppressLineNumbers w:val="0"/>
-              <w:spacing w:line="300" w:lineRule="atLeast"/>
-              <w:jc w:val="left"/>
-              <w:rPr>
-                <w:rFonts w:hint="default" w:ascii="Segoe UI" w:hAnsi="Segoe UI" w:eastAsia="Segoe UI" w:cs="Segoe UI"/>
-                <w:i w:val="0"/>
-                <w:iCs w:val="0"/>
-                <w:caps w:val="0"/>
-                <w:color w:val="0F1115"/>
-                <w:spacing w:val="0"/>
-                <w:sz w:val="18"/>
-                <w:szCs w:val="18"/>
-              </w:rPr>
-            </w:pPr>
-            <w:r>
-              <w:rPr>
-                <w:rFonts w:hint="default" w:ascii="Segoe UI" w:hAnsi="Segoe UI" w:eastAsia="Segoe UI" w:cs="Segoe UI"/>
-                <w:i w:val="0"/>
-                <w:iCs w:val="0"/>
-                <w:caps w:val="0"/>
-                <w:snapToGrid w:val="0"/>
-                <w:color w:val="0F1115"/>
-                <w:spacing w:val="0"/>
-                <w:kern w:val="0"/>
-                <w:sz w:val="18"/>
-                <w:szCs w:val="18"/>
-                <w:lang w:val="en-US" w:eastAsia="zh-CN"/>
-              </w:rPr>
-              <w:t>系统相关培训</w:t>
-            </w:r>
-          </w:p>
-        </w:tc>
-        <w:tc>
-          <w:tcPr>
-            <w:tcW w:w="0" w:type="auto"/>
-            <w:tcBorders>
-              <w:top w:val="single" w:color="auto" w:sz="4" w:space="0"/>
-              <w:left w:val="single" w:color="auto" w:sz="4" w:space="0"/>
-              <w:bottom w:val="single" w:color="auto" w:sz="4" w:space="0"/>
-              <w:right w:val="single" w:color="auto" w:sz="4" w:space="0"/>
-            </w:tcBorders>
-            <w:shd w:val="clear" w:color="auto" w:fill="auto"/>
-            <w:tcMar>
-              <w:top w:w="120" w:type="dxa"/>
-              <w:left w:w="192" w:type="dxa"/>
-              <w:bottom w:w="120" w:type="dxa"/>
-              <w:right w:w="192" w:type="dxa"/>
-            </w:tcMar>
-            <w:vAlign w:val="center"/>
-          </w:tcPr>
-          <w:p>
-            <w:pPr>
-              <w:keepNext w:val="0"/>
-              <w:keepLines w:val="0"/>
-              <w:widowControl/>
-              <w:suppressLineNumbers w:val="0"/>
-              <w:spacing w:line="300" w:lineRule="atLeast"/>
-              <w:jc w:val="left"/>
-              <w:rPr>
-                <w:rFonts w:hint="default" w:ascii="Segoe UI" w:hAnsi="Segoe UI" w:eastAsia="Segoe UI" w:cs="Segoe UI"/>
-                <w:i w:val="0"/>
-                <w:iCs w:val="0"/>
-                <w:caps w:val="0"/>
-                <w:color w:val="0F1115"/>
-                <w:spacing w:val="0"/>
-                <w:sz w:val="18"/>
-                <w:szCs w:val="18"/>
-              </w:rPr>
-            </w:pPr>
-            <w:r>
-              <w:rPr>
-                <w:rFonts w:hint="default" w:ascii="Segoe UI" w:hAnsi="Segoe UI" w:eastAsia="Segoe UI" w:cs="Segoe UI"/>
-                <w:i w:val="0"/>
-                <w:iCs w:val="0"/>
-                <w:caps w:val="0"/>
-                <w:snapToGrid w:val="0"/>
-                <w:color w:val="0F1115"/>
-                <w:spacing w:val="0"/>
-                <w:kern w:val="0"/>
-                <w:sz w:val="18"/>
-                <w:szCs w:val="18"/>
-                <w:lang w:val="en-US" w:eastAsia="zh-CN"/>
-              </w:rPr>
-              <w:t>10分</w:t>
-            </w:r>
-          </w:p>
-        </w:tc>
-        <w:tc>
-          <w:tcPr>
-            <w:tcW w:w="0" w:type="auto"/>
-            <w:tcBorders>
-              <w:top w:val="single" w:color="auto" w:sz="4" w:space="0"/>
-              <w:left w:val="single" w:color="auto" w:sz="4" w:space="0"/>
-              <w:bottom w:val="single" w:color="auto" w:sz="4" w:space="0"/>
-              <w:right w:val="single" w:color="auto" w:sz="4" w:space="0"/>
-            </w:tcBorders>
-            <w:shd w:val="clear" w:color="auto" w:fill="auto"/>
-            <w:tcMar>
-              <w:top w:w="120" w:type="dxa"/>
-              <w:left w:w="192" w:type="dxa"/>
-              <w:bottom w:w="120" w:type="dxa"/>
-              <w:right w:w="0" w:type="dxa"/>
-            </w:tcMar>
-            <w:vAlign w:val="center"/>
-          </w:tcPr>
-          <w:p>
-            <w:pPr>
-              <w:keepNext w:val="0"/>
-              <w:keepLines w:val="0"/>
-              <w:widowControl/>
-              <w:suppressLineNumbers w:val="0"/>
-              <w:spacing w:line="300" w:lineRule="atLeast"/>
-              <w:jc w:val="left"/>
-              <w:rPr>
-                <w:rFonts w:hint="default" w:ascii="Segoe UI" w:hAnsi="Segoe UI" w:eastAsia="Segoe UI" w:cs="Segoe UI"/>
-                <w:i w:val="0"/>
-                <w:iCs w:val="0"/>
-                <w:caps w:val="0"/>
-                <w:color w:val="0F1115"/>
-                <w:spacing w:val="0"/>
-                <w:sz w:val="18"/>
-                <w:szCs w:val="18"/>
-              </w:rPr>
-            </w:pPr>
-            <w:r>
-              <w:rPr>
-                <w:rFonts w:hint="default" w:ascii="Segoe UI" w:hAnsi="Segoe UI" w:eastAsia="Segoe UI" w:cs="Segoe UI"/>
-                <w:i w:val="0"/>
-                <w:iCs w:val="0"/>
-                <w:caps w:val="0"/>
-                <w:snapToGrid w:val="0"/>
-                <w:color w:val="0F1115"/>
-                <w:spacing w:val="0"/>
-                <w:kern w:val="0"/>
-                <w:sz w:val="18"/>
-                <w:szCs w:val="18"/>
-                <w:lang w:val="en-US" w:eastAsia="zh-CN"/>
-              </w:rPr>
-              <w:t>评估针对具体系统操作的培训质量与效果。</w:t>
+              <w:t>评估技术能力的专业性与解决问题的能力。</w:t>
             </w:r>
           </w:p>
         </w:tc>
@@ -4289,7 +2354,7 @@
                 <w:szCs w:val="18"/>
                 <w:lang w:val="en-US" w:eastAsia="zh-CN"/>
               </w:rPr>
-              <w:t>10</w:t>
+              <w:t>2</w:t>
             </w:r>
           </w:p>
         </w:tc>
@@ -4344,7 +2409,7 @@
                 <w:szCs w:val="18"/>
                 <w:lang w:val="en-US" w:eastAsia="zh-CN"/>
               </w:rPr>
-              <w:t>服务台服务水平</w:t>
+              <w:t>服务态度</w:t>
             </w:r>
           </w:p>
         </w:tc>
@@ -4454,7 +2519,7 @@
                 <w:szCs w:val="18"/>
                 <w:lang w:val="en-US" w:eastAsia="zh-CN"/>
               </w:rPr>
-              <w:t>评估服务台在接入、沟通、派单及跟进过程中的整体表现。</w:t>
+              <w:t>评估服务人员的礼貌、耐心与合作精神。</w:t>
             </w:r>
           </w:p>
         </w:tc>
@@ -4469,6 +2534,1943 @@
             <w:insideH w:val="none" w:color="auto" w:sz="0" w:space="0"/>
             <w:insideV w:val="none" w:color="auto" w:sz="0" w:space="0"/>
           </w:tblBorders>
+          <w:shd w:val="clear" w:color="auto" w:fill="auto"/>
+          <w:tblCellMar>
+            <w:top w:w="15" w:type="dxa"/>
+            <w:left w:w="15" w:type="dxa"/>
+            <w:bottom w:w="15" w:type="dxa"/>
+            <w:right w:w="15" w:type="dxa"/>
+          </w:tblCellMar>
+        </w:tblPrEx>
+        <w:trPr>
+          <w:jc w:val="center"/>
+        </w:trPr>
+        <w:tc>
+          <w:tcPr>
+            <w:tcW w:w="0" w:type="auto"/>
+            <w:tcBorders>
+              <w:top w:val="single" w:color="auto" w:sz="4" w:space="0"/>
+              <w:left w:val="single" w:color="auto" w:sz="4" w:space="0"/>
+              <w:bottom w:val="single" w:color="auto" w:sz="4" w:space="0"/>
+              <w:right w:val="single" w:color="auto" w:sz="4" w:space="0"/>
+            </w:tcBorders>
+            <w:shd w:val="clear" w:color="auto" w:fill="auto"/>
+            <w:tcMar>
+              <w:top w:w="120" w:type="dxa"/>
+              <w:left w:w="0" w:type="dxa"/>
+              <w:bottom w:w="120" w:type="dxa"/>
+              <w:right w:w="192" w:type="dxa"/>
+            </w:tcMar>
+            <w:vAlign w:val="center"/>
+          </w:tcPr>
+          <w:p>
+            <w:pPr>
+              <w:keepNext w:val="0"/>
+              <w:keepLines w:val="0"/>
+              <w:widowControl/>
+              <w:suppressLineNumbers w:val="0"/>
+              <w:spacing w:line="300" w:lineRule="atLeast"/>
+              <w:jc w:val="left"/>
+              <w:rPr>
+                <w:rFonts w:hint="default" w:ascii="Segoe UI" w:hAnsi="Segoe UI" w:eastAsia="Segoe UI" w:cs="Segoe UI"/>
+                <w:i w:val="0"/>
+                <w:iCs w:val="0"/>
+                <w:caps w:val="0"/>
+                <w:color w:val="0F1115"/>
+                <w:spacing w:val="0"/>
+                <w:sz w:val="18"/>
+                <w:szCs w:val="18"/>
+              </w:rPr>
+            </w:pPr>
+            <w:r>
+              <w:rPr>
+                <w:rFonts w:hint="default" w:ascii="Segoe UI" w:hAnsi="Segoe UI" w:eastAsia="Segoe UI" w:cs="Segoe UI"/>
+                <w:i w:val="0"/>
+                <w:iCs w:val="0"/>
+                <w:caps w:val="0"/>
+                <w:snapToGrid w:val="0"/>
+                <w:color w:val="0F1115"/>
+                <w:spacing w:val="0"/>
+                <w:kern w:val="0"/>
+                <w:sz w:val="18"/>
+                <w:szCs w:val="18"/>
+                <w:lang w:val="en-US" w:eastAsia="zh-CN"/>
+              </w:rPr>
+              <w:t>3</w:t>
+            </w:r>
+          </w:p>
+        </w:tc>
+        <w:tc>
+          <w:tcPr>
+            <w:tcW w:w="0" w:type="auto"/>
+            <w:tcBorders>
+              <w:top w:val="single" w:color="auto" w:sz="4" w:space="0"/>
+              <w:left w:val="single" w:color="auto" w:sz="4" w:space="0"/>
+              <w:bottom w:val="single" w:color="auto" w:sz="4" w:space="0"/>
+              <w:right w:val="single" w:color="auto" w:sz="4" w:space="0"/>
+            </w:tcBorders>
+            <w:shd w:val="clear" w:color="auto" w:fill="auto"/>
+            <w:tcMar>
+              <w:top w:w="120" w:type="dxa"/>
+              <w:left w:w="192" w:type="dxa"/>
+              <w:bottom w:w="120" w:type="dxa"/>
+              <w:right w:w="192" w:type="dxa"/>
+            </w:tcMar>
+            <w:vAlign w:val="center"/>
+          </w:tcPr>
+          <w:p>
+            <w:pPr>
+              <w:keepNext w:val="0"/>
+              <w:keepLines w:val="0"/>
+              <w:widowControl/>
+              <w:suppressLineNumbers w:val="0"/>
+              <w:spacing w:line="300" w:lineRule="atLeast"/>
+              <w:jc w:val="left"/>
+              <w:rPr>
+                <w:rFonts w:hint="default" w:ascii="Segoe UI" w:hAnsi="Segoe UI" w:eastAsia="Segoe UI" w:cs="Segoe UI"/>
+                <w:i w:val="0"/>
+                <w:iCs w:val="0"/>
+                <w:caps w:val="0"/>
+                <w:color w:val="0F1115"/>
+                <w:spacing w:val="0"/>
+                <w:sz w:val="18"/>
+                <w:szCs w:val="18"/>
+              </w:rPr>
+            </w:pPr>
+            <w:r>
+              <w:rPr>
+                <w:rFonts w:hint="default" w:ascii="Segoe UI" w:hAnsi="Segoe UI" w:eastAsia="Segoe UI" w:cs="Segoe UI"/>
+                <w:i w:val="0"/>
+                <w:iCs w:val="0"/>
+                <w:caps w:val="0"/>
+                <w:snapToGrid w:val="0"/>
+                <w:color w:val="0F1115"/>
+                <w:spacing w:val="0"/>
+                <w:kern w:val="0"/>
+                <w:sz w:val="18"/>
+                <w:szCs w:val="18"/>
+                <w:lang w:val="en-US" w:eastAsia="zh-CN"/>
+              </w:rPr>
+              <w:t>服务及时性</w:t>
+            </w:r>
+          </w:p>
+        </w:tc>
+        <w:tc>
+          <w:tcPr>
+            <w:tcW w:w="0" w:type="auto"/>
+            <w:tcBorders>
+              <w:top w:val="single" w:color="auto" w:sz="4" w:space="0"/>
+              <w:left w:val="single" w:color="auto" w:sz="4" w:space="0"/>
+              <w:bottom w:val="single" w:color="auto" w:sz="4" w:space="0"/>
+              <w:right w:val="single" w:color="auto" w:sz="4" w:space="0"/>
+            </w:tcBorders>
+            <w:shd w:val="clear" w:color="auto" w:fill="auto"/>
+            <w:tcMar>
+              <w:top w:w="120" w:type="dxa"/>
+              <w:left w:w="192" w:type="dxa"/>
+              <w:bottom w:w="120" w:type="dxa"/>
+              <w:right w:w="192" w:type="dxa"/>
+            </w:tcMar>
+            <w:vAlign w:val="center"/>
+          </w:tcPr>
+          <w:p>
+            <w:pPr>
+              <w:keepNext w:val="0"/>
+              <w:keepLines w:val="0"/>
+              <w:widowControl/>
+              <w:suppressLineNumbers w:val="0"/>
+              <w:spacing w:line="300" w:lineRule="atLeast"/>
+              <w:jc w:val="left"/>
+              <w:rPr>
+                <w:rFonts w:hint="default" w:ascii="Segoe UI" w:hAnsi="Segoe UI" w:eastAsia="Segoe UI" w:cs="Segoe UI"/>
+                <w:i w:val="0"/>
+                <w:iCs w:val="0"/>
+                <w:caps w:val="0"/>
+                <w:color w:val="0F1115"/>
+                <w:spacing w:val="0"/>
+                <w:sz w:val="18"/>
+                <w:szCs w:val="18"/>
+              </w:rPr>
+            </w:pPr>
+            <w:r>
+              <w:rPr>
+                <w:rFonts w:hint="default" w:ascii="Segoe UI" w:hAnsi="Segoe UI" w:eastAsia="Segoe UI" w:cs="Segoe UI"/>
+                <w:i w:val="0"/>
+                <w:iCs w:val="0"/>
+                <w:caps w:val="0"/>
+                <w:snapToGrid w:val="0"/>
+                <w:color w:val="0F1115"/>
+                <w:spacing w:val="0"/>
+                <w:kern w:val="0"/>
+                <w:sz w:val="18"/>
+                <w:szCs w:val="18"/>
+                <w:lang w:val="en-US" w:eastAsia="zh-CN"/>
+              </w:rPr>
+              <w:t>10分</w:t>
+            </w:r>
+          </w:p>
+        </w:tc>
+        <w:tc>
+          <w:tcPr>
+            <w:tcW w:w="0" w:type="auto"/>
+            <w:tcBorders>
+              <w:top w:val="single" w:color="auto" w:sz="4" w:space="0"/>
+              <w:left w:val="single" w:color="auto" w:sz="4" w:space="0"/>
+              <w:bottom w:val="single" w:color="auto" w:sz="4" w:space="0"/>
+              <w:right w:val="single" w:color="auto" w:sz="4" w:space="0"/>
+            </w:tcBorders>
+            <w:shd w:val="clear" w:color="auto" w:fill="auto"/>
+            <w:tcMar>
+              <w:top w:w="120" w:type="dxa"/>
+              <w:left w:w="192" w:type="dxa"/>
+              <w:bottom w:w="120" w:type="dxa"/>
+              <w:right w:w="0" w:type="dxa"/>
+            </w:tcMar>
+            <w:vAlign w:val="center"/>
+          </w:tcPr>
+          <w:p>
+            <w:pPr>
+              <w:keepNext w:val="0"/>
+              <w:keepLines w:val="0"/>
+              <w:widowControl/>
+              <w:suppressLineNumbers w:val="0"/>
+              <w:spacing w:line="300" w:lineRule="atLeast"/>
+              <w:jc w:val="left"/>
+              <w:rPr>
+                <w:rFonts w:hint="default" w:ascii="Segoe UI" w:hAnsi="Segoe UI" w:eastAsia="Segoe UI" w:cs="Segoe UI"/>
+                <w:i w:val="0"/>
+                <w:iCs w:val="0"/>
+                <w:caps w:val="0"/>
+                <w:color w:val="0F1115"/>
+                <w:spacing w:val="0"/>
+                <w:sz w:val="18"/>
+                <w:szCs w:val="18"/>
+              </w:rPr>
+            </w:pPr>
+            <w:r>
+              <w:rPr>
+                <w:rFonts w:hint="default" w:ascii="Segoe UI" w:hAnsi="Segoe UI" w:eastAsia="Segoe UI" w:cs="Segoe UI"/>
+                <w:i w:val="0"/>
+                <w:iCs w:val="0"/>
+                <w:caps w:val="0"/>
+                <w:snapToGrid w:val="0"/>
+                <w:color w:val="0F1115"/>
+                <w:spacing w:val="0"/>
+                <w:kern w:val="0"/>
+                <w:sz w:val="18"/>
+                <w:szCs w:val="18"/>
+                <w:lang w:val="en-US" w:eastAsia="zh-CN"/>
+              </w:rPr>
+              <w:t>评估响应请求、到达现场及处理问题的速度。</w:t>
+            </w:r>
+          </w:p>
+        </w:tc>
+      </w:tr>
+      <w:tr>
+        <w:tblPrEx>
+          <w:tblBorders>
+            <w:top w:val="none" w:color="auto" w:sz="0" w:space="0"/>
+            <w:left w:val="none" w:color="auto" w:sz="0" w:space="0"/>
+            <w:bottom w:val="none" w:color="auto" w:sz="0" w:space="0"/>
+            <w:right w:val="none" w:color="auto" w:sz="0" w:space="0"/>
+            <w:insideH w:val="none" w:color="auto" w:sz="0" w:space="0"/>
+            <w:insideV w:val="none" w:color="auto" w:sz="0" w:space="0"/>
+          </w:tblBorders>
+          <w:shd w:val="clear" w:color="auto" w:fill="auto"/>
+          <w:tblCellMar>
+            <w:top w:w="15" w:type="dxa"/>
+            <w:left w:w="15" w:type="dxa"/>
+            <w:bottom w:w="15" w:type="dxa"/>
+            <w:right w:w="15" w:type="dxa"/>
+          </w:tblCellMar>
+        </w:tblPrEx>
+        <w:trPr>
+          <w:jc w:val="center"/>
+        </w:trPr>
+        <w:tc>
+          <w:tcPr>
+            <w:tcW w:w="0" w:type="auto"/>
+            <w:tcBorders>
+              <w:top w:val="single" w:color="auto" w:sz="4" w:space="0"/>
+              <w:left w:val="single" w:color="auto" w:sz="4" w:space="0"/>
+              <w:bottom w:val="single" w:color="auto" w:sz="4" w:space="0"/>
+              <w:right w:val="single" w:color="auto" w:sz="4" w:space="0"/>
+            </w:tcBorders>
+            <w:shd w:val="clear" w:color="auto" w:fill="auto"/>
+            <w:tcMar>
+              <w:top w:w="120" w:type="dxa"/>
+              <w:left w:w="0" w:type="dxa"/>
+              <w:bottom w:w="120" w:type="dxa"/>
+              <w:right w:w="192" w:type="dxa"/>
+            </w:tcMar>
+            <w:vAlign w:val="center"/>
+          </w:tcPr>
+          <w:p>
+            <w:pPr>
+              <w:keepNext w:val="0"/>
+              <w:keepLines w:val="0"/>
+              <w:widowControl/>
+              <w:suppressLineNumbers w:val="0"/>
+              <w:spacing w:line="300" w:lineRule="atLeast"/>
+              <w:jc w:val="left"/>
+              <w:rPr>
+                <w:rFonts w:hint="default" w:ascii="Segoe UI" w:hAnsi="Segoe UI" w:eastAsia="Segoe UI" w:cs="Segoe UI"/>
+                <w:i w:val="0"/>
+                <w:iCs w:val="0"/>
+                <w:caps w:val="0"/>
+                <w:color w:val="0F1115"/>
+                <w:spacing w:val="0"/>
+                <w:sz w:val="18"/>
+                <w:szCs w:val="18"/>
+              </w:rPr>
+            </w:pPr>
+            <w:r>
+              <w:rPr>
+                <w:rFonts w:hint="default" w:ascii="Segoe UI" w:hAnsi="Segoe UI" w:eastAsia="Segoe UI" w:cs="Segoe UI"/>
+                <w:i w:val="0"/>
+                <w:iCs w:val="0"/>
+                <w:caps w:val="0"/>
+                <w:snapToGrid w:val="0"/>
+                <w:color w:val="0F1115"/>
+                <w:spacing w:val="0"/>
+                <w:kern w:val="0"/>
+                <w:sz w:val="18"/>
+                <w:szCs w:val="18"/>
+                <w:lang w:val="en-US" w:eastAsia="zh-CN"/>
+              </w:rPr>
+              <w:t>4</w:t>
+            </w:r>
+          </w:p>
+        </w:tc>
+        <w:tc>
+          <w:tcPr>
+            <w:tcW w:w="0" w:type="auto"/>
+            <w:tcBorders>
+              <w:top w:val="single" w:color="auto" w:sz="4" w:space="0"/>
+              <w:left w:val="single" w:color="auto" w:sz="4" w:space="0"/>
+              <w:bottom w:val="single" w:color="auto" w:sz="4" w:space="0"/>
+              <w:right w:val="single" w:color="auto" w:sz="4" w:space="0"/>
+            </w:tcBorders>
+            <w:shd w:val="clear" w:color="auto" w:fill="auto"/>
+            <w:tcMar>
+              <w:top w:w="120" w:type="dxa"/>
+              <w:left w:w="192" w:type="dxa"/>
+              <w:bottom w:w="120" w:type="dxa"/>
+              <w:right w:w="192" w:type="dxa"/>
+            </w:tcMar>
+            <w:vAlign w:val="center"/>
+          </w:tcPr>
+          <w:p>
+            <w:pPr>
+              <w:keepNext w:val="0"/>
+              <w:keepLines w:val="0"/>
+              <w:widowControl/>
+              <w:suppressLineNumbers w:val="0"/>
+              <w:spacing w:line="300" w:lineRule="atLeast"/>
+              <w:jc w:val="left"/>
+              <w:rPr>
+                <w:rFonts w:hint="default" w:ascii="Segoe UI" w:hAnsi="Segoe UI" w:eastAsia="Segoe UI" w:cs="Segoe UI"/>
+                <w:i w:val="0"/>
+                <w:iCs w:val="0"/>
+                <w:caps w:val="0"/>
+                <w:color w:val="0F1115"/>
+                <w:spacing w:val="0"/>
+                <w:sz w:val="18"/>
+                <w:szCs w:val="18"/>
+              </w:rPr>
+            </w:pPr>
+            <w:r>
+              <w:rPr>
+                <w:rFonts w:hint="default" w:ascii="Segoe UI" w:hAnsi="Segoe UI" w:eastAsia="Segoe UI" w:cs="Segoe UI"/>
+                <w:i w:val="0"/>
+                <w:iCs w:val="0"/>
+                <w:caps w:val="0"/>
+                <w:snapToGrid w:val="0"/>
+                <w:color w:val="0F1115"/>
+                <w:spacing w:val="0"/>
+                <w:kern w:val="0"/>
+                <w:sz w:val="18"/>
+                <w:szCs w:val="18"/>
+                <w:lang w:val="en-US" w:eastAsia="zh-CN"/>
+              </w:rPr>
+              <w:t>服务规范性</w:t>
+            </w:r>
+          </w:p>
+        </w:tc>
+        <w:tc>
+          <w:tcPr>
+            <w:tcW w:w="0" w:type="auto"/>
+            <w:tcBorders>
+              <w:top w:val="single" w:color="auto" w:sz="4" w:space="0"/>
+              <w:left w:val="single" w:color="auto" w:sz="4" w:space="0"/>
+              <w:bottom w:val="single" w:color="auto" w:sz="4" w:space="0"/>
+              <w:right w:val="single" w:color="auto" w:sz="4" w:space="0"/>
+            </w:tcBorders>
+            <w:shd w:val="clear" w:color="auto" w:fill="auto"/>
+            <w:tcMar>
+              <w:top w:w="120" w:type="dxa"/>
+              <w:left w:w="192" w:type="dxa"/>
+              <w:bottom w:w="120" w:type="dxa"/>
+              <w:right w:w="192" w:type="dxa"/>
+            </w:tcMar>
+            <w:vAlign w:val="center"/>
+          </w:tcPr>
+          <w:p>
+            <w:pPr>
+              <w:keepNext w:val="0"/>
+              <w:keepLines w:val="0"/>
+              <w:widowControl/>
+              <w:suppressLineNumbers w:val="0"/>
+              <w:spacing w:line="300" w:lineRule="atLeast"/>
+              <w:jc w:val="left"/>
+              <w:rPr>
+                <w:rFonts w:hint="default" w:ascii="Segoe UI" w:hAnsi="Segoe UI" w:eastAsia="Segoe UI" w:cs="Segoe UI"/>
+                <w:i w:val="0"/>
+                <w:iCs w:val="0"/>
+                <w:caps w:val="0"/>
+                <w:color w:val="0F1115"/>
+                <w:spacing w:val="0"/>
+                <w:sz w:val="18"/>
+                <w:szCs w:val="18"/>
+              </w:rPr>
+            </w:pPr>
+            <w:r>
+              <w:rPr>
+                <w:rFonts w:hint="default" w:ascii="Segoe UI" w:hAnsi="Segoe UI" w:eastAsia="Segoe UI" w:cs="Segoe UI"/>
+                <w:i w:val="0"/>
+                <w:iCs w:val="0"/>
+                <w:caps w:val="0"/>
+                <w:snapToGrid w:val="0"/>
+                <w:color w:val="0F1115"/>
+                <w:spacing w:val="0"/>
+                <w:kern w:val="0"/>
+                <w:sz w:val="18"/>
+                <w:szCs w:val="18"/>
+                <w:lang w:val="en-US" w:eastAsia="zh-CN"/>
+              </w:rPr>
+              <w:t>10分</w:t>
+            </w:r>
+          </w:p>
+        </w:tc>
+        <w:tc>
+          <w:tcPr>
+            <w:tcW w:w="0" w:type="auto"/>
+            <w:tcBorders>
+              <w:top w:val="single" w:color="auto" w:sz="4" w:space="0"/>
+              <w:left w:val="single" w:color="auto" w:sz="4" w:space="0"/>
+              <w:bottom w:val="single" w:color="auto" w:sz="4" w:space="0"/>
+              <w:right w:val="single" w:color="auto" w:sz="4" w:space="0"/>
+            </w:tcBorders>
+            <w:shd w:val="clear" w:color="auto" w:fill="auto"/>
+            <w:tcMar>
+              <w:top w:w="120" w:type="dxa"/>
+              <w:left w:w="192" w:type="dxa"/>
+              <w:bottom w:w="120" w:type="dxa"/>
+              <w:right w:w="0" w:type="dxa"/>
+            </w:tcMar>
+            <w:vAlign w:val="center"/>
+          </w:tcPr>
+          <w:p>
+            <w:pPr>
+              <w:keepNext w:val="0"/>
+              <w:keepLines w:val="0"/>
+              <w:widowControl/>
+              <w:suppressLineNumbers w:val="0"/>
+              <w:spacing w:line="300" w:lineRule="atLeast"/>
+              <w:jc w:val="left"/>
+              <w:rPr>
+                <w:rFonts w:hint="default" w:ascii="Segoe UI" w:hAnsi="Segoe UI" w:eastAsia="Segoe UI" w:cs="Segoe UI"/>
+                <w:i w:val="0"/>
+                <w:iCs w:val="0"/>
+                <w:caps w:val="0"/>
+                <w:color w:val="0F1115"/>
+                <w:spacing w:val="0"/>
+                <w:sz w:val="18"/>
+                <w:szCs w:val="18"/>
+              </w:rPr>
+            </w:pPr>
+            <w:r>
+              <w:rPr>
+                <w:rFonts w:hint="default" w:ascii="Segoe UI" w:hAnsi="Segoe UI" w:eastAsia="Segoe UI" w:cs="Segoe UI"/>
+                <w:i w:val="0"/>
+                <w:iCs w:val="0"/>
+                <w:caps w:val="0"/>
+                <w:snapToGrid w:val="0"/>
+                <w:color w:val="0F1115"/>
+                <w:spacing w:val="0"/>
+                <w:kern w:val="0"/>
+                <w:sz w:val="18"/>
+                <w:szCs w:val="18"/>
+                <w:lang w:val="en-US" w:eastAsia="zh-CN"/>
+              </w:rPr>
+              <w:t>评估服务过程是否符合既定流程与标准。</w:t>
+            </w:r>
+          </w:p>
+        </w:tc>
+      </w:tr>
+      <w:tr>
+        <w:tblPrEx>
+          <w:tblBorders>
+            <w:top w:val="none" w:color="auto" w:sz="0" w:space="0"/>
+            <w:left w:val="none" w:color="auto" w:sz="0" w:space="0"/>
+            <w:bottom w:val="none" w:color="auto" w:sz="0" w:space="0"/>
+            <w:right w:val="none" w:color="auto" w:sz="0" w:space="0"/>
+            <w:insideH w:val="none" w:color="auto" w:sz="0" w:space="0"/>
+            <w:insideV w:val="none" w:color="auto" w:sz="0" w:space="0"/>
+          </w:tblBorders>
+          <w:shd w:val="clear" w:color="auto" w:fill="auto"/>
+          <w:tblCellMar>
+            <w:top w:w="15" w:type="dxa"/>
+            <w:left w:w="15" w:type="dxa"/>
+            <w:bottom w:w="15" w:type="dxa"/>
+            <w:right w:w="15" w:type="dxa"/>
+          </w:tblCellMar>
+        </w:tblPrEx>
+        <w:trPr>
+          <w:jc w:val="center"/>
+        </w:trPr>
+        <w:tc>
+          <w:tcPr>
+            <w:tcW w:w="0" w:type="auto"/>
+            <w:tcBorders>
+              <w:top w:val="single" w:color="auto" w:sz="4" w:space="0"/>
+              <w:left w:val="single" w:color="auto" w:sz="4" w:space="0"/>
+              <w:bottom w:val="single" w:color="auto" w:sz="4" w:space="0"/>
+              <w:right w:val="single" w:color="auto" w:sz="4" w:space="0"/>
+            </w:tcBorders>
+            <w:shd w:val="clear" w:color="auto" w:fill="auto"/>
+            <w:tcMar>
+              <w:top w:w="120" w:type="dxa"/>
+              <w:left w:w="0" w:type="dxa"/>
+              <w:bottom w:w="120" w:type="dxa"/>
+              <w:right w:w="192" w:type="dxa"/>
+            </w:tcMar>
+            <w:vAlign w:val="center"/>
+          </w:tcPr>
+          <w:p>
+            <w:pPr>
+              <w:keepNext w:val="0"/>
+              <w:keepLines w:val="0"/>
+              <w:widowControl/>
+              <w:suppressLineNumbers w:val="0"/>
+              <w:spacing w:line="300" w:lineRule="atLeast"/>
+              <w:jc w:val="left"/>
+              <w:rPr>
+                <w:rFonts w:hint="default" w:ascii="Segoe UI" w:hAnsi="Segoe UI" w:eastAsia="Segoe UI" w:cs="Segoe UI"/>
+                <w:i w:val="0"/>
+                <w:iCs w:val="0"/>
+                <w:caps w:val="0"/>
+                <w:color w:val="0F1115"/>
+                <w:spacing w:val="0"/>
+                <w:sz w:val="18"/>
+                <w:szCs w:val="18"/>
+              </w:rPr>
+            </w:pPr>
+            <w:r>
+              <w:rPr>
+                <w:rFonts w:hint="default" w:ascii="Segoe UI" w:hAnsi="Segoe UI" w:eastAsia="Segoe UI" w:cs="Segoe UI"/>
+                <w:i w:val="0"/>
+                <w:iCs w:val="0"/>
+                <w:caps w:val="0"/>
+                <w:snapToGrid w:val="0"/>
+                <w:color w:val="0F1115"/>
+                <w:spacing w:val="0"/>
+                <w:kern w:val="0"/>
+                <w:sz w:val="18"/>
+                <w:szCs w:val="18"/>
+                <w:lang w:val="en-US" w:eastAsia="zh-CN"/>
+              </w:rPr>
+              <w:t>5</w:t>
+            </w:r>
+          </w:p>
+        </w:tc>
+        <w:tc>
+          <w:tcPr>
+            <w:tcW w:w="0" w:type="auto"/>
+            <w:tcBorders>
+              <w:top w:val="single" w:color="auto" w:sz="4" w:space="0"/>
+              <w:left w:val="single" w:color="auto" w:sz="4" w:space="0"/>
+              <w:bottom w:val="single" w:color="auto" w:sz="4" w:space="0"/>
+              <w:right w:val="single" w:color="auto" w:sz="4" w:space="0"/>
+            </w:tcBorders>
+            <w:shd w:val="clear" w:color="auto" w:fill="auto"/>
+            <w:tcMar>
+              <w:top w:w="120" w:type="dxa"/>
+              <w:left w:w="192" w:type="dxa"/>
+              <w:bottom w:w="120" w:type="dxa"/>
+              <w:right w:w="192" w:type="dxa"/>
+            </w:tcMar>
+            <w:vAlign w:val="center"/>
+          </w:tcPr>
+          <w:p>
+            <w:pPr>
+              <w:keepNext w:val="0"/>
+              <w:keepLines w:val="0"/>
+              <w:widowControl/>
+              <w:suppressLineNumbers w:val="0"/>
+              <w:spacing w:line="300" w:lineRule="atLeast"/>
+              <w:jc w:val="left"/>
+              <w:rPr>
+                <w:rFonts w:hint="default" w:ascii="Segoe UI" w:hAnsi="Segoe UI" w:eastAsia="Segoe UI" w:cs="Segoe UI"/>
+                <w:i w:val="0"/>
+                <w:iCs w:val="0"/>
+                <w:caps w:val="0"/>
+                <w:color w:val="0F1115"/>
+                <w:spacing w:val="0"/>
+                <w:sz w:val="18"/>
+                <w:szCs w:val="18"/>
+              </w:rPr>
+            </w:pPr>
+            <w:r>
+              <w:rPr>
+                <w:rFonts w:hint="default" w:ascii="Segoe UI" w:hAnsi="Segoe UI" w:eastAsia="Segoe UI" w:cs="Segoe UI"/>
+                <w:i w:val="0"/>
+                <w:iCs w:val="0"/>
+                <w:caps w:val="0"/>
+                <w:snapToGrid w:val="0"/>
+                <w:color w:val="0F1115"/>
+                <w:spacing w:val="0"/>
+                <w:kern w:val="0"/>
+                <w:sz w:val="18"/>
+                <w:szCs w:val="18"/>
+                <w:lang w:val="en-US" w:eastAsia="zh-CN"/>
+              </w:rPr>
+              <w:t>问题解决的效率</w:t>
+            </w:r>
+          </w:p>
+        </w:tc>
+        <w:tc>
+          <w:tcPr>
+            <w:tcW w:w="0" w:type="auto"/>
+            <w:tcBorders>
+              <w:top w:val="single" w:color="auto" w:sz="4" w:space="0"/>
+              <w:left w:val="single" w:color="auto" w:sz="4" w:space="0"/>
+              <w:bottom w:val="single" w:color="auto" w:sz="4" w:space="0"/>
+              <w:right w:val="single" w:color="auto" w:sz="4" w:space="0"/>
+            </w:tcBorders>
+            <w:shd w:val="clear" w:color="auto" w:fill="auto"/>
+            <w:tcMar>
+              <w:top w:w="120" w:type="dxa"/>
+              <w:left w:w="192" w:type="dxa"/>
+              <w:bottom w:w="120" w:type="dxa"/>
+              <w:right w:w="192" w:type="dxa"/>
+            </w:tcMar>
+            <w:vAlign w:val="center"/>
+          </w:tcPr>
+          <w:p>
+            <w:pPr>
+              <w:keepNext w:val="0"/>
+              <w:keepLines w:val="0"/>
+              <w:widowControl/>
+              <w:suppressLineNumbers w:val="0"/>
+              <w:spacing w:line="300" w:lineRule="atLeast"/>
+              <w:jc w:val="left"/>
+              <w:rPr>
+                <w:rFonts w:hint="default" w:ascii="Segoe UI" w:hAnsi="Segoe UI" w:eastAsia="Segoe UI" w:cs="Segoe UI"/>
+                <w:i w:val="0"/>
+                <w:iCs w:val="0"/>
+                <w:caps w:val="0"/>
+                <w:color w:val="0F1115"/>
+                <w:spacing w:val="0"/>
+                <w:sz w:val="18"/>
+                <w:szCs w:val="18"/>
+              </w:rPr>
+            </w:pPr>
+            <w:r>
+              <w:rPr>
+                <w:rFonts w:hint="default" w:ascii="Segoe UI" w:hAnsi="Segoe UI" w:eastAsia="Segoe UI" w:cs="Segoe UI"/>
+                <w:i w:val="0"/>
+                <w:iCs w:val="0"/>
+                <w:caps w:val="0"/>
+                <w:snapToGrid w:val="0"/>
+                <w:color w:val="0F1115"/>
+                <w:spacing w:val="0"/>
+                <w:kern w:val="0"/>
+                <w:sz w:val="18"/>
+                <w:szCs w:val="18"/>
+                <w:lang w:val="en-US" w:eastAsia="zh-CN"/>
+              </w:rPr>
+              <w:t>10分</w:t>
+            </w:r>
+          </w:p>
+        </w:tc>
+        <w:tc>
+          <w:tcPr>
+            <w:tcW w:w="0" w:type="auto"/>
+            <w:tcBorders>
+              <w:top w:val="single" w:color="auto" w:sz="4" w:space="0"/>
+              <w:left w:val="single" w:color="auto" w:sz="4" w:space="0"/>
+              <w:bottom w:val="single" w:color="auto" w:sz="4" w:space="0"/>
+              <w:right w:val="single" w:color="auto" w:sz="4" w:space="0"/>
+            </w:tcBorders>
+            <w:shd w:val="clear" w:color="auto" w:fill="auto"/>
+            <w:tcMar>
+              <w:top w:w="120" w:type="dxa"/>
+              <w:left w:w="192" w:type="dxa"/>
+              <w:bottom w:w="120" w:type="dxa"/>
+              <w:right w:w="0" w:type="dxa"/>
+            </w:tcMar>
+            <w:vAlign w:val="center"/>
+          </w:tcPr>
+          <w:p>
+            <w:pPr>
+              <w:keepNext w:val="0"/>
+              <w:keepLines w:val="0"/>
+              <w:widowControl/>
+              <w:suppressLineNumbers w:val="0"/>
+              <w:spacing w:line="300" w:lineRule="atLeast"/>
+              <w:jc w:val="left"/>
+              <w:rPr>
+                <w:rFonts w:hint="default" w:ascii="Segoe UI" w:hAnsi="Segoe UI" w:eastAsia="Segoe UI" w:cs="Segoe UI"/>
+                <w:i w:val="0"/>
+                <w:iCs w:val="0"/>
+                <w:caps w:val="0"/>
+                <w:color w:val="0F1115"/>
+                <w:spacing w:val="0"/>
+                <w:sz w:val="18"/>
+                <w:szCs w:val="18"/>
+              </w:rPr>
+            </w:pPr>
+            <w:r>
+              <w:rPr>
+                <w:rFonts w:hint="default" w:ascii="Segoe UI" w:hAnsi="Segoe UI" w:eastAsia="Segoe UI" w:cs="Segoe UI"/>
+                <w:i w:val="0"/>
+                <w:iCs w:val="0"/>
+                <w:caps w:val="0"/>
+                <w:snapToGrid w:val="0"/>
+                <w:color w:val="0F1115"/>
+                <w:spacing w:val="0"/>
+                <w:kern w:val="0"/>
+                <w:sz w:val="18"/>
+                <w:szCs w:val="18"/>
+                <w:lang w:val="en-US" w:eastAsia="zh-CN"/>
+              </w:rPr>
+              <w:t>评估从发现问题到解决方案提出的时间周期。</w:t>
+            </w:r>
+          </w:p>
+        </w:tc>
+      </w:tr>
+      <w:tr>
+        <w:tblPrEx>
+          <w:tblBorders>
+            <w:top w:val="none" w:color="auto" w:sz="0" w:space="0"/>
+            <w:left w:val="none" w:color="auto" w:sz="0" w:space="0"/>
+            <w:bottom w:val="none" w:color="auto" w:sz="0" w:space="0"/>
+            <w:right w:val="none" w:color="auto" w:sz="0" w:space="0"/>
+            <w:insideH w:val="none" w:color="auto" w:sz="0" w:space="0"/>
+            <w:insideV w:val="none" w:color="auto" w:sz="0" w:space="0"/>
+          </w:tblBorders>
+          <w:shd w:val="clear" w:color="auto" w:fill="auto"/>
+          <w:tblCellMar>
+            <w:top w:w="15" w:type="dxa"/>
+            <w:left w:w="15" w:type="dxa"/>
+            <w:bottom w:w="15" w:type="dxa"/>
+            <w:right w:w="15" w:type="dxa"/>
+          </w:tblCellMar>
+        </w:tblPrEx>
+        <w:trPr>
+          <w:jc w:val="center"/>
+        </w:trPr>
+        <w:tc>
+          <w:tcPr>
+            <w:tcW w:w="0" w:type="auto"/>
+            <w:tcBorders>
+              <w:top w:val="single" w:color="auto" w:sz="4" w:space="0"/>
+              <w:left w:val="single" w:color="auto" w:sz="4" w:space="0"/>
+              <w:bottom w:val="single" w:color="auto" w:sz="4" w:space="0"/>
+              <w:right w:val="single" w:color="auto" w:sz="4" w:space="0"/>
+            </w:tcBorders>
+            <w:shd w:val="clear" w:color="auto" w:fill="auto"/>
+            <w:tcMar>
+              <w:top w:w="120" w:type="dxa"/>
+              <w:left w:w="0" w:type="dxa"/>
+              <w:bottom w:w="120" w:type="dxa"/>
+              <w:right w:w="192" w:type="dxa"/>
+            </w:tcMar>
+            <w:vAlign w:val="center"/>
+          </w:tcPr>
+          <w:p>
+            <w:pPr>
+              <w:keepNext w:val="0"/>
+              <w:keepLines w:val="0"/>
+              <w:widowControl/>
+              <w:suppressLineNumbers w:val="0"/>
+              <w:spacing w:line="300" w:lineRule="atLeast"/>
+              <w:jc w:val="left"/>
+              <w:rPr>
+                <w:rFonts w:hint="default" w:ascii="Segoe UI" w:hAnsi="Segoe UI" w:eastAsia="Segoe UI" w:cs="Segoe UI"/>
+                <w:i w:val="0"/>
+                <w:iCs w:val="0"/>
+                <w:caps w:val="0"/>
+                <w:color w:val="0F1115"/>
+                <w:spacing w:val="0"/>
+                <w:sz w:val="18"/>
+                <w:szCs w:val="18"/>
+              </w:rPr>
+            </w:pPr>
+            <w:r>
+              <w:rPr>
+                <w:rFonts w:hint="default" w:ascii="Segoe UI" w:hAnsi="Segoe UI" w:eastAsia="Segoe UI" w:cs="Segoe UI"/>
+                <w:i w:val="0"/>
+                <w:iCs w:val="0"/>
+                <w:caps w:val="0"/>
+                <w:snapToGrid w:val="0"/>
+                <w:color w:val="0F1115"/>
+                <w:spacing w:val="0"/>
+                <w:kern w:val="0"/>
+                <w:sz w:val="18"/>
+                <w:szCs w:val="18"/>
+                <w:lang w:val="en-US" w:eastAsia="zh-CN"/>
+              </w:rPr>
+              <w:t>6</w:t>
+            </w:r>
+          </w:p>
+        </w:tc>
+        <w:tc>
+          <w:tcPr>
+            <w:tcW w:w="0" w:type="auto"/>
+            <w:tcBorders>
+              <w:top w:val="single" w:color="auto" w:sz="4" w:space="0"/>
+              <w:left w:val="single" w:color="auto" w:sz="4" w:space="0"/>
+              <w:bottom w:val="single" w:color="auto" w:sz="4" w:space="0"/>
+              <w:right w:val="single" w:color="auto" w:sz="4" w:space="0"/>
+            </w:tcBorders>
+            <w:shd w:val="clear" w:color="auto" w:fill="auto"/>
+            <w:tcMar>
+              <w:top w:w="120" w:type="dxa"/>
+              <w:left w:w="192" w:type="dxa"/>
+              <w:bottom w:w="120" w:type="dxa"/>
+              <w:right w:w="192" w:type="dxa"/>
+            </w:tcMar>
+            <w:vAlign w:val="center"/>
+          </w:tcPr>
+          <w:p>
+            <w:pPr>
+              <w:keepNext w:val="0"/>
+              <w:keepLines w:val="0"/>
+              <w:widowControl/>
+              <w:suppressLineNumbers w:val="0"/>
+              <w:spacing w:line="300" w:lineRule="atLeast"/>
+              <w:jc w:val="left"/>
+              <w:rPr>
+                <w:rFonts w:hint="default" w:ascii="Segoe UI" w:hAnsi="Segoe UI" w:eastAsia="Segoe UI" w:cs="Segoe UI"/>
+                <w:i w:val="0"/>
+                <w:iCs w:val="0"/>
+                <w:caps w:val="0"/>
+                <w:color w:val="0F1115"/>
+                <w:spacing w:val="0"/>
+                <w:sz w:val="18"/>
+                <w:szCs w:val="18"/>
+              </w:rPr>
+            </w:pPr>
+            <w:r>
+              <w:rPr>
+                <w:rFonts w:hint="default" w:ascii="Segoe UI" w:hAnsi="Segoe UI" w:eastAsia="Segoe UI" w:cs="Segoe UI"/>
+                <w:i w:val="0"/>
+                <w:iCs w:val="0"/>
+                <w:caps w:val="0"/>
+                <w:snapToGrid w:val="0"/>
+                <w:color w:val="0F1115"/>
+                <w:spacing w:val="0"/>
+                <w:kern w:val="0"/>
+                <w:sz w:val="18"/>
+                <w:szCs w:val="18"/>
+                <w:lang w:val="en-US" w:eastAsia="zh-CN"/>
+              </w:rPr>
+              <w:t>问题解决有效性</w:t>
+            </w:r>
+          </w:p>
+        </w:tc>
+        <w:tc>
+          <w:tcPr>
+            <w:tcW w:w="0" w:type="auto"/>
+            <w:tcBorders>
+              <w:top w:val="single" w:color="auto" w:sz="4" w:space="0"/>
+              <w:left w:val="single" w:color="auto" w:sz="4" w:space="0"/>
+              <w:bottom w:val="single" w:color="auto" w:sz="4" w:space="0"/>
+              <w:right w:val="single" w:color="auto" w:sz="4" w:space="0"/>
+            </w:tcBorders>
+            <w:shd w:val="clear" w:color="auto" w:fill="auto"/>
+            <w:tcMar>
+              <w:top w:w="120" w:type="dxa"/>
+              <w:left w:w="192" w:type="dxa"/>
+              <w:bottom w:w="120" w:type="dxa"/>
+              <w:right w:w="192" w:type="dxa"/>
+            </w:tcMar>
+            <w:vAlign w:val="center"/>
+          </w:tcPr>
+          <w:p>
+            <w:pPr>
+              <w:keepNext w:val="0"/>
+              <w:keepLines w:val="0"/>
+              <w:widowControl/>
+              <w:suppressLineNumbers w:val="0"/>
+              <w:spacing w:line="300" w:lineRule="atLeast"/>
+              <w:jc w:val="left"/>
+              <w:rPr>
+                <w:rFonts w:hint="default" w:ascii="Segoe UI" w:hAnsi="Segoe UI" w:eastAsia="Segoe UI" w:cs="Segoe UI"/>
+                <w:i w:val="0"/>
+                <w:iCs w:val="0"/>
+                <w:caps w:val="0"/>
+                <w:color w:val="0F1115"/>
+                <w:spacing w:val="0"/>
+                <w:sz w:val="18"/>
+                <w:szCs w:val="18"/>
+              </w:rPr>
+            </w:pPr>
+            <w:r>
+              <w:rPr>
+                <w:rFonts w:hint="default" w:ascii="Segoe UI" w:hAnsi="Segoe UI" w:eastAsia="Segoe UI" w:cs="Segoe UI"/>
+                <w:i w:val="0"/>
+                <w:iCs w:val="0"/>
+                <w:caps w:val="0"/>
+                <w:snapToGrid w:val="0"/>
+                <w:color w:val="0F1115"/>
+                <w:spacing w:val="0"/>
+                <w:kern w:val="0"/>
+                <w:sz w:val="18"/>
+                <w:szCs w:val="18"/>
+                <w:lang w:val="en-US" w:eastAsia="zh-CN"/>
+              </w:rPr>
+              <w:t>10分</w:t>
+            </w:r>
+          </w:p>
+        </w:tc>
+        <w:tc>
+          <w:tcPr>
+            <w:tcW w:w="0" w:type="auto"/>
+            <w:tcBorders>
+              <w:top w:val="single" w:color="auto" w:sz="4" w:space="0"/>
+              <w:left w:val="single" w:color="auto" w:sz="4" w:space="0"/>
+              <w:bottom w:val="single" w:color="auto" w:sz="4" w:space="0"/>
+              <w:right w:val="single" w:color="auto" w:sz="4" w:space="0"/>
+            </w:tcBorders>
+            <w:shd w:val="clear" w:color="auto" w:fill="auto"/>
+            <w:tcMar>
+              <w:top w:w="120" w:type="dxa"/>
+              <w:left w:w="192" w:type="dxa"/>
+              <w:bottom w:w="120" w:type="dxa"/>
+              <w:right w:w="0" w:type="dxa"/>
+            </w:tcMar>
+            <w:vAlign w:val="center"/>
+          </w:tcPr>
+          <w:p>
+            <w:pPr>
+              <w:keepNext w:val="0"/>
+              <w:keepLines w:val="0"/>
+              <w:widowControl/>
+              <w:suppressLineNumbers w:val="0"/>
+              <w:spacing w:line="300" w:lineRule="atLeast"/>
+              <w:jc w:val="left"/>
+              <w:rPr>
+                <w:rFonts w:hint="default" w:ascii="Segoe UI" w:hAnsi="Segoe UI" w:eastAsia="Segoe UI" w:cs="Segoe UI"/>
+                <w:i w:val="0"/>
+                <w:iCs w:val="0"/>
+                <w:caps w:val="0"/>
+                <w:color w:val="0F1115"/>
+                <w:spacing w:val="0"/>
+                <w:sz w:val="18"/>
+                <w:szCs w:val="18"/>
+              </w:rPr>
+            </w:pPr>
+            <w:r>
+              <w:rPr>
+                <w:rFonts w:hint="default" w:ascii="Segoe UI" w:hAnsi="Segoe UI" w:eastAsia="Segoe UI" w:cs="Segoe UI"/>
+                <w:i w:val="0"/>
+                <w:iCs w:val="0"/>
+                <w:caps w:val="0"/>
+                <w:snapToGrid w:val="0"/>
+                <w:color w:val="0F1115"/>
+                <w:spacing w:val="0"/>
+                <w:kern w:val="0"/>
+                <w:sz w:val="18"/>
+                <w:szCs w:val="18"/>
+                <w:lang w:val="en-US" w:eastAsia="zh-CN"/>
+              </w:rPr>
+              <w:t>评估解决方案是否彻底、根本地解决了问题，无复发。</w:t>
+            </w:r>
+          </w:p>
+        </w:tc>
+      </w:tr>
+      <w:tr>
+        <w:tblPrEx>
+          <w:tblBorders>
+            <w:top w:val="none" w:color="auto" w:sz="0" w:space="0"/>
+            <w:left w:val="none" w:color="auto" w:sz="0" w:space="0"/>
+            <w:bottom w:val="none" w:color="auto" w:sz="0" w:space="0"/>
+            <w:right w:val="none" w:color="auto" w:sz="0" w:space="0"/>
+            <w:insideH w:val="none" w:color="auto" w:sz="0" w:space="0"/>
+            <w:insideV w:val="none" w:color="auto" w:sz="0" w:space="0"/>
+          </w:tblBorders>
+          <w:shd w:val="clear" w:color="auto" w:fill="auto"/>
+          <w:tblCellMar>
+            <w:top w:w="15" w:type="dxa"/>
+            <w:left w:w="15" w:type="dxa"/>
+            <w:bottom w:w="15" w:type="dxa"/>
+            <w:right w:w="15" w:type="dxa"/>
+          </w:tblCellMar>
+        </w:tblPrEx>
+        <w:trPr>
+          <w:jc w:val="center"/>
+        </w:trPr>
+        <w:tc>
+          <w:tcPr>
+            <w:tcW w:w="0" w:type="auto"/>
+            <w:tcBorders>
+              <w:top w:val="single" w:color="auto" w:sz="4" w:space="0"/>
+              <w:left w:val="single" w:color="auto" w:sz="4" w:space="0"/>
+              <w:bottom w:val="single" w:color="auto" w:sz="4" w:space="0"/>
+              <w:right w:val="single" w:color="auto" w:sz="4" w:space="0"/>
+            </w:tcBorders>
+            <w:shd w:val="clear" w:color="auto" w:fill="auto"/>
+            <w:tcMar>
+              <w:top w:w="120" w:type="dxa"/>
+              <w:left w:w="0" w:type="dxa"/>
+              <w:bottom w:w="120" w:type="dxa"/>
+              <w:right w:w="192" w:type="dxa"/>
+            </w:tcMar>
+            <w:vAlign w:val="center"/>
+          </w:tcPr>
+          <w:p>
+            <w:pPr>
+              <w:keepNext w:val="0"/>
+              <w:keepLines w:val="0"/>
+              <w:widowControl/>
+              <w:suppressLineNumbers w:val="0"/>
+              <w:spacing w:line="300" w:lineRule="atLeast"/>
+              <w:jc w:val="left"/>
+              <w:rPr>
+                <w:rFonts w:hint="default" w:ascii="Segoe UI" w:hAnsi="Segoe UI" w:eastAsia="Segoe UI" w:cs="Segoe UI"/>
+                <w:i w:val="0"/>
+                <w:iCs w:val="0"/>
+                <w:caps w:val="0"/>
+                <w:color w:val="0F1115"/>
+                <w:spacing w:val="0"/>
+                <w:sz w:val="18"/>
+                <w:szCs w:val="18"/>
+              </w:rPr>
+            </w:pPr>
+            <w:r>
+              <w:rPr>
+                <w:rFonts w:hint="default" w:ascii="Segoe UI" w:hAnsi="Segoe UI" w:eastAsia="Segoe UI" w:cs="Segoe UI"/>
+                <w:i w:val="0"/>
+                <w:iCs w:val="0"/>
+                <w:caps w:val="0"/>
+                <w:snapToGrid w:val="0"/>
+                <w:color w:val="0F1115"/>
+                <w:spacing w:val="0"/>
+                <w:kern w:val="0"/>
+                <w:sz w:val="18"/>
+                <w:szCs w:val="18"/>
+                <w:lang w:val="en-US" w:eastAsia="zh-CN"/>
+              </w:rPr>
+              <w:t>7</w:t>
+            </w:r>
+          </w:p>
+        </w:tc>
+        <w:tc>
+          <w:tcPr>
+            <w:tcW w:w="0" w:type="auto"/>
+            <w:tcBorders>
+              <w:top w:val="single" w:color="auto" w:sz="4" w:space="0"/>
+              <w:left w:val="single" w:color="auto" w:sz="4" w:space="0"/>
+              <w:bottom w:val="single" w:color="auto" w:sz="4" w:space="0"/>
+              <w:right w:val="single" w:color="auto" w:sz="4" w:space="0"/>
+            </w:tcBorders>
+            <w:shd w:val="clear" w:color="auto" w:fill="auto"/>
+            <w:tcMar>
+              <w:top w:w="120" w:type="dxa"/>
+              <w:left w:w="192" w:type="dxa"/>
+              <w:bottom w:w="120" w:type="dxa"/>
+              <w:right w:w="192" w:type="dxa"/>
+            </w:tcMar>
+            <w:vAlign w:val="center"/>
+          </w:tcPr>
+          <w:p>
+            <w:pPr>
+              <w:keepNext w:val="0"/>
+              <w:keepLines w:val="0"/>
+              <w:widowControl/>
+              <w:suppressLineNumbers w:val="0"/>
+              <w:spacing w:line="300" w:lineRule="atLeast"/>
+              <w:jc w:val="left"/>
+              <w:rPr>
+                <w:rFonts w:hint="default" w:ascii="Segoe UI" w:hAnsi="Segoe UI" w:eastAsia="Segoe UI" w:cs="Segoe UI"/>
+                <w:i w:val="0"/>
+                <w:iCs w:val="0"/>
+                <w:caps w:val="0"/>
+                <w:color w:val="0F1115"/>
+                <w:spacing w:val="0"/>
+                <w:sz w:val="18"/>
+                <w:szCs w:val="18"/>
+              </w:rPr>
+            </w:pPr>
+            <w:r>
+              <w:rPr>
+                <w:rFonts w:hint="default" w:ascii="Segoe UI" w:hAnsi="Segoe UI" w:eastAsia="Segoe UI" w:cs="Segoe UI"/>
+                <w:i w:val="0"/>
+                <w:iCs w:val="0"/>
+                <w:caps w:val="0"/>
+                <w:snapToGrid w:val="0"/>
+                <w:color w:val="0F1115"/>
+                <w:spacing w:val="0"/>
+                <w:kern w:val="0"/>
+                <w:sz w:val="18"/>
+                <w:szCs w:val="18"/>
+                <w:lang w:val="en-US" w:eastAsia="zh-CN"/>
+              </w:rPr>
+              <w:t>咨询及培训</w:t>
+            </w:r>
+          </w:p>
+        </w:tc>
+        <w:tc>
+          <w:tcPr>
+            <w:tcW w:w="0" w:type="auto"/>
+            <w:tcBorders>
+              <w:top w:val="single" w:color="auto" w:sz="4" w:space="0"/>
+              <w:left w:val="single" w:color="auto" w:sz="4" w:space="0"/>
+              <w:bottom w:val="single" w:color="auto" w:sz="4" w:space="0"/>
+              <w:right w:val="single" w:color="auto" w:sz="4" w:space="0"/>
+            </w:tcBorders>
+            <w:shd w:val="clear" w:color="auto" w:fill="auto"/>
+            <w:tcMar>
+              <w:top w:w="120" w:type="dxa"/>
+              <w:left w:w="192" w:type="dxa"/>
+              <w:bottom w:w="120" w:type="dxa"/>
+              <w:right w:w="192" w:type="dxa"/>
+            </w:tcMar>
+            <w:vAlign w:val="center"/>
+          </w:tcPr>
+          <w:p>
+            <w:pPr>
+              <w:keepNext w:val="0"/>
+              <w:keepLines w:val="0"/>
+              <w:widowControl/>
+              <w:suppressLineNumbers w:val="0"/>
+              <w:spacing w:line="300" w:lineRule="atLeast"/>
+              <w:jc w:val="left"/>
+              <w:rPr>
+                <w:rFonts w:hint="default" w:ascii="Segoe UI" w:hAnsi="Segoe UI" w:eastAsia="Segoe UI" w:cs="Segoe UI"/>
+                <w:i w:val="0"/>
+                <w:iCs w:val="0"/>
+                <w:caps w:val="0"/>
+                <w:color w:val="0F1115"/>
+                <w:spacing w:val="0"/>
+                <w:sz w:val="18"/>
+                <w:szCs w:val="18"/>
+              </w:rPr>
+            </w:pPr>
+            <w:r>
+              <w:rPr>
+                <w:rFonts w:hint="default" w:ascii="Segoe UI" w:hAnsi="Segoe UI" w:eastAsia="Segoe UI" w:cs="Segoe UI"/>
+                <w:i w:val="0"/>
+                <w:iCs w:val="0"/>
+                <w:caps w:val="0"/>
+                <w:snapToGrid w:val="0"/>
+                <w:color w:val="0F1115"/>
+                <w:spacing w:val="0"/>
+                <w:kern w:val="0"/>
+                <w:sz w:val="18"/>
+                <w:szCs w:val="18"/>
+                <w:lang w:val="en-US" w:eastAsia="zh-CN"/>
+              </w:rPr>
+              <w:t>10分</w:t>
+            </w:r>
+          </w:p>
+        </w:tc>
+        <w:tc>
+          <w:tcPr>
+            <w:tcW w:w="0" w:type="auto"/>
+            <w:tcBorders>
+              <w:top w:val="single" w:color="auto" w:sz="4" w:space="0"/>
+              <w:left w:val="single" w:color="auto" w:sz="4" w:space="0"/>
+              <w:bottom w:val="single" w:color="auto" w:sz="4" w:space="0"/>
+              <w:right w:val="single" w:color="auto" w:sz="4" w:space="0"/>
+            </w:tcBorders>
+            <w:shd w:val="clear" w:color="auto" w:fill="auto"/>
+            <w:tcMar>
+              <w:top w:w="120" w:type="dxa"/>
+              <w:left w:w="192" w:type="dxa"/>
+              <w:bottom w:w="120" w:type="dxa"/>
+              <w:right w:w="0" w:type="dxa"/>
+            </w:tcMar>
+            <w:vAlign w:val="center"/>
+          </w:tcPr>
+          <w:p>
+            <w:pPr>
+              <w:keepNext w:val="0"/>
+              <w:keepLines w:val="0"/>
+              <w:widowControl/>
+              <w:suppressLineNumbers w:val="0"/>
+              <w:spacing w:line="300" w:lineRule="atLeast"/>
+              <w:jc w:val="left"/>
+              <w:rPr>
+                <w:rFonts w:hint="default" w:ascii="Segoe UI" w:hAnsi="Segoe UI" w:eastAsia="Segoe UI" w:cs="Segoe UI"/>
+                <w:i w:val="0"/>
+                <w:iCs w:val="0"/>
+                <w:caps w:val="0"/>
+                <w:color w:val="0F1115"/>
+                <w:spacing w:val="0"/>
+                <w:sz w:val="18"/>
+                <w:szCs w:val="18"/>
+              </w:rPr>
+            </w:pPr>
+            <w:r>
+              <w:rPr>
+                <w:rFonts w:hint="default" w:ascii="Segoe UI" w:hAnsi="Segoe UI" w:eastAsia="Segoe UI" w:cs="Segoe UI"/>
+                <w:i w:val="0"/>
+                <w:iCs w:val="0"/>
+                <w:caps w:val="0"/>
+                <w:snapToGrid w:val="0"/>
+                <w:color w:val="0F1115"/>
+                <w:spacing w:val="0"/>
+                <w:kern w:val="0"/>
+                <w:sz w:val="18"/>
+                <w:szCs w:val="18"/>
+                <w:lang w:val="en-US" w:eastAsia="zh-CN"/>
+              </w:rPr>
+              <w:t>评估日常咨询解答与培训支持的实用性与清晰度。</w:t>
+            </w:r>
+          </w:p>
+        </w:tc>
+      </w:tr>
+      <w:tr>
+        <w:tblPrEx>
+          <w:tblBorders>
+            <w:top w:val="none" w:color="auto" w:sz="0" w:space="0"/>
+            <w:left w:val="none" w:color="auto" w:sz="0" w:space="0"/>
+            <w:bottom w:val="none" w:color="auto" w:sz="0" w:space="0"/>
+            <w:right w:val="none" w:color="auto" w:sz="0" w:space="0"/>
+            <w:insideH w:val="none" w:color="auto" w:sz="0" w:space="0"/>
+            <w:insideV w:val="none" w:color="auto" w:sz="0" w:space="0"/>
+          </w:tblBorders>
+          <w:shd w:val="clear" w:color="auto" w:fill="auto"/>
+          <w:tblCellMar>
+            <w:top w:w="15" w:type="dxa"/>
+            <w:left w:w="15" w:type="dxa"/>
+            <w:bottom w:w="15" w:type="dxa"/>
+            <w:right w:w="15" w:type="dxa"/>
+          </w:tblCellMar>
+        </w:tblPrEx>
+        <w:trPr>
+          <w:jc w:val="center"/>
+        </w:trPr>
+        <w:tc>
+          <w:tcPr>
+            <w:tcW w:w="0" w:type="auto"/>
+            <w:tcBorders>
+              <w:top w:val="single" w:color="auto" w:sz="4" w:space="0"/>
+              <w:left w:val="single" w:color="auto" w:sz="4" w:space="0"/>
+              <w:bottom w:val="single" w:color="auto" w:sz="4" w:space="0"/>
+              <w:right w:val="single" w:color="auto" w:sz="4" w:space="0"/>
+            </w:tcBorders>
+            <w:shd w:val="clear" w:color="auto" w:fill="auto"/>
+            <w:tcMar>
+              <w:top w:w="120" w:type="dxa"/>
+              <w:left w:w="0" w:type="dxa"/>
+              <w:bottom w:w="120" w:type="dxa"/>
+              <w:right w:w="192" w:type="dxa"/>
+            </w:tcMar>
+            <w:vAlign w:val="center"/>
+          </w:tcPr>
+          <w:p>
+            <w:pPr>
+              <w:keepNext w:val="0"/>
+              <w:keepLines w:val="0"/>
+              <w:widowControl/>
+              <w:suppressLineNumbers w:val="0"/>
+              <w:spacing w:line="300" w:lineRule="atLeast"/>
+              <w:jc w:val="left"/>
+              <w:rPr>
+                <w:rFonts w:hint="default" w:ascii="Segoe UI" w:hAnsi="Segoe UI" w:eastAsia="Segoe UI" w:cs="Segoe UI"/>
+                <w:i w:val="0"/>
+                <w:iCs w:val="0"/>
+                <w:caps w:val="0"/>
+                <w:color w:val="0F1115"/>
+                <w:spacing w:val="0"/>
+                <w:sz w:val="18"/>
+                <w:szCs w:val="18"/>
+              </w:rPr>
+            </w:pPr>
+            <w:r>
+              <w:rPr>
+                <w:rFonts w:hint="default" w:ascii="Segoe UI" w:hAnsi="Segoe UI" w:eastAsia="Segoe UI" w:cs="Segoe UI"/>
+                <w:i w:val="0"/>
+                <w:iCs w:val="0"/>
+                <w:caps w:val="0"/>
+                <w:snapToGrid w:val="0"/>
+                <w:color w:val="0F1115"/>
+                <w:spacing w:val="0"/>
+                <w:kern w:val="0"/>
+                <w:sz w:val="18"/>
+                <w:szCs w:val="18"/>
+                <w:lang w:val="en-US" w:eastAsia="zh-CN"/>
+              </w:rPr>
+              <w:t>8</w:t>
+            </w:r>
+          </w:p>
+        </w:tc>
+        <w:tc>
+          <w:tcPr>
+            <w:tcW w:w="0" w:type="auto"/>
+            <w:tcBorders>
+              <w:top w:val="single" w:color="auto" w:sz="4" w:space="0"/>
+              <w:left w:val="single" w:color="auto" w:sz="4" w:space="0"/>
+              <w:bottom w:val="single" w:color="auto" w:sz="4" w:space="0"/>
+              <w:right w:val="single" w:color="auto" w:sz="4" w:space="0"/>
+            </w:tcBorders>
+            <w:shd w:val="clear" w:color="auto" w:fill="auto"/>
+            <w:tcMar>
+              <w:top w:w="120" w:type="dxa"/>
+              <w:left w:w="192" w:type="dxa"/>
+              <w:bottom w:w="120" w:type="dxa"/>
+              <w:right w:w="192" w:type="dxa"/>
+            </w:tcMar>
+            <w:vAlign w:val="center"/>
+          </w:tcPr>
+          <w:p>
+            <w:pPr>
+              <w:keepNext w:val="0"/>
+              <w:keepLines w:val="0"/>
+              <w:widowControl/>
+              <w:suppressLineNumbers w:val="0"/>
+              <w:spacing w:line="300" w:lineRule="atLeast"/>
+              <w:jc w:val="left"/>
+              <w:rPr>
+                <w:rFonts w:hint="default" w:ascii="Segoe UI" w:hAnsi="Segoe UI" w:eastAsia="Segoe UI" w:cs="Segoe UI"/>
+                <w:i w:val="0"/>
+                <w:iCs w:val="0"/>
+                <w:caps w:val="0"/>
+                <w:color w:val="0F1115"/>
+                <w:spacing w:val="0"/>
+                <w:sz w:val="18"/>
+                <w:szCs w:val="18"/>
+              </w:rPr>
+            </w:pPr>
+            <w:r>
+              <w:rPr>
+                <w:rFonts w:hint="default" w:ascii="Segoe UI" w:hAnsi="Segoe UI" w:eastAsia="Segoe UI" w:cs="Segoe UI"/>
+                <w:i w:val="0"/>
+                <w:iCs w:val="0"/>
+                <w:caps w:val="0"/>
+                <w:snapToGrid w:val="0"/>
+                <w:color w:val="0F1115"/>
+                <w:spacing w:val="0"/>
+                <w:kern w:val="0"/>
+                <w:sz w:val="18"/>
+                <w:szCs w:val="18"/>
+                <w:lang w:val="en-US" w:eastAsia="zh-CN"/>
+              </w:rPr>
+              <w:t>使用方便性</w:t>
+            </w:r>
+          </w:p>
+        </w:tc>
+        <w:tc>
+          <w:tcPr>
+            <w:tcW w:w="0" w:type="auto"/>
+            <w:tcBorders>
+              <w:top w:val="single" w:color="auto" w:sz="4" w:space="0"/>
+              <w:left w:val="single" w:color="auto" w:sz="4" w:space="0"/>
+              <w:bottom w:val="single" w:color="auto" w:sz="4" w:space="0"/>
+              <w:right w:val="single" w:color="auto" w:sz="4" w:space="0"/>
+            </w:tcBorders>
+            <w:shd w:val="clear" w:color="auto" w:fill="auto"/>
+            <w:tcMar>
+              <w:top w:w="120" w:type="dxa"/>
+              <w:left w:w="192" w:type="dxa"/>
+              <w:bottom w:w="120" w:type="dxa"/>
+              <w:right w:w="192" w:type="dxa"/>
+            </w:tcMar>
+            <w:vAlign w:val="center"/>
+          </w:tcPr>
+          <w:p>
+            <w:pPr>
+              <w:keepNext w:val="0"/>
+              <w:keepLines w:val="0"/>
+              <w:widowControl/>
+              <w:suppressLineNumbers w:val="0"/>
+              <w:spacing w:line="300" w:lineRule="atLeast"/>
+              <w:jc w:val="left"/>
+              <w:rPr>
+                <w:rFonts w:hint="default" w:ascii="Segoe UI" w:hAnsi="Segoe UI" w:eastAsia="Segoe UI" w:cs="Segoe UI"/>
+                <w:i w:val="0"/>
+                <w:iCs w:val="0"/>
+                <w:caps w:val="0"/>
+                <w:color w:val="0F1115"/>
+                <w:spacing w:val="0"/>
+                <w:sz w:val="18"/>
+                <w:szCs w:val="18"/>
+              </w:rPr>
+            </w:pPr>
+            <w:r>
+              <w:rPr>
+                <w:rFonts w:hint="default" w:ascii="Segoe UI" w:hAnsi="Segoe UI" w:eastAsia="Segoe UI" w:cs="Segoe UI"/>
+                <w:i w:val="0"/>
+                <w:iCs w:val="0"/>
+                <w:caps w:val="0"/>
+                <w:snapToGrid w:val="0"/>
+                <w:color w:val="0F1115"/>
+                <w:spacing w:val="0"/>
+                <w:kern w:val="0"/>
+                <w:sz w:val="18"/>
+                <w:szCs w:val="18"/>
+                <w:lang w:val="en-US" w:eastAsia="zh-CN"/>
+              </w:rPr>
+              <w:t>10分</w:t>
+            </w:r>
+          </w:p>
+        </w:tc>
+        <w:tc>
+          <w:tcPr>
+            <w:tcW w:w="0" w:type="auto"/>
+            <w:tcBorders>
+              <w:top w:val="single" w:color="auto" w:sz="4" w:space="0"/>
+              <w:left w:val="single" w:color="auto" w:sz="4" w:space="0"/>
+              <w:bottom w:val="single" w:color="auto" w:sz="4" w:space="0"/>
+              <w:right w:val="single" w:color="auto" w:sz="4" w:space="0"/>
+            </w:tcBorders>
+            <w:shd w:val="clear" w:color="auto" w:fill="auto"/>
+            <w:tcMar>
+              <w:top w:w="120" w:type="dxa"/>
+              <w:left w:w="192" w:type="dxa"/>
+              <w:bottom w:w="120" w:type="dxa"/>
+              <w:right w:w="0" w:type="dxa"/>
+            </w:tcMar>
+            <w:vAlign w:val="center"/>
+          </w:tcPr>
+          <w:p>
+            <w:pPr>
+              <w:keepNext w:val="0"/>
+              <w:keepLines w:val="0"/>
+              <w:widowControl/>
+              <w:suppressLineNumbers w:val="0"/>
+              <w:spacing w:line="300" w:lineRule="atLeast"/>
+              <w:jc w:val="left"/>
+              <w:rPr>
+                <w:rFonts w:hint="default" w:ascii="Segoe UI" w:hAnsi="Segoe UI" w:eastAsia="Segoe UI" w:cs="Segoe UI"/>
+                <w:i w:val="0"/>
+                <w:iCs w:val="0"/>
+                <w:caps w:val="0"/>
+                <w:color w:val="0F1115"/>
+                <w:spacing w:val="0"/>
+                <w:sz w:val="18"/>
+                <w:szCs w:val="18"/>
+              </w:rPr>
+            </w:pPr>
+            <w:r>
+              <w:rPr>
+                <w:rFonts w:hint="default" w:ascii="Segoe UI" w:hAnsi="Segoe UI" w:eastAsia="Segoe UI" w:cs="Segoe UI"/>
+                <w:i w:val="0"/>
+                <w:iCs w:val="0"/>
+                <w:caps w:val="0"/>
+                <w:snapToGrid w:val="0"/>
+                <w:color w:val="0F1115"/>
+                <w:spacing w:val="0"/>
+                <w:kern w:val="0"/>
+                <w:sz w:val="18"/>
+                <w:szCs w:val="18"/>
+                <w:lang w:val="en-US" w:eastAsia="zh-CN"/>
+              </w:rPr>
+              <w:t>评估所提供的系统、工具或文档是否易于理解和使用。</w:t>
+            </w:r>
+          </w:p>
+        </w:tc>
+      </w:tr>
+      <w:tr>
+        <w:tblPrEx>
+          <w:tblBorders>
+            <w:top w:val="none" w:color="auto" w:sz="0" w:space="0"/>
+            <w:left w:val="none" w:color="auto" w:sz="0" w:space="0"/>
+            <w:bottom w:val="none" w:color="auto" w:sz="0" w:space="0"/>
+            <w:right w:val="none" w:color="auto" w:sz="0" w:space="0"/>
+            <w:insideH w:val="none" w:color="auto" w:sz="0" w:space="0"/>
+            <w:insideV w:val="none" w:color="auto" w:sz="0" w:space="0"/>
+          </w:tblBorders>
+          <w:shd w:val="clear" w:color="auto" w:fill="auto"/>
+          <w:tblCellMar>
+            <w:top w:w="15" w:type="dxa"/>
+            <w:left w:w="15" w:type="dxa"/>
+            <w:bottom w:w="15" w:type="dxa"/>
+            <w:right w:w="15" w:type="dxa"/>
+          </w:tblCellMar>
+        </w:tblPrEx>
+        <w:trPr>
+          <w:jc w:val="center"/>
+        </w:trPr>
+        <w:tc>
+          <w:tcPr>
+            <w:tcW w:w="0" w:type="auto"/>
+            <w:tcBorders>
+              <w:top w:val="single" w:color="auto" w:sz="4" w:space="0"/>
+              <w:left w:val="single" w:color="auto" w:sz="4" w:space="0"/>
+              <w:bottom w:val="single" w:color="auto" w:sz="4" w:space="0"/>
+              <w:right w:val="single" w:color="auto" w:sz="4" w:space="0"/>
+            </w:tcBorders>
+            <w:shd w:val="clear" w:color="auto" w:fill="auto"/>
+            <w:tcMar>
+              <w:top w:w="120" w:type="dxa"/>
+              <w:left w:w="0" w:type="dxa"/>
+              <w:bottom w:w="120" w:type="dxa"/>
+              <w:right w:w="192" w:type="dxa"/>
+            </w:tcMar>
+            <w:vAlign w:val="center"/>
+          </w:tcPr>
+          <w:p>
+            <w:pPr>
+              <w:keepNext w:val="0"/>
+              <w:keepLines w:val="0"/>
+              <w:widowControl/>
+              <w:suppressLineNumbers w:val="0"/>
+              <w:spacing w:line="300" w:lineRule="atLeast"/>
+              <w:jc w:val="left"/>
+              <w:rPr>
+                <w:rFonts w:hint="default" w:ascii="Segoe UI" w:hAnsi="Segoe UI" w:eastAsia="Segoe UI" w:cs="Segoe UI"/>
+                <w:i w:val="0"/>
+                <w:iCs w:val="0"/>
+                <w:caps w:val="0"/>
+                <w:color w:val="0F1115"/>
+                <w:spacing w:val="0"/>
+                <w:sz w:val="18"/>
+                <w:szCs w:val="18"/>
+              </w:rPr>
+            </w:pPr>
+            <w:r>
+              <w:rPr>
+                <w:rFonts w:hint="default" w:ascii="Segoe UI" w:hAnsi="Segoe UI" w:eastAsia="Segoe UI" w:cs="Segoe UI"/>
+                <w:i w:val="0"/>
+                <w:iCs w:val="0"/>
+                <w:caps w:val="0"/>
+                <w:snapToGrid w:val="0"/>
+                <w:color w:val="0F1115"/>
+                <w:spacing w:val="0"/>
+                <w:kern w:val="0"/>
+                <w:sz w:val="18"/>
+                <w:szCs w:val="18"/>
+                <w:lang w:val="en-US" w:eastAsia="zh-CN"/>
+              </w:rPr>
+              <w:t>9</w:t>
+            </w:r>
+          </w:p>
+        </w:tc>
+        <w:tc>
+          <w:tcPr>
+            <w:tcW w:w="0" w:type="auto"/>
+            <w:tcBorders>
+              <w:top w:val="single" w:color="auto" w:sz="4" w:space="0"/>
+              <w:left w:val="single" w:color="auto" w:sz="4" w:space="0"/>
+              <w:bottom w:val="single" w:color="auto" w:sz="4" w:space="0"/>
+              <w:right w:val="single" w:color="auto" w:sz="4" w:space="0"/>
+            </w:tcBorders>
+            <w:shd w:val="clear" w:color="auto" w:fill="auto"/>
+            <w:tcMar>
+              <w:top w:w="120" w:type="dxa"/>
+              <w:left w:w="192" w:type="dxa"/>
+              <w:bottom w:w="120" w:type="dxa"/>
+              <w:right w:w="192" w:type="dxa"/>
+            </w:tcMar>
+            <w:vAlign w:val="center"/>
+          </w:tcPr>
+          <w:p>
+            <w:pPr>
+              <w:keepNext w:val="0"/>
+              <w:keepLines w:val="0"/>
+              <w:widowControl/>
+              <w:suppressLineNumbers w:val="0"/>
+              <w:spacing w:line="300" w:lineRule="atLeast"/>
+              <w:jc w:val="left"/>
+              <w:rPr>
+                <w:rFonts w:hint="default" w:ascii="Segoe UI" w:hAnsi="Segoe UI" w:eastAsia="Segoe UI" w:cs="Segoe UI"/>
+                <w:i w:val="0"/>
+                <w:iCs w:val="0"/>
+                <w:caps w:val="0"/>
+                <w:color w:val="0F1115"/>
+                <w:spacing w:val="0"/>
+                <w:sz w:val="18"/>
+                <w:szCs w:val="18"/>
+              </w:rPr>
+            </w:pPr>
+            <w:r>
+              <w:rPr>
+                <w:rFonts w:hint="default" w:ascii="Segoe UI" w:hAnsi="Segoe UI" w:eastAsia="Segoe UI" w:cs="Segoe UI"/>
+                <w:i w:val="0"/>
+                <w:iCs w:val="0"/>
+                <w:caps w:val="0"/>
+                <w:snapToGrid w:val="0"/>
+                <w:color w:val="0F1115"/>
+                <w:spacing w:val="0"/>
+                <w:kern w:val="0"/>
+                <w:sz w:val="18"/>
+                <w:szCs w:val="18"/>
+                <w:lang w:val="en-US" w:eastAsia="zh-CN"/>
+              </w:rPr>
+              <w:t>系统相关培训</w:t>
+            </w:r>
+          </w:p>
+        </w:tc>
+        <w:tc>
+          <w:tcPr>
+            <w:tcW w:w="0" w:type="auto"/>
+            <w:tcBorders>
+              <w:top w:val="single" w:color="auto" w:sz="4" w:space="0"/>
+              <w:left w:val="single" w:color="auto" w:sz="4" w:space="0"/>
+              <w:bottom w:val="single" w:color="auto" w:sz="4" w:space="0"/>
+              <w:right w:val="single" w:color="auto" w:sz="4" w:space="0"/>
+            </w:tcBorders>
+            <w:shd w:val="clear" w:color="auto" w:fill="auto"/>
+            <w:tcMar>
+              <w:top w:w="120" w:type="dxa"/>
+              <w:left w:w="192" w:type="dxa"/>
+              <w:bottom w:w="120" w:type="dxa"/>
+              <w:right w:w="192" w:type="dxa"/>
+            </w:tcMar>
+            <w:vAlign w:val="center"/>
+          </w:tcPr>
+          <w:p>
+            <w:pPr>
+              <w:keepNext w:val="0"/>
+              <w:keepLines w:val="0"/>
+              <w:widowControl/>
+              <w:suppressLineNumbers w:val="0"/>
+              <w:spacing w:line="300" w:lineRule="atLeast"/>
+              <w:jc w:val="left"/>
+              <w:rPr>
+                <w:rFonts w:hint="default" w:ascii="Segoe UI" w:hAnsi="Segoe UI" w:eastAsia="Segoe UI" w:cs="Segoe UI"/>
+                <w:i w:val="0"/>
+                <w:iCs w:val="0"/>
+                <w:caps w:val="0"/>
+                <w:color w:val="0F1115"/>
+                <w:spacing w:val="0"/>
+                <w:sz w:val="18"/>
+                <w:szCs w:val="18"/>
+              </w:rPr>
+            </w:pPr>
+            <w:r>
+              <w:rPr>
+                <w:rFonts w:hint="default" w:ascii="Segoe UI" w:hAnsi="Segoe UI" w:eastAsia="Segoe UI" w:cs="Segoe UI"/>
+                <w:i w:val="0"/>
+                <w:iCs w:val="0"/>
+                <w:caps w:val="0"/>
+                <w:snapToGrid w:val="0"/>
+                <w:color w:val="0F1115"/>
+                <w:spacing w:val="0"/>
+                <w:kern w:val="0"/>
+                <w:sz w:val="18"/>
+                <w:szCs w:val="18"/>
+                <w:lang w:val="en-US" w:eastAsia="zh-CN"/>
+              </w:rPr>
+              <w:t>10分</w:t>
+            </w:r>
+          </w:p>
+        </w:tc>
+        <w:tc>
+          <w:tcPr>
+            <w:tcW w:w="0" w:type="auto"/>
+            <w:tcBorders>
+              <w:top w:val="single" w:color="auto" w:sz="4" w:space="0"/>
+              <w:left w:val="single" w:color="auto" w:sz="4" w:space="0"/>
+              <w:bottom w:val="single" w:color="auto" w:sz="4" w:space="0"/>
+              <w:right w:val="single" w:color="auto" w:sz="4" w:space="0"/>
+            </w:tcBorders>
+            <w:shd w:val="clear" w:color="auto" w:fill="auto"/>
+            <w:tcMar>
+              <w:top w:w="120" w:type="dxa"/>
+              <w:left w:w="192" w:type="dxa"/>
+              <w:bottom w:w="120" w:type="dxa"/>
+              <w:right w:w="0" w:type="dxa"/>
+            </w:tcMar>
+            <w:vAlign w:val="center"/>
+          </w:tcPr>
+          <w:p>
+            <w:pPr>
+              <w:keepNext w:val="0"/>
+              <w:keepLines w:val="0"/>
+              <w:widowControl/>
+              <w:suppressLineNumbers w:val="0"/>
+              <w:spacing w:line="300" w:lineRule="atLeast"/>
+              <w:jc w:val="left"/>
+              <w:rPr>
+                <w:rFonts w:hint="default" w:ascii="Segoe UI" w:hAnsi="Segoe UI" w:eastAsia="Segoe UI" w:cs="Segoe UI"/>
+                <w:i w:val="0"/>
+                <w:iCs w:val="0"/>
+                <w:caps w:val="0"/>
+                <w:color w:val="0F1115"/>
+                <w:spacing w:val="0"/>
+                <w:sz w:val="18"/>
+                <w:szCs w:val="18"/>
+              </w:rPr>
+            </w:pPr>
+            <w:r>
+              <w:rPr>
+                <w:rFonts w:hint="default" w:ascii="Segoe UI" w:hAnsi="Segoe UI" w:eastAsia="Segoe UI" w:cs="Segoe UI"/>
+                <w:i w:val="0"/>
+                <w:iCs w:val="0"/>
+                <w:caps w:val="0"/>
+                <w:snapToGrid w:val="0"/>
+                <w:color w:val="0F1115"/>
+                <w:spacing w:val="0"/>
+                <w:kern w:val="0"/>
+                <w:sz w:val="18"/>
+                <w:szCs w:val="18"/>
+                <w:lang w:val="en-US" w:eastAsia="zh-CN"/>
+              </w:rPr>
+              <w:t>评估针对具体系统操作的培训质量与效果。</w:t>
+            </w:r>
+          </w:p>
+        </w:tc>
+      </w:tr>
+      <w:tr>
+        <w:tblPrEx>
+          <w:tblBorders>
+            <w:top w:val="none" w:color="auto" w:sz="0" w:space="0"/>
+            <w:left w:val="none" w:color="auto" w:sz="0" w:space="0"/>
+            <w:bottom w:val="none" w:color="auto" w:sz="0" w:space="0"/>
+            <w:right w:val="none" w:color="auto" w:sz="0" w:space="0"/>
+            <w:insideH w:val="none" w:color="auto" w:sz="0" w:space="0"/>
+            <w:insideV w:val="none" w:color="auto" w:sz="0" w:space="0"/>
+          </w:tblBorders>
+          <w:shd w:val="clear" w:color="auto" w:fill="auto"/>
+          <w:tblCellMar>
+            <w:top w:w="15" w:type="dxa"/>
+            <w:left w:w="15" w:type="dxa"/>
+            <w:bottom w:w="15" w:type="dxa"/>
+            <w:right w:w="15" w:type="dxa"/>
+          </w:tblCellMar>
+        </w:tblPrEx>
+        <w:trPr>
+          <w:jc w:val="center"/>
+        </w:trPr>
+        <w:tc>
+          <w:tcPr>
+            <w:tcW w:w="0" w:type="auto"/>
+            <w:tcBorders>
+              <w:top w:val="single" w:color="auto" w:sz="4" w:space="0"/>
+              <w:left w:val="single" w:color="auto" w:sz="4" w:space="0"/>
+              <w:bottom w:val="single" w:color="auto" w:sz="4" w:space="0"/>
+              <w:right w:val="single" w:color="auto" w:sz="4" w:space="0"/>
+            </w:tcBorders>
+            <w:shd w:val="clear" w:color="auto" w:fill="auto"/>
+            <w:tcMar>
+              <w:top w:w="120" w:type="dxa"/>
+              <w:left w:w="0" w:type="dxa"/>
+              <w:bottom w:w="120" w:type="dxa"/>
+              <w:right w:w="192" w:type="dxa"/>
+            </w:tcMar>
+            <w:vAlign w:val="center"/>
+          </w:tcPr>
+          <w:p>
+            <w:pPr>
+              <w:keepNext w:val="0"/>
+              <w:keepLines w:val="0"/>
+              <w:widowControl/>
+              <w:suppressLineNumbers w:val="0"/>
+              <w:spacing w:line="300" w:lineRule="atLeast"/>
+              <w:jc w:val="left"/>
+              <w:rPr>
+                <w:rFonts w:hint="default" w:ascii="Segoe UI" w:hAnsi="Segoe UI" w:eastAsia="Segoe UI" w:cs="Segoe UI"/>
+                <w:i w:val="0"/>
+                <w:iCs w:val="0"/>
+                <w:caps w:val="0"/>
+                <w:color w:val="0F1115"/>
+                <w:spacing w:val="0"/>
+                <w:sz w:val="18"/>
+                <w:szCs w:val="18"/>
+              </w:rPr>
+            </w:pPr>
+            <w:r>
+              <w:rPr>
+                <w:rFonts w:hint="default" w:ascii="Segoe UI" w:hAnsi="Segoe UI" w:eastAsia="Segoe UI" w:cs="Segoe UI"/>
+                <w:i w:val="0"/>
+                <w:iCs w:val="0"/>
+                <w:caps w:val="0"/>
+                <w:snapToGrid w:val="0"/>
+                <w:color w:val="0F1115"/>
+                <w:spacing w:val="0"/>
+                <w:kern w:val="0"/>
+                <w:sz w:val="18"/>
+                <w:szCs w:val="18"/>
+                <w:lang w:val="en-US" w:eastAsia="zh-CN"/>
+              </w:rPr>
+              <w:t>10</w:t>
+            </w:r>
+          </w:p>
+        </w:tc>
+        <w:tc>
+          <w:tcPr>
+            <w:tcW w:w="0" w:type="auto"/>
+            <w:tcBorders>
+              <w:top w:val="single" w:color="auto" w:sz="4" w:space="0"/>
+              <w:left w:val="single" w:color="auto" w:sz="4" w:space="0"/>
+              <w:bottom w:val="single" w:color="auto" w:sz="4" w:space="0"/>
+              <w:right w:val="single" w:color="auto" w:sz="4" w:space="0"/>
+            </w:tcBorders>
+            <w:shd w:val="clear" w:color="auto" w:fill="auto"/>
+            <w:tcMar>
+              <w:top w:w="120" w:type="dxa"/>
+              <w:left w:w="192" w:type="dxa"/>
+              <w:bottom w:w="120" w:type="dxa"/>
+              <w:right w:w="192" w:type="dxa"/>
+            </w:tcMar>
+            <w:vAlign w:val="center"/>
+          </w:tcPr>
+          <w:p>
+            <w:pPr>
+              <w:keepNext w:val="0"/>
+              <w:keepLines w:val="0"/>
+              <w:widowControl/>
+              <w:suppressLineNumbers w:val="0"/>
+              <w:spacing w:line="300" w:lineRule="atLeast"/>
+              <w:jc w:val="left"/>
+              <w:rPr>
+                <w:rFonts w:hint="default" w:ascii="Segoe UI" w:hAnsi="Segoe UI" w:eastAsia="Segoe UI" w:cs="Segoe UI"/>
+                <w:i w:val="0"/>
+                <w:iCs w:val="0"/>
+                <w:caps w:val="0"/>
+                <w:color w:val="0F1115"/>
+                <w:spacing w:val="0"/>
+                <w:sz w:val="18"/>
+                <w:szCs w:val="18"/>
+              </w:rPr>
+            </w:pPr>
+            <w:r>
+              <w:rPr>
+                <w:rFonts w:hint="default" w:ascii="Segoe UI" w:hAnsi="Segoe UI" w:eastAsia="Segoe UI" w:cs="Segoe UI"/>
+                <w:i w:val="0"/>
+                <w:iCs w:val="0"/>
+                <w:caps w:val="0"/>
+                <w:snapToGrid w:val="0"/>
+                <w:color w:val="0F1115"/>
+                <w:spacing w:val="0"/>
+                <w:kern w:val="0"/>
+                <w:sz w:val="18"/>
+                <w:szCs w:val="18"/>
+                <w:lang w:val="en-US" w:eastAsia="zh-CN"/>
+              </w:rPr>
+              <w:t>服务台服务水平</w:t>
+            </w:r>
+          </w:p>
+        </w:tc>
+        <w:tc>
+          <w:tcPr>
+            <w:tcW w:w="0" w:type="auto"/>
+            <w:tcBorders>
+              <w:top w:val="single" w:color="auto" w:sz="4" w:space="0"/>
+              <w:left w:val="single" w:color="auto" w:sz="4" w:space="0"/>
+              <w:bottom w:val="single" w:color="auto" w:sz="4" w:space="0"/>
+              <w:right w:val="single" w:color="auto" w:sz="4" w:space="0"/>
+            </w:tcBorders>
+            <w:shd w:val="clear" w:color="auto" w:fill="auto"/>
+            <w:tcMar>
+              <w:top w:w="120" w:type="dxa"/>
+              <w:left w:w="192" w:type="dxa"/>
+              <w:bottom w:w="120" w:type="dxa"/>
+              <w:right w:w="192" w:type="dxa"/>
+            </w:tcMar>
+            <w:vAlign w:val="center"/>
+          </w:tcPr>
+          <w:p>
+            <w:pPr>
+              <w:keepNext w:val="0"/>
+              <w:keepLines w:val="0"/>
+              <w:widowControl/>
+              <w:suppressLineNumbers w:val="0"/>
+              <w:spacing w:line="300" w:lineRule="atLeast"/>
+              <w:jc w:val="left"/>
+              <w:rPr>
+                <w:rFonts w:hint="default" w:ascii="Segoe UI" w:hAnsi="Segoe UI" w:eastAsia="Segoe UI" w:cs="Segoe UI"/>
+                <w:i w:val="0"/>
+                <w:iCs w:val="0"/>
+                <w:caps w:val="0"/>
+                <w:color w:val="0F1115"/>
+                <w:spacing w:val="0"/>
+                <w:sz w:val="18"/>
+                <w:szCs w:val="18"/>
+              </w:rPr>
+            </w:pPr>
+            <w:r>
+              <w:rPr>
+                <w:rFonts w:hint="default" w:ascii="Segoe UI" w:hAnsi="Segoe UI" w:eastAsia="Segoe UI" w:cs="Segoe UI"/>
+                <w:i w:val="0"/>
+                <w:iCs w:val="0"/>
+                <w:caps w:val="0"/>
+                <w:snapToGrid w:val="0"/>
+                <w:color w:val="0F1115"/>
+                <w:spacing w:val="0"/>
+                <w:kern w:val="0"/>
+                <w:sz w:val="18"/>
+                <w:szCs w:val="18"/>
+                <w:lang w:val="en-US" w:eastAsia="zh-CN"/>
+              </w:rPr>
+              <w:t>10分</w:t>
+            </w:r>
+          </w:p>
+        </w:tc>
+        <w:tc>
+          <w:tcPr>
+            <w:tcW w:w="0" w:type="auto"/>
+            <w:tcBorders>
+              <w:top w:val="single" w:color="auto" w:sz="4" w:space="0"/>
+              <w:left w:val="single" w:color="auto" w:sz="4" w:space="0"/>
+              <w:bottom w:val="single" w:color="auto" w:sz="4" w:space="0"/>
+              <w:right w:val="single" w:color="auto" w:sz="4" w:space="0"/>
+            </w:tcBorders>
+            <w:shd w:val="clear" w:color="auto" w:fill="auto"/>
+            <w:tcMar>
+              <w:top w:w="120" w:type="dxa"/>
+              <w:left w:w="192" w:type="dxa"/>
+              <w:bottom w:w="120" w:type="dxa"/>
+              <w:right w:w="0" w:type="dxa"/>
+            </w:tcMar>
+            <w:vAlign w:val="center"/>
+          </w:tcPr>
+          <w:p>
+            <w:pPr>
+              <w:keepNext w:val="0"/>
+              <w:keepLines w:val="0"/>
+              <w:widowControl/>
+              <w:suppressLineNumbers w:val="0"/>
+              <w:spacing w:line="300" w:lineRule="atLeast"/>
+              <w:jc w:val="left"/>
+              <w:rPr>
+                <w:rFonts w:hint="default" w:ascii="Segoe UI" w:hAnsi="Segoe UI" w:eastAsia="Segoe UI" w:cs="Segoe UI"/>
+                <w:i w:val="0"/>
+                <w:iCs w:val="0"/>
+                <w:caps w:val="0"/>
+                <w:color w:val="0F1115"/>
+                <w:spacing w:val="0"/>
+                <w:sz w:val="18"/>
+                <w:szCs w:val="18"/>
+              </w:rPr>
+            </w:pPr>
+            <w:r>
+              <w:rPr>
+                <w:rFonts w:hint="default" w:ascii="Segoe UI" w:hAnsi="Segoe UI" w:eastAsia="Segoe UI" w:cs="Segoe UI"/>
+                <w:i w:val="0"/>
+                <w:iCs w:val="0"/>
+                <w:caps w:val="0"/>
+                <w:snapToGrid w:val="0"/>
+                <w:color w:val="0F1115"/>
+                <w:spacing w:val="0"/>
+                <w:kern w:val="0"/>
+                <w:sz w:val="18"/>
+                <w:szCs w:val="18"/>
+                <w:lang w:val="en-US" w:eastAsia="zh-CN"/>
+              </w:rPr>
+              <w:t>评估服务台在接入、沟通、派单及跟进过程中的整体表现。</w:t>
+            </w:r>
+          </w:p>
+        </w:tc>
+      </w:tr>
+      <w:tr>
+        <w:tblPrEx>
+          <w:tblBorders>
+            <w:top w:val="none" w:color="auto" w:sz="0" w:space="0"/>
+            <w:left w:val="none" w:color="auto" w:sz="0" w:space="0"/>
+            <w:bottom w:val="none" w:color="auto" w:sz="0" w:space="0"/>
+            <w:right w:val="none" w:color="auto" w:sz="0" w:space="0"/>
+            <w:insideH w:val="none" w:color="auto" w:sz="0" w:space="0"/>
+            <w:insideV w:val="none" w:color="auto" w:sz="0" w:space="0"/>
+          </w:tblBorders>
+          <w:shd w:val="clear" w:color="auto" w:fill="auto"/>
           <w:tblCellMar>
             <w:top w:w="15" w:type="dxa"/>
             <w:left w:w="15" w:type="dxa"/>
@@ -4681,7 +4683,7 @@
           <w:lang w:val="en-US" w:eastAsia="zh-CN"/>
         </w:rPr>
       </w:pPr>
-      <w:bookmarkStart w:id="5" w:name="_Toc10187"/>
+      <w:bookmarkStart w:id="5" w:name="_Toc13601"/>
       <w:r>
         <w:rPr>
           <w:rFonts w:hint="eastAsia"/>
@@ -4901,7 +4903,7 @@
             <m:rPr>
               <m:sty m:val="p"/>
             </m:rPr>
-            <m:t>满意度调查表总得分/收回的调查 问卷总份数</m:t>
+            <m:t>满意度调查表总得分/收回的调查问卷总份数</m:t>
           </m:r>
         </m:oMath>
       </m:oMathPara>
@@ -4915,7 +4917,7 @@
           <w:lang w:val="en-US" w:eastAsia="zh-CN"/>
         </w:rPr>
       </w:pPr>
-      <w:bookmarkStart w:id="6" w:name="_Toc17146"/>
+      <w:bookmarkStart w:id="6" w:name="_Toc29663"/>
       <w:r>
         <w:rPr>
           <w:rFonts w:hint="eastAsia"/>
@@ -4957,7 +4959,7 @@
           <w:i w:val="0"/>
           <w:lang w:val="en-US" w:eastAsia="zh-CN"/>
         </w:rPr>
-        <w:t>月10日前）： 由运维部编制并最终确认调查表，质量管理部审核。</w:t>
+        <w:t>月10日前）：由运维部编制并最终确认调查表，质量管理部审核。</w:t>
       </w:r>
     </w:p>
     <w:p>
@@ -4992,7 +4994,17 @@
           <w:i w:val="0"/>
           <w:lang w:val="en-US" w:eastAsia="zh-CN"/>
         </w:rPr>
-        <w:t>月10日-13日）： 由运维部客户经理负责向指定客户发送并回收调查表，确保回收率。</w:t>
+        <w:t>月10日-13日）：由运维部</w:t>
+      </w:r>
+      <w:bookmarkStart w:id="8" w:name="_GoBack"/>
+      <w:bookmarkEnd w:id="8"/>
+      <w:r>
+        <w:rPr>
+          <w:rFonts w:hint="default"/>
+          <w:i w:val="0"/>
+          <w:lang w:val="en-US" w:eastAsia="zh-CN"/>
+        </w:rPr>
+        <w:t>经理负责向指定客户发送并回收调查表，确保回收率。</w:t>
       </w:r>
     </w:p>
     <w:p>
@@ -5074,7 +5086,7 @@
           <w:lang w:val="en-US" w:eastAsia="zh-CN"/>
         </w:rPr>
       </w:pPr>
-      <w:bookmarkStart w:id="7" w:name="_Toc1082"/>
+      <w:bookmarkStart w:id="7" w:name="_Toc14438"/>
       <w:r>
         <w:rPr>
           <w:rFonts w:hint="default"/>

--- a/4.质量管理/2.运行记录类文件/040209-满意度调查计划.docx
+++ b/4.质量管理/2.运行记录类文件/040209-满意度调查计划.docx
@@ -942,7 +942,7 @@
             <w:fldChar w:fldCharType="begin"/>
           </w:r>
           <w:r>
-            <w:instrText xml:space="preserve"> HYPERLINK \l _Toc15434 </w:instrText>
+            <w:instrText xml:space="preserve"> HYPERLINK \l _Toc13990 </w:instrText>
           </w:r>
           <w:r>
             <w:fldChar w:fldCharType="separate"/>
@@ -966,7 +966,7 @@
             <w:fldChar w:fldCharType="begin"/>
           </w:r>
           <w:r>
-            <w:instrText xml:space="preserve"> PAGEREF _Toc15434 \h </w:instrText>
+            <w:instrText xml:space="preserve"> PAGEREF _Toc13990 \h </w:instrText>
           </w:r>
           <w:r>
             <w:fldChar w:fldCharType="separate"/>
@@ -992,7 +992,7 @@
             <w:fldChar w:fldCharType="begin"/>
           </w:r>
           <w:r>
-            <w:instrText xml:space="preserve"> HYPERLINK \l _Toc1371 </w:instrText>
+            <w:instrText xml:space="preserve"> HYPERLINK \l _Toc26720 </w:instrText>
           </w:r>
           <w:r>
             <w:fldChar w:fldCharType="separate"/>
@@ -1016,7 +1016,7 @@
             <w:fldChar w:fldCharType="begin"/>
           </w:r>
           <w:r>
-            <w:instrText xml:space="preserve"> PAGEREF _Toc1371 \h </w:instrText>
+            <w:instrText xml:space="preserve"> PAGEREF _Toc26720 \h </w:instrText>
           </w:r>
           <w:r>
             <w:fldChar w:fldCharType="separate"/>
@@ -1042,7 +1042,7 @@
             <w:fldChar w:fldCharType="begin"/>
           </w:r>
           <w:r>
-            <w:instrText xml:space="preserve"> HYPERLINK \l _Toc13021 </w:instrText>
+            <w:instrText xml:space="preserve"> HYPERLINK \l _Toc6182 </w:instrText>
           </w:r>
           <w:r>
             <w:fldChar w:fldCharType="separate"/>
@@ -1066,7 +1066,7 @@
             <w:fldChar w:fldCharType="begin"/>
           </w:r>
           <w:r>
-            <w:instrText xml:space="preserve"> PAGEREF _Toc13021 \h </w:instrText>
+            <w:instrText xml:space="preserve"> PAGEREF _Toc6182 \h </w:instrText>
           </w:r>
           <w:r>
             <w:fldChar w:fldCharType="separate"/>
@@ -1092,7 +1092,7 @@
             <w:fldChar w:fldCharType="begin"/>
           </w:r>
           <w:r>
-            <w:instrText xml:space="preserve"> HYPERLINK \l _Toc28707 </w:instrText>
+            <w:instrText xml:space="preserve"> HYPERLINK \l _Toc1893 </w:instrText>
           </w:r>
           <w:r>
             <w:fldChar w:fldCharType="separate"/>
@@ -1116,7 +1116,7 @@
             <w:fldChar w:fldCharType="begin"/>
           </w:r>
           <w:r>
-            <w:instrText xml:space="preserve"> PAGEREF _Toc28707 \h </w:instrText>
+            <w:instrText xml:space="preserve"> PAGEREF _Toc1893 \h </w:instrText>
           </w:r>
           <w:r>
             <w:fldChar w:fldCharType="separate"/>
@@ -1142,7 +1142,7 @@
             <w:fldChar w:fldCharType="begin"/>
           </w:r>
           <w:r>
-            <w:instrText xml:space="preserve"> HYPERLINK \l _Toc1826 </w:instrText>
+            <w:instrText xml:space="preserve"> HYPERLINK \l _Toc5537 </w:instrText>
           </w:r>
           <w:r>
             <w:fldChar w:fldCharType="separate"/>
@@ -1163,7 +1163,7 @@
             <w:fldChar w:fldCharType="begin"/>
           </w:r>
           <w:r>
-            <w:instrText xml:space="preserve"> PAGEREF _Toc1826 \h </w:instrText>
+            <w:instrText xml:space="preserve"> PAGEREF _Toc5537 \h </w:instrText>
           </w:r>
           <w:r>
             <w:fldChar w:fldCharType="separate"/>
@@ -1189,7 +1189,7 @@
             <w:fldChar w:fldCharType="begin"/>
           </w:r>
           <w:r>
-            <w:instrText xml:space="preserve"> HYPERLINK \l _Toc13601 </w:instrText>
+            <w:instrText xml:space="preserve"> HYPERLINK \l _Toc4082 </w:instrText>
           </w:r>
           <w:r>
             <w:fldChar w:fldCharType="separate"/>
@@ -1215,7 +1215,7 @@
             <w:fldChar w:fldCharType="begin"/>
           </w:r>
           <w:r>
-            <w:instrText xml:space="preserve"> PAGEREF _Toc13601 \h </w:instrText>
+            <w:instrText xml:space="preserve"> PAGEREF _Toc4082 \h </w:instrText>
           </w:r>
           <w:r>
             <w:fldChar w:fldCharType="separate"/>
@@ -1241,7 +1241,7 @@
             <w:fldChar w:fldCharType="begin"/>
           </w:r>
           <w:r>
-            <w:instrText xml:space="preserve"> HYPERLINK \l _Toc29663 </w:instrText>
+            <w:instrText xml:space="preserve"> HYPERLINK \l _Toc18212 </w:instrText>
           </w:r>
           <w:r>
             <w:fldChar w:fldCharType="separate"/>
@@ -1267,7 +1267,7 @@
             <w:fldChar w:fldCharType="begin"/>
           </w:r>
           <w:r>
-            <w:instrText xml:space="preserve"> PAGEREF _Toc29663 \h </w:instrText>
+            <w:instrText xml:space="preserve"> PAGEREF _Toc18212 \h </w:instrText>
           </w:r>
           <w:r>
             <w:fldChar w:fldCharType="separate"/>
@@ -1293,7 +1293,7 @@
             <w:fldChar w:fldCharType="begin"/>
           </w:r>
           <w:r>
-            <w:instrText xml:space="preserve"> HYPERLINK \l _Toc14438 </w:instrText>
+            <w:instrText xml:space="preserve"> HYPERLINK \l _Toc12174 </w:instrText>
           </w:r>
           <w:r>
             <w:fldChar w:fldCharType="separate"/>
@@ -1312,7 +1312,7 @@
             <w:fldChar w:fldCharType="begin"/>
           </w:r>
           <w:r>
-            <w:instrText xml:space="preserve"> PAGEREF _Toc14438 \h </w:instrText>
+            <w:instrText xml:space="preserve"> PAGEREF _Toc12174 \h </w:instrText>
           </w:r>
           <w:r>
             <w:fldChar w:fldCharType="separate"/>
@@ -1353,7 +1353,7 @@
           <w:rFonts w:hint="eastAsia"/>
         </w:rPr>
       </w:pPr>
-      <w:bookmarkStart w:id="0" w:name="_Toc15434"/>
+      <w:bookmarkStart w:id="0" w:name="_Toc13990"/>
       <w:r>
         <w:rPr>
           <w:rFonts w:hint="eastAsia"/>
@@ -1385,7 +1385,7 @@
           <w:rFonts w:hint="eastAsia"/>
         </w:rPr>
       </w:pPr>
-      <w:bookmarkStart w:id="1" w:name="_Toc1371"/>
+      <w:bookmarkStart w:id="1" w:name="_Toc26720"/>
       <w:r>
         <w:rPr>
           <w:rFonts w:hint="eastAsia"/>
@@ -1633,7 +1633,7 @@
           <w:rFonts w:hint="eastAsia"/>
         </w:rPr>
       </w:pPr>
-      <w:bookmarkStart w:id="2" w:name="_Toc13021"/>
+      <w:bookmarkStart w:id="2" w:name="_Toc6182"/>
       <w:r>
         <w:rPr>
           <w:rFonts w:hint="eastAsia"/>
@@ -1719,7 +1719,7 @@
           <w:rFonts w:hint="eastAsia"/>
         </w:rPr>
       </w:pPr>
-      <w:bookmarkStart w:id="3" w:name="_Toc28707"/>
+      <w:bookmarkStart w:id="3" w:name="_Toc1893"/>
       <w:r>
         <w:rPr>
           <w:rFonts w:hint="eastAsia"/>
@@ -1748,7 +1748,7 @@
         <w:pStyle w:val="28"/>
         <w:bidi w:val="0"/>
       </w:pPr>
-      <w:bookmarkStart w:id="4" w:name="_Toc1826"/>
+      <w:bookmarkStart w:id="4" w:name="_Toc5537"/>
       <w:r>
         <w:t>调查内容与评价项</w:t>
       </w:r>
@@ -1807,7 +1807,6 @@
             <w:insideH w:val="none" w:color="auto" w:sz="0" w:space="0"/>
             <w:insideV w:val="none" w:color="auto" w:sz="0" w:space="0"/>
           </w:tblBorders>
-          <w:shd w:val="clear" w:color="auto" w:fill="auto"/>
           <w:tblCellMar>
             <w:top w:w="15" w:type="dxa"/>
             <w:left w:w="15" w:type="dxa"/>
@@ -4683,7 +4682,7 @@
           <w:lang w:val="en-US" w:eastAsia="zh-CN"/>
         </w:rPr>
       </w:pPr>
-      <w:bookmarkStart w:id="5" w:name="_Toc13601"/>
+      <w:bookmarkStart w:id="5" w:name="_Toc4082"/>
       <w:r>
         <w:rPr>
           <w:rFonts w:hint="eastAsia"/>
@@ -4917,7 +4916,7 @@
           <w:lang w:val="en-US" w:eastAsia="zh-CN"/>
         </w:rPr>
       </w:pPr>
-      <w:bookmarkStart w:id="6" w:name="_Toc29663"/>
+      <w:bookmarkStart w:id="6" w:name="_Toc18212"/>
       <w:r>
         <w:rPr>
           <w:rFonts w:hint="eastAsia"/>
@@ -4994,17 +4993,7 @@
           <w:i w:val="0"/>
           <w:lang w:val="en-US" w:eastAsia="zh-CN"/>
         </w:rPr>
-        <w:t>月10日-13日）：由运维部</w:t>
-      </w:r>
-      <w:bookmarkStart w:id="8" w:name="_GoBack"/>
-      <w:bookmarkEnd w:id="8"/>
-      <w:r>
-        <w:rPr>
-          <w:rFonts w:hint="default"/>
-          <w:i w:val="0"/>
-          <w:lang w:val="en-US" w:eastAsia="zh-CN"/>
-        </w:rPr>
-        <w:t>经理负责向指定客户发送并回收调查表，确保回收率。</w:t>
+        <w:t>月10日-13日）：由运维部经理负责向指定客户发送并回收调查表，确保回收率。</w:t>
       </w:r>
     </w:p>
     <w:p>
@@ -5086,7 +5075,7 @@
           <w:lang w:val="en-US" w:eastAsia="zh-CN"/>
         </w:rPr>
       </w:pPr>
-      <w:bookmarkStart w:id="7" w:name="_Toc14438"/>
+      <w:bookmarkStart w:id="7" w:name="_Toc12174"/>
       <w:r>
         <w:rPr>
           <w:rFonts w:hint="default"/>
@@ -5112,6 +5101,8 @@
         </w:rPr>
         <w:t>调查结果将作为部门绩效考核与服务改进的重要依据。针对本次调查中发现的共性问题（如服务台用语规范性、合同流程效率等），将纳入公司持续改进计划，进行闭环跟踪管理。</w:t>
       </w:r>
+      <w:bookmarkStart w:id="8" w:name="_GoBack"/>
+      <w:bookmarkEnd w:id="8"/>
     </w:p>
     <w:sectPr>
       <w:headerReference r:id="rId5" w:type="default"/>

--- a/4.质量管理/2.运行记录类文件/040209-满意度调查计划.docx
+++ b/4.质量管理/2.运行记录类文件/040209-满意度调查计划.docx
@@ -74,6 +74,8 @@
         <w:bidi w:val="0"/>
         <w:spacing w:line="363" w:lineRule="auto"/>
       </w:pPr>
+      <w:bookmarkStart w:id="8" w:name="_GoBack"/>
+      <w:bookmarkEnd w:id="8"/>
     </w:p>
     <w:p>
       <w:pPr>
@@ -566,7 +568,7 @@
                 <w:rFonts w:hint="eastAsia"/>
                 <w:lang w:val="en-US" w:eastAsia="zh-CN"/>
               </w:rPr>
-              <w:t>李平</w:t>
+              <w:t>吴广</w:t>
             </w:r>
           </w:p>
         </w:tc>
@@ -1807,6 +1809,7 @@
             <w:insideH w:val="none" w:color="auto" w:sz="0" w:space="0"/>
             <w:insideV w:val="none" w:color="auto" w:sz="0" w:space="0"/>
           </w:tblBorders>
+          <w:shd w:val="clear" w:color="auto" w:fill="auto"/>
           <w:tblCellMar>
             <w:top w:w="15" w:type="dxa"/>
             <w:left w:w="15" w:type="dxa"/>
@@ -2291,7 +2294,6 @@
             <w:insideH w:val="none" w:color="auto" w:sz="0" w:space="0"/>
             <w:insideV w:val="none" w:color="auto" w:sz="0" w:space="0"/>
           </w:tblBorders>
-          <w:shd w:val="clear" w:color="auto" w:fill="auto"/>
           <w:tblCellMar>
             <w:top w:w="15" w:type="dxa"/>
             <w:left w:w="15" w:type="dxa"/>
@@ -2519,6 +2521,729 @@
                 <w:lang w:val="en-US" w:eastAsia="zh-CN"/>
               </w:rPr>
               <w:t>评估服务人员的礼貌、耐心与合作精神。</w:t>
+            </w:r>
+          </w:p>
+        </w:tc>
+      </w:tr>
+      <w:tr>
+        <w:tblPrEx>
+          <w:tblBorders>
+            <w:top w:val="none" w:color="auto" w:sz="0" w:space="0"/>
+            <w:left w:val="none" w:color="auto" w:sz="0" w:space="0"/>
+            <w:bottom w:val="none" w:color="auto" w:sz="0" w:space="0"/>
+            <w:right w:val="none" w:color="auto" w:sz="0" w:space="0"/>
+            <w:insideH w:val="none" w:color="auto" w:sz="0" w:space="0"/>
+            <w:insideV w:val="none" w:color="auto" w:sz="0" w:space="0"/>
+          </w:tblBorders>
+          <w:tblCellMar>
+            <w:top w:w="15" w:type="dxa"/>
+            <w:left w:w="15" w:type="dxa"/>
+            <w:bottom w:w="15" w:type="dxa"/>
+            <w:right w:w="15" w:type="dxa"/>
+          </w:tblCellMar>
+        </w:tblPrEx>
+        <w:trPr>
+          <w:jc w:val="center"/>
+        </w:trPr>
+        <w:tc>
+          <w:tcPr>
+            <w:tcW w:w="0" w:type="auto"/>
+            <w:tcBorders>
+              <w:top w:val="single" w:color="auto" w:sz="4" w:space="0"/>
+              <w:left w:val="single" w:color="auto" w:sz="4" w:space="0"/>
+              <w:bottom w:val="single" w:color="auto" w:sz="4" w:space="0"/>
+              <w:right w:val="single" w:color="auto" w:sz="4" w:space="0"/>
+            </w:tcBorders>
+            <w:shd w:val="clear" w:color="auto" w:fill="auto"/>
+            <w:tcMar>
+              <w:top w:w="120" w:type="dxa"/>
+              <w:left w:w="0" w:type="dxa"/>
+              <w:bottom w:w="120" w:type="dxa"/>
+              <w:right w:w="192" w:type="dxa"/>
+            </w:tcMar>
+            <w:vAlign w:val="center"/>
+          </w:tcPr>
+          <w:p>
+            <w:pPr>
+              <w:keepNext w:val="0"/>
+              <w:keepLines w:val="0"/>
+              <w:widowControl/>
+              <w:suppressLineNumbers w:val="0"/>
+              <w:spacing w:line="300" w:lineRule="atLeast"/>
+              <w:jc w:val="left"/>
+              <w:rPr>
+                <w:rFonts w:hint="default" w:ascii="Segoe UI" w:hAnsi="Segoe UI" w:eastAsia="Segoe UI" w:cs="Segoe UI"/>
+                <w:i w:val="0"/>
+                <w:iCs w:val="0"/>
+                <w:caps w:val="0"/>
+                <w:color w:val="0F1115"/>
+                <w:spacing w:val="0"/>
+                <w:sz w:val="18"/>
+                <w:szCs w:val="18"/>
+              </w:rPr>
+            </w:pPr>
+            <w:r>
+              <w:rPr>
+                <w:rFonts w:hint="default" w:ascii="Segoe UI" w:hAnsi="Segoe UI" w:eastAsia="Segoe UI" w:cs="Segoe UI"/>
+                <w:i w:val="0"/>
+                <w:iCs w:val="0"/>
+                <w:caps w:val="0"/>
+                <w:snapToGrid w:val="0"/>
+                <w:color w:val="0F1115"/>
+                <w:spacing w:val="0"/>
+                <w:kern w:val="0"/>
+                <w:sz w:val="18"/>
+                <w:szCs w:val="18"/>
+                <w:lang w:val="en-US" w:eastAsia="zh-CN"/>
+              </w:rPr>
+              <w:t>3</w:t>
+            </w:r>
+          </w:p>
+        </w:tc>
+        <w:tc>
+          <w:tcPr>
+            <w:tcW w:w="0" w:type="auto"/>
+            <w:tcBorders>
+              <w:top w:val="single" w:color="auto" w:sz="4" w:space="0"/>
+              <w:left w:val="single" w:color="auto" w:sz="4" w:space="0"/>
+              <w:bottom w:val="single" w:color="auto" w:sz="4" w:space="0"/>
+              <w:right w:val="single" w:color="auto" w:sz="4" w:space="0"/>
+            </w:tcBorders>
+            <w:shd w:val="clear" w:color="auto" w:fill="auto"/>
+            <w:tcMar>
+              <w:top w:w="120" w:type="dxa"/>
+              <w:left w:w="192" w:type="dxa"/>
+              <w:bottom w:w="120" w:type="dxa"/>
+              <w:right w:w="192" w:type="dxa"/>
+            </w:tcMar>
+            <w:vAlign w:val="center"/>
+          </w:tcPr>
+          <w:p>
+            <w:pPr>
+              <w:keepNext w:val="0"/>
+              <w:keepLines w:val="0"/>
+              <w:widowControl/>
+              <w:suppressLineNumbers w:val="0"/>
+              <w:spacing w:line="300" w:lineRule="atLeast"/>
+              <w:jc w:val="left"/>
+              <w:rPr>
+                <w:rFonts w:hint="default" w:ascii="Segoe UI" w:hAnsi="Segoe UI" w:eastAsia="Segoe UI" w:cs="Segoe UI"/>
+                <w:i w:val="0"/>
+                <w:iCs w:val="0"/>
+                <w:caps w:val="0"/>
+                <w:color w:val="0F1115"/>
+                <w:spacing w:val="0"/>
+                <w:sz w:val="18"/>
+                <w:szCs w:val="18"/>
+              </w:rPr>
+            </w:pPr>
+            <w:r>
+              <w:rPr>
+                <w:rFonts w:hint="default" w:ascii="Segoe UI" w:hAnsi="Segoe UI" w:eastAsia="Segoe UI" w:cs="Segoe UI"/>
+                <w:i w:val="0"/>
+                <w:iCs w:val="0"/>
+                <w:caps w:val="0"/>
+                <w:snapToGrid w:val="0"/>
+                <w:color w:val="0F1115"/>
+                <w:spacing w:val="0"/>
+                <w:kern w:val="0"/>
+                <w:sz w:val="18"/>
+                <w:szCs w:val="18"/>
+                <w:lang w:val="en-US" w:eastAsia="zh-CN"/>
+              </w:rPr>
+              <w:t>服务及时性</w:t>
+            </w:r>
+          </w:p>
+        </w:tc>
+        <w:tc>
+          <w:tcPr>
+            <w:tcW w:w="0" w:type="auto"/>
+            <w:tcBorders>
+              <w:top w:val="single" w:color="auto" w:sz="4" w:space="0"/>
+              <w:left w:val="single" w:color="auto" w:sz="4" w:space="0"/>
+              <w:bottom w:val="single" w:color="auto" w:sz="4" w:space="0"/>
+              <w:right w:val="single" w:color="auto" w:sz="4" w:space="0"/>
+            </w:tcBorders>
+            <w:shd w:val="clear" w:color="auto" w:fill="auto"/>
+            <w:tcMar>
+              <w:top w:w="120" w:type="dxa"/>
+              <w:left w:w="192" w:type="dxa"/>
+              <w:bottom w:w="120" w:type="dxa"/>
+              <w:right w:w="192" w:type="dxa"/>
+            </w:tcMar>
+            <w:vAlign w:val="center"/>
+          </w:tcPr>
+          <w:p>
+            <w:pPr>
+              <w:keepNext w:val="0"/>
+              <w:keepLines w:val="0"/>
+              <w:widowControl/>
+              <w:suppressLineNumbers w:val="0"/>
+              <w:spacing w:line="300" w:lineRule="atLeast"/>
+              <w:jc w:val="left"/>
+              <w:rPr>
+                <w:rFonts w:hint="default" w:ascii="Segoe UI" w:hAnsi="Segoe UI" w:eastAsia="Segoe UI" w:cs="Segoe UI"/>
+                <w:i w:val="0"/>
+                <w:iCs w:val="0"/>
+                <w:caps w:val="0"/>
+                <w:color w:val="0F1115"/>
+                <w:spacing w:val="0"/>
+                <w:sz w:val="18"/>
+                <w:szCs w:val="18"/>
+              </w:rPr>
+            </w:pPr>
+            <w:r>
+              <w:rPr>
+                <w:rFonts w:hint="default" w:ascii="Segoe UI" w:hAnsi="Segoe UI" w:eastAsia="Segoe UI" w:cs="Segoe UI"/>
+                <w:i w:val="0"/>
+                <w:iCs w:val="0"/>
+                <w:caps w:val="0"/>
+                <w:snapToGrid w:val="0"/>
+                <w:color w:val="0F1115"/>
+                <w:spacing w:val="0"/>
+                <w:kern w:val="0"/>
+                <w:sz w:val="18"/>
+                <w:szCs w:val="18"/>
+                <w:lang w:val="en-US" w:eastAsia="zh-CN"/>
+              </w:rPr>
+              <w:t>10分</w:t>
+            </w:r>
+          </w:p>
+        </w:tc>
+        <w:tc>
+          <w:tcPr>
+            <w:tcW w:w="0" w:type="auto"/>
+            <w:tcBorders>
+              <w:top w:val="single" w:color="auto" w:sz="4" w:space="0"/>
+              <w:left w:val="single" w:color="auto" w:sz="4" w:space="0"/>
+              <w:bottom w:val="single" w:color="auto" w:sz="4" w:space="0"/>
+              <w:right w:val="single" w:color="auto" w:sz="4" w:space="0"/>
+            </w:tcBorders>
+            <w:shd w:val="clear" w:color="auto" w:fill="auto"/>
+            <w:tcMar>
+              <w:top w:w="120" w:type="dxa"/>
+              <w:left w:w="192" w:type="dxa"/>
+              <w:bottom w:w="120" w:type="dxa"/>
+              <w:right w:w="0" w:type="dxa"/>
+            </w:tcMar>
+            <w:vAlign w:val="center"/>
+          </w:tcPr>
+          <w:p>
+            <w:pPr>
+              <w:keepNext w:val="0"/>
+              <w:keepLines w:val="0"/>
+              <w:widowControl/>
+              <w:suppressLineNumbers w:val="0"/>
+              <w:spacing w:line="300" w:lineRule="atLeast"/>
+              <w:jc w:val="left"/>
+              <w:rPr>
+                <w:rFonts w:hint="default" w:ascii="Segoe UI" w:hAnsi="Segoe UI" w:eastAsia="Segoe UI" w:cs="Segoe UI"/>
+                <w:i w:val="0"/>
+                <w:iCs w:val="0"/>
+                <w:caps w:val="0"/>
+                <w:color w:val="0F1115"/>
+                <w:spacing w:val="0"/>
+                <w:sz w:val="18"/>
+                <w:szCs w:val="18"/>
+              </w:rPr>
+            </w:pPr>
+            <w:r>
+              <w:rPr>
+                <w:rFonts w:hint="default" w:ascii="Segoe UI" w:hAnsi="Segoe UI" w:eastAsia="Segoe UI" w:cs="Segoe UI"/>
+                <w:i w:val="0"/>
+                <w:iCs w:val="0"/>
+                <w:caps w:val="0"/>
+                <w:snapToGrid w:val="0"/>
+                <w:color w:val="0F1115"/>
+                <w:spacing w:val="0"/>
+                <w:kern w:val="0"/>
+                <w:sz w:val="18"/>
+                <w:szCs w:val="18"/>
+                <w:lang w:val="en-US" w:eastAsia="zh-CN"/>
+              </w:rPr>
+              <w:t>评估响应请求、到达现场及处理问题的速度。</w:t>
+            </w:r>
+          </w:p>
+        </w:tc>
+      </w:tr>
+      <w:tr>
+        <w:tblPrEx>
+          <w:tblBorders>
+            <w:top w:val="none" w:color="auto" w:sz="0" w:space="0"/>
+            <w:left w:val="none" w:color="auto" w:sz="0" w:space="0"/>
+            <w:bottom w:val="none" w:color="auto" w:sz="0" w:space="0"/>
+            <w:right w:val="none" w:color="auto" w:sz="0" w:space="0"/>
+            <w:insideH w:val="none" w:color="auto" w:sz="0" w:space="0"/>
+            <w:insideV w:val="none" w:color="auto" w:sz="0" w:space="0"/>
+          </w:tblBorders>
+          <w:tblCellMar>
+            <w:top w:w="15" w:type="dxa"/>
+            <w:left w:w="15" w:type="dxa"/>
+            <w:bottom w:w="15" w:type="dxa"/>
+            <w:right w:w="15" w:type="dxa"/>
+          </w:tblCellMar>
+        </w:tblPrEx>
+        <w:trPr>
+          <w:jc w:val="center"/>
+        </w:trPr>
+        <w:tc>
+          <w:tcPr>
+            <w:tcW w:w="0" w:type="auto"/>
+            <w:tcBorders>
+              <w:top w:val="single" w:color="auto" w:sz="4" w:space="0"/>
+              <w:left w:val="single" w:color="auto" w:sz="4" w:space="0"/>
+              <w:bottom w:val="single" w:color="auto" w:sz="4" w:space="0"/>
+              <w:right w:val="single" w:color="auto" w:sz="4" w:space="0"/>
+            </w:tcBorders>
+            <w:shd w:val="clear" w:color="auto" w:fill="auto"/>
+            <w:tcMar>
+              <w:top w:w="120" w:type="dxa"/>
+              <w:left w:w="0" w:type="dxa"/>
+              <w:bottom w:w="120" w:type="dxa"/>
+              <w:right w:w="192" w:type="dxa"/>
+            </w:tcMar>
+            <w:vAlign w:val="center"/>
+          </w:tcPr>
+          <w:p>
+            <w:pPr>
+              <w:keepNext w:val="0"/>
+              <w:keepLines w:val="0"/>
+              <w:widowControl/>
+              <w:suppressLineNumbers w:val="0"/>
+              <w:spacing w:line="300" w:lineRule="atLeast"/>
+              <w:jc w:val="left"/>
+              <w:rPr>
+                <w:rFonts w:hint="default" w:ascii="Segoe UI" w:hAnsi="Segoe UI" w:eastAsia="Segoe UI" w:cs="Segoe UI"/>
+                <w:i w:val="0"/>
+                <w:iCs w:val="0"/>
+                <w:caps w:val="0"/>
+                <w:color w:val="0F1115"/>
+                <w:spacing w:val="0"/>
+                <w:sz w:val="18"/>
+                <w:szCs w:val="18"/>
+              </w:rPr>
+            </w:pPr>
+            <w:r>
+              <w:rPr>
+                <w:rFonts w:hint="default" w:ascii="Segoe UI" w:hAnsi="Segoe UI" w:eastAsia="Segoe UI" w:cs="Segoe UI"/>
+                <w:i w:val="0"/>
+                <w:iCs w:val="0"/>
+                <w:caps w:val="0"/>
+                <w:snapToGrid w:val="0"/>
+                <w:color w:val="0F1115"/>
+                <w:spacing w:val="0"/>
+                <w:kern w:val="0"/>
+                <w:sz w:val="18"/>
+                <w:szCs w:val="18"/>
+                <w:lang w:val="en-US" w:eastAsia="zh-CN"/>
+              </w:rPr>
+              <w:t>4</w:t>
+            </w:r>
+          </w:p>
+        </w:tc>
+        <w:tc>
+          <w:tcPr>
+            <w:tcW w:w="0" w:type="auto"/>
+            <w:tcBorders>
+              <w:top w:val="single" w:color="auto" w:sz="4" w:space="0"/>
+              <w:left w:val="single" w:color="auto" w:sz="4" w:space="0"/>
+              <w:bottom w:val="single" w:color="auto" w:sz="4" w:space="0"/>
+              <w:right w:val="single" w:color="auto" w:sz="4" w:space="0"/>
+            </w:tcBorders>
+            <w:shd w:val="clear" w:color="auto" w:fill="auto"/>
+            <w:tcMar>
+              <w:top w:w="120" w:type="dxa"/>
+              <w:left w:w="192" w:type="dxa"/>
+              <w:bottom w:w="120" w:type="dxa"/>
+              <w:right w:w="192" w:type="dxa"/>
+            </w:tcMar>
+            <w:vAlign w:val="center"/>
+          </w:tcPr>
+          <w:p>
+            <w:pPr>
+              <w:keepNext w:val="0"/>
+              <w:keepLines w:val="0"/>
+              <w:widowControl/>
+              <w:suppressLineNumbers w:val="0"/>
+              <w:spacing w:line="300" w:lineRule="atLeast"/>
+              <w:jc w:val="left"/>
+              <w:rPr>
+                <w:rFonts w:hint="default" w:ascii="Segoe UI" w:hAnsi="Segoe UI" w:eastAsia="Segoe UI" w:cs="Segoe UI"/>
+                <w:i w:val="0"/>
+                <w:iCs w:val="0"/>
+                <w:caps w:val="0"/>
+                <w:color w:val="0F1115"/>
+                <w:spacing w:val="0"/>
+                <w:sz w:val="18"/>
+                <w:szCs w:val="18"/>
+              </w:rPr>
+            </w:pPr>
+            <w:r>
+              <w:rPr>
+                <w:rFonts w:hint="default" w:ascii="Segoe UI" w:hAnsi="Segoe UI" w:eastAsia="Segoe UI" w:cs="Segoe UI"/>
+                <w:i w:val="0"/>
+                <w:iCs w:val="0"/>
+                <w:caps w:val="0"/>
+                <w:snapToGrid w:val="0"/>
+                <w:color w:val="0F1115"/>
+                <w:spacing w:val="0"/>
+                <w:kern w:val="0"/>
+                <w:sz w:val="18"/>
+                <w:szCs w:val="18"/>
+                <w:lang w:val="en-US" w:eastAsia="zh-CN"/>
+              </w:rPr>
+              <w:t>服务规范性</w:t>
+            </w:r>
+          </w:p>
+        </w:tc>
+        <w:tc>
+          <w:tcPr>
+            <w:tcW w:w="0" w:type="auto"/>
+            <w:tcBorders>
+              <w:top w:val="single" w:color="auto" w:sz="4" w:space="0"/>
+              <w:left w:val="single" w:color="auto" w:sz="4" w:space="0"/>
+              <w:bottom w:val="single" w:color="auto" w:sz="4" w:space="0"/>
+              <w:right w:val="single" w:color="auto" w:sz="4" w:space="0"/>
+            </w:tcBorders>
+            <w:shd w:val="clear" w:color="auto" w:fill="auto"/>
+            <w:tcMar>
+              <w:top w:w="120" w:type="dxa"/>
+              <w:left w:w="192" w:type="dxa"/>
+              <w:bottom w:w="120" w:type="dxa"/>
+              <w:right w:w="192" w:type="dxa"/>
+            </w:tcMar>
+            <w:vAlign w:val="center"/>
+          </w:tcPr>
+          <w:p>
+            <w:pPr>
+              <w:keepNext w:val="0"/>
+              <w:keepLines w:val="0"/>
+              <w:widowControl/>
+              <w:suppressLineNumbers w:val="0"/>
+              <w:spacing w:line="300" w:lineRule="atLeast"/>
+              <w:jc w:val="left"/>
+              <w:rPr>
+                <w:rFonts w:hint="default" w:ascii="Segoe UI" w:hAnsi="Segoe UI" w:eastAsia="Segoe UI" w:cs="Segoe UI"/>
+                <w:i w:val="0"/>
+                <w:iCs w:val="0"/>
+                <w:caps w:val="0"/>
+                <w:color w:val="0F1115"/>
+                <w:spacing w:val="0"/>
+                <w:sz w:val="18"/>
+                <w:szCs w:val="18"/>
+              </w:rPr>
+            </w:pPr>
+            <w:r>
+              <w:rPr>
+                <w:rFonts w:hint="default" w:ascii="Segoe UI" w:hAnsi="Segoe UI" w:eastAsia="Segoe UI" w:cs="Segoe UI"/>
+                <w:i w:val="0"/>
+                <w:iCs w:val="0"/>
+                <w:caps w:val="0"/>
+                <w:snapToGrid w:val="0"/>
+                <w:color w:val="0F1115"/>
+                <w:spacing w:val="0"/>
+                <w:kern w:val="0"/>
+                <w:sz w:val="18"/>
+                <w:szCs w:val="18"/>
+                <w:lang w:val="en-US" w:eastAsia="zh-CN"/>
+              </w:rPr>
+              <w:t>10分</w:t>
+            </w:r>
+          </w:p>
+        </w:tc>
+        <w:tc>
+          <w:tcPr>
+            <w:tcW w:w="0" w:type="auto"/>
+            <w:tcBorders>
+              <w:top w:val="single" w:color="auto" w:sz="4" w:space="0"/>
+              <w:left w:val="single" w:color="auto" w:sz="4" w:space="0"/>
+              <w:bottom w:val="single" w:color="auto" w:sz="4" w:space="0"/>
+              <w:right w:val="single" w:color="auto" w:sz="4" w:space="0"/>
+            </w:tcBorders>
+            <w:shd w:val="clear" w:color="auto" w:fill="auto"/>
+            <w:tcMar>
+              <w:top w:w="120" w:type="dxa"/>
+              <w:left w:w="192" w:type="dxa"/>
+              <w:bottom w:w="120" w:type="dxa"/>
+              <w:right w:w="0" w:type="dxa"/>
+            </w:tcMar>
+            <w:vAlign w:val="center"/>
+          </w:tcPr>
+          <w:p>
+            <w:pPr>
+              <w:keepNext w:val="0"/>
+              <w:keepLines w:val="0"/>
+              <w:widowControl/>
+              <w:suppressLineNumbers w:val="0"/>
+              <w:spacing w:line="300" w:lineRule="atLeast"/>
+              <w:jc w:val="left"/>
+              <w:rPr>
+                <w:rFonts w:hint="default" w:ascii="Segoe UI" w:hAnsi="Segoe UI" w:eastAsia="Segoe UI" w:cs="Segoe UI"/>
+                <w:i w:val="0"/>
+                <w:iCs w:val="0"/>
+                <w:caps w:val="0"/>
+                <w:color w:val="0F1115"/>
+                <w:spacing w:val="0"/>
+                <w:sz w:val="18"/>
+                <w:szCs w:val="18"/>
+              </w:rPr>
+            </w:pPr>
+            <w:r>
+              <w:rPr>
+                <w:rFonts w:hint="default" w:ascii="Segoe UI" w:hAnsi="Segoe UI" w:eastAsia="Segoe UI" w:cs="Segoe UI"/>
+                <w:i w:val="0"/>
+                <w:iCs w:val="0"/>
+                <w:caps w:val="0"/>
+                <w:snapToGrid w:val="0"/>
+                <w:color w:val="0F1115"/>
+                <w:spacing w:val="0"/>
+                <w:kern w:val="0"/>
+                <w:sz w:val="18"/>
+                <w:szCs w:val="18"/>
+                <w:lang w:val="en-US" w:eastAsia="zh-CN"/>
+              </w:rPr>
+              <w:t>评估服务过程是否符合既定流程与标准。</w:t>
+            </w:r>
+          </w:p>
+        </w:tc>
+      </w:tr>
+      <w:tr>
+        <w:tblPrEx>
+          <w:tblBorders>
+            <w:top w:val="none" w:color="auto" w:sz="0" w:space="0"/>
+            <w:left w:val="none" w:color="auto" w:sz="0" w:space="0"/>
+            <w:bottom w:val="none" w:color="auto" w:sz="0" w:space="0"/>
+            <w:right w:val="none" w:color="auto" w:sz="0" w:space="0"/>
+            <w:insideH w:val="none" w:color="auto" w:sz="0" w:space="0"/>
+            <w:insideV w:val="none" w:color="auto" w:sz="0" w:space="0"/>
+          </w:tblBorders>
+          <w:tblCellMar>
+            <w:top w:w="15" w:type="dxa"/>
+            <w:left w:w="15" w:type="dxa"/>
+            <w:bottom w:w="15" w:type="dxa"/>
+            <w:right w:w="15" w:type="dxa"/>
+          </w:tblCellMar>
+        </w:tblPrEx>
+        <w:trPr>
+          <w:jc w:val="center"/>
+        </w:trPr>
+        <w:tc>
+          <w:tcPr>
+            <w:tcW w:w="0" w:type="auto"/>
+            <w:tcBorders>
+              <w:top w:val="single" w:color="auto" w:sz="4" w:space="0"/>
+              <w:left w:val="single" w:color="auto" w:sz="4" w:space="0"/>
+              <w:bottom w:val="single" w:color="auto" w:sz="4" w:space="0"/>
+              <w:right w:val="single" w:color="auto" w:sz="4" w:space="0"/>
+            </w:tcBorders>
+            <w:shd w:val="clear" w:color="auto" w:fill="auto"/>
+            <w:tcMar>
+              <w:top w:w="120" w:type="dxa"/>
+              <w:left w:w="0" w:type="dxa"/>
+              <w:bottom w:w="120" w:type="dxa"/>
+              <w:right w:w="192" w:type="dxa"/>
+            </w:tcMar>
+            <w:vAlign w:val="center"/>
+          </w:tcPr>
+          <w:p>
+            <w:pPr>
+              <w:keepNext w:val="0"/>
+              <w:keepLines w:val="0"/>
+              <w:widowControl/>
+              <w:suppressLineNumbers w:val="0"/>
+              <w:spacing w:line="300" w:lineRule="atLeast"/>
+              <w:jc w:val="left"/>
+              <w:rPr>
+                <w:rFonts w:hint="default" w:ascii="Segoe UI" w:hAnsi="Segoe UI" w:eastAsia="Segoe UI" w:cs="Segoe UI"/>
+                <w:i w:val="0"/>
+                <w:iCs w:val="0"/>
+                <w:caps w:val="0"/>
+                <w:color w:val="0F1115"/>
+                <w:spacing w:val="0"/>
+                <w:sz w:val="18"/>
+                <w:szCs w:val="18"/>
+              </w:rPr>
+            </w:pPr>
+            <w:r>
+              <w:rPr>
+                <w:rFonts w:hint="default" w:ascii="Segoe UI" w:hAnsi="Segoe UI" w:eastAsia="Segoe UI" w:cs="Segoe UI"/>
+                <w:i w:val="0"/>
+                <w:iCs w:val="0"/>
+                <w:caps w:val="0"/>
+                <w:snapToGrid w:val="0"/>
+                <w:color w:val="0F1115"/>
+                <w:spacing w:val="0"/>
+                <w:kern w:val="0"/>
+                <w:sz w:val="18"/>
+                <w:szCs w:val="18"/>
+                <w:lang w:val="en-US" w:eastAsia="zh-CN"/>
+              </w:rPr>
+              <w:t>5</w:t>
+            </w:r>
+          </w:p>
+        </w:tc>
+        <w:tc>
+          <w:tcPr>
+            <w:tcW w:w="0" w:type="auto"/>
+            <w:tcBorders>
+              <w:top w:val="single" w:color="auto" w:sz="4" w:space="0"/>
+              <w:left w:val="single" w:color="auto" w:sz="4" w:space="0"/>
+              <w:bottom w:val="single" w:color="auto" w:sz="4" w:space="0"/>
+              <w:right w:val="single" w:color="auto" w:sz="4" w:space="0"/>
+            </w:tcBorders>
+            <w:shd w:val="clear" w:color="auto" w:fill="auto"/>
+            <w:tcMar>
+              <w:top w:w="120" w:type="dxa"/>
+              <w:left w:w="192" w:type="dxa"/>
+              <w:bottom w:w="120" w:type="dxa"/>
+              <w:right w:w="192" w:type="dxa"/>
+            </w:tcMar>
+            <w:vAlign w:val="center"/>
+          </w:tcPr>
+          <w:p>
+            <w:pPr>
+              <w:keepNext w:val="0"/>
+              <w:keepLines w:val="0"/>
+              <w:widowControl/>
+              <w:suppressLineNumbers w:val="0"/>
+              <w:spacing w:line="300" w:lineRule="atLeast"/>
+              <w:jc w:val="left"/>
+              <w:rPr>
+                <w:rFonts w:hint="default" w:ascii="Segoe UI" w:hAnsi="Segoe UI" w:eastAsia="Segoe UI" w:cs="Segoe UI"/>
+                <w:i w:val="0"/>
+                <w:iCs w:val="0"/>
+                <w:caps w:val="0"/>
+                <w:color w:val="0F1115"/>
+                <w:spacing w:val="0"/>
+                <w:sz w:val="18"/>
+                <w:szCs w:val="18"/>
+              </w:rPr>
+            </w:pPr>
+            <w:r>
+              <w:rPr>
+                <w:rFonts w:hint="default" w:ascii="Segoe UI" w:hAnsi="Segoe UI" w:eastAsia="Segoe UI" w:cs="Segoe UI"/>
+                <w:i w:val="0"/>
+                <w:iCs w:val="0"/>
+                <w:caps w:val="0"/>
+                <w:snapToGrid w:val="0"/>
+                <w:color w:val="0F1115"/>
+                <w:spacing w:val="0"/>
+                <w:kern w:val="0"/>
+                <w:sz w:val="18"/>
+                <w:szCs w:val="18"/>
+                <w:lang w:val="en-US" w:eastAsia="zh-CN"/>
+              </w:rPr>
+              <w:t>问题解决的效率</w:t>
+            </w:r>
+          </w:p>
+        </w:tc>
+        <w:tc>
+          <w:tcPr>
+            <w:tcW w:w="0" w:type="auto"/>
+            <w:tcBorders>
+              <w:top w:val="single" w:color="auto" w:sz="4" w:space="0"/>
+              <w:left w:val="single" w:color="auto" w:sz="4" w:space="0"/>
+              <w:bottom w:val="single" w:color="auto" w:sz="4" w:space="0"/>
+              <w:right w:val="single" w:color="auto" w:sz="4" w:space="0"/>
+            </w:tcBorders>
+            <w:shd w:val="clear" w:color="auto" w:fill="auto"/>
+            <w:tcMar>
+              <w:top w:w="120" w:type="dxa"/>
+              <w:left w:w="192" w:type="dxa"/>
+              <w:bottom w:w="120" w:type="dxa"/>
+              <w:right w:w="192" w:type="dxa"/>
+            </w:tcMar>
+            <w:vAlign w:val="center"/>
+          </w:tcPr>
+          <w:p>
+            <w:pPr>
+              <w:keepNext w:val="0"/>
+              <w:keepLines w:val="0"/>
+              <w:widowControl/>
+              <w:suppressLineNumbers w:val="0"/>
+              <w:spacing w:line="300" w:lineRule="atLeast"/>
+              <w:jc w:val="left"/>
+              <w:rPr>
+                <w:rFonts w:hint="default" w:ascii="Segoe UI" w:hAnsi="Segoe UI" w:eastAsia="Segoe UI" w:cs="Segoe UI"/>
+                <w:i w:val="0"/>
+                <w:iCs w:val="0"/>
+                <w:caps w:val="0"/>
+                <w:color w:val="0F1115"/>
+                <w:spacing w:val="0"/>
+                <w:sz w:val="18"/>
+                <w:szCs w:val="18"/>
+              </w:rPr>
+            </w:pPr>
+            <w:r>
+              <w:rPr>
+                <w:rFonts w:hint="default" w:ascii="Segoe UI" w:hAnsi="Segoe UI" w:eastAsia="Segoe UI" w:cs="Segoe UI"/>
+                <w:i w:val="0"/>
+                <w:iCs w:val="0"/>
+                <w:caps w:val="0"/>
+                <w:snapToGrid w:val="0"/>
+                <w:color w:val="0F1115"/>
+                <w:spacing w:val="0"/>
+                <w:kern w:val="0"/>
+                <w:sz w:val="18"/>
+                <w:szCs w:val="18"/>
+                <w:lang w:val="en-US" w:eastAsia="zh-CN"/>
+              </w:rPr>
+              <w:t>10分</w:t>
+            </w:r>
+          </w:p>
+        </w:tc>
+        <w:tc>
+          <w:tcPr>
+            <w:tcW w:w="0" w:type="auto"/>
+            <w:tcBorders>
+              <w:top w:val="single" w:color="auto" w:sz="4" w:space="0"/>
+              <w:left w:val="single" w:color="auto" w:sz="4" w:space="0"/>
+              <w:bottom w:val="single" w:color="auto" w:sz="4" w:space="0"/>
+              <w:right w:val="single" w:color="auto" w:sz="4" w:space="0"/>
+            </w:tcBorders>
+            <w:shd w:val="clear" w:color="auto" w:fill="auto"/>
+            <w:tcMar>
+              <w:top w:w="120" w:type="dxa"/>
+              <w:left w:w="192" w:type="dxa"/>
+              <w:bottom w:w="120" w:type="dxa"/>
+              <w:right w:w="0" w:type="dxa"/>
+            </w:tcMar>
+            <w:vAlign w:val="center"/>
+          </w:tcPr>
+          <w:p>
+            <w:pPr>
+              <w:keepNext w:val="0"/>
+              <w:keepLines w:val="0"/>
+              <w:widowControl/>
+              <w:suppressLineNumbers w:val="0"/>
+              <w:spacing w:line="300" w:lineRule="atLeast"/>
+              <w:jc w:val="left"/>
+              <w:rPr>
+                <w:rFonts w:hint="default" w:ascii="Segoe UI" w:hAnsi="Segoe UI" w:eastAsia="Segoe UI" w:cs="Segoe UI"/>
+                <w:i w:val="0"/>
+                <w:iCs w:val="0"/>
+                <w:caps w:val="0"/>
+                <w:color w:val="0F1115"/>
+                <w:spacing w:val="0"/>
+                <w:sz w:val="18"/>
+                <w:szCs w:val="18"/>
+              </w:rPr>
+            </w:pPr>
+            <w:r>
+              <w:rPr>
+                <w:rFonts w:hint="default" w:ascii="Segoe UI" w:hAnsi="Segoe UI" w:eastAsia="Segoe UI" w:cs="Segoe UI"/>
+                <w:i w:val="0"/>
+                <w:iCs w:val="0"/>
+                <w:caps w:val="0"/>
+                <w:snapToGrid w:val="0"/>
+                <w:color w:val="0F1115"/>
+                <w:spacing w:val="0"/>
+                <w:kern w:val="0"/>
+                <w:sz w:val="18"/>
+                <w:szCs w:val="18"/>
+                <w:lang w:val="en-US" w:eastAsia="zh-CN"/>
+              </w:rPr>
+              <w:t>评估从发现问题到解决方案提出的时间周期。</w:t>
             </w:r>
           </w:p>
         </w:tc>
@@ -2595,7 +3320,7 @@
                 <w:szCs w:val="18"/>
                 <w:lang w:val="en-US" w:eastAsia="zh-CN"/>
               </w:rPr>
-              <w:t>3</w:t>
+              <w:t>6</w:t>
             </w:r>
           </w:p>
         </w:tc>
@@ -2650,7 +3375,7 @@
                 <w:szCs w:val="18"/>
                 <w:lang w:val="en-US" w:eastAsia="zh-CN"/>
               </w:rPr>
-              <w:t>服务及时性</w:t>
+              <w:t>问题解决有效性</w:t>
             </w:r>
           </w:p>
         </w:tc>
@@ -2760,7 +3485,248 @@
                 <w:szCs w:val="18"/>
                 <w:lang w:val="en-US" w:eastAsia="zh-CN"/>
               </w:rPr>
-              <w:t>评估响应请求、到达现场及处理问题的速度。</w:t>
+              <w:t>评估解决方案是否彻底、根本地解决了问题，无复发。</w:t>
+            </w:r>
+          </w:p>
+        </w:tc>
+      </w:tr>
+      <w:tr>
+        <w:tblPrEx>
+          <w:tblBorders>
+            <w:top w:val="none" w:color="auto" w:sz="0" w:space="0"/>
+            <w:left w:val="none" w:color="auto" w:sz="0" w:space="0"/>
+            <w:bottom w:val="none" w:color="auto" w:sz="0" w:space="0"/>
+            <w:right w:val="none" w:color="auto" w:sz="0" w:space="0"/>
+            <w:insideH w:val="none" w:color="auto" w:sz="0" w:space="0"/>
+            <w:insideV w:val="none" w:color="auto" w:sz="0" w:space="0"/>
+          </w:tblBorders>
+          <w:tblCellMar>
+            <w:top w:w="15" w:type="dxa"/>
+            <w:left w:w="15" w:type="dxa"/>
+            <w:bottom w:w="15" w:type="dxa"/>
+            <w:right w:w="15" w:type="dxa"/>
+          </w:tblCellMar>
+        </w:tblPrEx>
+        <w:trPr>
+          <w:jc w:val="center"/>
+        </w:trPr>
+        <w:tc>
+          <w:tcPr>
+            <w:tcW w:w="0" w:type="auto"/>
+            <w:tcBorders>
+              <w:top w:val="single" w:color="auto" w:sz="4" w:space="0"/>
+              <w:left w:val="single" w:color="auto" w:sz="4" w:space="0"/>
+              <w:bottom w:val="single" w:color="auto" w:sz="4" w:space="0"/>
+              <w:right w:val="single" w:color="auto" w:sz="4" w:space="0"/>
+            </w:tcBorders>
+            <w:shd w:val="clear" w:color="auto" w:fill="auto"/>
+            <w:tcMar>
+              <w:top w:w="120" w:type="dxa"/>
+              <w:left w:w="0" w:type="dxa"/>
+              <w:bottom w:w="120" w:type="dxa"/>
+              <w:right w:w="192" w:type="dxa"/>
+            </w:tcMar>
+            <w:vAlign w:val="center"/>
+          </w:tcPr>
+          <w:p>
+            <w:pPr>
+              <w:keepNext w:val="0"/>
+              <w:keepLines w:val="0"/>
+              <w:widowControl/>
+              <w:suppressLineNumbers w:val="0"/>
+              <w:spacing w:line="300" w:lineRule="atLeast"/>
+              <w:jc w:val="left"/>
+              <w:rPr>
+                <w:rFonts w:hint="default" w:ascii="Segoe UI" w:hAnsi="Segoe UI" w:eastAsia="Segoe UI" w:cs="Segoe UI"/>
+                <w:i w:val="0"/>
+                <w:iCs w:val="0"/>
+                <w:caps w:val="0"/>
+                <w:color w:val="0F1115"/>
+                <w:spacing w:val="0"/>
+                <w:sz w:val="18"/>
+                <w:szCs w:val="18"/>
+              </w:rPr>
+            </w:pPr>
+            <w:r>
+              <w:rPr>
+                <w:rFonts w:hint="default" w:ascii="Segoe UI" w:hAnsi="Segoe UI" w:eastAsia="Segoe UI" w:cs="Segoe UI"/>
+                <w:i w:val="0"/>
+                <w:iCs w:val="0"/>
+                <w:caps w:val="0"/>
+                <w:snapToGrid w:val="0"/>
+                <w:color w:val="0F1115"/>
+                <w:spacing w:val="0"/>
+                <w:kern w:val="0"/>
+                <w:sz w:val="18"/>
+                <w:szCs w:val="18"/>
+                <w:lang w:val="en-US" w:eastAsia="zh-CN"/>
+              </w:rPr>
+              <w:t>7</w:t>
+            </w:r>
+          </w:p>
+        </w:tc>
+        <w:tc>
+          <w:tcPr>
+            <w:tcW w:w="0" w:type="auto"/>
+            <w:tcBorders>
+              <w:top w:val="single" w:color="auto" w:sz="4" w:space="0"/>
+              <w:left w:val="single" w:color="auto" w:sz="4" w:space="0"/>
+              <w:bottom w:val="single" w:color="auto" w:sz="4" w:space="0"/>
+              <w:right w:val="single" w:color="auto" w:sz="4" w:space="0"/>
+            </w:tcBorders>
+            <w:shd w:val="clear" w:color="auto" w:fill="auto"/>
+            <w:tcMar>
+              <w:top w:w="120" w:type="dxa"/>
+              <w:left w:w="192" w:type="dxa"/>
+              <w:bottom w:w="120" w:type="dxa"/>
+              <w:right w:w="192" w:type="dxa"/>
+            </w:tcMar>
+            <w:vAlign w:val="center"/>
+          </w:tcPr>
+          <w:p>
+            <w:pPr>
+              <w:keepNext w:val="0"/>
+              <w:keepLines w:val="0"/>
+              <w:widowControl/>
+              <w:suppressLineNumbers w:val="0"/>
+              <w:spacing w:line="300" w:lineRule="atLeast"/>
+              <w:jc w:val="left"/>
+              <w:rPr>
+                <w:rFonts w:hint="default" w:ascii="Segoe UI" w:hAnsi="Segoe UI" w:eastAsia="Segoe UI" w:cs="Segoe UI"/>
+                <w:i w:val="0"/>
+                <w:iCs w:val="0"/>
+                <w:caps w:val="0"/>
+                <w:color w:val="0F1115"/>
+                <w:spacing w:val="0"/>
+                <w:sz w:val="18"/>
+                <w:szCs w:val="18"/>
+              </w:rPr>
+            </w:pPr>
+            <w:r>
+              <w:rPr>
+                <w:rFonts w:hint="default" w:ascii="Segoe UI" w:hAnsi="Segoe UI" w:eastAsia="Segoe UI" w:cs="Segoe UI"/>
+                <w:i w:val="0"/>
+                <w:iCs w:val="0"/>
+                <w:caps w:val="0"/>
+                <w:snapToGrid w:val="0"/>
+                <w:color w:val="0F1115"/>
+                <w:spacing w:val="0"/>
+                <w:kern w:val="0"/>
+                <w:sz w:val="18"/>
+                <w:szCs w:val="18"/>
+                <w:lang w:val="en-US" w:eastAsia="zh-CN"/>
+              </w:rPr>
+              <w:t>咨询及培训</w:t>
+            </w:r>
+          </w:p>
+        </w:tc>
+        <w:tc>
+          <w:tcPr>
+            <w:tcW w:w="0" w:type="auto"/>
+            <w:tcBorders>
+              <w:top w:val="single" w:color="auto" w:sz="4" w:space="0"/>
+              <w:left w:val="single" w:color="auto" w:sz="4" w:space="0"/>
+              <w:bottom w:val="single" w:color="auto" w:sz="4" w:space="0"/>
+              <w:right w:val="single" w:color="auto" w:sz="4" w:space="0"/>
+            </w:tcBorders>
+            <w:shd w:val="clear" w:color="auto" w:fill="auto"/>
+            <w:tcMar>
+              <w:top w:w="120" w:type="dxa"/>
+              <w:left w:w="192" w:type="dxa"/>
+              <w:bottom w:w="120" w:type="dxa"/>
+              <w:right w:w="192" w:type="dxa"/>
+            </w:tcMar>
+            <w:vAlign w:val="center"/>
+          </w:tcPr>
+          <w:p>
+            <w:pPr>
+              <w:keepNext w:val="0"/>
+              <w:keepLines w:val="0"/>
+              <w:widowControl/>
+              <w:suppressLineNumbers w:val="0"/>
+              <w:spacing w:line="300" w:lineRule="atLeast"/>
+              <w:jc w:val="left"/>
+              <w:rPr>
+                <w:rFonts w:hint="default" w:ascii="Segoe UI" w:hAnsi="Segoe UI" w:eastAsia="Segoe UI" w:cs="Segoe UI"/>
+                <w:i w:val="0"/>
+                <w:iCs w:val="0"/>
+                <w:caps w:val="0"/>
+                <w:color w:val="0F1115"/>
+                <w:spacing w:val="0"/>
+                <w:sz w:val="18"/>
+                <w:szCs w:val="18"/>
+              </w:rPr>
+            </w:pPr>
+            <w:r>
+              <w:rPr>
+                <w:rFonts w:hint="default" w:ascii="Segoe UI" w:hAnsi="Segoe UI" w:eastAsia="Segoe UI" w:cs="Segoe UI"/>
+                <w:i w:val="0"/>
+                <w:iCs w:val="0"/>
+                <w:caps w:val="0"/>
+                <w:snapToGrid w:val="0"/>
+                <w:color w:val="0F1115"/>
+                <w:spacing w:val="0"/>
+                <w:kern w:val="0"/>
+                <w:sz w:val="18"/>
+                <w:szCs w:val="18"/>
+                <w:lang w:val="en-US" w:eastAsia="zh-CN"/>
+              </w:rPr>
+              <w:t>10分</w:t>
+            </w:r>
+          </w:p>
+        </w:tc>
+        <w:tc>
+          <w:tcPr>
+            <w:tcW w:w="0" w:type="auto"/>
+            <w:tcBorders>
+              <w:top w:val="single" w:color="auto" w:sz="4" w:space="0"/>
+              <w:left w:val="single" w:color="auto" w:sz="4" w:space="0"/>
+              <w:bottom w:val="single" w:color="auto" w:sz="4" w:space="0"/>
+              <w:right w:val="single" w:color="auto" w:sz="4" w:space="0"/>
+            </w:tcBorders>
+            <w:shd w:val="clear" w:color="auto" w:fill="auto"/>
+            <w:tcMar>
+              <w:top w:w="120" w:type="dxa"/>
+              <w:left w:w="192" w:type="dxa"/>
+              <w:bottom w:w="120" w:type="dxa"/>
+              <w:right w:w="0" w:type="dxa"/>
+            </w:tcMar>
+            <w:vAlign w:val="center"/>
+          </w:tcPr>
+          <w:p>
+            <w:pPr>
+              <w:keepNext w:val="0"/>
+              <w:keepLines w:val="0"/>
+              <w:widowControl/>
+              <w:suppressLineNumbers w:val="0"/>
+              <w:spacing w:line="300" w:lineRule="atLeast"/>
+              <w:jc w:val="left"/>
+              <w:rPr>
+                <w:rFonts w:hint="default" w:ascii="Segoe UI" w:hAnsi="Segoe UI" w:eastAsia="Segoe UI" w:cs="Segoe UI"/>
+                <w:i w:val="0"/>
+                <w:iCs w:val="0"/>
+                <w:caps w:val="0"/>
+                <w:color w:val="0F1115"/>
+                <w:spacing w:val="0"/>
+                <w:sz w:val="18"/>
+                <w:szCs w:val="18"/>
+              </w:rPr>
+            </w:pPr>
+            <w:r>
+              <w:rPr>
+                <w:rFonts w:hint="default" w:ascii="Segoe UI" w:hAnsi="Segoe UI" w:eastAsia="Segoe UI" w:cs="Segoe UI"/>
+                <w:i w:val="0"/>
+                <w:iCs w:val="0"/>
+                <w:caps w:val="0"/>
+                <w:snapToGrid w:val="0"/>
+                <w:color w:val="0F1115"/>
+                <w:spacing w:val="0"/>
+                <w:kern w:val="0"/>
+                <w:sz w:val="18"/>
+                <w:szCs w:val="18"/>
+                <w:lang w:val="en-US" w:eastAsia="zh-CN"/>
+              </w:rPr>
+              <w:t>评估日常咨询解答与培训支持的实用性与清晰度。</w:t>
             </w:r>
           </w:p>
         </w:tc>
@@ -2837,7 +3803,7 @@
                 <w:szCs w:val="18"/>
                 <w:lang w:val="en-US" w:eastAsia="zh-CN"/>
               </w:rPr>
-              <w:t>4</w:t>
+              <w:t>8</w:t>
             </w:r>
           </w:p>
         </w:tc>
@@ -2892,7 +3858,7 @@
                 <w:szCs w:val="18"/>
                 <w:lang w:val="en-US" w:eastAsia="zh-CN"/>
               </w:rPr>
-              <w:t>服务规范性</w:t>
+              <w:t>使用方便性</w:t>
             </w:r>
           </w:p>
         </w:tc>
@@ -3002,7 +3968,7 @@
                 <w:szCs w:val="18"/>
                 <w:lang w:val="en-US" w:eastAsia="zh-CN"/>
               </w:rPr>
-              <w:t>评估服务过程是否符合既定流程与标准。</w:t>
+              <w:t>评估所提供的系统、工具或文档是否易于理解和使用。</w:t>
             </w:r>
           </w:p>
         </w:tc>
@@ -3079,7 +4045,7 @@
                 <w:szCs w:val="18"/>
                 <w:lang w:val="en-US" w:eastAsia="zh-CN"/>
               </w:rPr>
-              <w:t>5</w:t>
+              <w:t>9</w:t>
             </w:r>
           </w:p>
         </w:tc>
@@ -3134,7 +4100,7 @@
                 <w:szCs w:val="18"/>
                 <w:lang w:val="en-US" w:eastAsia="zh-CN"/>
               </w:rPr>
-              <w:t>问题解决的效率</w:t>
+              <w:t>系统相关培训</w:t>
             </w:r>
           </w:p>
         </w:tc>
@@ -3244,7 +4210,7 @@
                 <w:szCs w:val="18"/>
                 <w:lang w:val="en-US" w:eastAsia="zh-CN"/>
               </w:rPr>
-              <w:t>评估从发现问题到解决方案提出的时间周期。</w:t>
+              <w:t>评估针对具体系统操作的培训质量与效果。</w:t>
             </w:r>
           </w:p>
         </w:tc>
@@ -3259,7 +4225,6 @@
             <w:insideH w:val="none" w:color="auto" w:sz="0" w:space="0"/>
             <w:insideV w:val="none" w:color="auto" w:sz="0" w:space="0"/>
           </w:tblBorders>
-          <w:shd w:val="clear" w:color="auto" w:fill="auto"/>
           <w:tblCellMar>
             <w:top w:w="15" w:type="dxa"/>
             <w:left w:w="15" w:type="dxa"/>
@@ -3321,7 +4286,7 @@
                 <w:szCs w:val="18"/>
                 <w:lang w:val="en-US" w:eastAsia="zh-CN"/>
               </w:rPr>
-              <w:t>6</w:t>
+              <w:t>10</w:t>
             </w:r>
           </w:p>
         </w:tc>
@@ -3376,7 +4341,7 @@
                 <w:szCs w:val="18"/>
                 <w:lang w:val="en-US" w:eastAsia="zh-CN"/>
               </w:rPr>
-              <w:t>问题解决有效性</w:t>
+              <w:t>服务台服务水平</w:t>
             </w:r>
           </w:p>
         </w:tc>
@@ -3486,7 +4451,7 @@
                 <w:szCs w:val="18"/>
                 <w:lang w:val="en-US" w:eastAsia="zh-CN"/>
               </w:rPr>
-              <w:t>评估解决方案是否彻底、根本地解决了问题，无复发。</w:t>
+              <w:t>评估服务台在接入、沟通、派单及跟进过程中的整体表现。</w:t>
             </w:r>
           </w:p>
         </w:tc>
@@ -3501,975 +4466,6 @@
             <w:insideH w:val="none" w:color="auto" w:sz="0" w:space="0"/>
             <w:insideV w:val="none" w:color="auto" w:sz="0" w:space="0"/>
           </w:tblBorders>
-          <w:shd w:val="clear" w:color="auto" w:fill="auto"/>
-          <w:tblCellMar>
-            <w:top w:w="15" w:type="dxa"/>
-            <w:left w:w="15" w:type="dxa"/>
-            <w:bottom w:w="15" w:type="dxa"/>
-            <w:right w:w="15" w:type="dxa"/>
-          </w:tblCellMar>
-        </w:tblPrEx>
-        <w:trPr>
-          <w:jc w:val="center"/>
-        </w:trPr>
-        <w:tc>
-          <w:tcPr>
-            <w:tcW w:w="0" w:type="auto"/>
-            <w:tcBorders>
-              <w:top w:val="single" w:color="auto" w:sz="4" w:space="0"/>
-              <w:left w:val="single" w:color="auto" w:sz="4" w:space="0"/>
-              <w:bottom w:val="single" w:color="auto" w:sz="4" w:space="0"/>
-              <w:right w:val="single" w:color="auto" w:sz="4" w:space="0"/>
-            </w:tcBorders>
-            <w:shd w:val="clear" w:color="auto" w:fill="auto"/>
-            <w:tcMar>
-              <w:top w:w="120" w:type="dxa"/>
-              <w:left w:w="0" w:type="dxa"/>
-              <w:bottom w:w="120" w:type="dxa"/>
-              <w:right w:w="192" w:type="dxa"/>
-            </w:tcMar>
-            <w:vAlign w:val="center"/>
-          </w:tcPr>
-          <w:p>
-            <w:pPr>
-              <w:keepNext w:val="0"/>
-              <w:keepLines w:val="0"/>
-              <w:widowControl/>
-              <w:suppressLineNumbers w:val="0"/>
-              <w:spacing w:line="300" w:lineRule="atLeast"/>
-              <w:jc w:val="left"/>
-              <w:rPr>
-                <w:rFonts w:hint="default" w:ascii="Segoe UI" w:hAnsi="Segoe UI" w:eastAsia="Segoe UI" w:cs="Segoe UI"/>
-                <w:i w:val="0"/>
-                <w:iCs w:val="0"/>
-                <w:caps w:val="0"/>
-                <w:color w:val="0F1115"/>
-                <w:spacing w:val="0"/>
-                <w:sz w:val="18"/>
-                <w:szCs w:val="18"/>
-              </w:rPr>
-            </w:pPr>
-            <w:r>
-              <w:rPr>
-                <w:rFonts w:hint="default" w:ascii="Segoe UI" w:hAnsi="Segoe UI" w:eastAsia="Segoe UI" w:cs="Segoe UI"/>
-                <w:i w:val="0"/>
-                <w:iCs w:val="0"/>
-                <w:caps w:val="0"/>
-                <w:snapToGrid w:val="0"/>
-                <w:color w:val="0F1115"/>
-                <w:spacing w:val="0"/>
-                <w:kern w:val="0"/>
-                <w:sz w:val="18"/>
-                <w:szCs w:val="18"/>
-                <w:lang w:val="en-US" w:eastAsia="zh-CN"/>
-              </w:rPr>
-              <w:t>7</w:t>
-            </w:r>
-          </w:p>
-        </w:tc>
-        <w:tc>
-          <w:tcPr>
-            <w:tcW w:w="0" w:type="auto"/>
-            <w:tcBorders>
-              <w:top w:val="single" w:color="auto" w:sz="4" w:space="0"/>
-              <w:left w:val="single" w:color="auto" w:sz="4" w:space="0"/>
-              <w:bottom w:val="single" w:color="auto" w:sz="4" w:space="0"/>
-              <w:right w:val="single" w:color="auto" w:sz="4" w:space="0"/>
-            </w:tcBorders>
-            <w:shd w:val="clear" w:color="auto" w:fill="auto"/>
-            <w:tcMar>
-              <w:top w:w="120" w:type="dxa"/>
-              <w:left w:w="192" w:type="dxa"/>
-              <w:bottom w:w="120" w:type="dxa"/>
-              <w:right w:w="192" w:type="dxa"/>
-            </w:tcMar>
-            <w:vAlign w:val="center"/>
-          </w:tcPr>
-          <w:p>
-            <w:pPr>
-              <w:keepNext w:val="0"/>
-              <w:keepLines w:val="0"/>
-              <w:widowControl/>
-              <w:suppressLineNumbers w:val="0"/>
-              <w:spacing w:line="300" w:lineRule="atLeast"/>
-              <w:jc w:val="left"/>
-              <w:rPr>
-                <w:rFonts w:hint="default" w:ascii="Segoe UI" w:hAnsi="Segoe UI" w:eastAsia="Segoe UI" w:cs="Segoe UI"/>
-                <w:i w:val="0"/>
-                <w:iCs w:val="0"/>
-                <w:caps w:val="0"/>
-                <w:color w:val="0F1115"/>
-                <w:spacing w:val="0"/>
-                <w:sz w:val="18"/>
-                <w:szCs w:val="18"/>
-              </w:rPr>
-            </w:pPr>
-            <w:r>
-              <w:rPr>
-                <w:rFonts w:hint="default" w:ascii="Segoe UI" w:hAnsi="Segoe UI" w:eastAsia="Segoe UI" w:cs="Segoe UI"/>
-                <w:i w:val="0"/>
-                <w:iCs w:val="0"/>
-                <w:caps w:val="0"/>
-                <w:snapToGrid w:val="0"/>
-                <w:color w:val="0F1115"/>
-                <w:spacing w:val="0"/>
-                <w:kern w:val="0"/>
-                <w:sz w:val="18"/>
-                <w:szCs w:val="18"/>
-                <w:lang w:val="en-US" w:eastAsia="zh-CN"/>
-              </w:rPr>
-              <w:t>咨询及培训</w:t>
-            </w:r>
-          </w:p>
-        </w:tc>
-        <w:tc>
-          <w:tcPr>
-            <w:tcW w:w="0" w:type="auto"/>
-            <w:tcBorders>
-              <w:top w:val="single" w:color="auto" w:sz="4" w:space="0"/>
-              <w:left w:val="single" w:color="auto" w:sz="4" w:space="0"/>
-              <w:bottom w:val="single" w:color="auto" w:sz="4" w:space="0"/>
-              <w:right w:val="single" w:color="auto" w:sz="4" w:space="0"/>
-            </w:tcBorders>
-            <w:shd w:val="clear" w:color="auto" w:fill="auto"/>
-            <w:tcMar>
-              <w:top w:w="120" w:type="dxa"/>
-              <w:left w:w="192" w:type="dxa"/>
-              <w:bottom w:w="120" w:type="dxa"/>
-              <w:right w:w="192" w:type="dxa"/>
-            </w:tcMar>
-            <w:vAlign w:val="center"/>
-          </w:tcPr>
-          <w:p>
-            <w:pPr>
-              <w:keepNext w:val="0"/>
-              <w:keepLines w:val="0"/>
-              <w:widowControl/>
-              <w:suppressLineNumbers w:val="0"/>
-              <w:spacing w:line="300" w:lineRule="atLeast"/>
-              <w:jc w:val="left"/>
-              <w:rPr>
-                <w:rFonts w:hint="default" w:ascii="Segoe UI" w:hAnsi="Segoe UI" w:eastAsia="Segoe UI" w:cs="Segoe UI"/>
-                <w:i w:val="0"/>
-                <w:iCs w:val="0"/>
-                <w:caps w:val="0"/>
-                <w:color w:val="0F1115"/>
-                <w:spacing w:val="0"/>
-                <w:sz w:val="18"/>
-                <w:szCs w:val="18"/>
-              </w:rPr>
-            </w:pPr>
-            <w:r>
-              <w:rPr>
-                <w:rFonts w:hint="default" w:ascii="Segoe UI" w:hAnsi="Segoe UI" w:eastAsia="Segoe UI" w:cs="Segoe UI"/>
-                <w:i w:val="0"/>
-                <w:iCs w:val="0"/>
-                <w:caps w:val="0"/>
-                <w:snapToGrid w:val="0"/>
-                <w:color w:val="0F1115"/>
-                <w:spacing w:val="0"/>
-                <w:kern w:val="0"/>
-                <w:sz w:val="18"/>
-                <w:szCs w:val="18"/>
-                <w:lang w:val="en-US" w:eastAsia="zh-CN"/>
-              </w:rPr>
-              <w:t>10分</w:t>
-            </w:r>
-          </w:p>
-        </w:tc>
-        <w:tc>
-          <w:tcPr>
-            <w:tcW w:w="0" w:type="auto"/>
-            <w:tcBorders>
-              <w:top w:val="single" w:color="auto" w:sz="4" w:space="0"/>
-              <w:left w:val="single" w:color="auto" w:sz="4" w:space="0"/>
-              <w:bottom w:val="single" w:color="auto" w:sz="4" w:space="0"/>
-              <w:right w:val="single" w:color="auto" w:sz="4" w:space="0"/>
-            </w:tcBorders>
-            <w:shd w:val="clear" w:color="auto" w:fill="auto"/>
-            <w:tcMar>
-              <w:top w:w="120" w:type="dxa"/>
-              <w:left w:w="192" w:type="dxa"/>
-              <w:bottom w:w="120" w:type="dxa"/>
-              <w:right w:w="0" w:type="dxa"/>
-            </w:tcMar>
-            <w:vAlign w:val="center"/>
-          </w:tcPr>
-          <w:p>
-            <w:pPr>
-              <w:keepNext w:val="0"/>
-              <w:keepLines w:val="0"/>
-              <w:widowControl/>
-              <w:suppressLineNumbers w:val="0"/>
-              <w:spacing w:line="300" w:lineRule="atLeast"/>
-              <w:jc w:val="left"/>
-              <w:rPr>
-                <w:rFonts w:hint="default" w:ascii="Segoe UI" w:hAnsi="Segoe UI" w:eastAsia="Segoe UI" w:cs="Segoe UI"/>
-                <w:i w:val="0"/>
-                <w:iCs w:val="0"/>
-                <w:caps w:val="0"/>
-                <w:color w:val="0F1115"/>
-                <w:spacing w:val="0"/>
-                <w:sz w:val="18"/>
-                <w:szCs w:val="18"/>
-              </w:rPr>
-            </w:pPr>
-            <w:r>
-              <w:rPr>
-                <w:rFonts w:hint="default" w:ascii="Segoe UI" w:hAnsi="Segoe UI" w:eastAsia="Segoe UI" w:cs="Segoe UI"/>
-                <w:i w:val="0"/>
-                <w:iCs w:val="0"/>
-                <w:caps w:val="0"/>
-                <w:snapToGrid w:val="0"/>
-                <w:color w:val="0F1115"/>
-                <w:spacing w:val="0"/>
-                <w:kern w:val="0"/>
-                <w:sz w:val="18"/>
-                <w:szCs w:val="18"/>
-                <w:lang w:val="en-US" w:eastAsia="zh-CN"/>
-              </w:rPr>
-              <w:t>评估日常咨询解答与培训支持的实用性与清晰度。</w:t>
-            </w:r>
-          </w:p>
-        </w:tc>
-      </w:tr>
-      <w:tr>
-        <w:tblPrEx>
-          <w:tblBorders>
-            <w:top w:val="none" w:color="auto" w:sz="0" w:space="0"/>
-            <w:left w:val="none" w:color="auto" w:sz="0" w:space="0"/>
-            <w:bottom w:val="none" w:color="auto" w:sz="0" w:space="0"/>
-            <w:right w:val="none" w:color="auto" w:sz="0" w:space="0"/>
-            <w:insideH w:val="none" w:color="auto" w:sz="0" w:space="0"/>
-            <w:insideV w:val="none" w:color="auto" w:sz="0" w:space="0"/>
-          </w:tblBorders>
-          <w:shd w:val="clear" w:color="auto" w:fill="auto"/>
-          <w:tblCellMar>
-            <w:top w:w="15" w:type="dxa"/>
-            <w:left w:w="15" w:type="dxa"/>
-            <w:bottom w:w="15" w:type="dxa"/>
-            <w:right w:w="15" w:type="dxa"/>
-          </w:tblCellMar>
-        </w:tblPrEx>
-        <w:trPr>
-          <w:jc w:val="center"/>
-        </w:trPr>
-        <w:tc>
-          <w:tcPr>
-            <w:tcW w:w="0" w:type="auto"/>
-            <w:tcBorders>
-              <w:top w:val="single" w:color="auto" w:sz="4" w:space="0"/>
-              <w:left w:val="single" w:color="auto" w:sz="4" w:space="0"/>
-              <w:bottom w:val="single" w:color="auto" w:sz="4" w:space="0"/>
-              <w:right w:val="single" w:color="auto" w:sz="4" w:space="0"/>
-            </w:tcBorders>
-            <w:shd w:val="clear" w:color="auto" w:fill="auto"/>
-            <w:tcMar>
-              <w:top w:w="120" w:type="dxa"/>
-              <w:left w:w="0" w:type="dxa"/>
-              <w:bottom w:w="120" w:type="dxa"/>
-              <w:right w:w="192" w:type="dxa"/>
-            </w:tcMar>
-            <w:vAlign w:val="center"/>
-          </w:tcPr>
-          <w:p>
-            <w:pPr>
-              <w:keepNext w:val="0"/>
-              <w:keepLines w:val="0"/>
-              <w:widowControl/>
-              <w:suppressLineNumbers w:val="0"/>
-              <w:spacing w:line="300" w:lineRule="atLeast"/>
-              <w:jc w:val="left"/>
-              <w:rPr>
-                <w:rFonts w:hint="default" w:ascii="Segoe UI" w:hAnsi="Segoe UI" w:eastAsia="Segoe UI" w:cs="Segoe UI"/>
-                <w:i w:val="0"/>
-                <w:iCs w:val="0"/>
-                <w:caps w:val="0"/>
-                <w:color w:val="0F1115"/>
-                <w:spacing w:val="0"/>
-                <w:sz w:val="18"/>
-                <w:szCs w:val="18"/>
-              </w:rPr>
-            </w:pPr>
-            <w:r>
-              <w:rPr>
-                <w:rFonts w:hint="default" w:ascii="Segoe UI" w:hAnsi="Segoe UI" w:eastAsia="Segoe UI" w:cs="Segoe UI"/>
-                <w:i w:val="0"/>
-                <w:iCs w:val="0"/>
-                <w:caps w:val="0"/>
-                <w:snapToGrid w:val="0"/>
-                <w:color w:val="0F1115"/>
-                <w:spacing w:val="0"/>
-                <w:kern w:val="0"/>
-                <w:sz w:val="18"/>
-                <w:szCs w:val="18"/>
-                <w:lang w:val="en-US" w:eastAsia="zh-CN"/>
-              </w:rPr>
-              <w:t>8</w:t>
-            </w:r>
-          </w:p>
-        </w:tc>
-        <w:tc>
-          <w:tcPr>
-            <w:tcW w:w="0" w:type="auto"/>
-            <w:tcBorders>
-              <w:top w:val="single" w:color="auto" w:sz="4" w:space="0"/>
-              <w:left w:val="single" w:color="auto" w:sz="4" w:space="0"/>
-              <w:bottom w:val="single" w:color="auto" w:sz="4" w:space="0"/>
-              <w:right w:val="single" w:color="auto" w:sz="4" w:space="0"/>
-            </w:tcBorders>
-            <w:shd w:val="clear" w:color="auto" w:fill="auto"/>
-            <w:tcMar>
-              <w:top w:w="120" w:type="dxa"/>
-              <w:left w:w="192" w:type="dxa"/>
-              <w:bottom w:w="120" w:type="dxa"/>
-              <w:right w:w="192" w:type="dxa"/>
-            </w:tcMar>
-            <w:vAlign w:val="center"/>
-          </w:tcPr>
-          <w:p>
-            <w:pPr>
-              <w:keepNext w:val="0"/>
-              <w:keepLines w:val="0"/>
-              <w:widowControl/>
-              <w:suppressLineNumbers w:val="0"/>
-              <w:spacing w:line="300" w:lineRule="atLeast"/>
-              <w:jc w:val="left"/>
-              <w:rPr>
-                <w:rFonts w:hint="default" w:ascii="Segoe UI" w:hAnsi="Segoe UI" w:eastAsia="Segoe UI" w:cs="Segoe UI"/>
-                <w:i w:val="0"/>
-                <w:iCs w:val="0"/>
-                <w:caps w:val="0"/>
-                <w:color w:val="0F1115"/>
-                <w:spacing w:val="0"/>
-                <w:sz w:val="18"/>
-                <w:szCs w:val="18"/>
-              </w:rPr>
-            </w:pPr>
-            <w:r>
-              <w:rPr>
-                <w:rFonts w:hint="default" w:ascii="Segoe UI" w:hAnsi="Segoe UI" w:eastAsia="Segoe UI" w:cs="Segoe UI"/>
-                <w:i w:val="0"/>
-                <w:iCs w:val="0"/>
-                <w:caps w:val="0"/>
-                <w:snapToGrid w:val="0"/>
-                <w:color w:val="0F1115"/>
-                <w:spacing w:val="0"/>
-                <w:kern w:val="0"/>
-                <w:sz w:val="18"/>
-                <w:szCs w:val="18"/>
-                <w:lang w:val="en-US" w:eastAsia="zh-CN"/>
-              </w:rPr>
-              <w:t>使用方便性</w:t>
-            </w:r>
-          </w:p>
-        </w:tc>
-        <w:tc>
-          <w:tcPr>
-            <w:tcW w:w="0" w:type="auto"/>
-            <w:tcBorders>
-              <w:top w:val="single" w:color="auto" w:sz="4" w:space="0"/>
-              <w:left w:val="single" w:color="auto" w:sz="4" w:space="0"/>
-              <w:bottom w:val="single" w:color="auto" w:sz="4" w:space="0"/>
-              <w:right w:val="single" w:color="auto" w:sz="4" w:space="0"/>
-            </w:tcBorders>
-            <w:shd w:val="clear" w:color="auto" w:fill="auto"/>
-            <w:tcMar>
-              <w:top w:w="120" w:type="dxa"/>
-              <w:left w:w="192" w:type="dxa"/>
-              <w:bottom w:w="120" w:type="dxa"/>
-              <w:right w:w="192" w:type="dxa"/>
-            </w:tcMar>
-            <w:vAlign w:val="center"/>
-          </w:tcPr>
-          <w:p>
-            <w:pPr>
-              <w:keepNext w:val="0"/>
-              <w:keepLines w:val="0"/>
-              <w:widowControl/>
-              <w:suppressLineNumbers w:val="0"/>
-              <w:spacing w:line="300" w:lineRule="atLeast"/>
-              <w:jc w:val="left"/>
-              <w:rPr>
-                <w:rFonts w:hint="default" w:ascii="Segoe UI" w:hAnsi="Segoe UI" w:eastAsia="Segoe UI" w:cs="Segoe UI"/>
-                <w:i w:val="0"/>
-                <w:iCs w:val="0"/>
-                <w:caps w:val="0"/>
-                <w:color w:val="0F1115"/>
-                <w:spacing w:val="0"/>
-                <w:sz w:val="18"/>
-                <w:szCs w:val="18"/>
-              </w:rPr>
-            </w:pPr>
-            <w:r>
-              <w:rPr>
-                <w:rFonts w:hint="default" w:ascii="Segoe UI" w:hAnsi="Segoe UI" w:eastAsia="Segoe UI" w:cs="Segoe UI"/>
-                <w:i w:val="0"/>
-                <w:iCs w:val="0"/>
-                <w:caps w:val="0"/>
-                <w:snapToGrid w:val="0"/>
-                <w:color w:val="0F1115"/>
-                <w:spacing w:val="0"/>
-                <w:kern w:val="0"/>
-                <w:sz w:val="18"/>
-                <w:szCs w:val="18"/>
-                <w:lang w:val="en-US" w:eastAsia="zh-CN"/>
-              </w:rPr>
-              <w:t>10分</w:t>
-            </w:r>
-          </w:p>
-        </w:tc>
-        <w:tc>
-          <w:tcPr>
-            <w:tcW w:w="0" w:type="auto"/>
-            <w:tcBorders>
-              <w:top w:val="single" w:color="auto" w:sz="4" w:space="0"/>
-              <w:left w:val="single" w:color="auto" w:sz="4" w:space="0"/>
-              <w:bottom w:val="single" w:color="auto" w:sz="4" w:space="0"/>
-              <w:right w:val="single" w:color="auto" w:sz="4" w:space="0"/>
-            </w:tcBorders>
-            <w:shd w:val="clear" w:color="auto" w:fill="auto"/>
-            <w:tcMar>
-              <w:top w:w="120" w:type="dxa"/>
-              <w:left w:w="192" w:type="dxa"/>
-              <w:bottom w:w="120" w:type="dxa"/>
-              <w:right w:w="0" w:type="dxa"/>
-            </w:tcMar>
-            <w:vAlign w:val="center"/>
-          </w:tcPr>
-          <w:p>
-            <w:pPr>
-              <w:keepNext w:val="0"/>
-              <w:keepLines w:val="0"/>
-              <w:widowControl/>
-              <w:suppressLineNumbers w:val="0"/>
-              <w:spacing w:line="300" w:lineRule="atLeast"/>
-              <w:jc w:val="left"/>
-              <w:rPr>
-                <w:rFonts w:hint="default" w:ascii="Segoe UI" w:hAnsi="Segoe UI" w:eastAsia="Segoe UI" w:cs="Segoe UI"/>
-                <w:i w:val="0"/>
-                <w:iCs w:val="0"/>
-                <w:caps w:val="0"/>
-                <w:color w:val="0F1115"/>
-                <w:spacing w:val="0"/>
-                <w:sz w:val="18"/>
-                <w:szCs w:val="18"/>
-              </w:rPr>
-            </w:pPr>
-            <w:r>
-              <w:rPr>
-                <w:rFonts w:hint="default" w:ascii="Segoe UI" w:hAnsi="Segoe UI" w:eastAsia="Segoe UI" w:cs="Segoe UI"/>
-                <w:i w:val="0"/>
-                <w:iCs w:val="0"/>
-                <w:caps w:val="0"/>
-                <w:snapToGrid w:val="0"/>
-                <w:color w:val="0F1115"/>
-                <w:spacing w:val="0"/>
-                <w:kern w:val="0"/>
-                <w:sz w:val="18"/>
-                <w:szCs w:val="18"/>
-                <w:lang w:val="en-US" w:eastAsia="zh-CN"/>
-              </w:rPr>
-              <w:t>评估所提供的系统、工具或文档是否易于理解和使用。</w:t>
-            </w:r>
-          </w:p>
-        </w:tc>
-      </w:tr>
-      <w:tr>
-        <w:tblPrEx>
-          <w:tblBorders>
-            <w:top w:val="none" w:color="auto" w:sz="0" w:space="0"/>
-            <w:left w:val="none" w:color="auto" w:sz="0" w:space="0"/>
-            <w:bottom w:val="none" w:color="auto" w:sz="0" w:space="0"/>
-            <w:right w:val="none" w:color="auto" w:sz="0" w:space="0"/>
-            <w:insideH w:val="none" w:color="auto" w:sz="0" w:space="0"/>
-            <w:insideV w:val="none" w:color="auto" w:sz="0" w:space="0"/>
-          </w:tblBorders>
-          <w:shd w:val="clear" w:color="auto" w:fill="auto"/>
-          <w:tblCellMar>
-            <w:top w:w="15" w:type="dxa"/>
-            <w:left w:w="15" w:type="dxa"/>
-            <w:bottom w:w="15" w:type="dxa"/>
-            <w:right w:w="15" w:type="dxa"/>
-          </w:tblCellMar>
-        </w:tblPrEx>
-        <w:trPr>
-          <w:jc w:val="center"/>
-        </w:trPr>
-        <w:tc>
-          <w:tcPr>
-            <w:tcW w:w="0" w:type="auto"/>
-            <w:tcBorders>
-              <w:top w:val="single" w:color="auto" w:sz="4" w:space="0"/>
-              <w:left w:val="single" w:color="auto" w:sz="4" w:space="0"/>
-              <w:bottom w:val="single" w:color="auto" w:sz="4" w:space="0"/>
-              <w:right w:val="single" w:color="auto" w:sz="4" w:space="0"/>
-            </w:tcBorders>
-            <w:shd w:val="clear" w:color="auto" w:fill="auto"/>
-            <w:tcMar>
-              <w:top w:w="120" w:type="dxa"/>
-              <w:left w:w="0" w:type="dxa"/>
-              <w:bottom w:w="120" w:type="dxa"/>
-              <w:right w:w="192" w:type="dxa"/>
-            </w:tcMar>
-            <w:vAlign w:val="center"/>
-          </w:tcPr>
-          <w:p>
-            <w:pPr>
-              <w:keepNext w:val="0"/>
-              <w:keepLines w:val="0"/>
-              <w:widowControl/>
-              <w:suppressLineNumbers w:val="0"/>
-              <w:spacing w:line="300" w:lineRule="atLeast"/>
-              <w:jc w:val="left"/>
-              <w:rPr>
-                <w:rFonts w:hint="default" w:ascii="Segoe UI" w:hAnsi="Segoe UI" w:eastAsia="Segoe UI" w:cs="Segoe UI"/>
-                <w:i w:val="0"/>
-                <w:iCs w:val="0"/>
-                <w:caps w:val="0"/>
-                <w:color w:val="0F1115"/>
-                <w:spacing w:val="0"/>
-                <w:sz w:val="18"/>
-                <w:szCs w:val="18"/>
-              </w:rPr>
-            </w:pPr>
-            <w:r>
-              <w:rPr>
-                <w:rFonts w:hint="default" w:ascii="Segoe UI" w:hAnsi="Segoe UI" w:eastAsia="Segoe UI" w:cs="Segoe UI"/>
-                <w:i w:val="0"/>
-                <w:iCs w:val="0"/>
-                <w:caps w:val="0"/>
-                <w:snapToGrid w:val="0"/>
-                <w:color w:val="0F1115"/>
-                <w:spacing w:val="0"/>
-                <w:kern w:val="0"/>
-                <w:sz w:val="18"/>
-                <w:szCs w:val="18"/>
-                <w:lang w:val="en-US" w:eastAsia="zh-CN"/>
-              </w:rPr>
-              <w:t>9</w:t>
-            </w:r>
-          </w:p>
-        </w:tc>
-        <w:tc>
-          <w:tcPr>
-            <w:tcW w:w="0" w:type="auto"/>
-            <w:tcBorders>
-              <w:top w:val="single" w:color="auto" w:sz="4" w:space="0"/>
-              <w:left w:val="single" w:color="auto" w:sz="4" w:space="0"/>
-              <w:bottom w:val="single" w:color="auto" w:sz="4" w:space="0"/>
-              <w:right w:val="single" w:color="auto" w:sz="4" w:space="0"/>
-            </w:tcBorders>
-            <w:shd w:val="clear" w:color="auto" w:fill="auto"/>
-            <w:tcMar>
-              <w:top w:w="120" w:type="dxa"/>
-              <w:left w:w="192" w:type="dxa"/>
-              <w:bottom w:w="120" w:type="dxa"/>
-              <w:right w:w="192" w:type="dxa"/>
-            </w:tcMar>
-            <w:vAlign w:val="center"/>
-          </w:tcPr>
-          <w:p>
-            <w:pPr>
-              <w:keepNext w:val="0"/>
-              <w:keepLines w:val="0"/>
-              <w:widowControl/>
-              <w:suppressLineNumbers w:val="0"/>
-              <w:spacing w:line="300" w:lineRule="atLeast"/>
-              <w:jc w:val="left"/>
-              <w:rPr>
-                <w:rFonts w:hint="default" w:ascii="Segoe UI" w:hAnsi="Segoe UI" w:eastAsia="Segoe UI" w:cs="Segoe UI"/>
-                <w:i w:val="0"/>
-                <w:iCs w:val="0"/>
-                <w:caps w:val="0"/>
-                <w:color w:val="0F1115"/>
-                <w:spacing w:val="0"/>
-                <w:sz w:val="18"/>
-                <w:szCs w:val="18"/>
-              </w:rPr>
-            </w:pPr>
-            <w:r>
-              <w:rPr>
-                <w:rFonts w:hint="default" w:ascii="Segoe UI" w:hAnsi="Segoe UI" w:eastAsia="Segoe UI" w:cs="Segoe UI"/>
-                <w:i w:val="0"/>
-                <w:iCs w:val="0"/>
-                <w:caps w:val="0"/>
-                <w:snapToGrid w:val="0"/>
-                <w:color w:val="0F1115"/>
-                <w:spacing w:val="0"/>
-                <w:kern w:val="0"/>
-                <w:sz w:val="18"/>
-                <w:szCs w:val="18"/>
-                <w:lang w:val="en-US" w:eastAsia="zh-CN"/>
-              </w:rPr>
-              <w:t>系统相关培训</w:t>
-            </w:r>
-          </w:p>
-        </w:tc>
-        <w:tc>
-          <w:tcPr>
-            <w:tcW w:w="0" w:type="auto"/>
-            <w:tcBorders>
-              <w:top w:val="single" w:color="auto" w:sz="4" w:space="0"/>
-              <w:left w:val="single" w:color="auto" w:sz="4" w:space="0"/>
-              <w:bottom w:val="single" w:color="auto" w:sz="4" w:space="0"/>
-              <w:right w:val="single" w:color="auto" w:sz="4" w:space="0"/>
-            </w:tcBorders>
-            <w:shd w:val="clear" w:color="auto" w:fill="auto"/>
-            <w:tcMar>
-              <w:top w:w="120" w:type="dxa"/>
-              <w:left w:w="192" w:type="dxa"/>
-              <w:bottom w:w="120" w:type="dxa"/>
-              <w:right w:w="192" w:type="dxa"/>
-            </w:tcMar>
-            <w:vAlign w:val="center"/>
-          </w:tcPr>
-          <w:p>
-            <w:pPr>
-              <w:keepNext w:val="0"/>
-              <w:keepLines w:val="0"/>
-              <w:widowControl/>
-              <w:suppressLineNumbers w:val="0"/>
-              <w:spacing w:line="300" w:lineRule="atLeast"/>
-              <w:jc w:val="left"/>
-              <w:rPr>
-                <w:rFonts w:hint="default" w:ascii="Segoe UI" w:hAnsi="Segoe UI" w:eastAsia="Segoe UI" w:cs="Segoe UI"/>
-                <w:i w:val="0"/>
-                <w:iCs w:val="0"/>
-                <w:caps w:val="0"/>
-                <w:color w:val="0F1115"/>
-                <w:spacing w:val="0"/>
-                <w:sz w:val="18"/>
-                <w:szCs w:val="18"/>
-              </w:rPr>
-            </w:pPr>
-            <w:r>
-              <w:rPr>
-                <w:rFonts w:hint="default" w:ascii="Segoe UI" w:hAnsi="Segoe UI" w:eastAsia="Segoe UI" w:cs="Segoe UI"/>
-                <w:i w:val="0"/>
-                <w:iCs w:val="0"/>
-                <w:caps w:val="0"/>
-                <w:snapToGrid w:val="0"/>
-                <w:color w:val="0F1115"/>
-                <w:spacing w:val="0"/>
-                <w:kern w:val="0"/>
-                <w:sz w:val="18"/>
-                <w:szCs w:val="18"/>
-                <w:lang w:val="en-US" w:eastAsia="zh-CN"/>
-              </w:rPr>
-              <w:t>10分</w:t>
-            </w:r>
-          </w:p>
-        </w:tc>
-        <w:tc>
-          <w:tcPr>
-            <w:tcW w:w="0" w:type="auto"/>
-            <w:tcBorders>
-              <w:top w:val="single" w:color="auto" w:sz="4" w:space="0"/>
-              <w:left w:val="single" w:color="auto" w:sz="4" w:space="0"/>
-              <w:bottom w:val="single" w:color="auto" w:sz="4" w:space="0"/>
-              <w:right w:val="single" w:color="auto" w:sz="4" w:space="0"/>
-            </w:tcBorders>
-            <w:shd w:val="clear" w:color="auto" w:fill="auto"/>
-            <w:tcMar>
-              <w:top w:w="120" w:type="dxa"/>
-              <w:left w:w="192" w:type="dxa"/>
-              <w:bottom w:w="120" w:type="dxa"/>
-              <w:right w:w="0" w:type="dxa"/>
-            </w:tcMar>
-            <w:vAlign w:val="center"/>
-          </w:tcPr>
-          <w:p>
-            <w:pPr>
-              <w:keepNext w:val="0"/>
-              <w:keepLines w:val="0"/>
-              <w:widowControl/>
-              <w:suppressLineNumbers w:val="0"/>
-              <w:spacing w:line="300" w:lineRule="atLeast"/>
-              <w:jc w:val="left"/>
-              <w:rPr>
-                <w:rFonts w:hint="default" w:ascii="Segoe UI" w:hAnsi="Segoe UI" w:eastAsia="Segoe UI" w:cs="Segoe UI"/>
-                <w:i w:val="0"/>
-                <w:iCs w:val="0"/>
-                <w:caps w:val="0"/>
-                <w:color w:val="0F1115"/>
-                <w:spacing w:val="0"/>
-                <w:sz w:val="18"/>
-                <w:szCs w:val="18"/>
-              </w:rPr>
-            </w:pPr>
-            <w:r>
-              <w:rPr>
-                <w:rFonts w:hint="default" w:ascii="Segoe UI" w:hAnsi="Segoe UI" w:eastAsia="Segoe UI" w:cs="Segoe UI"/>
-                <w:i w:val="0"/>
-                <w:iCs w:val="0"/>
-                <w:caps w:val="0"/>
-                <w:snapToGrid w:val="0"/>
-                <w:color w:val="0F1115"/>
-                <w:spacing w:val="0"/>
-                <w:kern w:val="0"/>
-                <w:sz w:val="18"/>
-                <w:szCs w:val="18"/>
-                <w:lang w:val="en-US" w:eastAsia="zh-CN"/>
-              </w:rPr>
-              <w:t>评估针对具体系统操作的培训质量与效果。</w:t>
-            </w:r>
-          </w:p>
-        </w:tc>
-      </w:tr>
-      <w:tr>
-        <w:tblPrEx>
-          <w:tblBorders>
-            <w:top w:val="none" w:color="auto" w:sz="0" w:space="0"/>
-            <w:left w:val="none" w:color="auto" w:sz="0" w:space="0"/>
-            <w:bottom w:val="none" w:color="auto" w:sz="0" w:space="0"/>
-            <w:right w:val="none" w:color="auto" w:sz="0" w:space="0"/>
-            <w:insideH w:val="none" w:color="auto" w:sz="0" w:space="0"/>
-            <w:insideV w:val="none" w:color="auto" w:sz="0" w:space="0"/>
-          </w:tblBorders>
-          <w:shd w:val="clear" w:color="auto" w:fill="auto"/>
-          <w:tblCellMar>
-            <w:top w:w="15" w:type="dxa"/>
-            <w:left w:w="15" w:type="dxa"/>
-            <w:bottom w:w="15" w:type="dxa"/>
-            <w:right w:w="15" w:type="dxa"/>
-          </w:tblCellMar>
-        </w:tblPrEx>
-        <w:trPr>
-          <w:jc w:val="center"/>
-        </w:trPr>
-        <w:tc>
-          <w:tcPr>
-            <w:tcW w:w="0" w:type="auto"/>
-            <w:tcBorders>
-              <w:top w:val="single" w:color="auto" w:sz="4" w:space="0"/>
-              <w:left w:val="single" w:color="auto" w:sz="4" w:space="0"/>
-              <w:bottom w:val="single" w:color="auto" w:sz="4" w:space="0"/>
-              <w:right w:val="single" w:color="auto" w:sz="4" w:space="0"/>
-            </w:tcBorders>
-            <w:shd w:val="clear" w:color="auto" w:fill="auto"/>
-            <w:tcMar>
-              <w:top w:w="120" w:type="dxa"/>
-              <w:left w:w="0" w:type="dxa"/>
-              <w:bottom w:w="120" w:type="dxa"/>
-              <w:right w:w="192" w:type="dxa"/>
-            </w:tcMar>
-            <w:vAlign w:val="center"/>
-          </w:tcPr>
-          <w:p>
-            <w:pPr>
-              <w:keepNext w:val="0"/>
-              <w:keepLines w:val="0"/>
-              <w:widowControl/>
-              <w:suppressLineNumbers w:val="0"/>
-              <w:spacing w:line="300" w:lineRule="atLeast"/>
-              <w:jc w:val="left"/>
-              <w:rPr>
-                <w:rFonts w:hint="default" w:ascii="Segoe UI" w:hAnsi="Segoe UI" w:eastAsia="Segoe UI" w:cs="Segoe UI"/>
-                <w:i w:val="0"/>
-                <w:iCs w:val="0"/>
-                <w:caps w:val="0"/>
-                <w:color w:val="0F1115"/>
-                <w:spacing w:val="0"/>
-                <w:sz w:val="18"/>
-                <w:szCs w:val="18"/>
-              </w:rPr>
-            </w:pPr>
-            <w:r>
-              <w:rPr>
-                <w:rFonts w:hint="default" w:ascii="Segoe UI" w:hAnsi="Segoe UI" w:eastAsia="Segoe UI" w:cs="Segoe UI"/>
-                <w:i w:val="0"/>
-                <w:iCs w:val="0"/>
-                <w:caps w:val="0"/>
-                <w:snapToGrid w:val="0"/>
-                <w:color w:val="0F1115"/>
-                <w:spacing w:val="0"/>
-                <w:kern w:val="0"/>
-                <w:sz w:val="18"/>
-                <w:szCs w:val="18"/>
-                <w:lang w:val="en-US" w:eastAsia="zh-CN"/>
-              </w:rPr>
-              <w:t>10</w:t>
-            </w:r>
-          </w:p>
-        </w:tc>
-        <w:tc>
-          <w:tcPr>
-            <w:tcW w:w="0" w:type="auto"/>
-            <w:tcBorders>
-              <w:top w:val="single" w:color="auto" w:sz="4" w:space="0"/>
-              <w:left w:val="single" w:color="auto" w:sz="4" w:space="0"/>
-              <w:bottom w:val="single" w:color="auto" w:sz="4" w:space="0"/>
-              <w:right w:val="single" w:color="auto" w:sz="4" w:space="0"/>
-            </w:tcBorders>
-            <w:shd w:val="clear" w:color="auto" w:fill="auto"/>
-            <w:tcMar>
-              <w:top w:w="120" w:type="dxa"/>
-              <w:left w:w="192" w:type="dxa"/>
-              <w:bottom w:w="120" w:type="dxa"/>
-              <w:right w:w="192" w:type="dxa"/>
-            </w:tcMar>
-            <w:vAlign w:val="center"/>
-          </w:tcPr>
-          <w:p>
-            <w:pPr>
-              <w:keepNext w:val="0"/>
-              <w:keepLines w:val="0"/>
-              <w:widowControl/>
-              <w:suppressLineNumbers w:val="0"/>
-              <w:spacing w:line="300" w:lineRule="atLeast"/>
-              <w:jc w:val="left"/>
-              <w:rPr>
-                <w:rFonts w:hint="default" w:ascii="Segoe UI" w:hAnsi="Segoe UI" w:eastAsia="Segoe UI" w:cs="Segoe UI"/>
-                <w:i w:val="0"/>
-                <w:iCs w:val="0"/>
-                <w:caps w:val="0"/>
-                <w:color w:val="0F1115"/>
-                <w:spacing w:val="0"/>
-                <w:sz w:val="18"/>
-                <w:szCs w:val="18"/>
-              </w:rPr>
-            </w:pPr>
-            <w:r>
-              <w:rPr>
-                <w:rFonts w:hint="default" w:ascii="Segoe UI" w:hAnsi="Segoe UI" w:eastAsia="Segoe UI" w:cs="Segoe UI"/>
-                <w:i w:val="0"/>
-                <w:iCs w:val="0"/>
-                <w:caps w:val="0"/>
-                <w:snapToGrid w:val="0"/>
-                <w:color w:val="0F1115"/>
-                <w:spacing w:val="0"/>
-                <w:kern w:val="0"/>
-                <w:sz w:val="18"/>
-                <w:szCs w:val="18"/>
-                <w:lang w:val="en-US" w:eastAsia="zh-CN"/>
-              </w:rPr>
-              <w:t>服务台服务水平</w:t>
-            </w:r>
-          </w:p>
-        </w:tc>
-        <w:tc>
-          <w:tcPr>
-            <w:tcW w:w="0" w:type="auto"/>
-            <w:tcBorders>
-              <w:top w:val="single" w:color="auto" w:sz="4" w:space="0"/>
-              <w:left w:val="single" w:color="auto" w:sz="4" w:space="0"/>
-              <w:bottom w:val="single" w:color="auto" w:sz="4" w:space="0"/>
-              <w:right w:val="single" w:color="auto" w:sz="4" w:space="0"/>
-            </w:tcBorders>
-            <w:shd w:val="clear" w:color="auto" w:fill="auto"/>
-            <w:tcMar>
-              <w:top w:w="120" w:type="dxa"/>
-              <w:left w:w="192" w:type="dxa"/>
-              <w:bottom w:w="120" w:type="dxa"/>
-              <w:right w:w="192" w:type="dxa"/>
-            </w:tcMar>
-            <w:vAlign w:val="center"/>
-          </w:tcPr>
-          <w:p>
-            <w:pPr>
-              <w:keepNext w:val="0"/>
-              <w:keepLines w:val="0"/>
-              <w:widowControl/>
-              <w:suppressLineNumbers w:val="0"/>
-              <w:spacing w:line="300" w:lineRule="atLeast"/>
-              <w:jc w:val="left"/>
-              <w:rPr>
-                <w:rFonts w:hint="default" w:ascii="Segoe UI" w:hAnsi="Segoe UI" w:eastAsia="Segoe UI" w:cs="Segoe UI"/>
-                <w:i w:val="0"/>
-                <w:iCs w:val="0"/>
-                <w:caps w:val="0"/>
-                <w:color w:val="0F1115"/>
-                <w:spacing w:val="0"/>
-                <w:sz w:val="18"/>
-                <w:szCs w:val="18"/>
-              </w:rPr>
-            </w:pPr>
-            <w:r>
-              <w:rPr>
-                <w:rFonts w:hint="default" w:ascii="Segoe UI" w:hAnsi="Segoe UI" w:eastAsia="Segoe UI" w:cs="Segoe UI"/>
-                <w:i w:val="0"/>
-                <w:iCs w:val="0"/>
-                <w:caps w:val="0"/>
-                <w:snapToGrid w:val="0"/>
-                <w:color w:val="0F1115"/>
-                <w:spacing w:val="0"/>
-                <w:kern w:val="0"/>
-                <w:sz w:val="18"/>
-                <w:szCs w:val="18"/>
-                <w:lang w:val="en-US" w:eastAsia="zh-CN"/>
-              </w:rPr>
-              <w:t>10分</w:t>
-            </w:r>
-          </w:p>
-        </w:tc>
-        <w:tc>
-          <w:tcPr>
-            <w:tcW w:w="0" w:type="auto"/>
-            <w:tcBorders>
-              <w:top w:val="single" w:color="auto" w:sz="4" w:space="0"/>
-              <w:left w:val="single" w:color="auto" w:sz="4" w:space="0"/>
-              <w:bottom w:val="single" w:color="auto" w:sz="4" w:space="0"/>
-              <w:right w:val="single" w:color="auto" w:sz="4" w:space="0"/>
-            </w:tcBorders>
-            <w:shd w:val="clear" w:color="auto" w:fill="auto"/>
-            <w:tcMar>
-              <w:top w:w="120" w:type="dxa"/>
-              <w:left w:w="192" w:type="dxa"/>
-              <w:bottom w:w="120" w:type="dxa"/>
-              <w:right w:w="0" w:type="dxa"/>
-            </w:tcMar>
-            <w:vAlign w:val="center"/>
-          </w:tcPr>
-          <w:p>
-            <w:pPr>
-              <w:keepNext w:val="0"/>
-              <w:keepLines w:val="0"/>
-              <w:widowControl/>
-              <w:suppressLineNumbers w:val="0"/>
-              <w:spacing w:line="300" w:lineRule="atLeast"/>
-              <w:jc w:val="left"/>
-              <w:rPr>
-                <w:rFonts w:hint="default" w:ascii="Segoe UI" w:hAnsi="Segoe UI" w:eastAsia="Segoe UI" w:cs="Segoe UI"/>
-                <w:i w:val="0"/>
-                <w:iCs w:val="0"/>
-                <w:caps w:val="0"/>
-                <w:color w:val="0F1115"/>
-                <w:spacing w:val="0"/>
-                <w:sz w:val="18"/>
-                <w:szCs w:val="18"/>
-              </w:rPr>
-            </w:pPr>
-            <w:r>
-              <w:rPr>
-                <w:rFonts w:hint="default" w:ascii="Segoe UI" w:hAnsi="Segoe UI" w:eastAsia="Segoe UI" w:cs="Segoe UI"/>
-                <w:i w:val="0"/>
-                <w:iCs w:val="0"/>
-                <w:caps w:val="0"/>
-                <w:snapToGrid w:val="0"/>
-                <w:color w:val="0F1115"/>
-                <w:spacing w:val="0"/>
-                <w:kern w:val="0"/>
-                <w:sz w:val="18"/>
-                <w:szCs w:val="18"/>
-                <w:lang w:val="en-US" w:eastAsia="zh-CN"/>
-              </w:rPr>
-              <w:t>评估服务台在接入、沟通、派单及跟进过程中的整体表现。</w:t>
-            </w:r>
-          </w:p>
-        </w:tc>
-      </w:tr>
-      <w:tr>
-        <w:tblPrEx>
-          <w:tblBorders>
-            <w:top w:val="none" w:color="auto" w:sz="0" w:space="0"/>
-            <w:left w:val="none" w:color="auto" w:sz="0" w:space="0"/>
-            <w:bottom w:val="none" w:color="auto" w:sz="0" w:space="0"/>
-            <w:right w:val="none" w:color="auto" w:sz="0" w:space="0"/>
-            <w:insideH w:val="none" w:color="auto" w:sz="0" w:space="0"/>
-            <w:insideV w:val="none" w:color="auto" w:sz="0" w:space="0"/>
-          </w:tblBorders>
-          <w:shd w:val="clear" w:color="auto" w:fill="auto"/>
           <w:tblCellMar>
             <w:top w:w="15" w:type="dxa"/>
             <w:left w:w="15" w:type="dxa"/>
@@ -5101,8 +5097,6 @@
         </w:rPr>
         <w:t>调查结果将作为部门绩效考核与服务改进的重要依据。针对本次调查中发现的共性问题（如服务台用语规范性、合同流程效率等），将纳入公司持续改进计划，进行闭环跟踪管理。</w:t>
       </w:r>
-      <w:bookmarkStart w:id="8" w:name="_GoBack"/>
-      <w:bookmarkEnd w:id="8"/>
     </w:p>
     <w:sectPr>
       <w:headerReference r:id="rId5" w:type="default"/>
